--- a/开箱使用说明.docx
+++ b/开箱使用说明.docx
@@ -13,7 +13,31 @@
         <w:rPr>
           <w:rFonts w:hint="eastAsia"/>
         </w:rPr>
-        <w:t>为了防止极端情况损坏USB，12V和5V均需要独立供电。</w:t>
+        <w:t>为了防止极端情况损坏USB，12V和5V均需要独立供电</w:t>
+      </w:r>
+      <w:r>
+        <w:rPr>
+          <w:rFonts w:hint="eastAsia"/>
+        </w:rPr>
+        <w:t>，5V</w:t>
+      </w:r>
+      <w:r>
+        <w:rPr>
+          <w:rFonts w:hint="eastAsia"/>
+        </w:rPr>
+        <w:t>通常</w:t>
+      </w:r>
+      <w:r>
+        <w:rPr>
+          <w:rFonts w:hint="eastAsia"/>
+        </w:rPr>
+        <w:t>来自你的下载器或者串口模块</w:t>
+      </w:r>
+      <w:r>
+        <w:rPr>
+          <w:rFonts w:hint="eastAsia"/>
+        </w:rPr>
+        <w:t>。</w:t>
       </w:r>
     </w:p>
     <w:p>
@@ -28,6 +52,12 @@
           <w:rFonts w:hint="eastAsia"/>
         </w:rPr>
         <w:t>因为要确定d轴初始角度，因此先上电12V，再上电5V</w:t>
+      </w:r>
+      <w:r>
+        <w:rPr>
+          <w:rFonts w:hint="eastAsia"/>
+        </w:rPr>
+        <w:t>（或者按一下复位键）</w:t>
       </w:r>
       <w:r>
         <w:rPr>
@@ -157,26 +187,44 @@
         <w:rPr>
           <w:rFonts w:hint="eastAsia"/>
         </w:rPr>
+        <w:t>磁</w:t>
+      </w:r>
+      <w:proofErr w:type="gramEnd"/>
+      <w:r>
+        <w:rPr>
+          <w:rFonts w:hint="eastAsia"/>
+        </w:rPr>
+        <w:t>编码器</w:t>
+      </w:r>
+      <w:r>
+        <w:rPr>
+          <w:rFonts w:hint="eastAsia"/>
+        </w:rPr>
         <w:t>的</w:t>
       </w:r>
-      <w:proofErr w:type="gramEnd"/>
-      <w:r>
-        <w:rPr>
-          <w:rFonts w:hint="eastAsia"/>
-        </w:rPr>
-        <w:t>磁</w:t>
-      </w:r>
-      <w:r>
-        <w:rPr>
-          <w:rFonts w:hint="eastAsia"/>
-        </w:rPr>
-        <w:t>编码器开关</w:t>
-      </w:r>
-      <w:r>
-        <w:rPr>
-          <w:rFonts w:hint="eastAsia"/>
-        </w:rPr>
-        <w:t>，控制编码器5V和GND的通断</w:t>
+      <w:r>
+        <w:rPr>
+          <w:rFonts w:hint="eastAsia"/>
+        </w:rPr>
+        <w:t>开关</w:t>
+      </w:r>
+      <w:r>
+        <w:rPr>
+          <w:rFonts w:hint="eastAsia"/>
+        </w:rPr>
+        <w:t>，控制</w:t>
+      </w:r>
+      <w:r>
+        <w:rPr>
+          <w:rFonts w:hint="eastAsia"/>
+        </w:rPr>
+        <w:t>板载</w:t>
+      </w:r>
+      <w:r>
+        <w:rPr>
+          <w:rFonts w:hint="eastAsia"/>
+        </w:rPr>
+        <w:t>编码器5V和GND的通断</w:t>
       </w:r>
       <w:r>
         <w:rPr>
@@ -207,7 +255,31 @@
         <w:rPr>
           <w:rFonts w:hint="eastAsia"/>
         </w:rPr>
-        <w:t>引出单片机接到编码器的SPI引脚。</w:t>
+        <w:t>引出单片机接到编码器的SPI引脚</w:t>
+      </w:r>
+      <w:r>
+        <w:rPr>
+          <w:rFonts w:hint="eastAsia"/>
+        </w:rPr>
+        <w:t>，可接到外部</w:t>
+      </w:r>
+      <w:r>
+        <w:rPr>
+          <w:rFonts w:hint="eastAsia"/>
+        </w:rPr>
+        <w:t>SPI</w:t>
+      </w:r>
+      <w:r>
+        <w:rPr>
+          <w:rFonts w:hint="eastAsia"/>
+        </w:rPr>
+        <w:t>编码器</w:t>
+      </w:r>
+      <w:r>
+        <w:rPr>
+          <w:rFonts w:hint="eastAsia"/>
+        </w:rPr>
+        <w:t>。</w:t>
       </w:r>
     </w:p>
     <w:p>
@@ -362,11 +434,15 @@
     <w:p>
       <w:pPr>
         <w:pStyle w:val="2"/>
-      </w:pPr>
-      <w:r>
-        <w:rPr>
-          <w:rFonts w:hint="eastAsia"/>
-        </w:rPr>
+        <w:rPr>
+          <w:rFonts w:hint="eastAsia"/>
+        </w:rPr>
+      </w:pPr>
+      <w:r>
+        <w:rPr>
+          <w:rFonts w:hint="eastAsia"/>
+        </w:rPr>
+        <w:lastRenderedPageBreak/>
         <w:t>常见问题：</w:t>
       </w:r>
     </w:p>
@@ -378,12 +454,21 @@
           <w:numId w:val="3"/>
         </w:numPr>
         <w:ind w:firstLineChars="0"/>
+        <w:rPr>
+          <w:rFonts w:hint="eastAsia"/>
+        </w:rPr>
       </w:pPr>
       <w:r>
         <w:rPr>
           <w:rFonts w:hint="eastAsia"/>
         </w:rPr>
         <w:t>电机不转/抖动</w:t>
+      </w:r>
+      <w:r>
+        <w:rPr>
+          <w:rFonts w:hint="eastAsia"/>
+        </w:rPr>
+        <w:t>/发烫</w:t>
       </w:r>
     </w:p>
     <w:p>
@@ -394,12 +479,28 @@
           <w:numId w:val="3"/>
         </w:numPr>
         <w:ind w:firstLineChars="0"/>
-      </w:pPr>
-      <w:r>
-        <w:rPr>
-          <w:rFonts w:hint="eastAsia"/>
-        </w:rPr>
-        <w:t>（高概率）检查5V是否供电</w:t>
+        <w:rPr>
+          <w:rFonts w:hint="eastAsia"/>
+        </w:rPr>
+      </w:pPr>
+      <w:r>
+        <w:rPr>
+          <w:rFonts w:hint="eastAsia"/>
+        </w:rPr>
+        <w:t>（</w:t>
+      </w:r>
+      <w:r>
+        <w:rPr>
+          <w:rFonts w:hint="eastAsia"/>
+          <w:color w:val="FF0000"/>
+        </w:rPr>
+        <w:t>高概率</w:t>
+      </w:r>
+      <w:r>
+        <w:rPr>
+          <w:rFonts w:hint="eastAsia"/>
+        </w:rPr>
+        <w:t>）检查5V是否供电</w:t>
       </w:r>
     </w:p>
     <w:p>
@@ -410,18 +511,34 @@
           <w:numId w:val="3"/>
         </w:numPr>
         <w:ind w:firstLineChars="0"/>
-      </w:pPr>
-      <w:r>
-        <w:rPr>
-          <w:rFonts w:hint="eastAsia"/>
-        </w:rPr>
-        <w:t>（高概率）检查是否先上电12V</w:t>
-      </w:r>
-      <w:r>
-        <w:rPr>
-          <w:rFonts w:hint="eastAsia"/>
-        </w:rPr>
-        <w:t>，再上电5V</w:t>
+        <w:rPr>
+          <w:rFonts w:hint="eastAsia"/>
+        </w:rPr>
+      </w:pPr>
+      <w:r>
+        <w:rPr>
+          <w:rFonts w:hint="eastAsia"/>
+        </w:rPr>
+        <w:t>（</w:t>
+      </w:r>
+      <w:r>
+        <w:rPr>
+          <w:rFonts w:hint="eastAsia"/>
+          <w:color w:val="FF0000"/>
+        </w:rPr>
+        <w:t>高概率</w:t>
+      </w:r>
+      <w:r>
+        <w:rPr>
+          <w:rFonts w:hint="eastAsia"/>
+        </w:rPr>
+        <w:t>）检查是否先上电12V，再上电5V</w:t>
+      </w:r>
+      <w:r>
+        <w:rPr>
+          <w:rFonts w:hint="eastAsia"/>
+        </w:rPr>
+        <w:t>（或者按一下复位键）</w:t>
       </w:r>
     </w:p>
     <w:p>
@@ -432,6 +549,9 @@
           <w:numId w:val="3"/>
         </w:numPr>
         <w:ind w:firstLineChars="0"/>
+        <w:rPr>
+          <w:rFonts w:hint="eastAsia"/>
+        </w:rPr>
       </w:pPr>
       <w:r>
         <w:rPr>
@@ -442,20 +562,15 @@
       <w:r>
         <w:rPr>
           <w:rFonts w:hint="eastAsia"/>
-        </w:rPr>
-        <w:t>中</w:t>
-      </w:r>
-      <w:r>
-        <w:rPr>
-          <w:rFonts w:hint="eastAsia"/>
-        </w:rPr>
-        <w:t>概率）检查</w:t>
-      </w:r>
-      <w:r>
-        <w:rPr>
-          <w:rFonts w:hint="eastAsia"/>
-        </w:rPr>
-        <w:t>encoder开关是否拨动到on</w:t>
+          <w:color w:val="C45911" w:themeColor="accent2" w:themeShade="BF"/>
+        </w:rPr>
+        <w:t>中概率</w:t>
+      </w:r>
+      <w:r>
+        <w:rPr>
+          <w:rFonts w:hint="eastAsia"/>
+        </w:rPr>
+        <w:t>）检查encoder开关是否拨动到on</w:t>
       </w:r>
     </w:p>
     <w:p>
@@ -466,19 +581,15 @@
           <w:numId w:val="3"/>
         </w:numPr>
         <w:ind w:firstLineChars="0"/>
-      </w:pPr>
-      <w:r>
-        <w:rPr>
-          <w:rFonts w:hint="eastAsia"/>
-        </w:rPr>
-        <w:lastRenderedPageBreak/>
-        <w:t>（低概率）</w:t>
-      </w:r>
-      <w:r>
-        <w:rPr>
-          <w:rFonts w:hint="eastAsia"/>
-        </w:rPr>
-        <w:t>检查电机底部是否存在磁铁</w:t>
+        <w:rPr>
+          <w:rFonts w:hint="eastAsia"/>
+        </w:rPr>
+      </w:pPr>
+      <w:r>
+        <w:rPr>
+          <w:rFonts w:hint="eastAsia"/>
+        </w:rPr>
+        <w:t>（低概率）检查电机底部是否存在磁铁</w:t>
       </w:r>
     </w:p>
     <w:p>
@@ -489,18 +600,15 @@
           <w:numId w:val="3"/>
         </w:numPr>
         <w:ind w:firstLineChars="0"/>
-      </w:pPr>
-      <w:r>
-        <w:rPr>
-          <w:rFonts w:hint="eastAsia"/>
-        </w:rPr>
-        <w:t>（低概率）检查电机</w:t>
-      </w:r>
-      <w:r>
-        <w:rPr>
-          <w:rFonts w:hint="eastAsia"/>
-        </w:rPr>
-        <w:t>相线是否</w:t>
+        <w:rPr>
+          <w:rFonts w:hint="eastAsia"/>
+        </w:rPr>
+      </w:pPr>
+      <w:r>
+        <w:rPr>
+          <w:rFonts w:hint="eastAsia"/>
+        </w:rPr>
+        <w:t>（低概率）检查电机相线是否</w:t>
       </w:r>
       <w:r>
         <w:rPr>
@@ -591,6 +699,9 @@
           <w:numId w:val="2"/>
         </w:numPr>
         <w:ind w:firstLineChars="0"/>
+        <w:rPr>
+          <w:rFonts w:hint="eastAsia"/>
+        </w:rPr>
       </w:pPr>
       <w:r>
         <w:rPr>
@@ -607,18 +718,28 @@
           <w:numId w:val="2"/>
         </w:numPr>
         <w:ind w:firstLineChars="0"/>
-      </w:pPr>
-      <w:r>
-        <w:rPr>
-          <w:rFonts w:hint="eastAsia"/>
-        </w:rPr>
-        <w:t>（高概率）检查</w:t>
-      </w:r>
-      <w:r>
-        <w:rPr>
-          <w:rFonts w:hint="eastAsia"/>
-        </w:rPr>
-        <w:t>编译器是否为</w:t>
+        <w:rPr>
+          <w:rFonts w:hint="eastAsia"/>
+        </w:rPr>
+      </w:pPr>
+      <w:r>
+        <w:rPr>
+          <w:rFonts w:hint="eastAsia"/>
+        </w:rPr>
+        <w:t>（</w:t>
+      </w:r>
+      <w:r>
+        <w:rPr>
+          <w:rFonts w:hint="eastAsia"/>
+          <w:color w:val="FF0000"/>
+        </w:rPr>
+        <w:t>高概率</w:t>
+      </w:r>
+      <w:r>
+        <w:rPr>
+          <w:rFonts w:hint="eastAsia"/>
+        </w:rPr>
+        <w:t>）检查编译器是否为</w:t>
       </w:r>
       <w:r>
         <w:rPr>
@@ -690,6 +811,9 @@
           <w:numId w:val="2"/>
         </w:numPr>
         <w:ind w:firstLineChars="0"/>
+        <w:rPr>
+          <w:rFonts w:hint="eastAsia"/>
+        </w:rPr>
       </w:pPr>
       <w:r>
         <w:rPr>
@@ -728,7 +852,31 @@
         <w:rPr>
           <w:rFonts w:hint="eastAsia"/>
         </w:rPr>
-        <w:t>的while(1)前面的配置项</w:t>
+        <w:t>的while(1)前面</w:t>
+      </w:r>
+      <w:r>
+        <w:rPr>
+          <w:rFonts w:hint="eastAsia"/>
+        </w:rPr>
+        <w:t>10行</w:t>
+      </w:r>
+      <w:r>
+        <w:rPr>
+          <w:rFonts w:hint="eastAsia"/>
+        </w:rPr>
+        <w:t>左右</w:t>
+      </w:r>
+      <w:r>
+        <w:rPr>
+          <w:rFonts w:hint="eastAsia"/>
+        </w:rPr>
+        <w:t>的配置项</w:t>
+      </w:r>
+      <w:r>
+        <w:rPr>
+          <w:rFonts w:hint="eastAsia"/>
+        </w:rPr>
+        <w:t>，比如改为速度模式就会一直转</w:t>
       </w:r>
     </w:p>
     <w:p>
@@ -755,7 +903,19 @@
         <w:rPr>
           <w:rFonts w:hint="eastAsia"/>
         </w:rPr>
-        <w:t>文档地址：</w:t>
+        <w:t>FOC</w:t>
+      </w:r>
+      <w:r>
+        <w:rPr>
+          <w:rFonts w:hint="eastAsia"/>
+        </w:rPr>
+        <w:t>图文教程</w:t>
+      </w:r>
+      <w:r>
+        <w:rPr>
+          <w:rFonts w:hint="eastAsia"/>
+        </w:rPr>
+        <w:t>地址：</w:t>
       </w:r>
     </w:p>
     <w:p>

--- a/开箱使用说明.docx
+++ b/开箱使用说明.docx
@@ -1,10 +1,10 @@
 
 <file path=word/document.xml><?xml version="1.0" encoding="utf-8"?>
-<w:document xmlns:wpc="http://schemas.microsoft.com/office/word/2010/wordprocessingCanvas" xmlns:cx="http://schemas.microsoft.com/office/drawing/2014/chartex" xmlns:cx1="http://schemas.microsoft.com/office/drawing/2015/9/8/chartex" xmlns:cx2="http://schemas.microsoft.com/office/drawing/2015/10/21/chartex" xmlns:cx3="http://schemas.microsoft.com/office/drawing/2016/5/9/chartex" xmlns:cx4="http://schemas.microsoft.com/office/drawing/2016/5/10/chartex" xmlns:cx5="http://schemas.microsoft.com/office/drawing/2016/5/11/chartex" xmlns:cx6="http://schemas.microsoft.com/office/drawing/2016/5/12/chartex" xmlns:cx7="http://schemas.microsoft.com/office/drawing/2016/5/13/chartex" xmlns:cx8="http://schemas.microsoft.com/office/drawing/2016/5/14/chartex" xmlns:mc="http://schemas.openxmlformats.org/markup-compatibility/2006" xmlns:aink="http://schemas.microsoft.com/office/drawing/2016/ink" xmlns:am3d="http://schemas.microsoft.com/office/drawing/2017/model3d" xmlns:o="urn:schemas-microsoft-com:office:office" xmlns:oel="http://schemas.microsoft.com/office/2019/extlst" xmlns:r="http://schemas.openxmlformats.org/officeDocument/2006/relationships" xmlns:m="http://schemas.openxmlformats.org/officeDocument/2006/math" xmlns:v="urn:schemas-microsoft-com:vml" xmlns:wp14="http://schemas.microsoft.com/office/word/2010/wordprocessingDrawing" xmlns:wp="http://schemas.openxmlformats.org/drawingml/2006/wordprocessingDrawing" xmlns:w10="urn:schemas-microsoft-com:office:word" xmlns:w="http://schemas.openxmlformats.org/wordprocessingml/2006/main" xmlns:w14="http://schemas.microsoft.com/office/word/2010/wordml" xmlns:w15="http://schemas.microsoft.com/office/word/2012/wordml" xmlns:w16cex="http://schemas.microsoft.com/office/word/2018/wordml/cex" xmlns:w16cid="http://schemas.microsoft.com/office/word/2016/wordml/cid" xmlns:w16="http://schemas.microsoft.com/office/word/2018/wordml" xmlns:w16du="http://schemas.microsoft.com/office/word/2023/wordml/word16du" xmlns:w16sdtdh="http://schemas.microsoft.com/office/word/2020/wordml/sdtdatahash" xmlns:w16sdtfl="http://schemas.microsoft.com/office/word/2024/wordml/sdtformatlock" xmlns:w16se="http://schemas.microsoft.com/office/word/2015/wordml/symex" xmlns:wpg="http://schemas.microsoft.com/office/word/2010/wordprocessingGroup" xmlns:wpi="http://schemas.microsoft.com/office/word/2010/wordprocessingInk" xmlns:wne="http://schemas.microsoft.com/office/word/2006/wordml" xmlns:wps="http://schemas.microsoft.com/office/word/2010/wordprocessingShape" mc:Ignorable="w14 w15 w16se w16cid w16 w16cex w16sdtdh w16sdtfl w16du wp14">
+<w:document xmlns:wpc="http://schemas.microsoft.com/office/word/2010/wordprocessingCanvas" xmlns:mc="http://schemas.openxmlformats.org/markup-compatibility/2006" xmlns:o="urn:schemas-microsoft-com:office:office" xmlns:r="http://schemas.openxmlformats.org/officeDocument/2006/relationships" xmlns:m="http://schemas.openxmlformats.org/officeDocument/2006/math" xmlns:v="urn:schemas-microsoft-com:vml" xmlns:wp14="http://schemas.microsoft.com/office/word/2010/wordprocessingDrawing" xmlns:wp="http://schemas.openxmlformats.org/drawingml/2006/wordprocessingDrawing" xmlns:w="http://schemas.openxmlformats.org/wordprocessingml/2006/main" xmlns:w14="http://schemas.microsoft.com/office/word/2010/wordml" xmlns:w10="urn:schemas-microsoft-com:office:word" xmlns:w15="http://schemas.microsoft.com/office/word/2012/wordml" xmlns:wpg="http://schemas.microsoft.com/office/word/2010/wordprocessingGroup" xmlns:wpi="http://schemas.microsoft.com/office/word/2010/wordprocessingInk" xmlns:wne="http://schemas.microsoft.com/office/word/2006/wordml" xmlns:wps="http://schemas.microsoft.com/office/word/2010/wordprocessingShape" xmlns:wpsCustomData="http://www.wps.cn/officeDocument/2013/wpsCustomData" mc:Ignorable="w14 w15 wp14">
   <w:body>
     <w:p>
       <w:pPr>
-        <w:pStyle w:val="2"/>
+        <w:pStyle w:val="3"/>
         <w:rPr>
           <w:rFonts w:hint="eastAsia"/>
         </w:rPr>
@@ -15,55 +15,74 @@
         </w:rPr>
         <w:t>为了防止极端情况损坏USB，12V和5V均需要独立供电</w:t>
       </w:r>
-      <w:r>
-        <w:rPr>
-          <w:rFonts w:hint="eastAsia"/>
-        </w:rPr>
-        <w:t>，5V</w:t>
-      </w:r>
-      <w:r>
-        <w:rPr>
-          <w:rFonts w:hint="eastAsia"/>
-        </w:rPr>
-        <w:t>通常</w:t>
-      </w:r>
-      <w:r>
-        <w:rPr>
-          <w:rFonts w:hint="eastAsia"/>
-        </w:rPr>
-        <w:t>来自你的下载器或者串口模块</w:t>
-      </w:r>
-      <w:r>
-        <w:rPr>
-          <w:rFonts w:hint="eastAsia"/>
+    </w:p>
+    <w:p>
+      <w:pPr>
+        <w:pStyle w:val="3"/>
+        <w:rPr>
+          <w:rFonts w:hint="eastAsia"/>
+        </w:rPr>
+      </w:pPr>
+      <w:r>
+        <w:rPr>
+          <w:rFonts w:hint="eastAsia"/>
+          <w:lang w:eastAsia="zh-CN"/>
+        </w:rPr>
+        <w:t>【</w:t>
+      </w:r>
+      <w:r>
+        <w:rPr>
+          <w:rFonts w:hint="eastAsia"/>
+        </w:rPr>
+        <w:t>5V通常来自你的下载器或者串口模块</w:t>
+      </w:r>
+      <w:r>
+        <w:rPr>
+          <w:rFonts w:hint="eastAsia"/>
+          <w:lang w:eastAsia="zh-CN"/>
+        </w:rPr>
+        <w:t>，</w:t>
+      </w:r>
+      <w:r>
+        <w:rPr>
+          <w:rFonts w:hint="eastAsia"/>
+          <w:lang w:val="en-US" w:eastAsia="zh-CN"/>
+        </w:rPr>
+        <w:t>接入右侧排母的5V_IN</w:t>
+      </w:r>
+      <w:r>
+        <w:rPr>
+          <w:rFonts w:hint="eastAsia"/>
+          <w:lang w:eastAsia="zh-CN"/>
+        </w:rPr>
+        <w:t>】</w:t>
+      </w:r>
+    </w:p>
+    <w:p>
+      <w:pPr>
+        <w:pStyle w:val="3"/>
+        <w:rPr>
+          <w:rFonts w:hint="eastAsia"/>
+        </w:rPr>
+      </w:pPr>
+      <w:r>
+        <w:rPr>
+          <w:rFonts w:hint="eastAsia"/>
+        </w:rPr>
+        <w:t>因为要确定d轴初始角度，因此先上电12V，再上电5V</w:t>
+      </w:r>
+      <w:r>
+        <w:rPr>
+          <w:rFonts w:hint="eastAsia"/>
+          <w:lang w:eastAsia="zh-CN"/>
         </w:rPr>
         <w:t>。</w:t>
       </w:r>
-    </w:p>
-    <w:p>
-      <w:pPr>
-        <w:pStyle w:val="2"/>
-        <w:rPr>
-          <w:rFonts w:hint="eastAsia"/>
-        </w:rPr>
-      </w:pPr>
-      <w:r>
-        <w:rPr>
-          <w:rFonts w:hint="eastAsia"/>
-        </w:rPr>
-        <w:t>因为要确定d轴初始角度，因此先上电12V，再上电5V</w:t>
-      </w:r>
-      <w:r>
-        <w:rPr>
-          <w:rFonts w:hint="eastAsia"/>
-        </w:rPr>
-        <w:t>（或者按一下复位键）</w:t>
-      </w:r>
-      <w:r>
-        <w:rPr>
-          <w:rFonts w:hint="eastAsia"/>
-        </w:rPr>
-        <w:t>。</w:t>
+      <w:r>
+        <w:rPr>
+          <w:rFonts w:hint="eastAsia"/>
+        </w:rPr>
+        <w:t>（或者按一下复位键）。</w:t>
       </w:r>
     </w:p>
     <w:p>
@@ -86,12 +105,9 @@
         </w:rPr>
       </w:pPr>
       <w:r>
-        <w:rPr>
-          <w:noProof/>
-        </w:rPr>
         <w:drawing>
-          <wp:inline distT="0" distB="0" distL="0" distR="0" wp14:anchorId="569CCAE4" wp14:editId="08B897CF">
-            <wp:extent cx="3362912" cy="2517933"/>
+          <wp:inline distT="0" distB="0" distL="0" distR="0">
+            <wp:extent cx="3362325" cy="2517775"/>
             <wp:effectExtent l="0" t="0" r="9525" b="0"/>
             <wp:docPr id="1921036589" name="图片 1"/>
             <wp:cNvGraphicFramePr>
@@ -101,11 +117,13 @@
               <a:graphicData uri="http://schemas.openxmlformats.org/drawingml/2006/picture">
                 <pic:pic xmlns:pic="http://schemas.openxmlformats.org/drawingml/2006/picture">
                   <pic:nvPicPr>
-                    <pic:cNvPr id="1921036589" name=""/>
-                    <pic:cNvPicPr/>
+                    <pic:cNvPr id="1921036589" name="图片 1"/>
+                    <pic:cNvPicPr>
+                      <a:picLocks noChangeAspect="1"/>
+                    </pic:cNvPicPr>
                   </pic:nvPicPr>
                   <pic:blipFill>
-                    <a:blip r:embed="rId5"/>
+                    <a:blip r:embed="rId4"/>
                     <a:stretch>
                       <a:fillRect/>
                     </a:stretch>
@@ -128,7 +146,7 @@
     </w:p>
     <w:p>
       <w:pPr>
-        <w:pStyle w:val="a5"/>
+        <w:pStyle w:val="10"/>
         <w:numPr>
           <w:ilvl w:val="0"/>
           <w:numId w:val="1"/>
@@ -147,7 +165,7 @@
     </w:p>
     <w:p>
       <w:pPr>
-        <w:pStyle w:val="a5"/>
+        <w:pStyle w:val="10"/>
         <w:numPr>
           <w:ilvl w:val="0"/>
           <w:numId w:val="1"/>
@@ -166,7 +184,7 @@
     </w:p>
     <w:p>
       <w:pPr>
-        <w:pStyle w:val="a5"/>
+        <w:pStyle w:val="10"/>
         <w:numPr>
           <w:ilvl w:val="0"/>
           <w:numId w:val="1"/>
@@ -176,72 +194,29 @@
           <w:rFonts w:hint="eastAsia"/>
         </w:rPr>
       </w:pPr>
-      <w:proofErr w:type="gramStart"/>
-      <w:r>
-        <w:rPr>
-          <w:rFonts w:hint="eastAsia"/>
-        </w:rPr>
-        <w:t>板载</w:t>
-      </w:r>
-      <w:r>
-        <w:rPr>
-          <w:rFonts w:hint="eastAsia"/>
-        </w:rPr>
-        <w:t>磁</w:t>
-      </w:r>
-      <w:proofErr w:type="gramEnd"/>
-      <w:r>
-        <w:rPr>
-          <w:rFonts w:hint="eastAsia"/>
-        </w:rPr>
-        <w:t>编码器</w:t>
-      </w:r>
-      <w:r>
-        <w:rPr>
-          <w:rFonts w:hint="eastAsia"/>
-        </w:rPr>
-        <w:t>的</w:t>
-      </w:r>
-      <w:r>
-        <w:rPr>
-          <w:rFonts w:hint="eastAsia"/>
-        </w:rPr>
-        <w:t>开关</w:t>
-      </w:r>
-      <w:r>
-        <w:rPr>
-          <w:rFonts w:hint="eastAsia"/>
-        </w:rPr>
-        <w:t>，控制</w:t>
-      </w:r>
-      <w:r>
-        <w:rPr>
-          <w:rFonts w:hint="eastAsia"/>
-        </w:rPr>
-        <w:t>板载</w:t>
-      </w:r>
-      <w:r>
-        <w:rPr>
-          <w:rFonts w:hint="eastAsia"/>
-        </w:rPr>
-        <w:t>编码器5V和GND的通断</w:t>
-      </w:r>
-      <w:r>
-        <w:rPr>
-          <w:rFonts w:hint="eastAsia"/>
-        </w:rPr>
-        <w:t>，正常使用拨到右边ON状态。当外接SPI编码器时，可以将此开关OFF掉，以使用外部</w:t>
-      </w:r>
-      <w:r>
-        <w:rPr>
-          <w:rFonts w:hint="eastAsia"/>
-        </w:rPr>
-        <w:t>SPI编码器。</w:t>
-      </w:r>
-    </w:p>
-    <w:p>
-      <w:pPr>
-        <w:pStyle w:val="a5"/>
+      <w:r>
+        <w:rPr>
+          <w:rFonts w:hint="eastAsia"/>
+        </w:rPr>
+        <w:t>板载磁编码器的开关，控制</w:t>
+      </w:r>
+      <w:r>
+        <w:rPr>
+          <w:rFonts w:hint="eastAsia"/>
+          <w:lang w:val="en-US" w:eastAsia="zh-CN"/>
+        </w:rPr>
+        <w:t>了</w:t>
+      </w:r>
+      <w:r>
+        <w:rPr>
+          <w:rFonts w:hint="eastAsia"/>
+        </w:rPr>
+        <w:t>板载编码器5V和GND的通断，正常使用拨到右边ON状态。当外接SPI编码器时，可以将此开关OFF掉，以使用外部SPI编码器。</w:t>
+      </w:r>
+    </w:p>
+    <w:p>
+      <w:pPr>
+        <w:pStyle w:val="10"/>
         <w:numPr>
           <w:ilvl w:val="0"/>
           <w:numId w:val="1"/>
@@ -255,36 +230,12 @@
         <w:rPr>
           <w:rFonts w:hint="eastAsia"/>
         </w:rPr>
-        <w:t>引出单片机接到编码器的SPI引脚</w:t>
-      </w:r>
-      <w:r>
-        <w:rPr>
-          <w:rFonts w:hint="eastAsia"/>
-        </w:rPr>
-        <w:t>，可接到外部</w:t>
-      </w:r>
-      <w:r>
-        <w:rPr>
-          <w:rFonts w:hint="eastAsia"/>
-        </w:rPr>
-        <w:t>SPI</w:t>
-      </w:r>
-      <w:r>
-        <w:rPr>
-          <w:rFonts w:hint="eastAsia"/>
-        </w:rPr>
-        <w:t>编码器</w:t>
-      </w:r>
-      <w:r>
-        <w:rPr>
-          <w:rFonts w:hint="eastAsia"/>
-        </w:rPr>
-        <w:t>。</w:t>
-      </w:r>
-    </w:p>
-    <w:p>
-      <w:pPr>
-        <w:pStyle w:val="a5"/>
+        <w:t>引出单片机接到编码器的SPI引脚，可接到外部SPI编码器。</w:t>
+      </w:r>
+    </w:p>
+    <w:p>
+      <w:pPr>
+        <w:pStyle w:val="10"/>
         <w:numPr>
           <w:ilvl w:val="0"/>
           <w:numId w:val="1"/>
@@ -303,7 +254,7 @@
     </w:p>
     <w:p>
       <w:pPr>
-        <w:pStyle w:val="a5"/>
+        <w:pStyle w:val="10"/>
         <w:numPr>
           <w:ilvl w:val="0"/>
           <w:numId w:val="1"/>
@@ -317,18 +268,12 @@
         <w:rPr>
           <w:rFonts w:hint="eastAsia"/>
         </w:rPr>
-        <w:t>12V开关</w:t>
-      </w:r>
-      <w:r>
-        <w:rPr>
-          <w:rFonts w:hint="eastAsia"/>
-        </w:rPr>
-        <w:t>，正常使用拨到右边ON状态。</w:t>
-      </w:r>
-    </w:p>
-    <w:p>
-      <w:pPr>
-        <w:pStyle w:val="a5"/>
+        <w:t>12V开关，正常使用拨到右边ON状态。</w:t>
+      </w:r>
+    </w:p>
+    <w:p>
+      <w:pPr>
+        <w:pStyle w:val="10"/>
         <w:numPr>
           <w:ilvl w:val="0"/>
           <w:numId w:val="1"/>
@@ -342,26 +287,25 @@
         <w:rPr>
           <w:rFonts w:hint="eastAsia"/>
         </w:rPr>
-        <w:t>可手按接线的相线接口，与默认电机同一个相线来源。可用</w:t>
-      </w:r>
-      <w:proofErr w:type="gramStart"/>
-      <w:r>
-        <w:rPr>
-          <w:rFonts w:hint="eastAsia"/>
-        </w:rPr>
-        <w:t>于接裸铜线</w:t>
-      </w:r>
-      <w:proofErr w:type="gramEnd"/>
-      <w:r>
-        <w:rPr>
-          <w:rFonts w:hint="eastAsia"/>
-        </w:rPr>
-        <w:t>出头的电机。</w:t>
-      </w:r>
-    </w:p>
-    <w:p>
-      <w:pPr>
-        <w:pStyle w:val="a5"/>
+        <w:t>可手按接线的相线接口，与</w:t>
+      </w:r>
+      <w:r>
+        <w:rPr>
+          <w:rFonts w:hint="eastAsia"/>
+          <w:lang w:val="en-US" w:eastAsia="zh-CN"/>
+        </w:rPr>
+        <w:t>配套</w:t>
+      </w:r>
+      <w:r>
+        <w:rPr>
+          <w:rFonts w:hint="eastAsia"/>
+        </w:rPr>
+        <w:t>电机同一个相线来源。可用于接裸铜线出头的电机。</w:t>
+      </w:r>
+    </w:p>
+    <w:p>
+      <w:pPr>
+        <w:pStyle w:val="10"/>
         <w:numPr>
           <w:ilvl w:val="0"/>
           <w:numId w:val="1"/>
@@ -374,13 +318,35 @@
       <w:r>
         <w:rPr>
           <w:rFonts w:hint="eastAsia"/>
-        </w:rPr>
-        <w:t>单片机供电、烧录、串口等接口。</w:t>
-      </w:r>
-    </w:p>
-    <w:p>
-      <w:pPr>
-        <w:pStyle w:val="a5"/>
+          <w:lang w:val="en-US" w:eastAsia="zh-CN"/>
+        </w:rPr>
+        <w:t>5V</w:t>
+      </w:r>
+      <w:r>
+        <w:rPr>
+          <w:rFonts w:hint="eastAsia"/>
+        </w:rPr>
+        <w:t>供电、</w:t>
+      </w:r>
+      <w:r>
+        <w:rPr>
+          <w:rFonts w:hint="eastAsia"/>
+          <w:lang w:val="en-US" w:eastAsia="zh-CN"/>
+        </w:rPr>
+        <w:t>SWD</w:t>
+      </w:r>
+      <w:bookmarkStart w:id="0" w:name="_GoBack"/>
+      <w:bookmarkEnd w:id="0"/>
+      <w:r>
+        <w:rPr>
+          <w:rFonts w:hint="eastAsia"/>
+        </w:rPr>
+        <w:t>烧录、串口等接口。</w:t>
+      </w:r>
+    </w:p>
+    <w:p>
+      <w:pPr>
+        <w:pStyle w:val="10"/>
         <w:numPr>
           <w:ilvl w:val="0"/>
           <w:numId w:val="1"/>
@@ -406,7 +372,7 @@
     </w:p>
     <w:p>
       <w:pPr>
-        <w:pStyle w:val="2"/>
+        <w:pStyle w:val="3"/>
         <w:rPr>
           <w:rFonts w:hint="eastAsia"/>
         </w:rPr>
@@ -433,50 +399,49 @@
     </w:p>
     <w:p>
       <w:pPr>
-        <w:pStyle w:val="2"/>
-        <w:rPr>
-          <w:rFonts w:hint="eastAsia"/>
-        </w:rPr>
-      </w:pPr>
-      <w:r>
-        <w:rPr>
-          <w:rFonts w:hint="eastAsia"/>
-        </w:rPr>
-        <w:lastRenderedPageBreak/>
+        <w:pStyle w:val="3"/>
+        <w:rPr>
+          <w:rFonts w:hint="eastAsia"/>
+          <w:color w:val="FF0000"/>
+          <w:sz w:val="36"/>
+          <w:szCs w:val="36"/>
+        </w:rPr>
+      </w:pPr>
+      <w:r>
+        <w:rPr>
+          <w:rFonts w:hint="eastAsia"/>
+          <w:color w:val="FF0000"/>
+          <w:sz w:val="36"/>
+          <w:szCs w:val="36"/>
+        </w:rPr>
         <w:t>常见问题：</w:t>
       </w:r>
     </w:p>
     <w:p>
       <w:pPr>
-        <w:pStyle w:val="a5"/>
+        <w:pStyle w:val="10"/>
         <w:numPr>
           <w:ilvl w:val="0"/>
-          <w:numId w:val="3"/>
-        </w:numPr>
-        <w:ind w:firstLineChars="0"/>
-        <w:rPr>
-          <w:rFonts w:hint="eastAsia"/>
-        </w:rPr>
-      </w:pPr>
-      <w:r>
-        <w:rPr>
-          <w:rFonts w:hint="eastAsia"/>
-        </w:rPr>
-        <w:t>电机不转/抖动</w:t>
-      </w:r>
-      <w:r>
-        <w:rPr>
-          <w:rFonts w:hint="eastAsia"/>
-        </w:rPr>
-        <w:t>/发烫</w:t>
-      </w:r>
-    </w:p>
-    <w:p>
-      <w:pPr>
-        <w:pStyle w:val="a5"/>
+          <w:numId w:val="2"/>
+        </w:numPr>
+        <w:ind w:firstLineChars="0"/>
+        <w:rPr>
+          <w:rFonts w:hint="eastAsia"/>
+        </w:rPr>
+      </w:pPr>
+      <w:r>
+        <w:rPr>
+          <w:rFonts w:hint="eastAsia"/>
+        </w:rPr>
+        <w:t>电机不转/抖动/发烫</w:t>
+      </w:r>
+    </w:p>
+    <w:p>
+      <w:pPr>
+        <w:pStyle w:val="10"/>
         <w:numPr>
           <w:ilvl w:val="1"/>
-          <w:numId w:val="3"/>
+          <w:numId w:val="2"/>
         </w:numPr>
         <w:ind w:firstLineChars="0"/>
         <w:rPr>
@@ -505,10 +470,10 @@
     </w:p>
     <w:p>
       <w:pPr>
-        <w:pStyle w:val="a5"/>
+        <w:pStyle w:val="10"/>
         <w:numPr>
           <w:ilvl w:val="1"/>
-          <w:numId w:val="3"/>
+          <w:numId w:val="2"/>
         </w:numPr>
         <w:ind w:firstLineChars="0"/>
         <w:rPr>
@@ -532,7 +497,41 @@
         <w:rPr>
           <w:rFonts w:hint="eastAsia"/>
         </w:rPr>
-        <w:t>）检查是否先上电12V，再上电5V</w:t>
+        <w:t>）检查是否先上电12V</w:t>
+      </w:r>
+      <w:r>
+        <w:rPr>
+          <w:rFonts w:hint="eastAsia"/>
+          <w:lang w:eastAsia="zh-CN"/>
+        </w:rPr>
+        <w:t>（</w:t>
+      </w:r>
+      <w:r>
+        <w:rPr>
+          <w:rFonts w:hint="eastAsia"/>
+          <w:lang w:val="en-US" w:eastAsia="zh-CN"/>
+        </w:rPr>
+        <w:t>将板子左下角的开关打开</w:t>
+      </w:r>
+      <w:r>
+        <w:rPr>
+          <w:rFonts w:hint="eastAsia"/>
+          <w:lang w:eastAsia="zh-CN"/>
+        </w:rPr>
+        <w:t>）</w:t>
+      </w:r>
+      <w:r>
+        <w:rPr>
+          <w:rFonts w:hint="eastAsia"/>
+        </w:rPr>
+        <w:t>，再上电5V</w:t>
+      </w:r>
+      <w:r>
+        <w:rPr>
+          <w:rFonts w:hint="eastAsia"/>
+          <w:lang w:eastAsia="zh-CN"/>
+        </w:rPr>
+        <w:t>。</w:t>
       </w:r>
       <w:r>
         <w:rPr>
@@ -543,10 +542,10 @@
     </w:p>
     <w:p>
       <w:pPr>
-        <w:pStyle w:val="a5"/>
+        <w:pStyle w:val="10"/>
         <w:numPr>
           <w:ilvl w:val="1"/>
-          <w:numId w:val="3"/>
+          <w:numId w:val="2"/>
         </w:numPr>
         <w:ind w:firstLineChars="0"/>
         <w:rPr>
@@ -562,7 +561,7 @@
       <w:r>
         <w:rPr>
           <w:rFonts w:hint="eastAsia"/>
-          <w:color w:val="C45911" w:themeColor="accent2" w:themeShade="BF"/>
+          <w:color w:val="C55A11" w:themeColor="accent2" w:themeShade="BF"/>
         </w:rPr>
         <w:t>中概率</w:t>
       </w:r>
@@ -575,10 +574,10 @@
     </w:p>
     <w:p>
       <w:pPr>
-        <w:pStyle w:val="a5"/>
+        <w:pStyle w:val="10"/>
         <w:numPr>
           <w:ilvl w:val="1"/>
-          <w:numId w:val="3"/>
+          <w:numId w:val="2"/>
         </w:numPr>
         <w:ind w:firstLineChars="0"/>
         <w:rPr>
@@ -594,57 +593,33 @@
     </w:p>
     <w:p>
       <w:pPr>
-        <w:pStyle w:val="a5"/>
+        <w:pStyle w:val="10"/>
         <w:numPr>
           <w:ilvl w:val="1"/>
-          <w:numId w:val="3"/>
-        </w:numPr>
-        <w:ind w:firstLineChars="0"/>
-        <w:rPr>
-          <w:rFonts w:hint="eastAsia"/>
-        </w:rPr>
-      </w:pPr>
-      <w:r>
-        <w:rPr>
-          <w:rFonts w:hint="eastAsia"/>
-        </w:rPr>
-        <w:t>（低概率）检查电机相线是否</w:t>
-      </w:r>
-      <w:r>
-        <w:rPr>
-          <w:rFonts w:hint="eastAsia"/>
-        </w:rPr>
-        <w:t>窗口</w:t>
-      </w:r>
-      <w:r>
-        <w:rPr>
-          <w:rFonts w:hint="eastAsia"/>
-        </w:rPr>
-        <w:t>朝上</w:t>
-      </w:r>
-      <w:r>
-        <w:rPr>
-          <w:rFonts w:hint="eastAsia"/>
-        </w:rPr>
-        <w:t>与板子连接</w:t>
-      </w:r>
-    </w:p>
-    <w:p>
-      <w:pPr>
-        <w:pStyle w:val="a5"/>
-        <w:ind w:left="880" w:firstLineChars="0" w:firstLine="0"/>
-        <w:rPr>
-          <w:rFonts w:hint="eastAsia"/>
-        </w:rPr>
-      </w:pPr>
-      <w:r>
-        <w:rPr>
-          <w:noProof/>
-        </w:rPr>
+          <w:numId w:val="2"/>
+        </w:numPr>
+        <w:ind w:firstLineChars="0"/>
+        <w:rPr>
+          <w:rFonts w:hint="eastAsia"/>
+        </w:rPr>
+      </w:pPr>
+      <w:r>
+        <w:rPr>
+          <w:rFonts w:hint="eastAsia"/>
+        </w:rPr>
+        <w:t>（低概率）检查电机相线是否窗口朝上与板子连接</w:t>
+      </w:r>
+    </w:p>
+    <w:p>
+      <w:pPr>
+        <w:pStyle w:val="10"/>
+        <w:ind w:left="880" w:firstLine="0" w:firstLineChars="0"/>
+      </w:pPr>
+      <w:r>
         <w:drawing>
-          <wp:inline distT="0" distB="0" distL="0" distR="0" wp14:anchorId="384E9FB1" wp14:editId="784461AE">
-            <wp:extent cx="1144084" cy="1345188"/>
-            <wp:effectExtent l="0" t="0" r="0" b="7620"/>
+          <wp:inline distT="0" distB="0" distL="0" distR="0">
+            <wp:extent cx="1026795" cy="1207770"/>
+            <wp:effectExtent l="0" t="0" r="1905" b="11430"/>
             <wp:docPr id="261144788" name="图片 1"/>
             <wp:cNvGraphicFramePr>
               <a:graphicFrameLocks xmlns:a="http://schemas.openxmlformats.org/drawingml/2006/main" noChangeAspect="1"/>
@@ -653,13 +628,13 @@
               <a:graphicData uri="http://schemas.openxmlformats.org/drawingml/2006/picture">
                 <pic:pic xmlns:pic="http://schemas.openxmlformats.org/drawingml/2006/picture">
                   <pic:nvPicPr>
-                    <pic:cNvPr id="0" name="Picture 1"/>
+                    <pic:cNvPr id="261144788" name="图片 1"/>
                     <pic:cNvPicPr>
                       <a:picLocks noChangeAspect="1" noChangeArrowheads="1"/>
                     </pic:cNvPicPr>
                   </pic:nvPicPr>
                   <pic:blipFill>
-                    <a:blip r:embed="rId6" cstate="print">
+                    <a:blip r:embed="rId5" cstate="print">
                       <a:extLst>
                         <a:ext uri="{28A0092B-C50C-407E-A947-70E740481C1C}">
                           <a14:useLocalDpi xmlns:a14="http://schemas.microsoft.com/office/drawing/2010/main" val="0"/>
@@ -671,10 +646,10 @@
                       <a:fillRect/>
                     </a:stretch>
                   </pic:blipFill>
-                  <pic:spPr bwMode="auto">
+                  <pic:spPr>
                     <a:xfrm>
                       <a:off x="0" y="0"/>
-                      <a:ext cx="1160852" cy="1364903"/>
+                      <a:ext cx="1026795" cy="1207770"/>
                     </a:xfrm>
                     <a:prstGeom prst="rect">
                       <a:avLst/>
@@ -693,10 +668,145 @@
     </w:p>
     <w:p>
       <w:pPr>
-        <w:pStyle w:val="a5"/>
+        <w:pStyle w:val="10"/>
         <w:numPr>
           <w:ilvl w:val="0"/>
-          <w:numId w:val="2"/>
+          <w:numId w:val="3"/>
+        </w:numPr>
+        <w:ind w:firstLineChars="0"/>
+        <w:rPr>
+          <w:rFonts w:hint="eastAsia"/>
+        </w:rPr>
+      </w:pPr>
+      <w:r>
+        <w:rPr>
+          <w:rFonts w:hint="eastAsia"/>
+          <w:lang w:val="en-US" w:eastAsia="zh-CN"/>
+        </w:rPr>
+        <w:t>stm32cubemx生成keil工程报错</w:t>
+      </w:r>
+    </w:p>
+    <w:p>
+      <w:pPr>
+        <w:pStyle w:val="10"/>
+        <w:numPr>
+          <w:numId w:val="0"/>
+        </w:numPr>
+        <w:ind w:leftChars="0" w:firstLine="420" w:firstLineChars="0"/>
+        <w:rPr>
+          <w:rFonts w:hint="eastAsia"/>
+        </w:rPr>
+      </w:pPr>
+      <w:r>
+        <w:drawing>
+          <wp:inline distT="0" distB="0" distL="114300" distR="114300">
+            <wp:extent cx="4667250" cy="558800"/>
+            <wp:effectExtent l="0" t="0" r="0" b="12700"/>
+            <wp:docPr id="2" name="图片 2"/>
+            <wp:cNvGraphicFramePr>
+              <a:graphicFrameLocks xmlns:a="http://schemas.openxmlformats.org/drawingml/2006/main" noChangeAspect="1"/>
+            </wp:cNvGraphicFramePr>
+            <a:graphic xmlns:a="http://schemas.openxmlformats.org/drawingml/2006/main">
+              <a:graphicData uri="http://schemas.openxmlformats.org/drawingml/2006/picture">
+                <pic:pic xmlns:pic="http://schemas.openxmlformats.org/drawingml/2006/picture">
+                  <pic:nvPicPr>
+                    <pic:cNvPr id="2" name="图片 2"/>
+                    <pic:cNvPicPr>
+                      <a:picLocks noChangeAspect="1"/>
+                    </pic:cNvPicPr>
+                  </pic:nvPicPr>
+                  <pic:blipFill>
+                    <a:blip r:embed="rId6"/>
+                    <a:stretch>
+                      <a:fillRect/>
+                    </a:stretch>
+                  </pic:blipFill>
+                  <pic:spPr>
+                    <a:xfrm>
+                      <a:off x="0" y="0"/>
+                      <a:ext cx="4667250" cy="558800"/>
+                    </a:xfrm>
+                    <a:prstGeom prst="rect">
+                      <a:avLst/>
+                    </a:prstGeom>
+                    <a:noFill/>
+                    <a:ln>
+                      <a:noFill/>
+                    </a:ln>
+                  </pic:spPr>
+                </pic:pic>
+              </a:graphicData>
+            </a:graphic>
+          </wp:inline>
+        </w:drawing>
+      </w:r>
+    </w:p>
+    <w:p>
+      <w:pPr>
+        <w:pStyle w:val="10"/>
+        <w:numPr>
+          <w:numId w:val="0"/>
+        </w:numPr>
+        <w:ind w:leftChars="0" w:firstLine="420" w:firstLineChars="0"/>
+        <w:rPr>
+          <w:rFonts w:hint="eastAsia"/>
+        </w:rPr>
+      </w:pPr>
+    </w:p>
+    <w:p>
+      <w:pPr>
+        <w:pStyle w:val="10"/>
+        <w:numPr>
+          <w:ilvl w:val="1"/>
+          <w:numId w:val="3"/>
+        </w:numPr>
+        <w:ind w:firstLineChars="0"/>
+        <w:rPr>
+          <w:rFonts w:hint="eastAsia"/>
+        </w:rPr>
+      </w:pPr>
+      <w:r>
+        <w:rPr>
+          <w:rFonts w:hint="eastAsia"/>
+        </w:rPr>
+        <w:t>（</w:t>
+      </w:r>
+      <w:r>
+        <w:rPr>
+          <w:rFonts w:hint="eastAsia"/>
+          <w:color w:val="FF0000"/>
+        </w:rPr>
+        <w:t>高概率</w:t>
+      </w:r>
+      <w:r>
+        <w:rPr>
+          <w:rFonts w:hint="eastAsia"/>
+        </w:rPr>
+        <w:t>）</w:t>
+      </w:r>
+      <w:r>
+        <w:rPr>
+          <w:rFonts w:hint="eastAsia"/>
+          <w:lang w:val="en-US" w:eastAsia="zh-CN"/>
+        </w:rPr>
+        <w:t>将文件夹从stm32_foc-main改名为stm32_foc</w:t>
+      </w:r>
+    </w:p>
+    <w:p>
+      <w:pPr>
+        <w:pStyle w:val="10"/>
+        <w:ind w:left="880" w:firstLine="0" w:firstLineChars="0"/>
+        <w:rPr>
+          <w:rFonts w:hint="eastAsia"/>
+        </w:rPr>
+      </w:pPr>
+    </w:p>
+    <w:p>
+      <w:pPr>
+        <w:pStyle w:val="10"/>
+        <w:numPr>
+          <w:ilvl w:val="0"/>
+          <w:numId w:val="3"/>
         </w:numPr>
         <w:ind w:firstLineChars="0"/>
         <w:rPr>
@@ -712,10 +822,10 @@
     </w:p>
     <w:p>
       <w:pPr>
-        <w:pStyle w:val="a5"/>
+        <w:pStyle w:val="10"/>
         <w:numPr>
           <w:ilvl w:val="1"/>
-          <w:numId w:val="2"/>
+          <w:numId w:val="3"/>
         </w:numPr>
         <w:ind w:firstLineChars="0"/>
         <w:rPr>
@@ -739,37 +849,19 @@
         <w:rPr>
           <w:rFonts w:hint="eastAsia"/>
         </w:rPr>
-        <w:t>）检查编译器是否为</w:t>
-      </w:r>
-      <w:r>
-        <w:rPr>
-          <w:rFonts w:hint="eastAsia"/>
-        </w:rPr>
-        <w:t>keil5的</w:t>
-      </w:r>
-      <w:r>
-        <w:rPr>
-          <w:rFonts w:hint="eastAsia"/>
-        </w:rPr>
-        <w:t>ARM Compiler V6</w:t>
-      </w:r>
-    </w:p>
-    <w:p>
-      <w:pPr>
-        <w:pStyle w:val="a5"/>
-        <w:ind w:left="880" w:firstLineChars="0" w:firstLine="0"/>
-        <w:rPr>
-          <w:rFonts w:hint="eastAsia"/>
-        </w:rPr>
-      </w:pPr>
-      <w:r>
-        <w:rPr>
-          <w:noProof/>
-        </w:rPr>
+        <w:t>）检查编译器是否为keil5的ARM Compiler V6</w:t>
+      </w:r>
+    </w:p>
+    <w:p>
+      <w:pPr>
+        <w:pStyle w:val="10"/>
+        <w:ind w:left="880" w:firstLine="0" w:firstLineChars="0"/>
+      </w:pPr>
+      <w:r>
         <w:drawing>
-          <wp:inline distT="0" distB="0" distL="0" distR="0" wp14:anchorId="1D27B65C" wp14:editId="410723D5">
-            <wp:extent cx="1997812" cy="922847"/>
-            <wp:effectExtent l="0" t="0" r="2540" b="0"/>
+          <wp:inline distT="0" distB="0" distL="0" distR="0">
+            <wp:extent cx="1565275" cy="722630"/>
+            <wp:effectExtent l="0" t="0" r="15875" b="1270"/>
             <wp:docPr id="1635911365" name="图片 1"/>
             <wp:cNvGraphicFramePr>
               <a:graphicFrameLocks xmlns:a="http://schemas.openxmlformats.org/drawingml/2006/main" noChangeAspect="1"/>
@@ -778,8 +870,10 @@
               <a:graphicData uri="http://schemas.openxmlformats.org/drawingml/2006/picture">
                 <pic:pic xmlns:pic="http://schemas.openxmlformats.org/drawingml/2006/picture">
                   <pic:nvPicPr>
-                    <pic:cNvPr id="1635911365" name=""/>
-                    <pic:cNvPicPr/>
+                    <pic:cNvPr id="1635911365" name="图片 1"/>
+                    <pic:cNvPicPr>
+                      <a:picLocks noChangeAspect="1"/>
+                    </pic:cNvPicPr>
                   </pic:nvPicPr>
                   <pic:blipFill>
                     <a:blip r:embed="rId7"/>
@@ -790,7 +884,7 @@
                   <pic:spPr>
                     <a:xfrm>
                       <a:off x="0" y="0"/>
-                      <a:ext cx="2010000" cy="928477"/>
+                      <a:ext cx="1565275" cy="722630"/>
                     </a:xfrm>
                     <a:prstGeom prst="rect">
                       <a:avLst/>
@@ -805,117 +899,235 @@
     </w:p>
     <w:p>
       <w:pPr>
-        <w:pStyle w:val="a5"/>
+        <w:pStyle w:val="10"/>
         <w:numPr>
           <w:ilvl w:val="0"/>
-          <w:numId w:val="2"/>
-        </w:numPr>
-        <w:ind w:firstLineChars="0"/>
-        <w:rPr>
-          <w:rFonts w:hint="eastAsia"/>
-        </w:rPr>
-      </w:pPr>
-      <w:r>
-        <w:rPr>
-          <w:rFonts w:hint="eastAsia"/>
-        </w:rPr>
-        <w:t>如何修改运行模式</w:t>
-      </w:r>
-    </w:p>
-    <w:p>
-      <w:pPr>
-        <w:pStyle w:val="a5"/>
+          <w:numId w:val="3"/>
+        </w:numPr>
+        <w:ind w:firstLineChars="0"/>
+        <w:rPr>
+          <w:rFonts w:hint="eastAsia"/>
+        </w:rPr>
+      </w:pPr>
+      <w:r>
+        <w:rPr>
+          <w:rFonts w:hint="eastAsia"/>
+          <w:lang w:val="en-US" w:eastAsia="zh-CN"/>
+        </w:rPr>
+        <w:t>keil无法下载程序</w:t>
+      </w:r>
+    </w:p>
+    <w:p>
+      <w:pPr>
+        <w:pStyle w:val="10"/>
         <w:numPr>
           <w:ilvl w:val="1"/>
-          <w:numId w:val="2"/>
-        </w:numPr>
-        <w:ind w:firstLineChars="0"/>
-        <w:rPr>
-          <w:rFonts w:hint="eastAsia"/>
-        </w:rPr>
-      </w:pPr>
-      <w:r>
-        <w:rPr>
-          <w:rFonts w:hint="eastAsia"/>
-        </w:rPr>
-        <w:t>修改</w:t>
-      </w:r>
-      <w:proofErr w:type="spellStart"/>
-      <w:r>
-        <w:rPr>
-          <w:rFonts w:hint="eastAsia"/>
-        </w:rPr>
-        <w:t>main.c</w:t>
-      </w:r>
-      <w:proofErr w:type="spellEnd"/>
-      <w:r>
-        <w:rPr>
-          <w:rFonts w:hint="eastAsia"/>
-        </w:rPr>
-        <w:t>的while(1)前面</w:t>
-      </w:r>
-      <w:r>
-        <w:rPr>
-          <w:rFonts w:hint="eastAsia"/>
-        </w:rPr>
-        <w:t>10行</w:t>
-      </w:r>
-      <w:r>
-        <w:rPr>
-          <w:rFonts w:hint="eastAsia"/>
-        </w:rPr>
-        <w:t>左右</w:t>
-      </w:r>
-      <w:r>
-        <w:rPr>
-          <w:rFonts w:hint="eastAsia"/>
-        </w:rPr>
-        <w:t>的配置项</w:t>
-      </w:r>
-      <w:r>
-        <w:rPr>
-          <w:rFonts w:hint="eastAsia"/>
-        </w:rPr>
-        <w:t>，比如改为速度模式就会一直转</w:t>
-      </w:r>
-    </w:p>
-    <w:p>
-      <w:pPr>
-        <w:rPr>
-          <w:rFonts w:hint="eastAsia"/>
-        </w:rPr>
-      </w:pPr>
-    </w:p>
-    <w:p>
-      <w:pPr>
-        <w:pStyle w:val="2"/>
-        <w:rPr>
-          <w:rFonts w:hint="eastAsia"/>
-        </w:rPr>
-      </w:pPr>
-      <w:r>
-        <w:rPr>
-          <w:rFonts w:hint="eastAsia"/>
-        </w:rPr>
-        <w:t>从零开始实现</w:t>
-      </w:r>
-      <w:r>
-        <w:rPr>
-          <w:rFonts w:hint="eastAsia"/>
-        </w:rPr>
-        <w:t>FOC</w:t>
-      </w:r>
-      <w:r>
-        <w:rPr>
-          <w:rFonts w:hint="eastAsia"/>
-        </w:rPr>
-        <w:t>图文教程</w:t>
-      </w:r>
-      <w:r>
-        <w:rPr>
-          <w:rFonts w:hint="eastAsia"/>
-        </w:rPr>
-        <w:t>地址：</w:t>
+          <w:numId w:val="3"/>
+        </w:numPr>
+        <w:ind w:firstLineChars="0"/>
+        <w:rPr>
+          <w:rFonts w:hint="eastAsia"/>
+        </w:rPr>
+      </w:pPr>
+      <w:r>
+        <w:rPr>
+          <w:rFonts w:hint="eastAsia"/>
+        </w:rPr>
+        <w:t>（</w:t>
+      </w:r>
+      <w:r>
+        <w:rPr>
+          <w:rFonts w:hint="eastAsia"/>
+          <w:color w:val="FF0000"/>
+        </w:rPr>
+        <w:t>高概率</w:t>
+      </w:r>
+      <w:r>
+        <w:rPr>
+          <w:rFonts w:hint="eastAsia"/>
+        </w:rPr>
+        <w:t>）</w:t>
+      </w:r>
+      <w:r>
+        <w:rPr>
+          <w:rFonts w:hint="eastAsia"/>
+          <w:lang w:val="en-US" w:eastAsia="zh-CN"/>
+        </w:rPr>
+        <w:t>若使用配套daplink，请选择cmsis dap</w:t>
+      </w:r>
+    </w:p>
+    <w:p>
+      <w:pPr>
+        <w:pStyle w:val="10"/>
+        <w:numPr>
+          <w:numId w:val="0"/>
+        </w:numPr>
+        <w:ind w:leftChars="0"/>
+        <w:rPr>
+          <w:rFonts w:hint="eastAsia"/>
+        </w:rPr>
+      </w:pPr>
+      <w:r>
+        <w:drawing>
+          <wp:inline distT="0" distB="0" distL="114300" distR="114300">
+            <wp:extent cx="3362325" cy="2283460"/>
+            <wp:effectExtent l="0" t="0" r="9525" b="2540"/>
+            <wp:docPr id="3" name="图片 3"/>
+            <wp:cNvGraphicFramePr>
+              <a:graphicFrameLocks xmlns:a="http://schemas.openxmlformats.org/drawingml/2006/main" noChangeAspect="1"/>
+            </wp:cNvGraphicFramePr>
+            <a:graphic xmlns:a="http://schemas.openxmlformats.org/drawingml/2006/main">
+              <a:graphicData uri="http://schemas.openxmlformats.org/drawingml/2006/picture">
+                <pic:pic xmlns:pic="http://schemas.openxmlformats.org/drawingml/2006/picture">
+                  <pic:nvPicPr>
+                    <pic:cNvPr id="3" name="图片 3"/>
+                    <pic:cNvPicPr>
+                      <a:picLocks noChangeAspect="1"/>
+                    </pic:cNvPicPr>
+                  </pic:nvPicPr>
+                  <pic:blipFill>
+                    <a:blip r:embed="rId8"/>
+                    <a:stretch>
+                      <a:fillRect/>
+                    </a:stretch>
+                  </pic:blipFill>
+                  <pic:spPr>
+                    <a:xfrm>
+                      <a:off x="0" y="0"/>
+                      <a:ext cx="3362325" cy="2283460"/>
+                    </a:xfrm>
+                    <a:prstGeom prst="rect">
+                      <a:avLst/>
+                    </a:prstGeom>
+                    <a:noFill/>
+                    <a:ln>
+                      <a:noFill/>
+                    </a:ln>
+                  </pic:spPr>
+                </pic:pic>
+              </a:graphicData>
+            </a:graphic>
+          </wp:inline>
+        </w:drawing>
+      </w:r>
+    </w:p>
+    <w:p>
+      <w:pPr>
+        <w:pStyle w:val="10"/>
+        <w:ind w:left="0" w:leftChars="0" w:firstLine="0" w:firstLineChars="0"/>
+      </w:pPr>
+    </w:p>
+    <w:p>
+      <w:pPr>
+        <w:pStyle w:val="10"/>
+        <w:ind w:left="880" w:firstLine="0" w:firstLineChars="0"/>
+        <w:rPr>
+          <w:rFonts w:hint="eastAsia"/>
+        </w:rPr>
+      </w:pPr>
+    </w:p>
+    <w:p>
+      <w:pPr>
+        <w:pStyle w:val="10"/>
+        <w:numPr>
+          <w:ilvl w:val="0"/>
+          <w:numId w:val="3"/>
+        </w:numPr>
+        <w:ind w:firstLineChars="0"/>
+        <w:rPr>
+          <w:rFonts w:hint="eastAsia"/>
+          <w:color w:val="0000FF"/>
+          <w:sz w:val="32"/>
+          <w:szCs w:val="36"/>
+        </w:rPr>
+      </w:pPr>
+      <w:r>
+        <w:rPr>
+          <w:rFonts w:hint="eastAsia"/>
+          <w:color w:val="0000FF"/>
+          <w:sz w:val="32"/>
+          <w:szCs w:val="36"/>
+        </w:rPr>
+        <w:t>如何修改</w:t>
+      </w:r>
+      <w:r>
+        <w:rPr>
+          <w:rFonts w:hint="eastAsia"/>
+          <w:color w:val="0000FF"/>
+          <w:sz w:val="32"/>
+          <w:szCs w:val="36"/>
+          <w:lang w:val="en-US" w:eastAsia="zh-CN"/>
+        </w:rPr>
+        <w:t>电机</w:t>
+      </w:r>
+      <w:r>
+        <w:rPr>
+          <w:rFonts w:hint="eastAsia"/>
+          <w:color w:val="0000FF"/>
+          <w:sz w:val="32"/>
+          <w:szCs w:val="36"/>
+        </w:rPr>
+        <w:t>运行模式</w:t>
+      </w:r>
+    </w:p>
+    <w:p>
+      <w:pPr>
+        <w:pStyle w:val="10"/>
+        <w:numPr>
+          <w:ilvl w:val="1"/>
+          <w:numId w:val="3"/>
+        </w:numPr>
+        <w:ind w:firstLineChars="0"/>
+        <w:rPr>
+          <w:rFonts w:hint="eastAsia"/>
+        </w:rPr>
+      </w:pPr>
+      <w:r>
+        <w:rPr>
+          <w:rFonts w:hint="eastAsia"/>
+        </w:rPr>
+        <w:t>修改main.c的while(1)前面10</w:t>
+      </w:r>
+      <w:r>
+        <w:rPr>
+          <w:rFonts w:hint="eastAsia"/>
+          <w:lang w:val="en-US" w:eastAsia="zh-CN"/>
+        </w:rPr>
+        <w:t>~20</w:t>
+      </w:r>
+      <w:r>
+        <w:rPr>
+          <w:rFonts w:hint="eastAsia"/>
+        </w:rPr>
+        <w:t>行左右的配置项，比如改为速度模式就会一直转</w:t>
+      </w:r>
+    </w:p>
+    <w:p>
+      <w:pPr>
+        <w:rPr>
+          <w:rFonts w:hint="eastAsia"/>
+        </w:rPr>
+      </w:pPr>
+    </w:p>
+    <w:p>
+      <w:pPr>
+        <w:pStyle w:val="3"/>
+        <w:rPr>
+          <w:rFonts w:hint="eastAsia"/>
+        </w:rPr>
+      </w:pPr>
+      <w:r>
+        <w:rPr>
+          <w:rFonts w:hint="eastAsia"/>
+          <w:lang w:eastAsia="zh-CN"/>
+        </w:rPr>
+        <w:t>【从零开始实现stm32无刷电机FOC】</w:t>
+      </w:r>
+      <w:r>
+        <w:rPr>
+          <w:rFonts w:hint="eastAsia"/>
+        </w:rPr>
+        <w:t>图文教程地址：</w:t>
       </w:r>
     </w:p>
     <w:p>
@@ -934,20 +1146,20 @@
     <w:sectPr>
       <w:pgSz w:w="11906" w:h="16838"/>
       <w:pgMar w:top="1440" w:right="1800" w:bottom="1440" w:left="1800" w:header="851" w:footer="992" w:gutter="0"/>
-      <w:cols w:space="425"/>
-      <w:docGrid w:type="lines" w:linePitch="312"/>
+      <w:cols w:space="425" w:num="1"/>
+      <w:docGrid w:type="lines" w:linePitch="312" w:charSpace="0"/>
     </w:sectPr>
   </w:body>
 </w:document>
 </file>
 
 <file path=word/numbering.xml><?xml version="1.0" encoding="utf-8"?>
-<w:numbering xmlns:wpc="http://schemas.microsoft.com/office/word/2010/wordprocessingCanvas" xmlns:cx="http://schemas.microsoft.com/office/drawing/2014/chartex" xmlns:cx1="http://schemas.microsoft.com/office/drawing/2015/9/8/chartex" xmlns:cx2="http://schemas.microsoft.com/office/drawing/2015/10/21/chartex" xmlns:cx3="http://schemas.microsoft.com/office/drawing/2016/5/9/chartex" xmlns:cx4="http://schemas.microsoft.com/office/drawing/2016/5/10/chartex" xmlns:cx5="http://schemas.microsoft.com/office/drawing/2016/5/11/chartex" xmlns:cx6="http://schemas.microsoft.com/office/drawing/2016/5/12/chartex" xmlns:cx7="http://schemas.microsoft.com/office/drawing/2016/5/13/chartex" xmlns:cx8="http://schemas.microsoft.com/office/drawing/2016/5/14/chartex" xmlns:mc="http://schemas.openxmlformats.org/markup-compatibility/2006" xmlns:aink="http://schemas.microsoft.com/office/drawing/2016/ink" xmlns:am3d="http://schemas.microsoft.com/office/drawing/2017/model3d" xmlns:o="urn:schemas-microsoft-com:office:office" xmlns:oel="http://schemas.microsoft.com/office/2019/extlst" xmlns:r="http://schemas.openxmlformats.org/officeDocument/2006/relationships" xmlns:m="http://schemas.openxmlformats.org/officeDocument/2006/math" xmlns:v="urn:schemas-microsoft-com:vml" xmlns:wp14="http://schemas.microsoft.com/office/word/2010/wordprocessingDrawing" xmlns:wp="http://schemas.openxmlformats.org/drawingml/2006/wordprocessingDrawing" xmlns:w10="urn:schemas-microsoft-com:office:word" xmlns:w="http://schemas.openxmlformats.org/wordprocessingml/2006/main" xmlns:w14="http://schemas.microsoft.com/office/word/2010/wordml" xmlns:w15="http://schemas.microsoft.com/office/word/2012/wordml" xmlns:w16cex="http://schemas.microsoft.com/office/word/2018/wordml/cex" xmlns:w16cid="http://schemas.microsoft.com/office/word/2016/wordml/cid" xmlns:w16="http://schemas.microsoft.com/office/word/2018/wordml" xmlns:w16du="http://schemas.microsoft.com/office/word/2023/wordml/word16du" xmlns:w16sdtdh="http://schemas.microsoft.com/office/word/2020/wordml/sdtdatahash" xmlns:w16sdtfl="http://schemas.microsoft.com/office/word/2024/wordml/sdtformatlock" xmlns:w16se="http://schemas.microsoft.com/office/word/2015/wordml/symex" xmlns:wpg="http://schemas.microsoft.com/office/word/2010/wordprocessingGroup" xmlns:wpi="http://schemas.microsoft.com/office/word/2010/wordprocessingInk" xmlns:wne="http://schemas.microsoft.com/office/word/2006/wordml" xmlns:wps="http://schemas.microsoft.com/office/word/2010/wordprocessingShape" mc:Ignorable="w14 w15 w16se w16cid w16 w16cex w16sdtdh w16sdtfl w16du wp14">
-  <w:abstractNum w:abstractNumId="0" w15:restartNumberingAfterBreak="0">
+<w:numbering xmlns:wpc="http://schemas.microsoft.com/office/word/2010/wordprocessingCanvas" xmlns:mc="http://schemas.openxmlformats.org/markup-compatibility/2006" xmlns:o="urn:schemas-microsoft-com:office:office" xmlns:r="http://schemas.openxmlformats.org/officeDocument/2006/relationships" xmlns:m="http://schemas.openxmlformats.org/officeDocument/2006/math" xmlns:v="urn:schemas-microsoft-com:vml" xmlns:wp14="http://schemas.microsoft.com/office/word/2010/wordprocessingDrawing" xmlns:wp="http://schemas.openxmlformats.org/drawingml/2006/wordprocessingDrawing" xmlns:w10="urn:schemas-microsoft-com:office:word" xmlns:w="http://schemas.openxmlformats.org/wordprocessingml/2006/main" xmlns:w14="http://schemas.microsoft.com/office/word/2010/wordml" xmlns:wpg="http://schemas.microsoft.com/office/word/2010/wordprocessingGroup" xmlns:wpi="http://schemas.microsoft.com/office/word/2010/wordprocessingInk" xmlns:wne="http://schemas.microsoft.com/office/word/2006/wordml" xmlns:wps="http://schemas.microsoft.com/office/word/2010/wordprocessingShape" xmlns:wpsCustomData="http://www.wps.cn/officeDocument/2013/wpsCustomData" mc:Ignorable="w14 wp14">
+  <w:abstractNum w:abstractNumId="0">
     <w:nsid w:val="2C2D7926"/>
-    <w:multiLevelType w:val="hybridMultilevel"/>
-    <w:tmpl w:val="961AFE82"/>
-    <w:lvl w:ilvl="0" w:tplc="04090001">
+    <w:multiLevelType w:val="multilevel"/>
+    <w:tmpl w:val="2C2D7926"/>
+    <w:lvl w:ilvl="0" w:tentative="0">
       <w:start w:val="1"/>
       <w:numFmt w:val="bullet"/>
       <w:lvlText w:val=""/>
@@ -956,10 +1168,10 @@
         <w:ind w:left="440" w:hanging="440"/>
       </w:pPr>
       <w:rPr>
-        <w:rFonts w:ascii="Wingdings" w:hAnsi="Wingdings" w:hint="default"/>
+        <w:rFonts w:hint="default" w:ascii="Wingdings" w:hAnsi="Wingdings"/>
       </w:rPr>
     </w:lvl>
-    <w:lvl w:ilvl="1" w:tplc="0409000B">
+    <w:lvl w:ilvl="1" w:tentative="0">
       <w:start w:val="1"/>
       <w:numFmt w:val="bullet"/>
       <w:lvlText w:val=""/>
@@ -968,10 +1180,10 @@
         <w:ind w:left="880" w:hanging="440"/>
       </w:pPr>
       <w:rPr>
-        <w:rFonts w:ascii="Wingdings" w:hAnsi="Wingdings" w:hint="default"/>
+        <w:rFonts w:hint="default" w:ascii="Wingdings" w:hAnsi="Wingdings"/>
       </w:rPr>
     </w:lvl>
-    <w:lvl w:ilvl="2" w:tplc="04090005" w:tentative="1">
+    <w:lvl w:ilvl="2" w:tentative="0">
       <w:start w:val="1"/>
       <w:numFmt w:val="bullet"/>
       <w:lvlText w:val=""/>
@@ -980,10 +1192,10 @@
         <w:ind w:left="1320" w:hanging="440"/>
       </w:pPr>
       <w:rPr>
-        <w:rFonts w:ascii="Wingdings" w:hAnsi="Wingdings" w:hint="default"/>
+        <w:rFonts w:hint="default" w:ascii="Wingdings" w:hAnsi="Wingdings"/>
       </w:rPr>
     </w:lvl>
-    <w:lvl w:ilvl="3" w:tplc="04090001" w:tentative="1">
+    <w:lvl w:ilvl="3" w:tentative="0">
       <w:start w:val="1"/>
       <w:numFmt w:val="bullet"/>
       <w:lvlText w:val=""/>
@@ -992,10 +1204,10 @@
         <w:ind w:left="1760" w:hanging="440"/>
       </w:pPr>
       <w:rPr>
-        <w:rFonts w:ascii="Wingdings" w:hAnsi="Wingdings" w:hint="default"/>
+        <w:rFonts w:hint="default" w:ascii="Wingdings" w:hAnsi="Wingdings"/>
       </w:rPr>
     </w:lvl>
-    <w:lvl w:ilvl="4" w:tplc="04090003" w:tentative="1">
+    <w:lvl w:ilvl="4" w:tentative="0">
       <w:start w:val="1"/>
       <w:numFmt w:val="bullet"/>
       <w:lvlText w:val=""/>
@@ -1004,10 +1216,10 @@
         <w:ind w:left="2200" w:hanging="440"/>
       </w:pPr>
       <w:rPr>
-        <w:rFonts w:ascii="Wingdings" w:hAnsi="Wingdings" w:hint="default"/>
+        <w:rFonts w:hint="default" w:ascii="Wingdings" w:hAnsi="Wingdings"/>
       </w:rPr>
     </w:lvl>
-    <w:lvl w:ilvl="5" w:tplc="04090005" w:tentative="1">
+    <w:lvl w:ilvl="5" w:tentative="0">
       <w:start w:val="1"/>
       <w:numFmt w:val="bullet"/>
       <w:lvlText w:val=""/>
@@ -1016,10 +1228,10 @@
         <w:ind w:left="2640" w:hanging="440"/>
       </w:pPr>
       <w:rPr>
-        <w:rFonts w:ascii="Wingdings" w:hAnsi="Wingdings" w:hint="default"/>
+        <w:rFonts w:hint="default" w:ascii="Wingdings" w:hAnsi="Wingdings"/>
       </w:rPr>
     </w:lvl>
-    <w:lvl w:ilvl="6" w:tplc="04090001" w:tentative="1">
+    <w:lvl w:ilvl="6" w:tentative="0">
       <w:start w:val="1"/>
       <w:numFmt w:val="bullet"/>
       <w:lvlText w:val=""/>
@@ -1028,10 +1240,10 @@
         <w:ind w:left="3080" w:hanging="440"/>
       </w:pPr>
       <w:rPr>
-        <w:rFonts w:ascii="Wingdings" w:hAnsi="Wingdings" w:hint="default"/>
+        <w:rFonts w:hint="default" w:ascii="Wingdings" w:hAnsi="Wingdings"/>
       </w:rPr>
     </w:lvl>
-    <w:lvl w:ilvl="7" w:tplc="04090003" w:tentative="1">
+    <w:lvl w:ilvl="7" w:tentative="0">
       <w:start w:val="1"/>
       <w:numFmt w:val="bullet"/>
       <w:lvlText w:val=""/>
@@ -1040,10 +1252,10 @@
         <w:ind w:left="3520" w:hanging="440"/>
       </w:pPr>
       <w:rPr>
-        <w:rFonts w:ascii="Wingdings" w:hAnsi="Wingdings" w:hint="default"/>
+        <w:rFonts w:hint="default" w:ascii="Wingdings" w:hAnsi="Wingdings"/>
       </w:rPr>
     </w:lvl>
-    <w:lvl w:ilvl="8" w:tplc="04090005" w:tentative="1">
+    <w:lvl w:ilvl="8" w:tentative="0">
       <w:start w:val="1"/>
       <w:numFmt w:val="bullet"/>
       <w:lvlText w:val=""/>
@@ -1052,15 +1264,15 @@
         <w:ind w:left="3960" w:hanging="440"/>
       </w:pPr>
       <w:rPr>
-        <w:rFonts w:ascii="Wingdings" w:hAnsi="Wingdings" w:hint="default"/>
+        <w:rFonts w:hint="default" w:ascii="Wingdings" w:hAnsi="Wingdings"/>
       </w:rPr>
     </w:lvl>
   </w:abstractNum>
-  <w:abstractNum w:abstractNumId="1" w15:restartNumberingAfterBreak="0">
+  <w:abstractNum w:abstractNumId="1">
     <w:nsid w:val="66FA4067"/>
-    <w:multiLevelType w:val="hybridMultilevel"/>
-    <w:tmpl w:val="8168F3CA"/>
-    <w:lvl w:ilvl="0" w:tplc="04090001">
+    <w:multiLevelType w:val="multilevel"/>
+    <w:tmpl w:val="66FA4067"/>
+    <w:lvl w:ilvl="0" w:tentative="0">
       <w:start w:val="1"/>
       <w:numFmt w:val="bullet"/>
       <w:lvlText w:val=""/>
@@ -1069,10 +1281,10 @@
         <w:ind w:left="440" w:hanging="440"/>
       </w:pPr>
       <w:rPr>
-        <w:rFonts w:ascii="Wingdings" w:hAnsi="Wingdings" w:hint="default"/>
+        <w:rFonts w:hint="default" w:ascii="Wingdings" w:hAnsi="Wingdings"/>
       </w:rPr>
     </w:lvl>
-    <w:lvl w:ilvl="1" w:tplc="0409000B">
+    <w:lvl w:ilvl="1" w:tentative="0">
       <w:start w:val="1"/>
       <w:numFmt w:val="bullet"/>
       <w:lvlText w:val=""/>
@@ -1081,10 +1293,10 @@
         <w:ind w:left="880" w:hanging="440"/>
       </w:pPr>
       <w:rPr>
-        <w:rFonts w:ascii="Wingdings" w:hAnsi="Wingdings" w:hint="default"/>
+        <w:rFonts w:hint="default" w:ascii="Wingdings" w:hAnsi="Wingdings"/>
       </w:rPr>
     </w:lvl>
-    <w:lvl w:ilvl="2" w:tplc="04090005" w:tentative="1">
+    <w:lvl w:ilvl="2" w:tentative="0">
       <w:start w:val="1"/>
       <w:numFmt w:val="bullet"/>
       <w:lvlText w:val=""/>
@@ -1093,10 +1305,10 @@
         <w:ind w:left="1320" w:hanging="440"/>
       </w:pPr>
       <w:rPr>
-        <w:rFonts w:ascii="Wingdings" w:hAnsi="Wingdings" w:hint="default"/>
+        <w:rFonts w:hint="default" w:ascii="Wingdings" w:hAnsi="Wingdings"/>
       </w:rPr>
     </w:lvl>
-    <w:lvl w:ilvl="3" w:tplc="04090001" w:tentative="1">
+    <w:lvl w:ilvl="3" w:tentative="0">
       <w:start w:val="1"/>
       <w:numFmt w:val="bullet"/>
       <w:lvlText w:val=""/>
@@ -1105,10 +1317,10 @@
         <w:ind w:left="1760" w:hanging="440"/>
       </w:pPr>
       <w:rPr>
-        <w:rFonts w:ascii="Wingdings" w:hAnsi="Wingdings" w:hint="default"/>
+        <w:rFonts w:hint="default" w:ascii="Wingdings" w:hAnsi="Wingdings"/>
       </w:rPr>
     </w:lvl>
-    <w:lvl w:ilvl="4" w:tplc="04090003" w:tentative="1">
+    <w:lvl w:ilvl="4" w:tentative="0">
       <w:start w:val="1"/>
       <w:numFmt w:val="bullet"/>
       <w:lvlText w:val=""/>
@@ -1117,10 +1329,10 @@
         <w:ind w:left="2200" w:hanging="440"/>
       </w:pPr>
       <w:rPr>
-        <w:rFonts w:ascii="Wingdings" w:hAnsi="Wingdings" w:hint="default"/>
+        <w:rFonts w:hint="default" w:ascii="Wingdings" w:hAnsi="Wingdings"/>
       </w:rPr>
     </w:lvl>
-    <w:lvl w:ilvl="5" w:tplc="04090005" w:tentative="1">
+    <w:lvl w:ilvl="5" w:tentative="0">
       <w:start w:val="1"/>
       <w:numFmt w:val="bullet"/>
       <w:lvlText w:val=""/>
@@ -1129,10 +1341,10 @@
         <w:ind w:left="2640" w:hanging="440"/>
       </w:pPr>
       <w:rPr>
-        <w:rFonts w:ascii="Wingdings" w:hAnsi="Wingdings" w:hint="default"/>
+        <w:rFonts w:hint="default" w:ascii="Wingdings" w:hAnsi="Wingdings"/>
       </w:rPr>
     </w:lvl>
-    <w:lvl w:ilvl="6" w:tplc="04090001" w:tentative="1">
+    <w:lvl w:ilvl="6" w:tentative="0">
       <w:start w:val="1"/>
       <w:numFmt w:val="bullet"/>
       <w:lvlText w:val=""/>
@@ -1141,10 +1353,10 @@
         <w:ind w:left="3080" w:hanging="440"/>
       </w:pPr>
       <w:rPr>
-        <w:rFonts w:ascii="Wingdings" w:hAnsi="Wingdings" w:hint="default"/>
+        <w:rFonts w:hint="default" w:ascii="Wingdings" w:hAnsi="Wingdings"/>
       </w:rPr>
     </w:lvl>
-    <w:lvl w:ilvl="7" w:tplc="04090003" w:tentative="1">
+    <w:lvl w:ilvl="7" w:tentative="0">
       <w:start w:val="1"/>
       <w:numFmt w:val="bullet"/>
       <w:lvlText w:val=""/>
@@ -1153,10 +1365,10 @@
         <w:ind w:left="3520" w:hanging="440"/>
       </w:pPr>
       <w:rPr>
-        <w:rFonts w:ascii="Wingdings" w:hAnsi="Wingdings" w:hint="default"/>
+        <w:rFonts w:hint="default" w:ascii="Wingdings" w:hAnsi="Wingdings"/>
       </w:rPr>
     </w:lvl>
-    <w:lvl w:ilvl="8" w:tplc="04090005" w:tentative="1">
+    <w:lvl w:ilvl="8" w:tentative="0">
       <w:start w:val="1"/>
       <w:numFmt w:val="bullet"/>
       <w:lvlText w:val=""/>
@@ -1165,15 +1377,15 @@
         <w:ind w:left="3960" w:hanging="440"/>
       </w:pPr>
       <w:rPr>
-        <w:rFonts w:ascii="Wingdings" w:hAnsi="Wingdings" w:hint="default"/>
+        <w:rFonts w:hint="default" w:ascii="Wingdings" w:hAnsi="Wingdings"/>
       </w:rPr>
     </w:lvl>
   </w:abstractNum>
-  <w:abstractNum w:abstractNumId="2" w15:restartNumberingAfterBreak="0">
+  <w:abstractNum w:abstractNumId="2">
     <w:nsid w:val="77DB554B"/>
-    <w:multiLevelType w:val="hybridMultilevel"/>
-    <w:tmpl w:val="A6629802"/>
-    <w:lvl w:ilvl="0" w:tplc="0409000F">
+    <w:multiLevelType w:val="multilevel"/>
+    <w:tmpl w:val="77DB554B"/>
+    <w:lvl w:ilvl="0" w:tentative="0">
       <w:start w:val="1"/>
       <w:numFmt w:val="decimal"/>
       <w:lvlText w:val="%1."/>
@@ -1182,7 +1394,7 @@
         <w:ind w:left="440" w:hanging="440"/>
       </w:pPr>
     </w:lvl>
-    <w:lvl w:ilvl="1" w:tplc="04090019" w:tentative="1">
+    <w:lvl w:ilvl="1" w:tentative="0">
       <w:start w:val="1"/>
       <w:numFmt w:val="lowerLetter"/>
       <w:lvlText w:val="%2)"/>
@@ -1191,7 +1403,7 @@
         <w:ind w:left="880" w:hanging="440"/>
       </w:pPr>
     </w:lvl>
-    <w:lvl w:ilvl="2" w:tplc="0409001B" w:tentative="1">
+    <w:lvl w:ilvl="2" w:tentative="0">
       <w:start w:val="1"/>
       <w:numFmt w:val="lowerRoman"/>
       <w:lvlText w:val="%3."/>
@@ -1200,7 +1412,7 @@
         <w:ind w:left="1320" w:hanging="440"/>
       </w:pPr>
     </w:lvl>
-    <w:lvl w:ilvl="3" w:tplc="0409000F" w:tentative="1">
+    <w:lvl w:ilvl="3" w:tentative="0">
       <w:start w:val="1"/>
       <w:numFmt w:val="decimal"/>
       <w:lvlText w:val="%4."/>
@@ -1209,7 +1421,7 @@
         <w:ind w:left="1760" w:hanging="440"/>
       </w:pPr>
     </w:lvl>
-    <w:lvl w:ilvl="4" w:tplc="04090019" w:tentative="1">
+    <w:lvl w:ilvl="4" w:tentative="0">
       <w:start w:val="1"/>
       <w:numFmt w:val="lowerLetter"/>
       <w:lvlText w:val="%5)"/>
@@ -1218,7 +1430,7 @@
         <w:ind w:left="2200" w:hanging="440"/>
       </w:pPr>
     </w:lvl>
-    <w:lvl w:ilvl="5" w:tplc="0409001B" w:tentative="1">
+    <w:lvl w:ilvl="5" w:tentative="0">
       <w:start w:val="1"/>
       <w:numFmt w:val="lowerRoman"/>
       <w:lvlText w:val="%6."/>
@@ -1227,7 +1439,7 @@
         <w:ind w:left="2640" w:hanging="440"/>
       </w:pPr>
     </w:lvl>
-    <w:lvl w:ilvl="6" w:tplc="0409000F" w:tentative="1">
+    <w:lvl w:ilvl="6" w:tentative="0">
       <w:start w:val="1"/>
       <w:numFmt w:val="decimal"/>
       <w:lvlText w:val="%7."/>
@@ -1236,7 +1448,7 @@
         <w:ind w:left="3080" w:hanging="440"/>
       </w:pPr>
     </w:lvl>
-    <w:lvl w:ilvl="7" w:tplc="04090019" w:tentative="1">
+    <w:lvl w:ilvl="7" w:tentative="0">
       <w:start w:val="1"/>
       <w:numFmt w:val="lowerLetter"/>
       <w:lvlText w:val="%8)"/>
@@ -1245,7 +1457,7 @@
         <w:ind w:left="3520" w:hanging="440"/>
       </w:pPr>
     </w:lvl>
-    <w:lvl w:ilvl="8" w:tplc="0409001B" w:tentative="1">
+    <w:lvl w:ilvl="8" w:tentative="0">
       <w:start w:val="1"/>
       <w:numFmt w:val="lowerRoman"/>
       <w:lvlText w:val="%9."/>
@@ -1255,427 +1467,303 @@
       </w:pPr>
     </w:lvl>
   </w:abstractNum>
-  <w:num w:numId="1" w16cid:durableId="1899048171">
+  <w:num w:numId="1">
     <w:abstractNumId w:val="2"/>
   </w:num>
-  <w:num w:numId="2" w16cid:durableId="927890282">
+  <w:num w:numId="2">
+    <w:abstractNumId w:val="0"/>
+  </w:num>
+  <w:num w:numId="3">
     <w:abstractNumId w:val="1"/>
-  </w:num>
-  <w:num w:numId="3" w16cid:durableId="339357589">
-    <w:abstractNumId w:val="0"/>
   </w:num>
 </w:numbering>
 </file>
 
 <file path=word/styles.xml><?xml version="1.0" encoding="utf-8"?>
-<w:styles xmlns:mc="http://schemas.openxmlformats.org/markup-compatibility/2006" xmlns:r="http://schemas.openxmlformats.org/officeDocument/2006/relationships" xmlns:w="http://schemas.openxmlformats.org/wordprocessingml/2006/main" xmlns:w14="http://schemas.microsoft.com/office/word/2010/wordml" xmlns:w15="http://schemas.microsoft.com/office/word/2012/wordml" xmlns:w16cex="http://schemas.microsoft.com/office/word/2018/wordml/cex" xmlns:w16cid="http://schemas.microsoft.com/office/word/2016/wordml/cid" xmlns:w16="http://schemas.microsoft.com/office/word/2018/wordml" xmlns:w16du="http://schemas.microsoft.com/office/word/2023/wordml/word16du" xmlns:w16sdtdh="http://schemas.microsoft.com/office/word/2020/wordml/sdtdatahash" xmlns:w16sdtfl="http://schemas.microsoft.com/office/word/2024/wordml/sdtformatlock" xmlns:w16se="http://schemas.microsoft.com/office/word/2015/wordml/symex" mc:Ignorable="w14 w15 w16se w16cid w16 w16cex w16sdtdh w16sdtfl w16du">
+<w:styles xmlns:mc="http://schemas.openxmlformats.org/markup-compatibility/2006" xmlns:o="urn:schemas-microsoft-com:office:office" xmlns:r="http://schemas.openxmlformats.org/officeDocument/2006/relationships" xmlns:m="http://schemas.openxmlformats.org/officeDocument/2006/math" xmlns:v="urn:schemas-microsoft-com:vml" xmlns:w="http://schemas.openxmlformats.org/wordprocessingml/2006/main" xmlns:w14="http://schemas.microsoft.com/office/word/2010/wordml" xmlns:w10="urn:schemas-microsoft-com:office:word" xmlns:sl="http://schemas.openxmlformats.org/schemaLibrary/2006/main" xmlns:wpsCustomData="http://www.wps.cn/officeDocument/2013/wpsCustomData" mc:Ignorable="w14">
   <w:docDefaults>
     <w:rPrDefault>
       <w:rPr>
-        <w:rFonts w:asciiTheme="minorHAnsi" w:eastAsiaTheme="minorEastAsia" w:hAnsiTheme="minorHAnsi" w:cstheme="minorBidi"/>
-        <w:kern w:val="2"/>
-        <w:sz w:val="21"/>
-        <w:szCs w:val="22"/>
-        <w:lang w:val="en-US" w:eastAsia="zh-CN" w:bidi="ar-SA"/>
-        <w14:ligatures w14:val="standardContextual"/>
+        <w:rFonts w:ascii="Times New Roman" w:hAnsi="Times New Roman" w:eastAsia="宋体" w:cs="Times New Roman"/>
       </w:rPr>
     </w:rPrDefault>
     <w:pPrDefault/>
   </w:docDefaults>
-  <w:latentStyles w:defLockedState="0" w:defUIPriority="99" w:defSemiHidden="0" w:defUnhideWhenUsed="0" w:defQFormat="0" w:count="376">
-    <w:lsdException w:name="Normal" w:uiPriority="0" w:qFormat="1"/>
-    <w:lsdException w:name="heading 1" w:uiPriority="9" w:qFormat="1"/>
-    <w:lsdException w:name="heading 2" w:semiHidden="1" w:uiPriority="9" w:unhideWhenUsed="1" w:qFormat="1"/>
-    <w:lsdException w:name="heading 3" w:semiHidden="1" w:uiPriority="9" w:unhideWhenUsed="1" w:qFormat="1"/>
-    <w:lsdException w:name="heading 4" w:semiHidden="1" w:uiPriority="9" w:unhideWhenUsed="1" w:qFormat="1"/>
-    <w:lsdException w:name="heading 5" w:semiHidden="1" w:uiPriority="9" w:unhideWhenUsed="1" w:qFormat="1"/>
-    <w:lsdException w:name="heading 6" w:semiHidden="1" w:uiPriority="9" w:unhideWhenUsed="1" w:qFormat="1"/>
-    <w:lsdException w:name="heading 7" w:semiHidden="1" w:uiPriority="9" w:unhideWhenUsed="1" w:qFormat="1"/>
-    <w:lsdException w:name="heading 8" w:semiHidden="1" w:uiPriority="9" w:unhideWhenUsed="1" w:qFormat="1"/>
-    <w:lsdException w:name="heading 9" w:semiHidden="1" w:uiPriority="9" w:unhideWhenUsed="1" w:qFormat="1"/>
-    <w:lsdException w:name="index 1" w:semiHidden="1" w:unhideWhenUsed="1"/>
-    <w:lsdException w:name="index 2" w:semiHidden="1" w:unhideWhenUsed="1"/>
-    <w:lsdException w:name="index 3" w:semiHidden="1" w:unhideWhenUsed="1"/>
-    <w:lsdException w:name="index 4" w:semiHidden="1" w:unhideWhenUsed="1"/>
-    <w:lsdException w:name="index 5" w:semiHidden="1" w:unhideWhenUsed="1"/>
-    <w:lsdException w:name="index 6" w:semiHidden="1" w:unhideWhenUsed="1"/>
-    <w:lsdException w:name="index 7" w:semiHidden="1" w:unhideWhenUsed="1"/>
-    <w:lsdException w:name="index 8" w:semiHidden="1" w:unhideWhenUsed="1"/>
-    <w:lsdException w:name="index 9" w:semiHidden="1" w:unhideWhenUsed="1"/>
-    <w:lsdException w:name="toc 1" w:semiHidden="1" w:uiPriority="39" w:unhideWhenUsed="1"/>
-    <w:lsdException w:name="toc 2" w:semiHidden="1" w:uiPriority="39" w:unhideWhenUsed="1"/>
-    <w:lsdException w:name="toc 3" w:semiHidden="1" w:uiPriority="39" w:unhideWhenUsed="1"/>
-    <w:lsdException w:name="toc 4" w:semiHidden="1" w:uiPriority="39" w:unhideWhenUsed="1"/>
-    <w:lsdException w:name="toc 5" w:semiHidden="1" w:uiPriority="39" w:unhideWhenUsed="1"/>
-    <w:lsdException w:name="toc 6" w:semiHidden="1" w:uiPriority="39" w:unhideWhenUsed="1"/>
-    <w:lsdException w:name="toc 7" w:semiHidden="1" w:uiPriority="39" w:unhideWhenUsed="1"/>
-    <w:lsdException w:name="toc 8" w:semiHidden="1" w:uiPriority="39" w:unhideWhenUsed="1"/>
-    <w:lsdException w:name="toc 9" w:semiHidden="1" w:uiPriority="39" w:unhideWhenUsed="1"/>
-    <w:lsdException w:name="Normal Indent" w:semiHidden="1" w:unhideWhenUsed="1"/>
-    <w:lsdException w:name="footnote text" w:semiHidden="1" w:unhideWhenUsed="1"/>
-    <w:lsdException w:name="annotation text" w:semiHidden="1" w:unhideWhenUsed="1"/>
-    <w:lsdException w:name="header" w:semiHidden="1" w:unhideWhenUsed="1"/>
-    <w:lsdException w:name="footer" w:semiHidden="1" w:unhideWhenUsed="1"/>
-    <w:lsdException w:name="index heading" w:semiHidden="1" w:unhideWhenUsed="1"/>
-    <w:lsdException w:name="caption" w:semiHidden="1" w:uiPriority="35" w:unhideWhenUsed="1" w:qFormat="1"/>
-    <w:lsdException w:name="table of figures" w:semiHidden="1" w:unhideWhenUsed="1"/>
-    <w:lsdException w:name="envelope address" w:semiHidden="1" w:unhideWhenUsed="1"/>
-    <w:lsdException w:name="envelope return" w:semiHidden="1" w:unhideWhenUsed="1"/>
-    <w:lsdException w:name="footnote reference" w:semiHidden="1" w:unhideWhenUsed="1"/>
-    <w:lsdException w:name="annotation reference" w:semiHidden="1" w:unhideWhenUsed="1"/>
-    <w:lsdException w:name="line number" w:semiHidden="1" w:unhideWhenUsed="1"/>
-    <w:lsdException w:name="page number" w:semiHidden="1" w:unhideWhenUsed="1"/>
-    <w:lsdException w:name="endnote reference" w:semiHidden="1" w:unhideWhenUsed="1"/>
-    <w:lsdException w:name="endnote text" w:semiHidden="1" w:unhideWhenUsed="1"/>
-    <w:lsdException w:name="table of authorities" w:semiHidden="1" w:unhideWhenUsed="1"/>
-    <w:lsdException w:name="macro" w:semiHidden="1" w:unhideWhenUsed="1"/>
-    <w:lsdException w:name="toa heading" w:semiHidden="1" w:unhideWhenUsed="1"/>
-    <w:lsdException w:name="List" w:semiHidden="1" w:unhideWhenUsed="1"/>
-    <w:lsdException w:name="List Bullet" w:semiHidden="1" w:unhideWhenUsed="1"/>
-    <w:lsdException w:name="List Number" w:semiHidden="1" w:unhideWhenUsed="1"/>
-    <w:lsdException w:name="List 2" w:semiHidden="1" w:unhideWhenUsed="1"/>
-    <w:lsdException w:name="List 3" w:semiHidden="1" w:unhideWhenUsed="1"/>
-    <w:lsdException w:name="List 4" w:semiHidden="1" w:unhideWhenUsed="1"/>
-    <w:lsdException w:name="List 5" w:semiHidden="1" w:unhideWhenUsed="1"/>
-    <w:lsdException w:name="List Bullet 2" w:semiHidden="1" w:unhideWhenUsed="1"/>
-    <w:lsdException w:name="List Bullet 3" w:semiHidden="1" w:unhideWhenUsed="1"/>
-    <w:lsdException w:name="List Bullet 4" w:semiHidden="1" w:unhideWhenUsed="1"/>
-    <w:lsdException w:name="List Bullet 5" w:semiHidden="1" w:unhideWhenUsed="1"/>
-    <w:lsdException w:name="List Number 2" w:semiHidden="1" w:unhideWhenUsed="1"/>
-    <w:lsdException w:name="List Number 3" w:semiHidden="1" w:unhideWhenUsed="1"/>
-    <w:lsdException w:name="List Number 4" w:semiHidden="1" w:unhideWhenUsed="1"/>
-    <w:lsdException w:name="List Number 5" w:semiHidden="1" w:unhideWhenUsed="1"/>
-    <w:lsdException w:name="Title" w:uiPriority="10" w:qFormat="1"/>
-    <w:lsdException w:name="Closing" w:semiHidden="1" w:unhideWhenUsed="1"/>
-    <w:lsdException w:name="Signature" w:semiHidden="1" w:unhideWhenUsed="1"/>
-    <w:lsdException w:name="Default Paragraph Font" w:semiHidden="1" w:uiPriority="1" w:unhideWhenUsed="1"/>
-    <w:lsdException w:name="Body Text" w:semiHidden="1" w:unhideWhenUsed="1"/>
-    <w:lsdException w:name="Body Text Indent" w:semiHidden="1" w:unhideWhenUsed="1"/>
-    <w:lsdException w:name="List Continue" w:semiHidden="1" w:unhideWhenUsed="1"/>
-    <w:lsdException w:name="List Continue 2" w:semiHidden="1" w:unhideWhenUsed="1"/>
-    <w:lsdException w:name="List Continue 3" w:semiHidden="1" w:unhideWhenUsed="1"/>
-    <w:lsdException w:name="List Continue 4" w:semiHidden="1" w:unhideWhenUsed="1"/>
-    <w:lsdException w:name="List Continue 5" w:semiHidden="1" w:unhideWhenUsed="1"/>
-    <w:lsdException w:name="Message Header" w:semiHidden="1" w:unhideWhenUsed="1"/>
-    <w:lsdException w:name="Subtitle" w:uiPriority="11" w:qFormat="1"/>
-    <w:lsdException w:name="Salutation" w:semiHidden="1" w:unhideWhenUsed="1"/>
-    <w:lsdException w:name="Date" w:semiHidden="1" w:unhideWhenUsed="1"/>
-    <w:lsdException w:name="Body Text First Indent" w:semiHidden="1" w:unhideWhenUsed="1"/>
-    <w:lsdException w:name="Body Text First Indent 2" w:semiHidden="1" w:unhideWhenUsed="1"/>
-    <w:lsdException w:name="Note Heading" w:semiHidden="1" w:unhideWhenUsed="1"/>
-    <w:lsdException w:name="Body Text 2" w:semiHidden="1" w:unhideWhenUsed="1"/>
-    <w:lsdException w:name="Body Text 3" w:semiHidden="1" w:unhideWhenUsed="1"/>
-    <w:lsdException w:name="Body Text Indent 2" w:semiHidden="1" w:unhideWhenUsed="1"/>
-    <w:lsdException w:name="Body Text Indent 3" w:semiHidden="1" w:unhideWhenUsed="1"/>
-    <w:lsdException w:name="Block Text" w:semiHidden="1" w:unhideWhenUsed="1"/>
-    <w:lsdException w:name="Hyperlink" w:semiHidden="1" w:unhideWhenUsed="1"/>
-    <w:lsdException w:name="FollowedHyperlink" w:semiHidden="1" w:unhideWhenUsed="1"/>
-    <w:lsdException w:name="Strong" w:uiPriority="22" w:qFormat="1"/>
-    <w:lsdException w:name="Emphasis" w:uiPriority="20" w:qFormat="1"/>
-    <w:lsdException w:name="Document Map" w:semiHidden="1" w:unhideWhenUsed="1"/>
-    <w:lsdException w:name="Plain Text" w:semiHidden="1" w:unhideWhenUsed="1"/>
-    <w:lsdException w:name="E-mail Signature" w:semiHidden="1" w:unhideWhenUsed="1"/>
-    <w:lsdException w:name="HTML Top of Form" w:semiHidden="1" w:unhideWhenUsed="1"/>
-    <w:lsdException w:name="HTML Bottom of Form" w:semiHidden="1" w:unhideWhenUsed="1"/>
-    <w:lsdException w:name="Normal (Web)" w:semiHidden="1" w:unhideWhenUsed="1"/>
-    <w:lsdException w:name="HTML Acronym" w:semiHidden="1" w:unhideWhenUsed="1"/>
-    <w:lsdException w:name="HTML Address" w:semiHidden="1" w:unhideWhenUsed="1"/>
-    <w:lsdException w:name="HTML Cite" w:semiHidden="1" w:unhideWhenUsed="1"/>
-    <w:lsdException w:name="HTML Code" w:semiHidden="1" w:unhideWhenUsed="1"/>
-    <w:lsdException w:name="HTML Definition" w:semiHidden="1" w:unhideWhenUsed="1"/>
-    <w:lsdException w:name="HTML Keyboard" w:semiHidden="1" w:unhideWhenUsed="1"/>
-    <w:lsdException w:name="HTML Preformatted" w:semiHidden="1" w:unhideWhenUsed="1"/>
-    <w:lsdException w:name="HTML Sample" w:semiHidden="1" w:unhideWhenUsed="1"/>
-    <w:lsdException w:name="HTML Typewriter" w:semiHidden="1" w:unhideWhenUsed="1"/>
-    <w:lsdException w:name="HTML Variable" w:semiHidden="1" w:unhideWhenUsed="1"/>
-    <w:lsdException w:name="Normal Table" w:semiHidden="1" w:unhideWhenUsed="1"/>
-    <w:lsdException w:name="annotation subject" w:semiHidden="1" w:unhideWhenUsed="1"/>
-    <w:lsdException w:name="No List" w:semiHidden="1" w:unhideWhenUsed="1"/>
-    <w:lsdException w:name="Outline List 1" w:semiHidden="1" w:unhideWhenUsed="1"/>
-    <w:lsdException w:name="Outline List 2" w:semiHidden="1" w:unhideWhenUsed="1"/>
-    <w:lsdException w:name="Outline List 3" w:semiHidden="1" w:unhideWhenUsed="1"/>
-    <w:lsdException w:name="Table Simple 1" w:semiHidden="1" w:unhideWhenUsed="1"/>
-    <w:lsdException w:name="Table Simple 2" w:semiHidden="1" w:unhideWhenUsed="1"/>
-    <w:lsdException w:name="Table Simple 3" w:semiHidden="1" w:unhideWhenUsed="1"/>
-    <w:lsdException w:name="Table Classic 1" w:semiHidden="1" w:unhideWhenUsed="1"/>
-    <w:lsdException w:name="Table Classic 2" w:semiHidden="1" w:unhideWhenUsed="1"/>
-    <w:lsdException w:name="Table Classic 3" w:semiHidden="1" w:unhideWhenUsed="1"/>
-    <w:lsdException w:name="Table Classic 4" w:semiHidden="1" w:unhideWhenUsed="1"/>
-    <w:lsdException w:name="Table Colorful 1" w:semiHidden="1" w:unhideWhenUsed="1"/>
-    <w:lsdException w:name="Table Colorful 2" w:semiHidden="1" w:unhideWhenUsed="1"/>
-    <w:lsdException w:name="Table Colorful 3" w:semiHidden="1" w:unhideWhenUsed="1"/>
-    <w:lsdException w:name="Table Columns 1" w:semiHidden="1" w:unhideWhenUsed="1"/>
-    <w:lsdException w:name="Table Columns 2" w:semiHidden="1" w:unhideWhenUsed="1"/>
-    <w:lsdException w:name="Table Columns 3" w:semiHidden="1" w:unhideWhenUsed="1"/>
-    <w:lsdException w:name="Table Columns 4" w:semiHidden="1" w:unhideWhenUsed="1"/>
-    <w:lsdException w:name="Table Columns 5" w:semiHidden="1" w:unhideWhenUsed="1"/>
-    <w:lsdException w:name="Table Grid 1" w:semiHidden="1" w:unhideWhenUsed="1"/>
-    <w:lsdException w:name="Table Grid 2" w:semiHidden="1" w:unhideWhenUsed="1"/>
-    <w:lsdException w:name="Table Grid 3" w:semiHidden="1" w:unhideWhenUsed="1"/>
-    <w:lsdException w:name="Table Grid 4" w:semiHidden="1" w:unhideWhenUsed="1"/>
-    <w:lsdException w:name="Table Grid 5" w:semiHidden="1" w:unhideWhenUsed="1"/>
-    <w:lsdException w:name="Table Grid 6" w:semiHidden="1" w:unhideWhenUsed="1"/>
-    <w:lsdException w:name="Table Grid 7" w:semiHidden="1" w:unhideWhenUsed="1"/>
-    <w:lsdException w:name="Table Grid 8" w:semiHidden="1" w:unhideWhenUsed="1"/>
-    <w:lsdException w:name="Table List 1" w:semiHidden="1" w:unhideWhenUsed="1"/>
-    <w:lsdException w:name="Table List 2" w:semiHidden="1" w:unhideWhenUsed="1"/>
-    <w:lsdException w:name="Table List 3" w:semiHidden="1" w:unhideWhenUsed="1"/>
-    <w:lsdException w:name="Table List 4" w:semiHidden="1" w:unhideWhenUsed="1"/>
-    <w:lsdException w:name="Table List 5" w:semiHidden="1" w:unhideWhenUsed="1"/>
-    <w:lsdException w:name="Table List 6" w:semiHidden="1" w:unhideWhenUsed="1"/>
-    <w:lsdException w:name="Table List 7" w:semiHidden="1" w:unhideWhenUsed="1"/>
-    <w:lsdException w:name="Table List 8" w:semiHidden="1" w:unhideWhenUsed="1"/>
-    <w:lsdException w:name="Table 3D effects 1" w:semiHidden="1" w:unhideWhenUsed="1"/>
-    <w:lsdException w:name="Table 3D effects 2" w:semiHidden="1" w:unhideWhenUsed="1"/>
-    <w:lsdException w:name="Table 3D effects 3" w:semiHidden="1" w:unhideWhenUsed="1"/>
-    <w:lsdException w:name="Table Contemporary" w:semiHidden="1" w:unhideWhenUsed="1"/>
-    <w:lsdException w:name="Table Elegant" w:semiHidden="1" w:unhideWhenUsed="1"/>
-    <w:lsdException w:name="Table Professional" w:semiHidden="1" w:unhideWhenUsed="1"/>
-    <w:lsdException w:name="Table Subtle 1" w:semiHidden="1" w:unhideWhenUsed="1"/>
-    <w:lsdException w:name="Table Subtle 2" w:semiHidden="1" w:unhideWhenUsed="1"/>
-    <w:lsdException w:name="Table Web 1" w:semiHidden="1" w:unhideWhenUsed="1"/>
-    <w:lsdException w:name="Table Web 2" w:semiHidden="1" w:unhideWhenUsed="1"/>
-    <w:lsdException w:name="Table Web 3" w:semiHidden="1" w:unhideWhenUsed="1"/>
-    <w:lsdException w:name="Balloon Text" w:semiHidden="1" w:unhideWhenUsed="1"/>
-    <w:lsdException w:name="Table Grid" w:uiPriority="39"/>
-    <w:lsdException w:name="Table Theme" w:semiHidden="1" w:unhideWhenUsed="1"/>
-    <w:lsdException w:name="Placeholder Text" w:semiHidden="1"/>
-    <w:lsdException w:name="No Spacing" w:uiPriority="1" w:qFormat="1"/>
-    <w:lsdException w:name="Light Shading" w:uiPriority="60"/>
-    <w:lsdException w:name="Light List" w:uiPriority="61"/>
-    <w:lsdException w:name="Light Grid" w:uiPriority="62"/>
-    <w:lsdException w:name="Medium Shading 1" w:uiPriority="63"/>
-    <w:lsdException w:name="Medium Shading 2" w:uiPriority="64"/>
-    <w:lsdException w:name="Medium List 1" w:uiPriority="65"/>
-    <w:lsdException w:name="Medium List 2" w:uiPriority="66"/>
-    <w:lsdException w:name="Medium Grid 1" w:uiPriority="67"/>
-    <w:lsdException w:name="Medium Grid 2" w:uiPriority="68"/>
-    <w:lsdException w:name="Medium Grid 3" w:uiPriority="69"/>
-    <w:lsdException w:name="Dark List" w:uiPriority="70"/>
-    <w:lsdException w:name="Colorful Shading" w:uiPriority="71"/>
-    <w:lsdException w:name="Colorful List" w:uiPriority="72"/>
-    <w:lsdException w:name="Colorful Grid" w:uiPriority="73"/>
-    <w:lsdException w:name="Light Shading Accent 1" w:uiPriority="60"/>
-    <w:lsdException w:name="Light List Accent 1" w:uiPriority="61"/>
-    <w:lsdException w:name="Light Grid Accent 1" w:uiPriority="62"/>
-    <w:lsdException w:name="Medium Shading 1 Accent 1" w:uiPriority="63"/>
-    <w:lsdException w:name="Medium Shading 2 Accent 1" w:uiPriority="64"/>
-    <w:lsdException w:name="Medium List 1 Accent 1" w:uiPriority="65"/>
-    <w:lsdException w:name="Revision" w:semiHidden="1"/>
-    <w:lsdException w:name="List Paragraph" w:uiPriority="34" w:qFormat="1"/>
-    <w:lsdException w:name="Quote" w:uiPriority="29" w:qFormat="1"/>
-    <w:lsdException w:name="Intense Quote" w:uiPriority="30" w:qFormat="1"/>
-    <w:lsdException w:name="Medium List 2 Accent 1" w:uiPriority="66"/>
-    <w:lsdException w:name="Medium Grid 1 Accent 1" w:uiPriority="67"/>
-    <w:lsdException w:name="Medium Grid 2 Accent 1" w:uiPriority="68"/>
-    <w:lsdException w:name="Medium Grid 3 Accent 1" w:uiPriority="69"/>
-    <w:lsdException w:name="Dark List Accent 1" w:uiPriority="70"/>
-    <w:lsdException w:name="Colorful Shading Accent 1" w:uiPriority="71"/>
-    <w:lsdException w:name="Colorful List Accent 1" w:uiPriority="72"/>
-    <w:lsdException w:name="Colorful Grid Accent 1" w:uiPriority="73"/>
-    <w:lsdException w:name="Light Shading Accent 2" w:uiPriority="60"/>
-    <w:lsdException w:name="Light List Accent 2" w:uiPriority="61"/>
-    <w:lsdException w:name="Light Grid Accent 2" w:uiPriority="62"/>
-    <w:lsdException w:name="Medium Shading 1 Accent 2" w:uiPriority="63"/>
-    <w:lsdException w:name="Medium Shading 2 Accent 2" w:uiPriority="64"/>
-    <w:lsdException w:name="Medium List 1 Accent 2" w:uiPriority="65"/>
-    <w:lsdException w:name="Medium List 2 Accent 2" w:uiPriority="66"/>
-    <w:lsdException w:name="Medium Grid 1 Accent 2" w:uiPriority="67"/>
-    <w:lsdException w:name="Medium Grid 2 Accent 2" w:uiPriority="68"/>
-    <w:lsdException w:name="Medium Grid 3 Accent 2" w:uiPriority="69"/>
-    <w:lsdException w:name="Dark List Accent 2" w:uiPriority="70"/>
-    <w:lsdException w:name="Colorful Shading Accent 2" w:uiPriority="71"/>
-    <w:lsdException w:name="Colorful List Accent 2" w:uiPriority="72"/>
-    <w:lsdException w:name="Colorful Grid Accent 2" w:uiPriority="73"/>
-    <w:lsdException w:name="Light Shading Accent 3" w:uiPriority="60"/>
-    <w:lsdException w:name="Light List Accent 3" w:uiPriority="61"/>
-    <w:lsdException w:name="Light Grid Accent 3" w:uiPriority="62"/>
-    <w:lsdException w:name="Medium Shading 1 Accent 3" w:uiPriority="63"/>
-    <w:lsdException w:name="Medium Shading 2 Accent 3" w:uiPriority="64"/>
-    <w:lsdException w:name="Medium List 1 Accent 3" w:uiPriority="65"/>
-    <w:lsdException w:name="Medium List 2 Accent 3" w:uiPriority="66"/>
-    <w:lsdException w:name="Medium Grid 1 Accent 3" w:uiPriority="67"/>
-    <w:lsdException w:name="Medium Grid 2 Accent 3" w:uiPriority="68"/>
-    <w:lsdException w:name="Medium Grid 3 Accent 3" w:uiPriority="69"/>
-    <w:lsdException w:name="Dark List Accent 3" w:uiPriority="70"/>
-    <w:lsdException w:name="Colorful Shading Accent 3" w:uiPriority="71"/>
-    <w:lsdException w:name="Colorful List Accent 3" w:uiPriority="72"/>
-    <w:lsdException w:name="Colorful Grid Accent 3" w:uiPriority="73"/>
-    <w:lsdException w:name="Light Shading Accent 4" w:uiPriority="60"/>
-    <w:lsdException w:name="Light List Accent 4" w:uiPriority="61"/>
-    <w:lsdException w:name="Light Grid Accent 4" w:uiPriority="62"/>
-    <w:lsdException w:name="Medium Shading 1 Accent 4" w:uiPriority="63"/>
-    <w:lsdException w:name="Medium Shading 2 Accent 4" w:uiPriority="64"/>
-    <w:lsdException w:name="Medium List 1 Accent 4" w:uiPriority="65"/>
-    <w:lsdException w:name="Medium List 2 Accent 4" w:uiPriority="66"/>
-    <w:lsdException w:name="Medium Grid 1 Accent 4" w:uiPriority="67"/>
-    <w:lsdException w:name="Medium Grid 2 Accent 4" w:uiPriority="68"/>
-    <w:lsdException w:name="Medium Grid 3 Accent 4" w:uiPriority="69"/>
-    <w:lsdException w:name="Dark List Accent 4" w:uiPriority="70"/>
-    <w:lsdException w:name="Colorful Shading Accent 4" w:uiPriority="71"/>
-    <w:lsdException w:name="Colorful List Accent 4" w:uiPriority="72"/>
-    <w:lsdException w:name="Colorful Grid Accent 4" w:uiPriority="73"/>
-    <w:lsdException w:name="Light Shading Accent 5" w:uiPriority="60"/>
-    <w:lsdException w:name="Light List Accent 5" w:uiPriority="61"/>
-    <w:lsdException w:name="Light Grid Accent 5" w:uiPriority="62"/>
-    <w:lsdException w:name="Medium Shading 1 Accent 5" w:uiPriority="63"/>
-    <w:lsdException w:name="Medium Shading 2 Accent 5" w:uiPriority="64"/>
-    <w:lsdException w:name="Medium List 1 Accent 5" w:uiPriority="65"/>
-    <w:lsdException w:name="Medium List 2 Accent 5" w:uiPriority="66"/>
-    <w:lsdException w:name="Medium Grid 1 Accent 5" w:uiPriority="67"/>
-    <w:lsdException w:name="Medium Grid 2 Accent 5" w:uiPriority="68"/>
-    <w:lsdException w:name="Medium Grid 3 Accent 5" w:uiPriority="69"/>
-    <w:lsdException w:name="Dark List Accent 5" w:uiPriority="70"/>
-    <w:lsdException w:name="Colorful Shading Accent 5" w:uiPriority="71"/>
-    <w:lsdException w:name="Colorful List Accent 5" w:uiPriority="72"/>
-    <w:lsdException w:name="Colorful Grid Accent 5" w:uiPriority="73"/>
-    <w:lsdException w:name="Light Shading Accent 6" w:uiPriority="60"/>
-    <w:lsdException w:name="Light List Accent 6" w:uiPriority="61"/>
-    <w:lsdException w:name="Light Grid Accent 6" w:uiPriority="62"/>
-    <w:lsdException w:name="Medium Shading 1 Accent 6" w:uiPriority="63"/>
-    <w:lsdException w:name="Medium Shading 2 Accent 6" w:uiPriority="64"/>
-    <w:lsdException w:name="Medium List 1 Accent 6" w:uiPriority="65"/>
-    <w:lsdException w:name="Medium List 2 Accent 6" w:uiPriority="66"/>
-    <w:lsdException w:name="Medium Grid 1 Accent 6" w:uiPriority="67"/>
-    <w:lsdException w:name="Medium Grid 2 Accent 6" w:uiPriority="68"/>
-    <w:lsdException w:name="Medium Grid 3 Accent 6" w:uiPriority="69"/>
-    <w:lsdException w:name="Dark List Accent 6" w:uiPriority="70"/>
-    <w:lsdException w:name="Colorful Shading Accent 6" w:uiPriority="71"/>
-    <w:lsdException w:name="Colorful List Accent 6" w:uiPriority="72"/>
-    <w:lsdException w:name="Colorful Grid Accent 6" w:uiPriority="73"/>
-    <w:lsdException w:name="Subtle Emphasis" w:uiPriority="19" w:qFormat="1"/>
-    <w:lsdException w:name="Intense Emphasis" w:uiPriority="21" w:qFormat="1"/>
-    <w:lsdException w:name="Subtle Reference" w:uiPriority="31" w:qFormat="1"/>
-    <w:lsdException w:name="Intense Reference" w:uiPriority="32" w:qFormat="1"/>
-    <w:lsdException w:name="Book Title" w:uiPriority="33" w:qFormat="1"/>
-    <w:lsdException w:name="Bibliography" w:semiHidden="1" w:uiPriority="37" w:unhideWhenUsed="1"/>
-    <w:lsdException w:name="TOC Heading" w:semiHidden="1" w:uiPriority="39" w:unhideWhenUsed="1" w:qFormat="1"/>
-    <w:lsdException w:name="Plain Table 1" w:uiPriority="41"/>
-    <w:lsdException w:name="Plain Table 2" w:uiPriority="42"/>
-    <w:lsdException w:name="Plain Table 3" w:uiPriority="43"/>
-    <w:lsdException w:name="Plain Table 4" w:uiPriority="44"/>
-    <w:lsdException w:name="Plain Table 5" w:uiPriority="45"/>
-    <w:lsdException w:name="Grid Table Light" w:uiPriority="40"/>
-    <w:lsdException w:name="Grid Table 1 Light" w:uiPriority="46"/>
-    <w:lsdException w:name="Grid Table 2" w:uiPriority="47"/>
-    <w:lsdException w:name="Grid Table 3" w:uiPriority="48"/>
-    <w:lsdException w:name="Grid Table 4" w:uiPriority="49"/>
-    <w:lsdException w:name="Grid Table 5 Dark" w:uiPriority="50"/>
-    <w:lsdException w:name="Grid Table 6 Colorful" w:uiPriority="51"/>
-    <w:lsdException w:name="Grid Table 7 Colorful" w:uiPriority="52"/>
-    <w:lsdException w:name="Grid Table 1 Light Accent 1" w:uiPriority="46"/>
-    <w:lsdException w:name="Grid Table 2 Accent 1" w:uiPriority="47"/>
-    <w:lsdException w:name="Grid Table 3 Accent 1" w:uiPriority="48"/>
-    <w:lsdException w:name="Grid Table 4 Accent 1" w:uiPriority="49"/>
-    <w:lsdException w:name="Grid Table 5 Dark Accent 1" w:uiPriority="50"/>
-    <w:lsdException w:name="Grid Table 6 Colorful Accent 1" w:uiPriority="51"/>
-    <w:lsdException w:name="Grid Table 7 Colorful Accent 1" w:uiPriority="52"/>
-    <w:lsdException w:name="Grid Table 1 Light Accent 2" w:uiPriority="46"/>
-    <w:lsdException w:name="Grid Table 2 Accent 2" w:uiPriority="47"/>
-    <w:lsdException w:name="Grid Table 3 Accent 2" w:uiPriority="48"/>
-    <w:lsdException w:name="Grid Table 4 Accent 2" w:uiPriority="49"/>
-    <w:lsdException w:name="Grid Table 5 Dark Accent 2" w:uiPriority="50"/>
-    <w:lsdException w:name="Grid Table 6 Colorful Accent 2" w:uiPriority="51"/>
-    <w:lsdException w:name="Grid Table 7 Colorful Accent 2" w:uiPriority="52"/>
-    <w:lsdException w:name="Grid Table 1 Light Accent 3" w:uiPriority="46"/>
-    <w:lsdException w:name="Grid Table 2 Accent 3" w:uiPriority="47"/>
-    <w:lsdException w:name="Grid Table 3 Accent 3" w:uiPriority="48"/>
-    <w:lsdException w:name="Grid Table 4 Accent 3" w:uiPriority="49"/>
-    <w:lsdException w:name="Grid Table 5 Dark Accent 3" w:uiPriority="50"/>
-    <w:lsdException w:name="Grid Table 6 Colorful Accent 3" w:uiPriority="51"/>
-    <w:lsdException w:name="Grid Table 7 Colorful Accent 3" w:uiPriority="52"/>
-    <w:lsdException w:name="Grid Table 1 Light Accent 4" w:uiPriority="46"/>
-    <w:lsdException w:name="Grid Table 2 Accent 4" w:uiPriority="47"/>
-    <w:lsdException w:name="Grid Table 3 Accent 4" w:uiPriority="48"/>
-    <w:lsdException w:name="Grid Table 4 Accent 4" w:uiPriority="49"/>
-    <w:lsdException w:name="Grid Table 5 Dark Accent 4" w:uiPriority="50"/>
-    <w:lsdException w:name="Grid Table 6 Colorful Accent 4" w:uiPriority="51"/>
-    <w:lsdException w:name="Grid Table 7 Colorful Accent 4" w:uiPriority="52"/>
-    <w:lsdException w:name="Grid Table 1 Light Accent 5" w:uiPriority="46"/>
-    <w:lsdException w:name="Grid Table 2 Accent 5" w:uiPriority="47"/>
-    <w:lsdException w:name="Grid Table 3 Accent 5" w:uiPriority="48"/>
-    <w:lsdException w:name="Grid Table 4 Accent 5" w:uiPriority="49"/>
-    <w:lsdException w:name="Grid Table 5 Dark Accent 5" w:uiPriority="50"/>
-    <w:lsdException w:name="Grid Table 6 Colorful Accent 5" w:uiPriority="51"/>
-    <w:lsdException w:name="Grid Table 7 Colorful Accent 5" w:uiPriority="52"/>
-    <w:lsdException w:name="Grid Table 1 Light Accent 6" w:uiPriority="46"/>
-    <w:lsdException w:name="Grid Table 2 Accent 6" w:uiPriority="47"/>
-    <w:lsdException w:name="Grid Table 3 Accent 6" w:uiPriority="48"/>
-    <w:lsdException w:name="Grid Table 4 Accent 6" w:uiPriority="49"/>
-    <w:lsdException w:name="Grid Table 5 Dark Accent 6" w:uiPriority="50"/>
-    <w:lsdException w:name="Grid Table 6 Colorful Accent 6" w:uiPriority="51"/>
-    <w:lsdException w:name="Grid Table 7 Colorful Accent 6" w:uiPriority="52"/>
-    <w:lsdException w:name="List Table 1 Light" w:uiPriority="46"/>
-    <w:lsdException w:name="List Table 2" w:uiPriority="47"/>
-    <w:lsdException w:name="List Table 3" w:uiPriority="48"/>
-    <w:lsdException w:name="List Table 4" w:uiPriority="49"/>
-    <w:lsdException w:name="List Table 5 Dark" w:uiPriority="50"/>
-    <w:lsdException w:name="List Table 6 Colorful" w:uiPriority="51"/>
-    <w:lsdException w:name="List Table 7 Colorful" w:uiPriority="52"/>
-    <w:lsdException w:name="List Table 1 Light Accent 1" w:uiPriority="46"/>
-    <w:lsdException w:name="List Table 2 Accent 1" w:uiPriority="47"/>
-    <w:lsdException w:name="List Table 3 Accent 1" w:uiPriority="48"/>
-    <w:lsdException w:name="List Table 4 Accent 1" w:uiPriority="49"/>
-    <w:lsdException w:name="List Table 5 Dark Accent 1" w:uiPriority="50"/>
-    <w:lsdException w:name="List Table 6 Colorful Accent 1" w:uiPriority="51"/>
-    <w:lsdException w:name="List Table 7 Colorful Accent 1" w:uiPriority="52"/>
-    <w:lsdException w:name="List Table 1 Light Accent 2" w:uiPriority="46"/>
-    <w:lsdException w:name="List Table 2 Accent 2" w:uiPriority="47"/>
-    <w:lsdException w:name="List Table 3 Accent 2" w:uiPriority="48"/>
-    <w:lsdException w:name="List Table 4 Accent 2" w:uiPriority="49"/>
-    <w:lsdException w:name="List Table 5 Dark Accent 2" w:uiPriority="50"/>
-    <w:lsdException w:name="List Table 6 Colorful Accent 2" w:uiPriority="51"/>
-    <w:lsdException w:name="List Table 7 Colorful Accent 2" w:uiPriority="52"/>
-    <w:lsdException w:name="List Table 1 Light Accent 3" w:uiPriority="46"/>
-    <w:lsdException w:name="List Table 2 Accent 3" w:uiPriority="47"/>
-    <w:lsdException w:name="List Table 3 Accent 3" w:uiPriority="48"/>
-    <w:lsdException w:name="List Table 4 Accent 3" w:uiPriority="49"/>
-    <w:lsdException w:name="List Table 5 Dark Accent 3" w:uiPriority="50"/>
-    <w:lsdException w:name="List Table 6 Colorful Accent 3" w:uiPriority="51"/>
-    <w:lsdException w:name="List Table 7 Colorful Accent 3" w:uiPriority="52"/>
-    <w:lsdException w:name="List Table 1 Light Accent 4" w:uiPriority="46"/>
-    <w:lsdException w:name="List Table 2 Accent 4" w:uiPriority="47"/>
-    <w:lsdException w:name="List Table 3 Accent 4" w:uiPriority="48"/>
-    <w:lsdException w:name="List Table 4 Accent 4" w:uiPriority="49"/>
-    <w:lsdException w:name="List Table 5 Dark Accent 4" w:uiPriority="50"/>
-    <w:lsdException w:name="List Table 6 Colorful Accent 4" w:uiPriority="51"/>
-    <w:lsdException w:name="List Table 7 Colorful Accent 4" w:uiPriority="52"/>
-    <w:lsdException w:name="List Table 1 Light Accent 5" w:uiPriority="46"/>
-    <w:lsdException w:name="List Table 2 Accent 5" w:uiPriority="47"/>
-    <w:lsdException w:name="List Table 3 Accent 5" w:uiPriority="48"/>
-    <w:lsdException w:name="List Table 4 Accent 5" w:uiPriority="49"/>
-    <w:lsdException w:name="List Table 5 Dark Accent 5" w:uiPriority="50"/>
-    <w:lsdException w:name="List Table 6 Colorful Accent 5" w:uiPriority="51"/>
-    <w:lsdException w:name="List Table 7 Colorful Accent 5" w:uiPriority="52"/>
-    <w:lsdException w:name="List Table 1 Light Accent 6" w:uiPriority="46"/>
-    <w:lsdException w:name="List Table 2 Accent 6" w:uiPriority="47"/>
-    <w:lsdException w:name="List Table 3 Accent 6" w:uiPriority="48"/>
-    <w:lsdException w:name="List Table 4 Accent 6" w:uiPriority="49"/>
-    <w:lsdException w:name="List Table 5 Dark Accent 6" w:uiPriority="50"/>
-    <w:lsdException w:name="List Table 6 Colorful Accent 6" w:uiPriority="51"/>
-    <w:lsdException w:name="List Table 7 Colorful Accent 6" w:uiPriority="52"/>
-    <w:lsdException w:name="Mention" w:semiHidden="1" w:unhideWhenUsed="1"/>
-    <w:lsdException w:name="Smart Hyperlink" w:semiHidden="1" w:unhideWhenUsed="1"/>
-    <w:lsdException w:name="Hashtag" w:semiHidden="1" w:unhideWhenUsed="1"/>
-    <w:lsdException w:name="Unresolved Mention" w:semiHidden="1" w:unhideWhenUsed="1"/>
-    <w:lsdException w:name="Smart Link" w:semiHidden="1" w:unhideWhenUsed="1"/>
+  <w:latentStyles w:count="260" w:defQFormat="0" w:defUnhideWhenUsed="1" w:defSemiHidden="1" w:defUIPriority="99" w:defLockedState="0">
+    <w:lsdException w:qFormat="1" w:unhideWhenUsed="0" w:uiPriority="0" w:semiHidden="0" w:name="Normal"/>
+    <w:lsdException w:qFormat="1" w:unhideWhenUsed="0" w:uiPriority="9" w:semiHidden="0" w:name="heading 1"/>
+    <w:lsdException w:qFormat="1" w:uiPriority="9" w:semiHidden="0" w:name="heading 2"/>
+    <w:lsdException w:qFormat="1" w:uiPriority="9" w:name="heading 3"/>
+    <w:lsdException w:qFormat="1" w:uiPriority="9" w:name="heading 4"/>
+    <w:lsdException w:qFormat="1" w:uiPriority="9" w:name="heading 5"/>
+    <w:lsdException w:qFormat="1" w:uiPriority="9" w:name="heading 6"/>
+    <w:lsdException w:qFormat="1" w:uiPriority="9" w:name="heading 7"/>
+    <w:lsdException w:qFormat="1" w:uiPriority="9" w:name="heading 8"/>
+    <w:lsdException w:qFormat="1" w:uiPriority="9" w:name="heading 9"/>
+    <w:lsdException w:uiPriority="99" w:name="index 1"/>
+    <w:lsdException w:uiPriority="99" w:name="index 2"/>
+    <w:lsdException w:uiPriority="99" w:name="index 3"/>
+    <w:lsdException w:uiPriority="99" w:name="index 4"/>
+    <w:lsdException w:uiPriority="99" w:name="index 5"/>
+    <w:lsdException w:uiPriority="99" w:name="index 6"/>
+    <w:lsdException w:uiPriority="99" w:name="index 7"/>
+    <w:lsdException w:uiPriority="99" w:name="index 8"/>
+    <w:lsdException w:uiPriority="99" w:name="index 9"/>
+    <w:lsdException w:uiPriority="39" w:name="toc 1"/>
+    <w:lsdException w:uiPriority="39" w:name="toc 2"/>
+    <w:lsdException w:uiPriority="39" w:name="toc 3"/>
+    <w:lsdException w:uiPriority="39" w:name="toc 4"/>
+    <w:lsdException w:uiPriority="39" w:name="toc 5"/>
+    <w:lsdException w:uiPriority="39" w:name="toc 6"/>
+    <w:lsdException w:uiPriority="39" w:name="toc 7"/>
+    <w:lsdException w:uiPriority="39" w:name="toc 8"/>
+    <w:lsdException w:uiPriority="39" w:name="toc 9"/>
+    <w:lsdException w:uiPriority="99" w:name="Normal Indent"/>
+    <w:lsdException w:uiPriority="99" w:name="footnote text"/>
+    <w:lsdException w:uiPriority="99" w:name="annotation text"/>
+    <w:lsdException w:uiPriority="99" w:name="header"/>
+    <w:lsdException w:uiPriority="99" w:name="footer"/>
+    <w:lsdException w:uiPriority="99" w:name="index heading"/>
+    <w:lsdException w:qFormat="1" w:uiPriority="35" w:name="caption"/>
+    <w:lsdException w:uiPriority="99" w:name="table of figures"/>
+    <w:lsdException w:uiPriority="99" w:name="envelope address"/>
+    <w:lsdException w:uiPriority="99" w:name="envelope return"/>
+    <w:lsdException w:uiPriority="99" w:name="footnote reference"/>
+    <w:lsdException w:uiPriority="99" w:name="annotation reference"/>
+    <w:lsdException w:uiPriority="99" w:name="line number"/>
+    <w:lsdException w:uiPriority="99" w:name="page number"/>
+    <w:lsdException w:uiPriority="99" w:name="endnote reference"/>
+    <w:lsdException w:uiPriority="99" w:name="endnote text"/>
+    <w:lsdException w:uiPriority="99" w:name="table of authorities"/>
+    <w:lsdException w:uiPriority="99" w:name="macro"/>
+    <w:lsdException w:uiPriority="99" w:name="toa heading"/>
+    <w:lsdException w:uiPriority="99" w:name="List"/>
+    <w:lsdException w:uiPriority="99" w:name="List Bullet"/>
+    <w:lsdException w:uiPriority="99" w:name="List Number"/>
+    <w:lsdException w:uiPriority="99" w:name="List 2"/>
+    <w:lsdException w:uiPriority="99" w:name="List 3"/>
+    <w:lsdException w:uiPriority="99" w:name="List 4"/>
+    <w:lsdException w:uiPriority="99" w:name="List 5"/>
+    <w:lsdException w:uiPriority="99" w:name="List Bullet 2"/>
+    <w:lsdException w:uiPriority="99" w:name="List Bullet 3"/>
+    <w:lsdException w:uiPriority="99" w:name="List Bullet 4"/>
+    <w:lsdException w:uiPriority="99" w:name="List Bullet 5"/>
+    <w:lsdException w:uiPriority="99" w:name="List Number 2"/>
+    <w:lsdException w:uiPriority="99" w:name="List Number 3"/>
+    <w:lsdException w:uiPriority="99" w:name="List Number 4"/>
+    <w:lsdException w:uiPriority="99" w:name="List Number 5"/>
+    <w:lsdException w:qFormat="1" w:unhideWhenUsed="0" w:uiPriority="10" w:semiHidden="0" w:name="Title"/>
+    <w:lsdException w:uiPriority="99" w:name="Closing"/>
+    <w:lsdException w:uiPriority="99" w:name="Signature"/>
+    <w:lsdException w:uiPriority="1" w:name="Default Paragraph Font"/>
+    <w:lsdException w:uiPriority="99" w:name="Body Text"/>
+    <w:lsdException w:uiPriority="99" w:name="Body Text Indent"/>
+    <w:lsdException w:uiPriority="99" w:name="List Continue"/>
+    <w:lsdException w:uiPriority="99" w:name="List Continue 2"/>
+    <w:lsdException w:uiPriority="99" w:name="List Continue 3"/>
+    <w:lsdException w:uiPriority="99" w:name="List Continue 4"/>
+    <w:lsdException w:uiPriority="99" w:name="List Continue 5"/>
+    <w:lsdException w:uiPriority="99" w:name="Message Header"/>
+    <w:lsdException w:qFormat="1" w:unhideWhenUsed="0" w:uiPriority="11" w:semiHidden="0" w:name="Subtitle"/>
+    <w:lsdException w:uiPriority="99" w:name="Salutation"/>
+    <w:lsdException w:uiPriority="99" w:name="Date"/>
+    <w:lsdException w:uiPriority="99" w:name="Body Text First Indent"/>
+    <w:lsdException w:uiPriority="99" w:name="Body Text First Indent 2"/>
+    <w:lsdException w:uiPriority="99" w:name="Note Heading"/>
+    <w:lsdException w:uiPriority="99" w:name="Body Text 2"/>
+    <w:lsdException w:uiPriority="99" w:name="Body Text 3"/>
+    <w:lsdException w:uiPriority="99" w:name="Body Text Indent 2"/>
+    <w:lsdException w:uiPriority="99" w:name="Body Text Indent 3"/>
+    <w:lsdException w:uiPriority="99" w:name="Block Text"/>
+    <w:lsdException w:uiPriority="99" w:name="Hyperlink"/>
+    <w:lsdException w:uiPriority="99" w:name="FollowedHyperlink"/>
+    <w:lsdException w:qFormat="1" w:unhideWhenUsed="0" w:uiPriority="22" w:semiHidden="0" w:name="Strong"/>
+    <w:lsdException w:qFormat="1" w:unhideWhenUsed="0" w:uiPriority="20" w:semiHidden="0" w:name="Emphasis"/>
+    <w:lsdException w:uiPriority="99" w:name="Document Map"/>
+    <w:lsdException w:uiPriority="99" w:name="Plain Text"/>
+    <w:lsdException w:uiPriority="99" w:name="E-mail Signature"/>
+    <w:lsdException w:uiPriority="99" w:name="Normal (Web)"/>
+    <w:lsdException w:uiPriority="99" w:name="HTML Acronym"/>
+    <w:lsdException w:uiPriority="99" w:name="HTML Address"/>
+    <w:lsdException w:uiPriority="99" w:name="HTML Cite"/>
+    <w:lsdException w:uiPriority="99" w:name="HTML Code"/>
+    <w:lsdException w:uiPriority="99" w:name="HTML Definition"/>
+    <w:lsdException w:uiPriority="99" w:name="HTML Keyboard"/>
+    <w:lsdException w:uiPriority="99" w:name="HTML Preformatted"/>
+    <w:lsdException w:uiPriority="99" w:name="HTML Sample"/>
+    <w:lsdException w:uiPriority="99" w:name="HTML Typewriter"/>
+    <w:lsdException w:uiPriority="99" w:name="HTML Variable"/>
+    <w:lsdException w:uiPriority="99" w:name="Normal Table"/>
+    <w:lsdException w:uiPriority="99" w:name="annotation subject"/>
+    <w:lsdException w:uiPriority="99" w:name="Table Simple 1"/>
+    <w:lsdException w:uiPriority="99" w:name="Table Simple 2"/>
+    <w:lsdException w:uiPriority="99" w:name="Table Simple 3"/>
+    <w:lsdException w:uiPriority="99" w:name="Table Classic 1"/>
+    <w:lsdException w:uiPriority="99" w:name="Table Classic 2"/>
+    <w:lsdException w:uiPriority="99" w:name="Table Classic 3"/>
+    <w:lsdException w:uiPriority="99" w:name="Table Classic 4"/>
+    <w:lsdException w:uiPriority="99" w:name="Table Colorful 1"/>
+    <w:lsdException w:uiPriority="99" w:name="Table Colorful 2"/>
+    <w:lsdException w:uiPriority="99" w:name="Table Colorful 3"/>
+    <w:lsdException w:uiPriority="99" w:name="Table Columns 1"/>
+    <w:lsdException w:uiPriority="99" w:name="Table Columns 2"/>
+    <w:lsdException w:uiPriority="99" w:name="Table Columns 3"/>
+    <w:lsdException w:uiPriority="99" w:name="Table Columns 4"/>
+    <w:lsdException w:uiPriority="99" w:name="Table Columns 5"/>
+    <w:lsdException w:uiPriority="99" w:name="Table Grid 1"/>
+    <w:lsdException w:uiPriority="99" w:name="Table Grid 2"/>
+    <w:lsdException w:uiPriority="99" w:name="Table Grid 3"/>
+    <w:lsdException w:uiPriority="99" w:name="Table Grid 4"/>
+    <w:lsdException w:uiPriority="99" w:name="Table Grid 5"/>
+    <w:lsdException w:uiPriority="99" w:name="Table Grid 6"/>
+    <w:lsdException w:uiPriority="99" w:name="Table Grid 7"/>
+    <w:lsdException w:uiPriority="99" w:name="Table Grid 8"/>
+    <w:lsdException w:uiPriority="99" w:name="Table List 1"/>
+    <w:lsdException w:uiPriority="99" w:name="Table List 2"/>
+    <w:lsdException w:uiPriority="99" w:name="Table List 3"/>
+    <w:lsdException w:uiPriority="99" w:name="Table List 4"/>
+    <w:lsdException w:uiPriority="99" w:name="Table List 5"/>
+    <w:lsdException w:uiPriority="99" w:name="Table List 6"/>
+    <w:lsdException w:uiPriority="99" w:name="Table List 7"/>
+    <w:lsdException w:uiPriority="99" w:name="Table List 8"/>
+    <w:lsdException w:uiPriority="99" w:name="Table 3D effects 1"/>
+    <w:lsdException w:uiPriority="99" w:name="Table 3D effects 2"/>
+    <w:lsdException w:uiPriority="99" w:name="Table 3D effects 3"/>
+    <w:lsdException w:uiPriority="99" w:name="Table Contemporary"/>
+    <w:lsdException w:uiPriority="99" w:name="Table Elegant"/>
+    <w:lsdException w:uiPriority="99" w:name="Table Professional"/>
+    <w:lsdException w:uiPriority="99" w:name="Table Subtle 1"/>
+    <w:lsdException w:uiPriority="99" w:name="Table Subtle 2"/>
+    <w:lsdException w:uiPriority="99" w:name="Table Web 1"/>
+    <w:lsdException w:uiPriority="99" w:name="Table Web 2"/>
+    <w:lsdException w:uiPriority="99" w:name="Table Web 3"/>
+    <w:lsdException w:uiPriority="99" w:name="Balloon Text"/>
+    <w:lsdException w:unhideWhenUsed="0" w:uiPriority="39" w:semiHidden="0" w:name="Table Grid"/>
+    <w:lsdException w:uiPriority="99" w:name="Table Theme"/>
+    <w:lsdException w:unhideWhenUsed="0" w:uiPriority="60" w:semiHidden="0" w:name="Light Shading"/>
+    <w:lsdException w:unhideWhenUsed="0" w:uiPriority="61" w:semiHidden="0" w:name="Light List"/>
+    <w:lsdException w:unhideWhenUsed="0" w:uiPriority="62" w:semiHidden="0" w:name="Light Grid"/>
+    <w:lsdException w:unhideWhenUsed="0" w:uiPriority="63" w:semiHidden="0" w:name="Medium Shading 1"/>
+    <w:lsdException w:unhideWhenUsed="0" w:uiPriority="64" w:semiHidden="0" w:name="Medium Shading 2"/>
+    <w:lsdException w:unhideWhenUsed="0" w:uiPriority="65" w:semiHidden="0" w:name="Medium List 1"/>
+    <w:lsdException w:unhideWhenUsed="0" w:uiPriority="66" w:semiHidden="0" w:name="Medium List 2"/>
+    <w:lsdException w:unhideWhenUsed="0" w:uiPriority="67" w:semiHidden="0" w:name="Medium Grid 1"/>
+    <w:lsdException w:unhideWhenUsed="0" w:uiPriority="68" w:semiHidden="0" w:name="Medium Grid 2"/>
+    <w:lsdException w:unhideWhenUsed="0" w:uiPriority="69" w:semiHidden="0" w:name="Medium Grid 3"/>
+    <w:lsdException w:unhideWhenUsed="0" w:uiPriority="70" w:semiHidden="0" w:name="Dark List"/>
+    <w:lsdException w:unhideWhenUsed="0" w:uiPriority="71" w:semiHidden="0" w:name="Colorful Shading"/>
+    <w:lsdException w:unhideWhenUsed="0" w:uiPriority="72" w:semiHidden="0" w:name="Colorful List"/>
+    <w:lsdException w:unhideWhenUsed="0" w:uiPriority="73" w:semiHidden="0" w:name="Colorful Grid"/>
+    <w:lsdException w:unhideWhenUsed="0" w:uiPriority="60" w:semiHidden="0" w:name="Light Shading Accent 1"/>
+    <w:lsdException w:unhideWhenUsed="0" w:uiPriority="61" w:semiHidden="0" w:name="Light List Accent 1"/>
+    <w:lsdException w:unhideWhenUsed="0" w:uiPriority="62" w:semiHidden="0" w:name="Light Grid Accent 1"/>
+    <w:lsdException w:unhideWhenUsed="0" w:uiPriority="63" w:semiHidden="0" w:name="Medium Shading 1 Accent 1"/>
+    <w:lsdException w:unhideWhenUsed="0" w:uiPriority="64" w:semiHidden="0" w:name="Medium Shading 2 Accent 1"/>
+    <w:lsdException w:unhideWhenUsed="0" w:uiPriority="65" w:semiHidden="0" w:name="Medium List 1 Accent 1"/>
+    <w:lsdException w:qFormat="1" w:unhideWhenUsed="0" w:uiPriority="34" w:semiHidden="0" w:name="List Paragraph"/>
+    <w:lsdException w:unhideWhenUsed="0" w:uiPriority="66" w:semiHidden="0" w:name="Medium List 2 Accent 1"/>
+    <w:lsdException w:unhideWhenUsed="0" w:uiPriority="67" w:semiHidden="0" w:name="Medium Grid 1 Accent 1"/>
+    <w:lsdException w:unhideWhenUsed="0" w:uiPriority="68" w:semiHidden="0" w:name="Medium Grid 2 Accent 1"/>
+    <w:lsdException w:unhideWhenUsed="0" w:uiPriority="69" w:semiHidden="0" w:name="Medium Grid 3 Accent 1"/>
+    <w:lsdException w:unhideWhenUsed="0" w:uiPriority="70" w:semiHidden="0" w:name="Dark List Accent 1"/>
+    <w:lsdException w:unhideWhenUsed="0" w:uiPriority="71" w:semiHidden="0" w:name="Colorful Shading Accent 1"/>
+    <w:lsdException w:unhideWhenUsed="0" w:uiPriority="72" w:semiHidden="0" w:name="Colorful List Accent 1"/>
+    <w:lsdException w:unhideWhenUsed="0" w:uiPriority="73" w:semiHidden="0" w:name="Colorful Grid Accent 1"/>
+    <w:lsdException w:unhideWhenUsed="0" w:uiPriority="60" w:semiHidden="0" w:name="Light Shading Accent 2"/>
+    <w:lsdException w:unhideWhenUsed="0" w:uiPriority="61" w:semiHidden="0" w:name="Light List Accent 2"/>
+    <w:lsdException w:unhideWhenUsed="0" w:uiPriority="62" w:semiHidden="0" w:name="Light Grid Accent 2"/>
+    <w:lsdException w:unhideWhenUsed="0" w:uiPriority="63" w:semiHidden="0" w:name="Medium Shading 1 Accent 2"/>
+    <w:lsdException w:unhideWhenUsed="0" w:uiPriority="64" w:semiHidden="0" w:name="Medium Shading 2 Accent 2"/>
+    <w:lsdException w:unhideWhenUsed="0" w:uiPriority="65" w:semiHidden="0" w:name="Medium List 1 Accent 2"/>
+    <w:lsdException w:unhideWhenUsed="0" w:uiPriority="66" w:semiHidden="0" w:name="Medium List 2 Accent 2"/>
+    <w:lsdException w:unhideWhenUsed="0" w:uiPriority="67" w:semiHidden="0" w:name="Medium Grid 1 Accent 2"/>
+    <w:lsdException w:unhideWhenUsed="0" w:uiPriority="68" w:semiHidden="0" w:name="Medium Grid 2 Accent 2"/>
+    <w:lsdException w:unhideWhenUsed="0" w:uiPriority="69" w:semiHidden="0" w:name="Medium Grid 3 Accent 2"/>
+    <w:lsdException w:unhideWhenUsed="0" w:uiPriority="70" w:semiHidden="0" w:name="Dark List Accent 2"/>
+    <w:lsdException w:unhideWhenUsed="0" w:uiPriority="71" w:semiHidden="0" w:name="Colorful Shading Accent 2"/>
+    <w:lsdException w:unhideWhenUsed="0" w:uiPriority="72" w:semiHidden="0" w:name="Colorful List Accent 2"/>
+    <w:lsdException w:unhideWhenUsed="0" w:uiPriority="73" w:semiHidden="0" w:name="Colorful Grid Accent 2"/>
+    <w:lsdException w:unhideWhenUsed="0" w:uiPriority="60" w:semiHidden="0" w:name="Light Shading Accent 3"/>
+    <w:lsdException w:unhideWhenUsed="0" w:uiPriority="61" w:semiHidden="0" w:name="Light List Accent 3"/>
+    <w:lsdException w:unhideWhenUsed="0" w:uiPriority="62" w:semiHidden="0" w:name="Light Grid Accent 3"/>
+    <w:lsdException w:unhideWhenUsed="0" w:uiPriority="63" w:semiHidden="0" w:name="Medium Shading 1 Accent 3"/>
+    <w:lsdException w:unhideWhenUsed="0" w:uiPriority="64" w:semiHidden="0" w:name="Medium Shading 2 Accent 3"/>
+    <w:lsdException w:unhideWhenUsed="0" w:uiPriority="65" w:semiHidden="0" w:name="Medium List 1 Accent 3"/>
+    <w:lsdException w:unhideWhenUsed="0" w:uiPriority="66" w:semiHidden="0" w:name="Medium List 2 Accent 3"/>
+    <w:lsdException w:unhideWhenUsed="0" w:uiPriority="67" w:semiHidden="0" w:name="Medium Grid 1 Accent 3"/>
+    <w:lsdException w:unhideWhenUsed="0" w:uiPriority="68" w:semiHidden="0" w:name="Medium Grid 2 Accent 3"/>
+    <w:lsdException w:unhideWhenUsed="0" w:uiPriority="69" w:semiHidden="0" w:name="Medium Grid 3 Accent 3"/>
+    <w:lsdException w:unhideWhenUsed="0" w:uiPriority="70" w:semiHidden="0" w:name="Dark List Accent 3"/>
+    <w:lsdException w:unhideWhenUsed="0" w:uiPriority="71" w:semiHidden="0" w:name="Colorful Shading Accent 3"/>
+    <w:lsdException w:unhideWhenUsed="0" w:uiPriority="72" w:semiHidden="0" w:name="Colorful List Accent 3"/>
+    <w:lsdException w:unhideWhenUsed="0" w:uiPriority="73" w:semiHidden="0" w:name="Colorful Grid Accent 3"/>
+    <w:lsdException w:unhideWhenUsed="0" w:uiPriority="60" w:semiHidden="0" w:name="Light Shading Accent 4"/>
+    <w:lsdException w:unhideWhenUsed="0" w:uiPriority="61" w:semiHidden="0" w:name="Light List Accent 4"/>
+    <w:lsdException w:unhideWhenUsed="0" w:uiPriority="62" w:semiHidden="0" w:name="Light Grid Accent 4"/>
+    <w:lsdException w:unhideWhenUsed="0" w:uiPriority="63" w:semiHidden="0" w:name="Medium Shading 1 Accent 4"/>
+    <w:lsdException w:unhideWhenUsed="0" w:uiPriority="64" w:semiHidden="0" w:name="Medium Shading 2 Accent 4"/>
+    <w:lsdException w:unhideWhenUsed="0" w:uiPriority="65" w:semiHidden="0" w:name="Medium List 1 Accent 4"/>
+    <w:lsdException w:unhideWhenUsed="0" w:uiPriority="66" w:semiHidden="0" w:name="Medium List 2 Accent 4"/>
+    <w:lsdException w:unhideWhenUsed="0" w:uiPriority="67" w:semiHidden="0" w:name="Medium Grid 1 Accent 4"/>
+    <w:lsdException w:unhideWhenUsed="0" w:uiPriority="68" w:semiHidden="0" w:name="Medium Grid 2 Accent 4"/>
+    <w:lsdException w:unhideWhenUsed="0" w:uiPriority="69" w:semiHidden="0" w:name="Medium Grid 3 Accent 4"/>
+    <w:lsdException w:unhideWhenUsed="0" w:uiPriority="70" w:semiHidden="0" w:name="Dark List Accent 4"/>
+    <w:lsdException w:unhideWhenUsed="0" w:uiPriority="71" w:semiHidden="0" w:name="Colorful Shading Accent 4"/>
+    <w:lsdException w:unhideWhenUsed="0" w:uiPriority="72" w:semiHidden="0" w:name="Colorful List Accent 4"/>
+    <w:lsdException w:unhideWhenUsed="0" w:uiPriority="73" w:semiHidden="0" w:name="Colorful Grid Accent 4"/>
+    <w:lsdException w:unhideWhenUsed="0" w:uiPriority="60" w:semiHidden="0" w:name="Light Shading Accent 5"/>
+    <w:lsdException w:unhideWhenUsed="0" w:uiPriority="61" w:semiHidden="0" w:name="Light List Accent 5"/>
+    <w:lsdException w:unhideWhenUsed="0" w:uiPriority="62" w:semiHidden="0" w:name="Light Grid Accent 5"/>
+    <w:lsdException w:unhideWhenUsed="0" w:uiPriority="63" w:semiHidden="0" w:name="Medium Shading 1 Accent 5"/>
+    <w:lsdException w:unhideWhenUsed="0" w:uiPriority="64" w:semiHidden="0" w:name="Medium Shading 2 Accent 5"/>
+    <w:lsdException w:unhideWhenUsed="0" w:uiPriority="65" w:semiHidden="0" w:name="Medium List 1 Accent 5"/>
+    <w:lsdException w:unhideWhenUsed="0" w:uiPriority="66" w:semiHidden="0" w:name="Medium List 2 Accent 5"/>
+    <w:lsdException w:unhideWhenUsed="0" w:uiPriority="67" w:semiHidden="0" w:name="Medium Grid 1 Accent 5"/>
+    <w:lsdException w:unhideWhenUsed="0" w:uiPriority="68" w:semiHidden="0" w:name="Medium Grid 2 Accent 5"/>
+    <w:lsdException w:unhideWhenUsed="0" w:uiPriority="69" w:semiHidden="0" w:name="Medium Grid 3 Accent 5"/>
+    <w:lsdException w:unhideWhenUsed="0" w:uiPriority="70" w:semiHidden="0" w:name="Dark List Accent 5"/>
+    <w:lsdException w:unhideWhenUsed="0" w:uiPriority="71" w:semiHidden="0" w:name="Colorful Shading Accent 5"/>
+    <w:lsdException w:unhideWhenUsed="0" w:uiPriority="72" w:semiHidden="0" w:name="Colorful List Accent 5"/>
+    <w:lsdException w:unhideWhenUsed="0" w:uiPriority="73" w:semiHidden="0" w:name="Colorful Grid Accent 5"/>
+    <w:lsdException w:unhideWhenUsed="0" w:uiPriority="60" w:semiHidden="0" w:name="Light Shading Accent 6"/>
+    <w:lsdException w:unhideWhenUsed="0" w:uiPriority="61" w:semiHidden="0" w:name="Light List Accent 6"/>
+    <w:lsdException w:unhideWhenUsed="0" w:uiPriority="62" w:semiHidden="0" w:name="Light Grid Accent 6"/>
+    <w:lsdException w:unhideWhenUsed="0" w:uiPriority="63" w:semiHidden="0" w:name="Medium Shading 1 Accent 6"/>
+    <w:lsdException w:unhideWhenUsed="0" w:uiPriority="64" w:semiHidden="0" w:name="Medium Shading 2 Accent 6"/>
+    <w:lsdException w:unhideWhenUsed="0" w:uiPriority="65" w:semiHidden="0" w:name="Medium List 1 Accent 6"/>
+    <w:lsdException w:unhideWhenUsed="0" w:uiPriority="66" w:semiHidden="0" w:name="Medium List 2 Accent 6"/>
+    <w:lsdException w:unhideWhenUsed="0" w:uiPriority="67" w:semiHidden="0" w:name="Medium Grid 1 Accent 6"/>
+    <w:lsdException w:unhideWhenUsed="0" w:uiPriority="68" w:semiHidden="0" w:name="Medium Grid 2 Accent 6"/>
+    <w:lsdException w:unhideWhenUsed="0" w:uiPriority="69" w:semiHidden="0" w:name="Medium Grid 3 Accent 6"/>
+    <w:lsdException w:unhideWhenUsed="0" w:uiPriority="70" w:semiHidden="0" w:name="Dark List Accent 6"/>
+    <w:lsdException w:unhideWhenUsed="0" w:uiPriority="71" w:semiHidden="0" w:name="Colorful Shading Accent 6"/>
+    <w:lsdException w:unhideWhenUsed="0" w:uiPriority="72" w:semiHidden="0" w:name="Colorful List Accent 6"/>
+    <w:lsdException w:unhideWhenUsed="0" w:uiPriority="73" w:semiHidden="0" w:name="Colorful Grid Accent 6"/>
   </w:latentStyles>
-  <w:style w:type="paragraph" w:default="1" w:styleId="a">
+  <w:style w:type="paragraph" w:default="1" w:styleId="1">
     <w:name w:val="Normal"/>
     <w:qFormat/>
+    <w:uiPriority w:val="0"/>
     <w:pPr>
       <w:widowControl w:val="0"/>
       <w:jc w:val="both"/>
     </w:pPr>
+    <w:rPr>
+      <w:rFonts w:asciiTheme="minorHAnsi" w:hAnsiTheme="minorHAnsi" w:eastAsiaTheme="minorEastAsia" w:cstheme="minorBidi"/>
+      <w:kern w:val="2"/>
+      <w:sz w:val="21"/>
+      <w:szCs w:val="22"/>
+      <w:lang w:val="en-US" w:eastAsia="zh-CN" w:bidi="ar-SA"/>
+      <w14:ligatures w14:val="standardContextual"/>
+    </w:rPr>
   </w:style>
-  <w:style w:type="paragraph" w:styleId="1">
+  <w:style w:type="paragraph" w:styleId="2">
     <w:name w:val="heading 1"/>
-    <w:basedOn w:val="a"/>
-    <w:next w:val="a"/>
-    <w:link w:val="10"/>
+    <w:basedOn w:val="1"/>
+    <w:next w:val="1"/>
+    <w:link w:val="7"/>
+    <w:qFormat/>
     <w:uiPriority w:val="9"/>
-    <w:qFormat/>
-    <w:rsid w:val="002B0B9C"/>
     <w:pPr>
       <w:keepNext/>
       <w:keepLines/>
@@ -1690,15 +1778,14 @@
       <w:szCs w:val="44"/>
     </w:rPr>
   </w:style>
-  <w:style w:type="paragraph" w:styleId="2">
+  <w:style w:type="paragraph" w:styleId="3">
     <w:name w:val="heading 2"/>
-    <w:basedOn w:val="a"/>
-    <w:next w:val="a"/>
-    <w:link w:val="20"/>
-    <w:uiPriority w:val="9"/>
+    <w:basedOn w:val="1"/>
+    <w:next w:val="1"/>
+    <w:link w:val="9"/>
     <w:unhideWhenUsed/>
     <w:qFormat/>
-    <w:rsid w:val="002B0B9C"/>
+    <w:uiPriority w:val="9"/>
     <w:pPr>
       <w:keepNext/>
       <w:keepLines/>
@@ -1706,26 +1793,25 @@
       <w:outlineLvl w:val="1"/>
     </w:pPr>
     <w:rPr>
-      <w:rFonts w:asciiTheme="majorHAnsi" w:eastAsiaTheme="majorEastAsia" w:hAnsiTheme="majorHAnsi" w:cstheme="majorBidi"/>
+      <w:rFonts w:asciiTheme="majorHAnsi" w:hAnsiTheme="majorHAnsi" w:eastAsiaTheme="majorEastAsia" w:cstheme="majorBidi"/>
       <w:b/>
       <w:bCs/>
       <w:sz w:val="32"/>
       <w:szCs w:val="32"/>
     </w:rPr>
   </w:style>
-  <w:style w:type="character" w:default="1" w:styleId="a0">
+  <w:style w:type="character" w:default="1" w:styleId="6">
     <w:name w:val="Default Paragraph Font"/>
-    <w:uiPriority w:val="1"/>
     <w:semiHidden/>
     <w:unhideWhenUsed/>
+    <w:uiPriority w:val="1"/>
   </w:style>
-  <w:style w:type="table" w:default="1" w:styleId="a1">
+  <w:style w:type="table" w:default="1" w:styleId="5">
     <w:name w:val="Normal Table"/>
-    <w:uiPriority w:val="99"/>
     <w:semiHidden/>
     <w:unhideWhenUsed/>
+    <w:uiPriority w:val="99"/>
     <w:tblPr>
-      <w:tblInd w:w="0" w:type="dxa"/>
       <w:tblCellMar>
         <w:top w:w="0" w:type="dxa"/>
         <w:left w:w="108" w:type="dxa"/>
@@ -1734,34 +1820,13 @@
       </w:tblCellMar>
     </w:tblPr>
   </w:style>
-  <w:style w:type="numbering" w:default="1" w:styleId="a2">
-    <w:name w:val="No List"/>
-    <w:uiPriority w:val="99"/>
-    <w:semiHidden/>
-    <w:unhideWhenUsed/>
-  </w:style>
-  <w:style w:type="character" w:customStyle="1" w:styleId="10">
-    <w:name w:val="标题 1 字符"/>
-    <w:basedOn w:val="a0"/>
-    <w:link w:val="1"/>
-    <w:uiPriority w:val="9"/>
-    <w:rsid w:val="002B0B9C"/>
-    <w:rPr>
-      <w:b/>
-      <w:bCs/>
-      <w:kern w:val="44"/>
-      <w:sz w:val="44"/>
-      <w:szCs w:val="44"/>
-    </w:rPr>
-  </w:style>
-  <w:style w:type="paragraph" w:styleId="a3">
+  <w:style w:type="paragraph" w:styleId="4">
     <w:name w:val="Subtitle"/>
-    <w:basedOn w:val="a"/>
-    <w:next w:val="a"/>
-    <w:link w:val="a4"/>
+    <w:basedOn w:val="1"/>
+    <w:next w:val="1"/>
+    <w:link w:val="8"/>
+    <w:qFormat/>
     <w:uiPriority w:val="11"/>
-    <w:qFormat/>
-    <w:rsid w:val="002B0B9C"/>
     <w:pPr>
       <w:spacing w:before="240" w:after="60" w:line="312" w:lineRule="auto"/>
       <w:jc w:val="center"/>
@@ -1775,12 +1840,25 @@
       <w:szCs w:val="32"/>
     </w:rPr>
   </w:style>
-  <w:style w:type="character" w:customStyle="1" w:styleId="a4">
+  <w:style w:type="character" w:customStyle="1" w:styleId="7">
+    <w:name w:val="标题 1 字符"/>
+    <w:basedOn w:val="6"/>
+    <w:link w:val="2"/>
+    <w:qFormat/>
+    <w:uiPriority w:val="9"/>
+    <w:rPr>
+      <w:b/>
+      <w:bCs/>
+      <w:kern w:val="44"/>
+      <w:sz w:val="44"/>
+      <w:szCs w:val="44"/>
+    </w:rPr>
+  </w:style>
+  <w:style w:type="character" w:customStyle="1" w:styleId="8">
     <w:name w:val="副标题 字符"/>
-    <w:basedOn w:val="a0"/>
-    <w:link w:val="a3"/>
+    <w:basedOn w:val="6"/>
+    <w:link w:val="4"/>
     <w:uiPriority w:val="11"/>
-    <w:rsid w:val="002B0B9C"/>
     <w:rPr>
       <w:b/>
       <w:bCs/>
@@ -1789,28 +1867,26 @@
       <w:szCs w:val="32"/>
     </w:rPr>
   </w:style>
-  <w:style w:type="character" w:customStyle="1" w:styleId="20">
+  <w:style w:type="character" w:customStyle="1" w:styleId="9">
     <w:name w:val="标题 2 字符"/>
-    <w:basedOn w:val="a0"/>
-    <w:link w:val="2"/>
+    <w:basedOn w:val="6"/>
+    <w:link w:val="3"/>
     <w:uiPriority w:val="9"/>
-    <w:rsid w:val="002B0B9C"/>
     <w:rPr>
-      <w:rFonts w:asciiTheme="majorHAnsi" w:eastAsiaTheme="majorEastAsia" w:hAnsiTheme="majorHAnsi" w:cstheme="majorBidi"/>
+      <w:rFonts w:asciiTheme="majorHAnsi" w:hAnsiTheme="majorHAnsi" w:eastAsiaTheme="majorEastAsia" w:cstheme="majorBidi"/>
       <w:b/>
       <w:bCs/>
       <w:sz w:val="32"/>
       <w:szCs w:val="32"/>
     </w:rPr>
   </w:style>
-  <w:style w:type="paragraph" w:styleId="a5">
+  <w:style w:type="paragraph" w:styleId="10">
     <w:name w:val="List Paragraph"/>
-    <w:basedOn w:val="a"/>
+    <w:basedOn w:val="1"/>
+    <w:qFormat/>
     <w:uiPriority w:val="34"/>
-    <w:qFormat/>
-    <w:rsid w:val="002B0B9C"/>
     <w:pPr>
-      <w:ind w:firstLineChars="200" w:firstLine="420"/>
+      <w:ind w:firstLine="420" w:firstLineChars="200"/>
     </w:pPr>
   </w:style>
 </w:styles>
@@ -1859,7 +1935,7 @@
     </a:clrScheme>
     <a:fontScheme name="Office">
       <a:majorFont>
-        <a:latin typeface="等线 Light" panose="020F0302020204030204"/>
+        <a:latin typeface="等线 Light"/>
         <a:ea typeface=""/>
         <a:cs typeface=""/>
         <a:font script="Jpan" typeface="游ゴシック Light"/>
@@ -1892,26 +1968,9 @@
         <a:font script="Viet" typeface="Times New Roman"/>
         <a:font script="Uigh" typeface="Microsoft Uighur"/>
         <a:font script="Geor" typeface="Sylfaen"/>
-        <a:font script="Armn" typeface="Arial"/>
-        <a:font script="Bugi" typeface="Leelawadee UI"/>
-        <a:font script="Bopo" typeface="Microsoft JhengHei"/>
-        <a:font script="Java" typeface="Javanese Text"/>
-        <a:font script="Lisu" typeface="Segoe UI"/>
-        <a:font script="Mymr" typeface="Myanmar Text"/>
-        <a:font script="Nkoo" typeface="Ebrima"/>
-        <a:font script="Olck" typeface="Nirmala UI"/>
-        <a:font script="Osma" typeface="Ebrima"/>
-        <a:font script="Phag" typeface="Phagspa"/>
-        <a:font script="Syrn" typeface="Estrangelo Edessa"/>
-        <a:font script="Syrj" typeface="Estrangelo Edessa"/>
-        <a:font script="Syre" typeface="Estrangelo Edessa"/>
-        <a:font script="Sora" typeface="Nirmala UI"/>
-        <a:font script="Tale" typeface="Microsoft Tai Le"/>
-        <a:font script="Talu" typeface="Microsoft New Tai Lue"/>
-        <a:font script="Tfng" typeface="Ebrima"/>
       </a:majorFont>
       <a:minorFont>
-        <a:latin typeface="等线" panose="020F0502020204030204"/>
+        <a:latin typeface="等线"/>
         <a:ea typeface=""/>
         <a:cs typeface=""/>
         <a:font script="Jpan" typeface="游明朝"/>
@@ -1944,23 +2003,6 @@
         <a:font script="Viet" typeface="Arial"/>
         <a:font script="Uigh" typeface="Microsoft Uighur"/>
         <a:font script="Geor" typeface="Sylfaen"/>
-        <a:font script="Armn" typeface="Arial"/>
-        <a:font script="Bugi" typeface="Leelawadee UI"/>
-        <a:font script="Bopo" typeface="Microsoft JhengHei"/>
-        <a:font script="Java" typeface="Javanese Text"/>
-        <a:font script="Lisu" typeface="Segoe UI"/>
-        <a:font script="Mymr" typeface="Myanmar Text"/>
-        <a:font script="Nkoo" typeface="Ebrima"/>
-        <a:font script="Olck" typeface="Nirmala UI"/>
-        <a:font script="Osma" typeface="Ebrima"/>
-        <a:font script="Phag" typeface="Phagspa"/>
-        <a:font script="Syrn" typeface="Estrangelo Edessa"/>
-        <a:font script="Syrj" typeface="Estrangelo Edessa"/>
-        <a:font script="Syre" typeface="Estrangelo Edessa"/>
-        <a:font script="Sora" typeface="Nirmala UI"/>
-        <a:font script="Tale" typeface="Microsoft Tai Le"/>
-        <a:font script="Talu" typeface="Microsoft New Tai Lue"/>
-        <a:font script="Tfng" typeface="Ebrima"/>
       </a:minorFont>
     </a:fontScheme>
     <a:fmtScheme name="Office">
@@ -2102,11 +2144,5 @@
     </a:fmtScheme>
   </a:themeElements>
   <a:objectDefaults/>
-  <a:extraClrSchemeLst/>
-  <a:extLst>
-    <a:ext uri="{05A4C25C-085E-4340-85A3-A5531E510DB2}">
-      <thm15:themeFamily xmlns:thm15="http://schemas.microsoft.com/office/thememl/2012/main" name="Office Theme" id="{62F939B6-93AF-4DB8-9C6B-D6C7DFDC589F}" vid="{4A3C46E8-61CC-4603-A589-7422A47A8E4A}"/>
-    </a:ext>
-  </a:extLst>
 </a:theme>
 </file>
--- a/开箱使用说明.docx
+++ b/开箱使用说明.docx
@@ -1,10 +1,10 @@
 
 <file path=word/document.xml><?xml version="1.0" encoding="utf-8"?>
-<w:document xmlns:wpc="http://schemas.microsoft.com/office/word/2010/wordprocessingCanvas" xmlns:mc="http://schemas.openxmlformats.org/markup-compatibility/2006" xmlns:o="urn:schemas-microsoft-com:office:office" xmlns:r="http://schemas.openxmlformats.org/officeDocument/2006/relationships" xmlns:m="http://schemas.openxmlformats.org/officeDocument/2006/math" xmlns:v="urn:schemas-microsoft-com:vml" xmlns:wp14="http://schemas.microsoft.com/office/word/2010/wordprocessingDrawing" xmlns:wp="http://schemas.openxmlformats.org/drawingml/2006/wordprocessingDrawing" xmlns:w="http://schemas.openxmlformats.org/wordprocessingml/2006/main" xmlns:w14="http://schemas.microsoft.com/office/word/2010/wordml" xmlns:w10="urn:schemas-microsoft-com:office:word" xmlns:w15="http://schemas.microsoft.com/office/word/2012/wordml" xmlns:wpg="http://schemas.microsoft.com/office/word/2010/wordprocessingGroup" xmlns:wpi="http://schemas.microsoft.com/office/word/2010/wordprocessingInk" xmlns:wne="http://schemas.microsoft.com/office/word/2006/wordml" xmlns:wps="http://schemas.microsoft.com/office/word/2010/wordprocessingShape" xmlns:wpsCustomData="http://www.wps.cn/officeDocument/2013/wpsCustomData" mc:Ignorable="w14 w15 wp14">
+<w:document xmlns:wpc="http://schemas.microsoft.com/office/word/2010/wordprocessingCanvas" xmlns:cx="http://schemas.microsoft.com/office/drawing/2014/chartex" xmlns:cx1="http://schemas.microsoft.com/office/drawing/2015/9/8/chartex" xmlns:cx2="http://schemas.microsoft.com/office/drawing/2015/10/21/chartex" xmlns:cx3="http://schemas.microsoft.com/office/drawing/2016/5/9/chartex" xmlns:cx4="http://schemas.microsoft.com/office/drawing/2016/5/10/chartex" xmlns:cx5="http://schemas.microsoft.com/office/drawing/2016/5/11/chartex" xmlns:cx6="http://schemas.microsoft.com/office/drawing/2016/5/12/chartex" xmlns:cx7="http://schemas.microsoft.com/office/drawing/2016/5/13/chartex" xmlns:cx8="http://schemas.microsoft.com/office/drawing/2016/5/14/chartex" xmlns:mc="http://schemas.openxmlformats.org/markup-compatibility/2006" xmlns:aink="http://schemas.microsoft.com/office/drawing/2016/ink" xmlns:am3d="http://schemas.microsoft.com/office/drawing/2017/model3d" xmlns:o="urn:schemas-microsoft-com:office:office" xmlns:oel="http://schemas.microsoft.com/office/2019/extlst" xmlns:r="http://schemas.openxmlformats.org/officeDocument/2006/relationships" xmlns:m="http://schemas.openxmlformats.org/officeDocument/2006/math" xmlns:v="urn:schemas-microsoft-com:vml" xmlns:wp14="http://schemas.microsoft.com/office/word/2010/wordprocessingDrawing" xmlns:wp="http://schemas.openxmlformats.org/drawingml/2006/wordprocessingDrawing" xmlns:w10="urn:schemas-microsoft-com:office:word" xmlns:w="http://schemas.openxmlformats.org/wordprocessingml/2006/main" xmlns:w14="http://schemas.microsoft.com/office/word/2010/wordml" xmlns:w15="http://schemas.microsoft.com/office/word/2012/wordml" xmlns:w16cex="http://schemas.microsoft.com/office/word/2018/wordml/cex" xmlns:w16cid="http://schemas.microsoft.com/office/word/2016/wordml/cid" xmlns:w16="http://schemas.microsoft.com/office/word/2018/wordml" xmlns:w16du="http://schemas.microsoft.com/office/word/2023/wordml/word16du" xmlns:w16sdtdh="http://schemas.microsoft.com/office/word/2020/wordml/sdtdatahash" xmlns:w16sdtfl="http://schemas.microsoft.com/office/word/2024/wordml/sdtformatlock" xmlns:w16se="http://schemas.microsoft.com/office/word/2015/wordml/symex" xmlns:wpg="http://schemas.microsoft.com/office/word/2010/wordprocessingGroup" xmlns:wpi="http://schemas.microsoft.com/office/word/2010/wordprocessingInk" xmlns:wne="http://schemas.microsoft.com/office/word/2006/wordml" xmlns:wps="http://schemas.microsoft.com/office/word/2010/wordprocessingShape" mc:Ignorable="w14 w15 w16se w16cid w16 w16cex w16sdtdh w16sdtfl w16du wp14">
   <w:body>
     <w:p>
       <w:pPr>
-        <w:pStyle w:val="3"/>
+        <w:pStyle w:val="2"/>
         <w:rPr>
           <w:rFonts w:hint="eastAsia"/>
         </w:rPr>
@@ -18,71 +18,30 @@
     </w:p>
     <w:p>
       <w:pPr>
-        <w:pStyle w:val="3"/>
-        <w:rPr>
-          <w:rFonts w:hint="eastAsia"/>
-        </w:rPr>
-      </w:pPr>
-      <w:r>
-        <w:rPr>
-          <w:rFonts w:hint="eastAsia"/>
-          <w:lang w:eastAsia="zh-CN"/>
-        </w:rPr>
-        <w:t>【</w:t>
-      </w:r>
-      <w:r>
-        <w:rPr>
-          <w:rFonts w:hint="eastAsia"/>
-        </w:rPr>
-        <w:t>5V通常来自你的下载器或者串口模块</w:t>
-      </w:r>
-      <w:r>
-        <w:rPr>
-          <w:rFonts w:hint="eastAsia"/>
-          <w:lang w:eastAsia="zh-CN"/>
-        </w:rPr>
-        <w:t>，</w:t>
-      </w:r>
-      <w:r>
-        <w:rPr>
-          <w:rFonts w:hint="eastAsia"/>
-          <w:lang w:val="en-US" w:eastAsia="zh-CN"/>
-        </w:rPr>
-        <w:t>接入右侧排母的5V_IN</w:t>
-      </w:r>
-      <w:r>
-        <w:rPr>
-          <w:rFonts w:hint="eastAsia"/>
-          <w:lang w:eastAsia="zh-CN"/>
-        </w:rPr>
-        <w:t>】</w:t>
-      </w:r>
-    </w:p>
-    <w:p>
-      <w:pPr>
-        <w:pStyle w:val="3"/>
-        <w:rPr>
-          <w:rFonts w:hint="eastAsia"/>
-        </w:rPr>
-      </w:pPr>
-      <w:r>
-        <w:rPr>
-          <w:rFonts w:hint="eastAsia"/>
-        </w:rPr>
-        <w:t>因为要确定d轴初始角度，因此先上电12V，再上电5V</w:t>
-      </w:r>
-      <w:r>
-        <w:rPr>
-          <w:rFonts w:hint="eastAsia"/>
-          <w:lang w:eastAsia="zh-CN"/>
-        </w:rPr>
-        <w:t>。</w:t>
-      </w:r>
-      <w:r>
-        <w:rPr>
-          <w:rFonts w:hint="eastAsia"/>
-        </w:rPr>
-        <w:t>（或者按一下复位键）。</w:t>
+        <w:pStyle w:val="2"/>
+        <w:rPr>
+          <w:rFonts w:hint="eastAsia"/>
+        </w:rPr>
+      </w:pPr>
+      <w:r>
+        <w:rPr>
+          <w:rFonts w:hint="eastAsia"/>
+        </w:rPr>
+        <w:t>【5V通常来自你的下载器或者串口模块，接入右侧排母的5V_IN】</w:t>
+      </w:r>
+    </w:p>
+    <w:p>
+      <w:pPr>
+        <w:pStyle w:val="2"/>
+        <w:rPr>
+          <w:rFonts w:hint="eastAsia"/>
+        </w:rPr>
+      </w:pPr>
+      <w:r>
+        <w:rPr>
+          <w:rFonts w:hint="eastAsia"/>
+        </w:rPr>
+        <w:t>因为要确定d轴初始角度，因此先上电12V，再上电5V。（或者按一下复位键）。</w:t>
       </w:r>
     </w:p>
     <w:p>
@@ -105,8 +64,11 @@
         </w:rPr>
       </w:pPr>
       <w:r>
+        <w:rPr>
+          <w:noProof/>
+        </w:rPr>
         <w:drawing>
-          <wp:inline distT="0" distB="0" distL="0" distR="0">
+          <wp:inline distT="0" distB="0" distL="0" distR="0" wp14:anchorId="69E8AF3C" wp14:editId="1E976EE9">
             <wp:extent cx="3362325" cy="2517775"/>
             <wp:effectExtent l="0" t="0" r="9525" b="0"/>
             <wp:docPr id="1921036589" name="图片 1"/>
@@ -123,7 +85,7 @@
                     </pic:cNvPicPr>
                   </pic:nvPicPr>
                   <pic:blipFill>
-                    <a:blip r:embed="rId4"/>
+                    <a:blip r:embed="rId7"/>
                     <a:stretch>
                       <a:fillRect/>
                     </a:stretch>
@@ -146,7 +108,7 @@
     </w:p>
     <w:p>
       <w:pPr>
-        <w:pStyle w:val="10"/>
+        <w:pStyle w:val="a5"/>
         <w:numPr>
           <w:ilvl w:val="0"/>
           <w:numId w:val="1"/>
@@ -165,7 +127,7 @@
     </w:p>
     <w:p>
       <w:pPr>
-        <w:pStyle w:val="10"/>
+        <w:pStyle w:val="a5"/>
         <w:numPr>
           <w:ilvl w:val="0"/>
           <w:numId w:val="1"/>
@@ -184,7 +146,7 @@
     </w:p>
     <w:p>
       <w:pPr>
-        <w:pStyle w:val="10"/>
+        <w:pStyle w:val="a5"/>
         <w:numPr>
           <w:ilvl w:val="0"/>
           <w:numId w:val="1"/>
@@ -194,29 +156,38 @@
           <w:rFonts w:hint="eastAsia"/>
         </w:rPr>
       </w:pPr>
-      <w:r>
-        <w:rPr>
-          <w:rFonts w:hint="eastAsia"/>
-        </w:rPr>
-        <w:t>板载磁编码器的开关，控制</w:t>
-      </w:r>
-      <w:r>
-        <w:rPr>
-          <w:rFonts w:hint="eastAsia"/>
-          <w:lang w:val="en-US" w:eastAsia="zh-CN"/>
-        </w:rPr>
-        <w:t>了</w:t>
-      </w:r>
-      <w:r>
-        <w:rPr>
-          <w:rFonts w:hint="eastAsia"/>
-        </w:rPr>
-        <w:t>板载编码器5V和GND的通断，正常使用拨到右边ON状态。当外接SPI编码器时，可以将此开关OFF掉，以使用外部SPI编码器。</w:t>
-      </w:r>
-    </w:p>
-    <w:p>
-      <w:pPr>
-        <w:pStyle w:val="10"/>
+      <w:proofErr w:type="gramStart"/>
+      <w:r>
+        <w:rPr>
+          <w:rFonts w:hint="eastAsia"/>
+        </w:rPr>
+        <w:t>板载磁</w:t>
+      </w:r>
+      <w:proofErr w:type="gramEnd"/>
+      <w:r>
+        <w:rPr>
+          <w:rFonts w:hint="eastAsia"/>
+        </w:rPr>
+        <w:t>编码器的开关，控制</w:t>
+      </w:r>
+      <w:proofErr w:type="gramStart"/>
+      <w:r>
+        <w:rPr>
+          <w:rFonts w:hint="eastAsia"/>
+        </w:rPr>
+        <w:t>了板载编码器</w:t>
+      </w:r>
+      <w:proofErr w:type="gramEnd"/>
+      <w:r>
+        <w:rPr>
+          <w:rFonts w:hint="eastAsia"/>
+        </w:rPr>
+        <w:t>5V和GND的通断，正常使用拨到右边ON状态。当外接SPI编码器时，可以将此开关OFF掉，以使用外部SPI编码器。</w:t>
+      </w:r>
+    </w:p>
+    <w:p>
+      <w:pPr>
+        <w:pStyle w:val="a5"/>
         <w:numPr>
           <w:ilvl w:val="0"/>
           <w:numId w:val="1"/>
@@ -235,7 +206,7 @@
     </w:p>
     <w:p>
       <w:pPr>
-        <w:pStyle w:val="10"/>
+        <w:pStyle w:val="a5"/>
         <w:numPr>
           <w:ilvl w:val="0"/>
           <w:numId w:val="1"/>
@@ -254,7 +225,7 @@
     </w:p>
     <w:p>
       <w:pPr>
-        <w:pStyle w:val="10"/>
+        <w:pStyle w:val="a5"/>
         <w:numPr>
           <w:ilvl w:val="0"/>
           <w:numId w:val="1"/>
@@ -273,7 +244,7 @@
     </w:p>
     <w:p>
       <w:pPr>
-        <w:pStyle w:val="10"/>
+        <w:pStyle w:val="a5"/>
         <w:numPr>
           <w:ilvl w:val="0"/>
           <w:numId w:val="1"/>
@@ -287,25 +258,26 @@
         <w:rPr>
           <w:rFonts w:hint="eastAsia"/>
         </w:rPr>
-        <w:t>可手按接线的相线接口，与</w:t>
-      </w:r>
-      <w:r>
-        <w:rPr>
-          <w:rFonts w:hint="eastAsia"/>
-          <w:lang w:val="en-US" w:eastAsia="zh-CN"/>
-        </w:rPr>
-        <w:t>配套</w:t>
-      </w:r>
-      <w:r>
-        <w:rPr>
-          <w:rFonts w:hint="eastAsia"/>
-        </w:rPr>
-        <w:t>电机同一个相线来源。可用于接裸铜线出头的电机。</w:t>
-      </w:r>
-    </w:p>
-    <w:p>
-      <w:pPr>
-        <w:pStyle w:val="10"/>
+        <w:t>可手按接线的相线接口，与配套电机同一个相线来源。可用</w:t>
+      </w:r>
+      <w:proofErr w:type="gramStart"/>
+      <w:r>
+        <w:rPr>
+          <w:rFonts w:hint="eastAsia"/>
+        </w:rPr>
+        <w:t>于接裸铜线</w:t>
+      </w:r>
+      <w:proofErr w:type="gramEnd"/>
+      <w:r>
+        <w:rPr>
+          <w:rFonts w:hint="eastAsia"/>
+        </w:rPr>
+        <w:t>出头的电机。</w:t>
+      </w:r>
+    </w:p>
+    <w:p>
+      <w:pPr>
+        <w:pStyle w:val="a5"/>
         <w:numPr>
           <w:ilvl w:val="0"/>
           <w:numId w:val="1"/>
@@ -318,35 +290,13 @@
       <w:r>
         <w:rPr>
           <w:rFonts w:hint="eastAsia"/>
-          <w:lang w:val="en-US" w:eastAsia="zh-CN"/>
-        </w:rPr>
-        <w:t>5V</w:t>
-      </w:r>
-      <w:r>
-        <w:rPr>
-          <w:rFonts w:hint="eastAsia"/>
-        </w:rPr>
-        <w:t>供电、</w:t>
-      </w:r>
-      <w:r>
-        <w:rPr>
-          <w:rFonts w:hint="eastAsia"/>
-          <w:lang w:val="en-US" w:eastAsia="zh-CN"/>
-        </w:rPr>
-        <w:t>SWD</w:t>
-      </w:r>
-      <w:bookmarkStart w:id="0" w:name="_GoBack"/>
-      <w:bookmarkEnd w:id="0"/>
-      <w:r>
-        <w:rPr>
-          <w:rFonts w:hint="eastAsia"/>
-        </w:rPr>
-        <w:t>烧录、串口等接口。</w:t>
-      </w:r>
-    </w:p>
-    <w:p>
-      <w:pPr>
-        <w:pStyle w:val="10"/>
+        </w:rPr>
+        <w:t>5V供电、SWD烧录、串口等接口。</w:t>
+      </w:r>
+    </w:p>
+    <w:p>
+      <w:pPr>
+        <w:pStyle w:val="a5"/>
         <w:numPr>
           <w:ilvl w:val="0"/>
           <w:numId w:val="1"/>
@@ -372,7 +322,7 @@
     </w:p>
     <w:p>
       <w:pPr>
-        <w:pStyle w:val="3"/>
+        <w:pStyle w:val="2"/>
         <w:rPr>
           <w:rFonts w:hint="eastAsia"/>
         </w:rPr>
@@ -399,7 +349,7 @@
     </w:p>
     <w:p>
       <w:pPr>
-        <w:pStyle w:val="3"/>
+        <w:pStyle w:val="2"/>
         <w:rPr>
           <w:rFonts w:hint="eastAsia"/>
           <w:color w:val="FF0000"/>
@@ -414,12 +364,13 @@
           <w:sz w:val="36"/>
           <w:szCs w:val="36"/>
         </w:rPr>
+        <w:lastRenderedPageBreak/>
         <w:t>常见问题：</w:t>
       </w:r>
     </w:p>
     <w:p>
       <w:pPr>
-        <w:pStyle w:val="10"/>
+        <w:pStyle w:val="a5"/>
         <w:numPr>
           <w:ilvl w:val="0"/>
           <w:numId w:val="2"/>
@@ -438,7 +389,7 @@
     </w:p>
     <w:p>
       <w:pPr>
-        <w:pStyle w:val="10"/>
+        <w:pStyle w:val="a5"/>
         <w:numPr>
           <w:ilvl w:val="1"/>
           <w:numId w:val="2"/>
@@ -470,7 +421,7 @@
     </w:p>
     <w:p>
       <w:pPr>
-        <w:pStyle w:val="10"/>
+        <w:pStyle w:val="a5"/>
         <w:numPr>
           <w:ilvl w:val="1"/>
           <w:numId w:val="2"/>
@@ -497,52 +448,12 @@
         <w:rPr>
           <w:rFonts w:hint="eastAsia"/>
         </w:rPr>
-        <w:t>）检查是否先上电12V</w:t>
-      </w:r>
-      <w:r>
-        <w:rPr>
-          <w:rFonts w:hint="eastAsia"/>
-          <w:lang w:eastAsia="zh-CN"/>
-        </w:rPr>
-        <w:t>（</w:t>
-      </w:r>
-      <w:r>
-        <w:rPr>
-          <w:rFonts w:hint="eastAsia"/>
-          <w:lang w:val="en-US" w:eastAsia="zh-CN"/>
-        </w:rPr>
-        <w:t>将板子左下角的开关打开</w:t>
-      </w:r>
-      <w:r>
-        <w:rPr>
-          <w:rFonts w:hint="eastAsia"/>
-          <w:lang w:eastAsia="zh-CN"/>
-        </w:rPr>
-        <w:t>）</w:t>
-      </w:r>
-      <w:r>
-        <w:rPr>
-          <w:rFonts w:hint="eastAsia"/>
-        </w:rPr>
-        <w:t>，再上电5V</w:t>
-      </w:r>
-      <w:r>
-        <w:rPr>
-          <w:rFonts w:hint="eastAsia"/>
-          <w:lang w:eastAsia="zh-CN"/>
-        </w:rPr>
-        <w:t>。</w:t>
-      </w:r>
-      <w:r>
-        <w:rPr>
-          <w:rFonts w:hint="eastAsia"/>
-        </w:rPr>
-        <w:t>（或者按一下复位键）</w:t>
-      </w:r>
-    </w:p>
-    <w:p>
-      <w:pPr>
-        <w:pStyle w:val="10"/>
+        <w:t>）检查是否先上电12V（将板子左下角的开关打开），再上电5V。（或者按一下复位键）</w:t>
+      </w:r>
+    </w:p>
+    <w:p>
+      <w:pPr>
+        <w:pStyle w:val="a5"/>
         <w:numPr>
           <w:ilvl w:val="1"/>
           <w:numId w:val="2"/>
@@ -561,7 +472,7 @@
       <w:r>
         <w:rPr>
           <w:rFonts w:hint="eastAsia"/>
-          <w:color w:val="C55A11" w:themeColor="accent2" w:themeShade="BF"/>
+          <w:color w:val="C45911" w:themeColor="accent2" w:themeShade="BF"/>
         </w:rPr>
         <w:t>中概率</w:t>
       </w:r>
@@ -574,7 +485,7 @@
     </w:p>
     <w:p>
       <w:pPr>
-        <w:pStyle w:val="10"/>
+        <w:pStyle w:val="a5"/>
         <w:numPr>
           <w:ilvl w:val="1"/>
           <w:numId w:val="2"/>
@@ -593,7 +504,7 @@
     </w:p>
     <w:p>
       <w:pPr>
-        <w:pStyle w:val="10"/>
+        <w:pStyle w:val="a5"/>
         <w:numPr>
           <w:ilvl w:val="1"/>
           <w:numId w:val="2"/>
@@ -612,12 +523,18 @@
     </w:p>
     <w:p>
       <w:pPr>
-        <w:pStyle w:val="10"/>
-        <w:ind w:left="880" w:firstLine="0" w:firstLineChars="0"/>
-      </w:pPr>
-      <w:r>
+        <w:pStyle w:val="a5"/>
+        <w:ind w:left="880" w:firstLineChars="0" w:firstLine="0"/>
+        <w:rPr>
+          <w:rFonts w:hint="eastAsia"/>
+        </w:rPr>
+      </w:pPr>
+      <w:r>
+        <w:rPr>
+          <w:noProof/>
+        </w:rPr>
         <w:drawing>
-          <wp:inline distT="0" distB="0" distL="0" distR="0">
+          <wp:inline distT="0" distB="0" distL="0" distR="0" wp14:anchorId="32869984" wp14:editId="70BC319F">
             <wp:extent cx="1026795" cy="1207770"/>
             <wp:effectExtent l="0" t="0" r="1905" b="11430"/>
             <wp:docPr id="261144788" name="图片 1"/>
@@ -634,7 +551,7 @@
                     </pic:cNvPicPr>
                   </pic:nvPicPr>
                   <pic:blipFill>
-                    <a:blip r:embed="rId5" cstate="print">
+                    <a:blip r:embed="rId8" cstate="print">
                       <a:extLst>
                         <a:ext uri="{28A0092B-C50C-407E-A947-70E740481C1C}">
                           <a14:useLocalDpi xmlns:a14="http://schemas.microsoft.com/office/drawing/2010/main" val="0"/>
@@ -668,7 +585,7 @@
     </w:p>
     <w:p>
       <w:pPr>
-        <w:pStyle w:val="10"/>
+        <w:pStyle w:val="a5"/>
         <w:numPr>
           <w:ilvl w:val="0"/>
           <w:numId w:val="3"/>
@@ -681,25 +598,38 @@
       <w:r>
         <w:rPr>
           <w:rFonts w:hint="eastAsia"/>
-          <w:lang w:val="en-US" w:eastAsia="zh-CN"/>
-        </w:rPr>
-        <w:t>stm32cubemx生成keil工程报错</w:t>
-      </w:r>
-    </w:p>
-    <w:p>
-      <w:pPr>
-        <w:pStyle w:val="10"/>
-        <w:numPr>
-          <w:numId w:val="0"/>
-        </w:numPr>
-        <w:ind w:leftChars="0" w:firstLine="420" w:firstLineChars="0"/>
-        <w:rPr>
-          <w:rFonts w:hint="eastAsia"/>
-        </w:rPr>
-      </w:pPr>
-      <w:r>
+        </w:rPr>
+        <w:t>stm32cubemx生成</w:t>
+      </w:r>
+      <w:proofErr w:type="spellStart"/>
+      <w:r>
+        <w:rPr>
+          <w:rFonts w:hint="eastAsia"/>
+        </w:rPr>
+        <w:t>keil</w:t>
+      </w:r>
+      <w:proofErr w:type="spellEnd"/>
+      <w:r>
+        <w:rPr>
+          <w:rFonts w:hint="eastAsia"/>
+        </w:rPr>
+        <w:t>工程报错</w:t>
+      </w:r>
+    </w:p>
+    <w:p>
+      <w:pPr>
+        <w:pStyle w:val="a5"/>
+        <w:ind w:firstLineChars="0"/>
+        <w:rPr>
+          <w:rFonts w:hint="eastAsia"/>
+        </w:rPr>
+      </w:pPr>
+      <w:r>
+        <w:rPr>
+          <w:noProof/>
+        </w:rPr>
         <w:drawing>
-          <wp:inline distT="0" distB="0" distL="114300" distR="114300">
+          <wp:inline distT="0" distB="0" distL="114300" distR="114300" wp14:anchorId="7EC88457" wp14:editId="6D89E6E1">
             <wp:extent cx="4667250" cy="558800"/>
             <wp:effectExtent l="0" t="0" r="0" b="12700"/>
             <wp:docPr id="2" name="图片 2"/>
@@ -716,7 +646,7 @@
                     </pic:cNvPicPr>
                   </pic:nvPicPr>
                   <pic:blipFill>
-                    <a:blip r:embed="rId6"/>
+                    <a:blip r:embed="rId9"/>
                     <a:stretch>
                       <a:fillRect/>
                     </a:stretch>
@@ -743,19 +673,16 @@
     </w:p>
     <w:p>
       <w:pPr>
-        <w:pStyle w:val="10"/>
-        <w:numPr>
-          <w:numId w:val="0"/>
-        </w:numPr>
-        <w:ind w:leftChars="0" w:firstLine="420" w:firstLineChars="0"/>
-        <w:rPr>
-          <w:rFonts w:hint="eastAsia"/>
-        </w:rPr>
-      </w:pPr>
-    </w:p>
-    <w:p>
-      <w:pPr>
-        <w:pStyle w:val="10"/>
+        <w:pStyle w:val="a5"/>
+        <w:ind w:firstLineChars="0"/>
+        <w:rPr>
+          <w:rFonts w:hint="eastAsia"/>
+        </w:rPr>
+      </w:pPr>
+    </w:p>
+    <w:p>
+      <w:pPr>
+        <w:pStyle w:val="a5"/>
         <w:numPr>
           <w:ilvl w:val="1"/>
           <w:numId w:val="3"/>
@@ -782,28 +709,21 @@
         <w:rPr>
           <w:rFonts w:hint="eastAsia"/>
         </w:rPr>
-        <w:t>）</w:t>
-      </w:r>
-      <w:r>
-        <w:rPr>
-          <w:rFonts w:hint="eastAsia"/>
-          <w:lang w:val="en-US" w:eastAsia="zh-CN"/>
-        </w:rPr>
-        <w:t>将文件夹从stm32_foc-main改名为stm32_foc</w:t>
-      </w:r>
-    </w:p>
-    <w:p>
-      <w:pPr>
-        <w:pStyle w:val="10"/>
-        <w:ind w:left="880" w:firstLine="0" w:firstLineChars="0"/>
-        <w:rPr>
-          <w:rFonts w:hint="eastAsia"/>
-        </w:rPr>
-      </w:pPr>
-    </w:p>
-    <w:p>
-      <w:pPr>
-        <w:pStyle w:val="10"/>
+        <w:t>）将文件夹从stm32_foc-main改名为stm32_foc</w:t>
+      </w:r>
+    </w:p>
+    <w:p>
+      <w:pPr>
+        <w:pStyle w:val="a5"/>
+        <w:ind w:left="880" w:firstLineChars="0" w:firstLine="0"/>
+        <w:rPr>
+          <w:rFonts w:hint="eastAsia"/>
+        </w:rPr>
+      </w:pPr>
+    </w:p>
+    <w:p>
+      <w:pPr>
+        <w:pStyle w:val="a5"/>
         <w:numPr>
           <w:ilvl w:val="0"/>
           <w:numId w:val="3"/>
@@ -822,7 +742,7 @@
     </w:p>
     <w:p>
       <w:pPr>
-        <w:pStyle w:val="10"/>
+        <w:pStyle w:val="a5"/>
         <w:numPr>
           <w:ilvl w:val="1"/>
           <w:numId w:val="3"/>
@@ -854,12 +774,18 @@
     </w:p>
     <w:p>
       <w:pPr>
-        <w:pStyle w:val="10"/>
-        <w:ind w:left="880" w:firstLine="0" w:firstLineChars="0"/>
-      </w:pPr>
-      <w:r>
+        <w:pStyle w:val="a5"/>
+        <w:ind w:left="880" w:firstLineChars="0" w:firstLine="0"/>
+        <w:rPr>
+          <w:rFonts w:hint="eastAsia"/>
+        </w:rPr>
+      </w:pPr>
+      <w:r>
+        <w:rPr>
+          <w:noProof/>
+        </w:rPr>
         <w:drawing>
-          <wp:inline distT="0" distB="0" distL="0" distR="0">
+          <wp:inline distT="0" distB="0" distL="0" distR="0" wp14:anchorId="5E6B2785" wp14:editId="4FD7F4CE">
             <wp:extent cx="1565275" cy="722630"/>
             <wp:effectExtent l="0" t="0" r="15875" b="1270"/>
             <wp:docPr id="1635911365" name="图片 1"/>
@@ -876,7 +802,7 @@
                     </pic:cNvPicPr>
                   </pic:nvPicPr>
                   <pic:blipFill>
-                    <a:blip r:embed="rId7"/>
+                    <a:blip r:embed="rId10"/>
                     <a:stretch>
                       <a:fillRect/>
                     </a:stretch>
@@ -899,7 +825,7 @@
     </w:p>
     <w:p>
       <w:pPr>
-        <w:pStyle w:val="10"/>
+        <w:pStyle w:val="a5"/>
         <w:numPr>
           <w:ilvl w:val="0"/>
           <w:numId w:val="3"/>
@@ -909,17 +835,24 @@
           <w:rFonts w:hint="eastAsia"/>
         </w:rPr>
       </w:pPr>
-      <w:r>
-        <w:rPr>
-          <w:rFonts w:hint="eastAsia"/>
-          <w:lang w:val="en-US" w:eastAsia="zh-CN"/>
-        </w:rPr>
-        <w:t>keil无法下载程序</w:t>
-      </w:r>
-    </w:p>
-    <w:p>
-      <w:pPr>
-        <w:pStyle w:val="10"/>
+      <w:proofErr w:type="spellStart"/>
+      <w:r>
+        <w:rPr>
+          <w:rFonts w:hint="eastAsia"/>
+        </w:rPr>
+        <w:t>keil</w:t>
+      </w:r>
+      <w:proofErr w:type="spellEnd"/>
+      <w:r>
+        <w:rPr>
+          <w:rFonts w:hint="eastAsia"/>
+        </w:rPr>
+        <w:t>无法下载程序</w:t>
+      </w:r>
+    </w:p>
+    <w:p>
+      <w:pPr>
+        <w:pStyle w:val="a5"/>
         <w:numPr>
           <w:ilvl w:val="1"/>
           <w:numId w:val="3"/>
@@ -946,30 +879,51 @@
         <w:rPr>
           <w:rFonts w:hint="eastAsia"/>
         </w:rPr>
-        <w:t>）</w:t>
-      </w:r>
-      <w:r>
-        <w:rPr>
-          <w:rFonts w:hint="eastAsia"/>
-          <w:lang w:val="en-US" w:eastAsia="zh-CN"/>
-        </w:rPr>
-        <w:t>若使用配套daplink，请选择cmsis dap</w:t>
-      </w:r>
-    </w:p>
-    <w:p>
-      <w:pPr>
-        <w:pStyle w:val="10"/>
-        <w:numPr>
-          <w:numId w:val="0"/>
-        </w:numPr>
-        <w:ind w:leftChars="0"/>
-        <w:rPr>
-          <w:rFonts w:hint="eastAsia"/>
-        </w:rPr>
-      </w:pPr>
-      <w:r>
+        <w:t>）若使用配套</w:t>
+      </w:r>
+      <w:proofErr w:type="spellStart"/>
+      <w:r>
+        <w:rPr>
+          <w:rFonts w:hint="eastAsia"/>
+        </w:rPr>
+        <w:t>daplink</w:t>
+      </w:r>
+      <w:proofErr w:type="spellEnd"/>
+      <w:r>
+        <w:rPr>
+          <w:rFonts w:hint="eastAsia"/>
+        </w:rPr>
+        <w:t>，请选择</w:t>
+      </w:r>
+      <w:proofErr w:type="spellStart"/>
+      <w:r>
+        <w:rPr>
+          <w:rFonts w:hint="eastAsia"/>
+        </w:rPr>
+        <w:t>cmsis</w:t>
+      </w:r>
+      <w:proofErr w:type="spellEnd"/>
+      <w:r>
+        <w:rPr>
+          <w:rFonts w:hint="eastAsia"/>
+        </w:rPr>
+        <w:t xml:space="preserve"> dap</w:t>
+      </w:r>
+    </w:p>
+    <w:p>
+      <w:pPr>
+        <w:pStyle w:val="a5"/>
+        <w:ind w:firstLineChars="0" w:firstLine="0"/>
+        <w:rPr>
+          <w:rFonts w:hint="eastAsia"/>
+        </w:rPr>
+      </w:pPr>
+      <w:r>
+        <w:rPr>
+          <w:noProof/>
+        </w:rPr>
         <w:drawing>
-          <wp:inline distT="0" distB="0" distL="114300" distR="114300">
+          <wp:inline distT="0" distB="0" distL="114300" distR="114300" wp14:anchorId="2AD7545C" wp14:editId="21CC18E0">
             <wp:extent cx="3362325" cy="2283460"/>
             <wp:effectExtent l="0" t="0" r="9525" b="2540"/>
             <wp:docPr id="3" name="图片 3"/>
@@ -986,7 +940,7 @@
                     </pic:cNvPicPr>
                   </pic:nvPicPr>
                   <pic:blipFill>
-                    <a:blip r:embed="rId8"/>
+                    <a:blip r:embed="rId11"/>
                     <a:stretch>
                       <a:fillRect/>
                     </a:stretch>
@@ -1013,22 +967,25 @@
     </w:p>
     <w:p>
       <w:pPr>
-        <w:pStyle w:val="10"/>
-        <w:ind w:left="0" w:leftChars="0" w:firstLine="0" w:firstLineChars="0"/>
-      </w:pPr>
-    </w:p>
-    <w:p>
-      <w:pPr>
-        <w:pStyle w:val="10"/>
-        <w:ind w:left="880" w:firstLine="0" w:firstLineChars="0"/>
-        <w:rPr>
-          <w:rFonts w:hint="eastAsia"/>
-        </w:rPr>
-      </w:pPr>
-    </w:p>
-    <w:p>
-      <w:pPr>
-        <w:pStyle w:val="10"/>
+        <w:pStyle w:val="a5"/>
+        <w:ind w:firstLineChars="0" w:firstLine="0"/>
+        <w:rPr>
+          <w:rFonts w:hint="eastAsia"/>
+        </w:rPr>
+      </w:pPr>
+    </w:p>
+    <w:p>
+      <w:pPr>
+        <w:pStyle w:val="a5"/>
+        <w:ind w:left="880" w:firstLineChars="0" w:firstLine="0"/>
+        <w:rPr>
+          <w:rFonts w:hint="eastAsia"/>
+        </w:rPr>
+      </w:pPr>
+    </w:p>
+    <w:p>
+      <w:pPr>
+        <w:pStyle w:val="a5"/>
         <w:numPr>
           <w:ilvl w:val="0"/>
           <w:numId w:val="3"/>
@@ -1048,31 +1005,12 @@
           <w:sz w:val="32"/>
           <w:szCs w:val="36"/>
         </w:rPr>
-        <w:t>如何修改</w:t>
-      </w:r>
-      <w:r>
-        <w:rPr>
-          <w:rFonts w:hint="eastAsia"/>
-          <w:color w:val="0000FF"/>
-          <w:sz w:val="32"/>
-          <w:szCs w:val="36"/>
-          <w:lang w:val="en-US" w:eastAsia="zh-CN"/>
-        </w:rPr>
-        <w:t>电机</w:t>
-      </w:r>
-      <w:r>
-        <w:rPr>
-          <w:rFonts w:hint="eastAsia"/>
-          <w:color w:val="0000FF"/>
-          <w:sz w:val="32"/>
-          <w:szCs w:val="36"/>
-        </w:rPr>
-        <w:t>运行模式</w:t>
-      </w:r>
-    </w:p>
-    <w:p>
-      <w:pPr>
-        <w:pStyle w:val="10"/>
+        <w:t>如何修改电机运行模式</w:t>
+      </w:r>
+    </w:p>
+    <w:p>
+      <w:pPr>
+        <w:pStyle w:val="a5"/>
         <w:numPr>
           <w:ilvl w:val="1"/>
           <w:numId w:val="3"/>
@@ -1086,80 +1024,222 @@
         <w:rPr>
           <w:rFonts w:hint="eastAsia"/>
         </w:rPr>
-        <w:t>修改main.c的while(1)前面10</w:t>
-      </w:r>
-      <w:r>
-        <w:rPr>
-          <w:rFonts w:hint="eastAsia"/>
-          <w:lang w:val="en-US" w:eastAsia="zh-CN"/>
-        </w:rPr>
-        <w:t>~20</w:t>
-      </w:r>
-      <w:r>
-        <w:rPr>
-          <w:rFonts w:hint="eastAsia"/>
-        </w:rPr>
-        <w:t>行左右的配置项，比如改为速度模式就会一直转</w:t>
-      </w:r>
-    </w:p>
-    <w:p>
-      <w:pPr>
-        <w:rPr>
-          <w:rFonts w:hint="eastAsia"/>
-        </w:rPr>
-      </w:pPr>
-    </w:p>
-    <w:p>
-      <w:pPr>
-        <w:pStyle w:val="3"/>
-        <w:rPr>
-          <w:rFonts w:hint="eastAsia"/>
-        </w:rPr>
-      </w:pPr>
-      <w:r>
-        <w:rPr>
-          <w:rFonts w:hint="eastAsia"/>
-          <w:lang w:eastAsia="zh-CN"/>
-        </w:rPr>
-        <w:t>【从零开始实现stm32无刷电机FOC】</w:t>
-      </w:r>
-      <w:r>
-        <w:rPr>
-          <w:rFonts w:hint="eastAsia"/>
-        </w:rPr>
-        <w:t>图文教程地址：</w:t>
-      </w:r>
-    </w:p>
-    <w:p>
-      <w:pPr>
-        <w:rPr>
-          <w:rFonts w:hint="eastAsia"/>
-        </w:rPr>
-      </w:pPr>
-      <w:r>
-        <w:rPr>
-          <w:rFonts w:hint="eastAsia"/>
-        </w:rPr>
-        <w:t>https://blog.csdn.net/qq570437459/category_12672491</w:t>
+        <w:t>修改</w:t>
+      </w:r>
+      <w:proofErr w:type="spellStart"/>
+      <w:r>
+        <w:rPr>
+          <w:rFonts w:hint="eastAsia"/>
+        </w:rPr>
+        <w:t>main.c</w:t>
+      </w:r>
+      <w:proofErr w:type="spellEnd"/>
+      <w:r>
+        <w:rPr>
+          <w:rFonts w:hint="eastAsia"/>
+        </w:rPr>
+        <w:t>的while(1)前面10~20行左右的配置项，比如改为速度模式就会一直转</w:t>
+      </w:r>
+    </w:p>
+    <w:p>
+      <w:pPr>
+        <w:rPr>
+          <w:rFonts w:hint="eastAsia"/>
+        </w:rPr>
+      </w:pPr>
+    </w:p>
+    <w:p>
+      <w:pPr>
+        <w:pStyle w:val="2"/>
+        <w:rPr>
+          <w:rFonts w:hint="eastAsia"/>
+        </w:rPr>
+      </w:pPr>
+      <w:r>
+        <w:rPr>
+          <w:rFonts w:hint="eastAsia"/>
+        </w:rPr>
+        <w:t>【从零开始实现stm32无刷电机FOC】图文教程地址：</w:t>
+      </w:r>
+    </w:p>
+    <w:p>
+      <w:hyperlink r:id="rId12" w:history="1">
+        <w:r>
+          <w:rPr>
+            <w:rStyle w:val="aa"/>
+            <w:rFonts w:hint="eastAsia"/>
+          </w:rPr>
+          <w:t>https://blog.csdn.net/qq570437459/category_12672491</w:t>
+        </w:r>
+      </w:hyperlink>
+    </w:p>
+    <w:p/>
+    <w:p/>
+    <w:p>
+      <w:pPr>
+        <w:rPr>
+          <w:b/>
+          <w:bCs/>
+          <w:color w:val="EE0000"/>
+          <w:sz w:val="24"/>
+          <w:szCs w:val="28"/>
+        </w:rPr>
+      </w:pPr>
+      <w:r>
+        <w:rPr>
+          <w:rFonts w:hint="eastAsia"/>
+          <w:b/>
+          <w:bCs/>
+          <w:color w:val="EE0000"/>
+          <w:sz w:val="24"/>
+          <w:szCs w:val="28"/>
+        </w:rPr>
+        <w:t>【2511更新】工程实践软件架构更新，更加合理高效的计算架构。最大转速提升20%，大幅降低旋转噪音，明显改善低速性能，</w:t>
+      </w:r>
+      <w:proofErr w:type="gramStart"/>
+      <w:r>
+        <w:rPr>
+          <w:rFonts w:hint="eastAsia"/>
+          <w:b/>
+          <w:bCs/>
+          <w:color w:val="EE0000"/>
+          <w:sz w:val="24"/>
+          <w:szCs w:val="28"/>
+        </w:rPr>
+        <w:t>纯速度环</w:t>
+      </w:r>
+      <w:proofErr w:type="gramEnd"/>
+      <w:r>
+        <w:rPr>
+          <w:rFonts w:hint="eastAsia"/>
+          <w:b/>
+          <w:bCs/>
+          <w:color w:val="EE0000"/>
+          <w:sz w:val="24"/>
+          <w:szCs w:val="28"/>
+        </w:rPr>
+        <w:t>0.1RPM来了！</w:t>
+      </w:r>
+    </w:p>
+    <w:p>
+      <w:pPr>
+        <w:rPr>
+          <w:rFonts w:hint="eastAsia"/>
+          <w:b/>
+          <w:bCs/>
+          <w:color w:val="EE0000"/>
+          <w:sz w:val="24"/>
+          <w:szCs w:val="28"/>
+        </w:rPr>
+      </w:pPr>
+      <w:r>
+        <w:rPr>
+          <w:rFonts w:hint="eastAsia"/>
+          <w:b/>
+          <w:bCs/>
+          <w:color w:val="EE0000"/>
+          <w:sz w:val="24"/>
+          <w:szCs w:val="28"/>
+        </w:rPr>
+        <w:t>下载地址：</w:t>
+      </w:r>
+      <w:r>
+        <w:rPr>
+          <w:b/>
+          <w:bCs/>
+          <w:color w:val="EE0000"/>
+          <w:sz w:val="24"/>
+          <w:szCs w:val="28"/>
+        </w:rPr>
+        <w:tab/>
+      </w:r>
+      <w:r>
+        <w:rPr>
+          <w:rFonts w:hint="eastAsia"/>
+          <w:b/>
+          <w:bCs/>
+          <w:color w:val="EE0000"/>
+          <w:sz w:val="24"/>
+          <w:szCs w:val="28"/>
+        </w:rPr>
+        <w:t>https://gitee.com/best_pureer/stm32_foc_2</w:t>
       </w:r>
     </w:p>
     <w:sectPr>
       <w:pgSz w:w="11906" w:h="16838"/>
       <w:pgMar w:top="1440" w:right="1800" w:bottom="1440" w:left="1800" w:header="851" w:footer="992" w:gutter="0"/>
-      <w:cols w:space="425" w:num="1"/>
-      <w:docGrid w:type="lines" w:linePitch="312" w:charSpace="0"/>
+      <w:cols w:space="425"/>
+      <w:docGrid w:type="lines" w:linePitch="312"/>
     </w:sectPr>
   </w:body>
 </w:document>
 </file>
 
+<file path=word/endnotes.xml><?xml version="1.0" encoding="utf-8"?>
+<w:endnotes xmlns:wpc="http://schemas.microsoft.com/office/word/2010/wordprocessingCanvas" xmlns:cx="http://schemas.microsoft.com/office/drawing/2014/chartex" xmlns:cx1="http://schemas.microsoft.com/office/drawing/2015/9/8/chartex" xmlns:cx2="http://schemas.microsoft.com/office/drawing/2015/10/21/chartex" xmlns:cx3="http://schemas.microsoft.com/office/drawing/2016/5/9/chartex" xmlns:cx4="http://schemas.microsoft.com/office/drawing/2016/5/10/chartex" xmlns:cx5="http://schemas.microsoft.com/office/drawing/2016/5/11/chartex" xmlns:cx6="http://schemas.microsoft.com/office/drawing/2016/5/12/chartex" xmlns:cx7="http://schemas.microsoft.com/office/drawing/2016/5/13/chartex" xmlns:cx8="http://schemas.microsoft.com/office/drawing/2016/5/14/chartex" xmlns:mc="http://schemas.openxmlformats.org/markup-compatibility/2006" xmlns:aink="http://schemas.microsoft.com/office/drawing/2016/ink" xmlns:am3d="http://schemas.microsoft.com/office/drawing/2017/model3d" xmlns:o="urn:schemas-microsoft-com:office:office" xmlns:oel="http://schemas.microsoft.com/office/2019/extlst" xmlns:r="http://schemas.openxmlformats.org/officeDocument/2006/relationships" xmlns:m="http://schemas.openxmlformats.org/officeDocument/2006/math" xmlns:v="urn:schemas-microsoft-com:vml" xmlns:wp14="http://schemas.microsoft.com/office/word/2010/wordprocessingDrawing" xmlns:wp="http://schemas.openxmlformats.org/drawingml/2006/wordprocessingDrawing" xmlns:w10="urn:schemas-microsoft-com:office:word" xmlns:w="http://schemas.openxmlformats.org/wordprocessingml/2006/main" xmlns:w14="http://schemas.microsoft.com/office/word/2010/wordml" xmlns:w15="http://schemas.microsoft.com/office/word/2012/wordml" xmlns:w16cex="http://schemas.microsoft.com/office/word/2018/wordml/cex" xmlns:w16cid="http://schemas.microsoft.com/office/word/2016/wordml/cid" xmlns:w16="http://schemas.microsoft.com/office/word/2018/wordml" xmlns:w16du="http://schemas.microsoft.com/office/word/2023/wordml/word16du" xmlns:w16sdtdh="http://schemas.microsoft.com/office/word/2020/wordml/sdtdatahash" xmlns:w16sdtfl="http://schemas.microsoft.com/office/word/2024/wordml/sdtformatlock" xmlns:w16se="http://schemas.microsoft.com/office/word/2015/wordml/symex" xmlns:wpg="http://schemas.microsoft.com/office/word/2010/wordprocessingGroup" xmlns:wpi="http://schemas.microsoft.com/office/word/2010/wordprocessingInk" xmlns:wne="http://schemas.microsoft.com/office/word/2006/wordml" xmlns:wps="http://schemas.microsoft.com/office/word/2010/wordprocessingShape" mc:Ignorable="w14 w15 w16se w16cid w16 w16cex w16sdtdh w16sdtfl w16du wp14">
+  <w:endnote w:type="separator" w:id="-1">
+    <w:p>
+      <w:pPr>
+        <w:rPr>
+          <w:rFonts w:hint="eastAsia"/>
+        </w:rPr>
+      </w:pPr>
+      <w:r>
+        <w:separator/>
+      </w:r>
+    </w:p>
+  </w:endnote>
+  <w:endnote w:type="continuationSeparator" w:id="0">
+    <w:p>
+      <w:pPr>
+        <w:rPr>
+          <w:rFonts w:hint="eastAsia"/>
+        </w:rPr>
+      </w:pPr>
+      <w:r>
+        <w:continuationSeparator/>
+      </w:r>
+    </w:p>
+  </w:endnote>
+</w:endnotes>
+</file>
+
+<file path=word/footnotes.xml><?xml version="1.0" encoding="utf-8"?>
+<w:footnotes xmlns:wpc="http://schemas.microsoft.com/office/word/2010/wordprocessingCanvas" xmlns:cx="http://schemas.microsoft.com/office/drawing/2014/chartex" xmlns:cx1="http://schemas.microsoft.com/office/drawing/2015/9/8/chartex" xmlns:cx2="http://schemas.microsoft.com/office/drawing/2015/10/21/chartex" xmlns:cx3="http://schemas.microsoft.com/office/drawing/2016/5/9/chartex" xmlns:cx4="http://schemas.microsoft.com/office/drawing/2016/5/10/chartex" xmlns:cx5="http://schemas.microsoft.com/office/drawing/2016/5/11/chartex" xmlns:cx6="http://schemas.microsoft.com/office/drawing/2016/5/12/chartex" xmlns:cx7="http://schemas.microsoft.com/office/drawing/2016/5/13/chartex" xmlns:cx8="http://schemas.microsoft.com/office/drawing/2016/5/14/chartex" xmlns:mc="http://schemas.openxmlformats.org/markup-compatibility/2006" xmlns:aink="http://schemas.microsoft.com/office/drawing/2016/ink" xmlns:am3d="http://schemas.microsoft.com/office/drawing/2017/model3d" xmlns:o="urn:schemas-microsoft-com:office:office" xmlns:oel="http://schemas.microsoft.com/office/2019/extlst" xmlns:r="http://schemas.openxmlformats.org/officeDocument/2006/relationships" xmlns:m="http://schemas.openxmlformats.org/officeDocument/2006/math" xmlns:v="urn:schemas-microsoft-com:vml" xmlns:wp14="http://schemas.microsoft.com/office/word/2010/wordprocessingDrawing" xmlns:wp="http://schemas.openxmlformats.org/drawingml/2006/wordprocessingDrawing" xmlns:w10="urn:schemas-microsoft-com:office:word" xmlns:w="http://schemas.openxmlformats.org/wordprocessingml/2006/main" xmlns:w14="http://schemas.microsoft.com/office/word/2010/wordml" xmlns:w15="http://schemas.microsoft.com/office/word/2012/wordml" xmlns:w16cex="http://schemas.microsoft.com/office/word/2018/wordml/cex" xmlns:w16cid="http://schemas.microsoft.com/office/word/2016/wordml/cid" xmlns:w16="http://schemas.microsoft.com/office/word/2018/wordml" xmlns:w16du="http://schemas.microsoft.com/office/word/2023/wordml/word16du" xmlns:w16sdtdh="http://schemas.microsoft.com/office/word/2020/wordml/sdtdatahash" xmlns:w16sdtfl="http://schemas.microsoft.com/office/word/2024/wordml/sdtformatlock" xmlns:w16se="http://schemas.microsoft.com/office/word/2015/wordml/symex" xmlns:wpg="http://schemas.microsoft.com/office/word/2010/wordprocessingGroup" xmlns:wpi="http://schemas.microsoft.com/office/word/2010/wordprocessingInk" xmlns:wne="http://schemas.microsoft.com/office/word/2006/wordml" xmlns:wps="http://schemas.microsoft.com/office/word/2010/wordprocessingShape" mc:Ignorable="w14 w15 w16se w16cid w16 w16cex w16sdtdh w16sdtfl w16du wp14">
+  <w:footnote w:type="separator" w:id="-1">
+    <w:p>
+      <w:pPr>
+        <w:rPr>
+          <w:rFonts w:hint="eastAsia"/>
+        </w:rPr>
+      </w:pPr>
+      <w:r>
+        <w:separator/>
+      </w:r>
+    </w:p>
+  </w:footnote>
+  <w:footnote w:type="continuationSeparator" w:id="0">
+    <w:p>
+      <w:pPr>
+        <w:rPr>
+          <w:rFonts w:hint="eastAsia"/>
+        </w:rPr>
+      </w:pPr>
+      <w:r>
+        <w:continuationSeparator/>
+      </w:r>
+    </w:p>
+  </w:footnote>
+</w:footnotes>
+</file>
+
 <file path=word/numbering.xml><?xml version="1.0" encoding="utf-8"?>
-<w:numbering xmlns:wpc="http://schemas.microsoft.com/office/word/2010/wordprocessingCanvas" xmlns:mc="http://schemas.openxmlformats.org/markup-compatibility/2006" xmlns:o="urn:schemas-microsoft-com:office:office" xmlns:r="http://schemas.openxmlformats.org/officeDocument/2006/relationships" xmlns:m="http://schemas.openxmlformats.org/officeDocument/2006/math" xmlns:v="urn:schemas-microsoft-com:vml" xmlns:wp14="http://schemas.microsoft.com/office/word/2010/wordprocessingDrawing" xmlns:wp="http://schemas.openxmlformats.org/drawingml/2006/wordprocessingDrawing" xmlns:w10="urn:schemas-microsoft-com:office:word" xmlns:w="http://schemas.openxmlformats.org/wordprocessingml/2006/main" xmlns:w14="http://schemas.microsoft.com/office/word/2010/wordml" xmlns:wpg="http://schemas.microsoft.com/office/word/2010/wordprocessingGroup" xmlns:wpi="http://schemas.microsoft.com/office/word/2010/wordprocessingInk" xmlns:wne="http://schemas.microsoft.com/office/word/2006/wordml" xmlns:wps="http://schemas.microsoft.com/office/word/2010/wordprocessingShape" xmlns:wpsCustomData="http://www.wps.cn/officeDocument/2013/wpsCustomData" mc:Ignorable="w14 wp14">
-  <w:abstractNum w:abstractNumId="0">
+<w:numbering xmlns:wpc="http://schemas.microsoft.com/office/word/2010/wordprocessingCanvas" xmlns:cx="http://schemas.microsoft.com/office/drawing/2014/chartex" xmlns:cx1="http://schemas.microsoft.com/office/drawing/2015/9/8/chartex" xmlns:cx2="http://schemas.microsoft.com/office/drawing/2015/10/21/chartex" xmlns:cx3="http://schemas.microsoft.com/office/drawing/2016/5/9/chartex" xmlns:cx4="http://schemas.microsoft.com/office/drawing/2016/5/10/chartex" xmlns:cx5="http://schemas.microsoft.com/office/drawing/2016/5/11/chartex" xmlns:cx6="http://schemas.microsoft.com/office/drawing/2016/5/12/chartex" xmlns:cx7="http://schemas.microsoft.com/office/drawing/2016/5/13/chartex" xmlns:cx8="http://schemas.microsoft.com/office/drawing/2016/5/14/chartex" xmlns:mc="http://schemas.openxmlformats.org/markup-compatibility/2006" xmlns:aink="http://schemas.microsoft.com/office/drawing/2016/ink" xmlns:am3d="http://schemas.microsoft.com/office/drawing/2017/model3d" xmlns:o="urn:schemas-microsoft-com:office:office" xmlns:oel="http://schemas.microsoft.com/office/2019/extlst" xmlns:r="http://schemas.openxmlformats.org/officeDocument/2006/relationships" xmlns:m="http://schemas.openxmlformats.org/officeDocument/2006/math" xmlns:v="urn:schemas-microsoft-com:vml" xmlns:wp14="http://schemas.microsoft.com/office/word/2010/wordprocessingDrawing" xmlns:wp="http://schemas.openxmlformats.org/drawingml/2006/wordprocessingDrawing" xmlns:w10="urn:schemas-microsoft-com:office:word" xmlns:w="http://schemas.openxmlformats.org/wordprocessingml/2006/main" xmlns:w14="http://schemas.microsoft.com/office/word/2010/wordml" xmlns:w15="http://schemas.microsoft.com/office/word/2012/wordml" xmlns:w16cex="http://schemas.microsoft.com/office/word/2018/wordml/cex" xmlns:w16cid="http://schemas.microsoft.com/office/word/2016/wordml/cid" xmlns:w16="http://schemas.microsoft.com/office/word/2018/wordml" xmlns:w16du="http://schemas.microsoft.com/office/word/2023/wordml/word16du" xmlns:w16sdtdh="http://schemas.microsoft.com/office/word/2020/wordml/sdtdatahash" xmlns:w16sdtfl="http://schemas.microsoft.com/office/word/2024/wordml/sdtformatlock" xmlns:w16se="http://schemas.microsoft.com/office/word/2015/wordml/symex" xmlns:wpg="http://schemas.microsoft.com/office/word/2010/wordprocessingGroup" xmlns:wpi="http://schemas.microsoft.com/office/word/2010/wordprocessingInk" xmlns:wne="http://schemas.microsoft.com/office/word/2006/wordml" xmlns:wps="http://schemas.microsoft.com/office/word/2010/wordprocessingShape" mc:Ignorable="w14 w15 w16se w16cid w16 w16cex w16sdtdh w16sdtfl w16du wp14">
+  <w:abstractNum w:abstractNumId="0" w15:restartNumberingAfterBreak="0">
     <w:nsid w:val="2C2D7926"/>
     <w:multiLevelType w:val="multilevel"/>
     <w:tmpl w:val="2C2D7926"/>
-    <w:lvl w:ilvl="0" w:tentative="0">
+    <w:lvl w:ilvl="0">
       <w:start w:val="1"/>
       <w:numFmt w:val="bullet"/>
       <w:lvlText w:val=""/>
@@ -1168,10 +1248,10 @@
         <w:ind w:left="440" w:hanging="440"/>
       </w:pPr>
       <w:rPr>
-        <w:rFonts w:hint="default" w:ascii="Wingdings" w:hAnsi="Wingdings"/>
+        <w:rFonts w:ascii="Wingdings" w:hAnsi="Wingdings" w:hint="default"/>
       </w:rPr>
     </w:lvl>
-    <w:lvl w:ilvl="1" w:tentative="0">
+    <w:lvl w:ilvl="1">
       <w:start w:val="1"/>
       <w:numFmt w:val="bullet"/>
       <w:lvlText w:val=""/>
@@ -1180,10 +1260,10 @@
         <w:ind w:left="880" w:hanging="440"/>
       </w:pPr>
       <w:rPr>
-        <w:rFonts w:hint="default" w:ascii="Wingdings" w:hAnsi="Wingdings"/>
+        <w:rFonts w:ascii="Wingdings" w:hAnsi="Wingdings" w:hint="default"/>
       </w:rPr>
     </w:lvl>
-    <w:lvl w:ilvl="2" w:tentative="0">
+    <w:lvl w:ilvl="2">
       <w:start w:val="1"/>
       <w:numFmt w:val="bullet"/>
       <w:lvlText w:val=""/>
@@ -1192,10 +1272,10 @@
         <w:ind w:left="1320" w:hanging="440"/>
       </w:pPr>
       <w:rPr>
-        <w:rFonts w:hint="default" w:ascii="Wingdings" w:hAnsi="Wingdings"/>
+        <w:rFonts w:ascii="Wingdings" w:hAnsi="Wingdings" w:hint="default"/>
       </w:rPr>
     </w:lvl>
-    <w:lvl w:ilvl="3" w:tentative="0">
+    <w:lvl w:ilvl="3">
       <w:start w:val="1"/>
       <w:numFmt w:val="bullet"/>
       <w:lvlText w:val=""/>
@@ -1204,10 +1284,10 @@
         <w:ind w:left="1760" w:hanging="440"/>
       </w:pPr>
       <w:rPr>
-        <w:rFonts w:hint="default" w:ascii="Wingdings" w:hAnsi="Wingdings"/>
+        <w:rFonts w:ascii="Wingdings" w:hAnsi="Wingdings" w:hint="default"/>
       </w:rPr>
     </w:lvl>
-    <w:lvl w:ilvl="4" w:tentative="0">
+    <w:lvl w:ilvl="4">
       <w:start w:val="1"/>
       <w:numFmt w:val="bullet"/>
       <w:lvlText w:val=""/>
@@ -1216,10 +1296,10 @@
         <w:ind w:left="2200" w:hanging="440"/>
       </w:pPr>
       <w:rPr>
-        <w:rFonts w:hint="default" w:ascii="Wingdings" w:hAnsi="Wingdings"/>
+        <w:rFonts w:ascii="Wingdings" w:hAnsi="Wingdings" w:hint="default"/>
       </w:rPr>
     </w:lvl>
-    <w:lvl w:ilvl="5" w:tentative="0">
+    <w:lvl w:ilvl="5">
       <w:start w:val="1"/>
       <w:numFmt w:val="bullet"/>
       <w:lvlText w:val=""/>
@@ -1228,10 +1308,10 @@
         <w:ind w:left="2640" w:hanging="440"/>
       </w:pPr>
       <w:rPr>
-        <w:rFonts w:hint="default" w:ascii="Wingdings" w:hAnsi="Wingdings"/>
+        <w:rFonts w:ascii="Wingdings" w:hAnsi="Wingdings" w:hint="default"/>
       </w:rPr>
     </w:lvl>
-    <w:lvl w:ilvl="6" w:tentative="0">
+    <w:lvl w:ilvl="6">
       <w:start w:val="1"/>
       <w:numFmt w:val="bullet"/>
       <w:lvlText w:val=""/>
@@ -1240,10 +1320,10 @@
         <w:ind w:left="3080" w:hanging="440"/>
       </w:pPr>
       <w:rPr>
-        <w:rFonts w:hint="default" w:ascii="Wingdings" w:hAnsi="Wingdings"/>
+        <w:rFonts w:ascii="Wingdings" w:hAnsi="Wingdings" w:hint="default"/>
       </w:rPr>
     </w:lvl>
-    <w:lvl w:ilvl="7" w:tentative="0">
+    <w:lvl w:ilvl="7">
       <w:start w:val="1"/>
       <w:numFmt w:val="bullet"/>
       <w:lvlText w:val=""/>
@@ -1252,10 +1332,10 @@
         <w:ind w:left="3520" w:hanging="440"/>
       </w:pPr>
       <w:rPr>
-        <w:rFonts w:hint="default" w:ascii="Wingdings" w:hAnsi="Wingdings"/>
+        <w:rFonts w:ascii="Wingdings" w:hAnsi="Wingdings" w:hint="default"/>
       </w:rPr>
     </w:lvl>
-    <w:lvl w:ilvl="8" w:tentative="0">
+    <w:lvl w:ilvl="8">
       <w:start w:val="1"/>
       <w:numFmt w:val="bullet"/>
       <w:lvlText w:val=""/>
@@ -1264,15 +1344,15 @@
         <w:ind w:left="3960" w:hanging="440"/>
       </w:pPr>
       <w:rPr>
-        <w:rFonts w:hint="default" w:ascii="Wingdings" w:hAnsi="Wingdings"/>
+        <w:rFonts w:ascii="Wingdings" w:hAnsi="Wingdings" w:hint="default"/>
       </w:rPr>
     </w:lvl>
   </w:abstractNum>
-  <w:abstractNum w:abstractNumId="1">
+  <w:abstractNum w:abstractNumId="1" w15:restartNumberingAfterBreak="0">
     <w:nsid w:val="66FA4067"/>
     <w:multiLevelType w:val="multilevel"/>
     <w:tmpl w:val="66FA4067"/>
-    <w:lvl w:ilvl="0" w:tentative="0">
+    <w:lvl w:ilvl="0">
       <w:start w:val="1"/>
       <w:numFmt w:val="bullet"/>
       <w:lvlText w:val=""/>
@@ -1281,10 +1361,10 @@
         <w:ind w:left="440" w:hanging="440"/>
       </w:pPr>
       <w:rPr>
-        <w:rFonts w:hint="default" w:ascii="Wingdings" w:hAnsi="Wingdings"/>
+        <w:rFonts w:ascii="Wingdings" w:hAnsi="Wingdings" w:hint="default"/>
       </w:rPr>
     </w:lvl>
-    <w:lvl w:ilvl="1" w:tentative="0">
+    <w:lvl w:ilvl="1">
       <w:start w:val="1"/>
       <w:numFmt w:val="bullet"/>
       <w:lvlText w:val=""/>
@@ -1293,10 +1373,10 @@
         <w:ind w:left="880" w:hanging="440"/>
       </w:pPr>
       <w:rPr>
-        <w:rFonts w:hint="default" w:ascii="Wingdings" w:hAnsi="Wingdings"/>
+        <w:rFonts w:ascii="Wingdings" w:hAnsi="Wingdings" w:hint="default"/>
       </w:rPr>
     </w:lvl>
-    <w:lvl w:ilvl="2" w:tentative="0">
+    <w:lvl w:ilvl="2">
       <w:start w:val="1"/>
       <w:numFmt w:val="bullet"/>
       <w:lvlText w:val=""/>
@@ -1305,10 +1385,10 @@
         <w:ind w:left="1320" w:hanging="440"/>
       </w:pPr>
       <w:rPr>
-        <w:rFonts w:hint="default" w:ascii="Wingdings" w:hAnsi="Wingdings"/>
+        <w:rFonts w:ascii="Wingdings" w:hAnsi="Wingdings" w:hint="default"/>
       </w:rPr>
     </w:lvl>
-    <w:lvl w:ilvl="3" w:tentative="0">
+    <w:lvl w:ilvl="3">
       <w:start w:val="1"/>
       <w:numFmt w:val="bullet"/>
       <w:lvlText w:val=""/>
@@ -1317,10 +1397,10 @@
         <w:ind w:left="1760" w:hanging="440"/>
       </w:pPr>
       <w:rPr>
-        <w:rFonts w:hint="default" w:ascii="Wingdings" w:hAnsi="Wingdings"/>
+        <w:rFonts w:ascii="Wingdings" w:hAnsi="Wingdings" w:hint="default"/>
       </w:rPr>
     </w:lvl>
-    <w:lvl w:ilvl="4" w:tentative="0">
+    <w:lvl w:ilvl="4">
       <w:start w:val="1"/>
       <w:numFmt w:val="bullet"/>
       <w:lvlText w:val=""/>
@@ -1329,10 +1409,10 @@
         <w:ind w:left="2200" w:hanging="440"/>
       </w:pPr>
       <w:rPr>
-        <w:rFonts w:hint="default" w:ascii="Wingdings" w:hAnsi="Wingdings"/>
+        <w:rFonts w:ascii="Wingdings" w:hAnsi="Wingdings" w:hint="default"/>
       </w:rPr>
     </w:lvl>
-    <w:lvl w:ilvl="5" w:tentative="0">
+    <w:lvl w:ilvl="5">
       <w:start w:val="1"/>
       <w:numFmt w:val="bullet"/>
       <w:lvlText w:val=""/>
@@ -1341,10 +1421,10 @@
         <w:ind w:left="2640" w:hanging="440"/>
       </w:pPr>
       <w:rPr>
-        <w:rFonts w:hint="default" w:ascii="Wingdings" w:hAnsi="Wingdings"/>
+        <w:rFonts w:ascii="Wingdings" w:hAnsi="Wingdings" w:hint="default"/>
       </w:rPr>
     </w:lvl>
-    <w:lvl w:ilvl="6" w:tentative="0">
+    <w:lvl w:ilvl="6">
       <w:start w:val="1"/>
       <w:numFmt w:val="bullet"/>
       <w:lvlText w:val=""/>
@@ -1353,10 +1433,10 @@
         <w:ind w:left="3080" w:hanging="440"/>
       </w:pPr>
       <w:rPr>
-        <w:rFonts w:hint="default" w:ascii="Wingdings" w:hAnsi="Wingdings"/>
+        <w:rFonts w:ascii="Wingdings" w:hAnsi="Wingdings" w:hint="default"/>
       </w:rPr>
     </w:lvl>
-    <w:lvl w:ilvl="7" w:tentative="0">
+    <w:lvl w:ilvl="7">
       <w:start w:val="1"/>
       <w:numFmt w:val="bullet"/>
       <w:lvlText w:val=""/>
@@ -1365,10 +1445,10 @@
         <w:ind w:left="3520" w:hanging="440"/>
       </w:pPr>
       <w:rPr>
-        <w:rFonts w:hint="default" w:ascii="Wingdings" w:hAnsi="Wingdings"/>
+        <w:rFonts w:ascii="Wingdings" w:hAnsi="Wingdings" w:hint="default"/>
       </w:rPr>
     </w:lvl>
-    <w:lvl w:ilvl="8" w:tentative="0">
+    <w:lvl w:ilvl="8">
       <w:start w:val="1"/>
       <w:numFmt w:val="bullet"/>
       <w:lvlText w:val=""/>
@@ -1377,15 +1457,15 @@
         <w:ind w:left="3960" w:hanging="440"/>
       </w:pPr>
       <w:rPr>
-        <w:rFonts w:hint="default" w:ascii="Wingdings" w:hAnsi="Wingdings"/>
+        <w:rFonts w:ascii="Wingdings" w:hAnsi="Wingdings" w:hint="default"/>
       </w:rPr>
     </w:lvl>
   </w:abstractNum>
-  <w:abstractNum w:abstractNumId="2">
+  <w:abstractNum w:abstractNumId="2" w15:restartNumberingAfterBreak="0">
     <w:nsid w:val="77DB554B"/>
     <w:multiLevelType w:val="multilevel"/>
     <w:tmpl w:val="77DB554B"/>
-    <w:lvl w:ilvl="0" w:tentative="0">
+    <w:lvl w:ilvl="0">
       <w:start w:val="1"/>
       <w:numFmt w:val="decimal"/>
       <w:lvlText w:val="%1."/>
@@ -1394,7 +1474,7 @@
         <w:ind w:left="440" w:hanging="440"/>
       </w:pPr>
     </w:lvl>
-    <w:lvl w:ilvl="1" w:tentative="0">
+    <w:lvl w:ilvl="1">
       <w:start w:val="1"/>
       <w:numFmt w:val="lowerLetter"/>
       <w:lvlText w:val="%2)"/>
@@ -1403,7 +1483,7 @@
         <w:ind w:left="880" w:hanging="440"/>
       </w:pPr>
     </w:lvl>
-    <w:lvl w:ilvl="2" w:tentative="0">
+    <w:lvl w:ilvl="2">
       <w:start w:val="1"/>
       <w:numFmt w:val="lowerRoman"/>
       <w:lvlText w:val="%3."/>
@@ -1412,7 +1492,7 @@
         <w:ind w:left="1320" w:hanging="440"/>
       </w:pPr>
     </w:lvl>
-    <w:lvl w:ilvl="3" w:tentative="0">
+    <w:lvl w:ilvl="3">
       <w:start w:val="1"/>
       <w:numFmt w:val="decimal"/>
       <w:lvlText w:val="%4."/>
@@ -1421,7 +1501,7 @@
         <w:ind w:left="1760" w:hanging="440"/>
       </w:pPr>
     </w:lvl>
-    <w:lvl w:ilvl="4" w:tentative="0">
+    <w:lvl w:ilvl="4">
       <w:start w:val="1"/>
       <w:numFmt w:val="lowerLetter"/>
       <w:lvlText w:val="%5)"/>
@@ -1430,7 +1510,7 @@
         <w:ind w:left="2200" w:hanging="440"/>
       </w:pPr>
     </w:lvl>
-    <w:lvl w:ilvl="5" w:tentative="0">
+    <w:lvl w:ilvl="5">
       <w:start w:val="1"/>
       <w:numFmt w:val="lowerRoman"/>
       <w:lvlText w:val="%6."/>
@@ -1439,7 +1519,7 @@
         <w:ind w:left="2640" w:hanging="440"/>
       </w:pPr>
     </w:lvl>
-    <w:lvl w:ilvl="6" w:tentative="0">
+    <w:lvl w:ilvl="6">
       <w:start w:val="1"/>
       <w:numFmt w:val="decimal"/>
       <w:lvlText w:val="%7."/>
@@ -1448,7 +1528,7 @@
         <w:ind w:left="3080" w:hanging="440"/>
       </w:pPr>
     </w:lvl>
-    <w:lvl w:ilvl="7" w:tentative="0">
+    <w:lvl w:ilvl="7">
       <w:start w:val="1"/>
       <w:numFmt w:val="lowerLetter"/>
       <w:lvlText w:val="%8)"/>
@@ -1457,7 +1537,7 @@
         <w:ind w:left="3520" w:hanging="440"/>
       </w:pPr>
     </w:lvl>
-    <w:lvl w:ilvl="8" w:tentative="0">
+    <w:lvl w:ilvl="8">
       <w:start w:val="1"/>
       <w:numFmt w:val="lowerRoman"/>
       <w:lvlText w:val="%9."/>
@@ -1467,303 +1547,429 @@
       </w:pPr>
     </w:lvl>
   </w:abstractNum>
-  <w:num w:numId="1">
+  <w:num w:numId="1" w16cid:durableId="1896352215">
     <w:abstractNumId w:val="2"/>
   </w:num>
-  <w:num w:numId="2">
+  <w:num w:numId="2" w16cid:durableId="120542821">
     <w:abstractNumId w:val="0"/>
   </w:num>
-  <w:num w:numId="3">
+  <w:num w:numId="3" w16cid:durableId="2057002413">
     <w:abstractNumId w:val="1"/>
   </w:num>
 </w:numbering>
 </file>
 
 <file path=word/styles.xml><?xml version="1.0" encoding="utf-8"?>
-<w:styles xmlns:mc="http://schemas.openxmlformats.org/markup-compatibility/2006" xmlns:o="urn:schemas-microsoft-com:office:office" xmlns:r="http://schemas.openxmlformats.org/officeDocument/2006/relationships" xmlns:m="http://schemas.openxmlformats.org/officeDocument/2006/math" xmlns:v="urn:schemas-microsoft-com:vml" xmlns:w="http://schemas.openxmlformats.org/wordprocessingml/2006/main" xmlns:w14="http://schemas.microsoft.com/office/word/2010/wordml" xmlns:w10="urn:schemas-microsoft-com:office:word" xmlns:sl="http://schemas.openxmlformats.org/schemaLibrary/2006/main" xmlns:wpsCustomData="http://www.wps.cn/officeDocument/2013/wpsCustomData" mc:Ignorable="w14">
+<w:styles xmlns:mc="http://schemas.openxmlformats.org/markup-compatibility/2006" xmlns:r="http://schemas.openxmlformats.org/officeDocument/2006/relationships" xmlns:w="http://schemas.openxmlformats.org/wordprocessingml/2006/main" xmlns:w14="http://schemas.microsoft.com/office/word/2010/wordml" xmlns:w15="http://schemas.microsoft.com/office/word/2012/wordml" xmlns:w16cex="http://schemas.microsoft.com/office/word/2018/wordml/cex" xmlns:w16cid="http://schemas.microsoft.com/office/word/2016/wordml/cid" xmlns:w16="http://schemas.microsoft.com/office/word/2018/wordml" xmlns:w16du="http://schemas.microsoft.com/office/word/2023/wordml/word16du" xmlns:w16sdtdh="http://schemas.microsoft.com/office/word/2020/wordml/sdtdatahash" xmlns:w16sdtfl="http://schemas.microsoft.com/office/word/2024/wordml/sdtformatlock" xmlns:w16se="http://schemas.microsoft.com/office/word/2015/wordml/symex" mc:Ignorable="w14 w15 w16se w16cid w16 w16cex w16sdtdh w16sdtfl w16du">
   <w:docDefaults>
     <w:rPrDefault>
       <w:rPr>
-        <w:rFonts w:ascii="Times New Roman" w:hAnsi="Times New Roman" w:eastAsia="宋体" w:cs="Times New Roman"/>
+        <w:rFonts w:ascii="Times New Roman" w:eastAsia="宋体" w:hAnsi="Times New Roman" w:cs="Times New Roman"/>
+        <w:lang w:val="en-US" w:eastAsia="zh-CN" w:bidi="ar-SA"/>
       </w:rPr>
     </w:rPrDefault>
     <w:pPrDefault/>
   </w:docDefaults>
-  <w:latentStyles w:count="260" w:defQFormat="0" w:defUnhideWhenUsed="1" w:defSemiHidden="1" w:defUIPriority="99" w:defLockedState="0">
-    <w:lsdException w:qFormat="1" w:unhideWhenUsed="0" w:uiPriority="0" w:semiHidden="0" w:name="Normal"/>
-    <w:lsdException w:qFormat="1" w:unhideWhenUsed="0" w:uiPriority="9" w:semiHidden="0" w:name="heading 1"/>
-    <w:lsdException w:qFormat="1" w:uiPriority="9" w:semiHidden="0" w:name="heading 2"/>
-    <w:lsdException w:qFormat="1" w:uiPriority="9" w:name="heading 3"/>
-    <w:lsdException w:qFormat="1" w:uiPriority="9" w:name="heading 4"/>
-    <w:lsdException w:qFormat="1" w:uiPriority="9" w:name="heading 5"/>
-    <w:lsdException w:qFormat="1" w:uiPriority="9" w:name="heading 6"/>
-    <w:lsdException w:qFormat="1" w:uiPriority="9" w:name="heading 7"/>
-    <w:lsdException w:qFormat="1" w:uiPriority="9" w:name="heading 8"/>
-    <w:lsdException w:qFormat="1" w:uiPriority="9" w:name="heading 9"/>
-    <w:lsdException w:uiPriority="99" w:name="index 1"/>
-    <w:lsdException w:uiPriority="99" w:name="index 2"/>
-    <w:lsdException w:uiPriority="99" w:name="index 3"/>
-    <w:lsdException w:uiPriority="99" w:name="index 4"/>
-    <w:lsdException w:uiPriority="99" w:name="index 5"/>
-    <w:lsdException w:uiPriority="99" w:name="index 6"/>
-    <w:lsdException w:uiPriority="99" w:name="index 7"/>
-    <w:lsdException w:uiPriority="99" w:name="index 8"/>
-    <w:lsdException w:uiPriority="99" w:name="index 9"/>
-    <w:lsdException w:uiPriority="39" w:name="toc 1"/>
-    <w:lsdException w:uiPriority="39" w:name="toc 2"/>
-    <w:lsdException w:uiPriority="39" w:name="toc 3"/>
-    <w:lsdException w:uiPriority="39" w:name="toc 4"/>
-    <w:lsdException w:uiPriority="39" w:name="toc 5"/>
-    <w:lsdException w:uiPriority="39" w:name="toc 6"/>
-    <w:lsdException w:uiPriority="39" w:name="toc 7"/>
-    <w:lsdException w:uiPriority="39" w:name="toc 8"/>
-    <w:lsdException w:uiPriority="39" w:name="toc 9"/>
-    <w:lsdException w:uiPriority="99" w:name="Normal Indent"/>
-    <w:lsdException w:uiPriority="99" w:name="footnote text"/>
-    <w:lsdException w:uiPriority="99" w:name="annotation text"/>
-    <w:lsdException w:uiPriority="99" w:name="header"/>
-    <w:lsdException w:uiPriority="99" w:name="footer"/>
-    <w:lsdException w:uiPriority="99" w:name="index heading"/>
-    <w:lsdException w:qFormat="1" w:uiPriority="35" w:name="caption"/>
-    <w:lsdException w:uiPriority="99" w:name="table of figures"/>
-    <w:lsdException w:uiPriority="99" w:name="envelope address"/>
-    <w:lsdException w:uiPriority="99" w:name="envelope return"/>
-    <w:lsdException w:uiPriority="99" w:name="footnote reference"/>
-    <w:lsdException w:uiPriority="99" w:name="annotation reference"/>
-    <w:lsdException w:uiPriority="99" w:name="line number"/>
-    <w:lsdException w:uiPriority="99" w:name="page number"/>
-    <w:lsdException w:uiPriority="99" w:name="endnote reference"/>
-    <w:lsdException w:uiPriority="99" w:name="endnote text"/>
-    <w:lsdException w:uiPriority="99" w:name="table of authorities"/>
-    <w:lsdException w:uiPriority="99" w:name="macro"/>
-    <w:lsdException w:uiPriority="99" w:name="toa heading"/>
-    <w:lsdException w:uiPriority="99" w:name="List"/>
-    <w:lsdException w:uiPriority="99" w:name="List Bullet"/>
-    <w:lsdException w:uiPriority="99" w:name="List Number"/>
-    <w:lsdException w:uiPriority="99" w:name="List 2"/>
-    <w:lsdException w:uiPriority="99" w:name="List 3"/>
-    <w:lsdException w:uiPriority="99" w:name="List 4"/>
-    <w:lsdException w:uiPriority="99" w:name="List 5"/>
-    <w:lsdException w:uiPriority="99" w:name="List Bullet 2"/>
-    <w:lsdException w:uiPriority="99" w:name="List Bullet 3"/>
-    <w:lsdException w:uiPriority="99" w:name="List Bullet 4"/>
-    <w:lsdException w:uiPriority="99" w:name="List Bullet 5"/>
-    <w:lsdException w:uiPriority="99" w:name="List Number 2"/>
-    <w:lsdException w:uiPriority="99" w:name="List Number 3"/>
-    <w:lsdException w:uiPriority="99" w:name="List Number 4"/>
-    <w:lsdException w:uiPriority="99" w:name="List Number 5"/>
-    <w:lsdException w:qFormat="1" w:unhideWhenUsed="0" w:uiPriority="10" w:semiHidden="0" w:name="Title"/>
-    <w:lsdException w:uiPriority="99" w:name="Closing"/>
-    <w:lsdException w:uiPriority="99" w:name="Signature"/>
-    <w:lsdException w:uiPriority="1" w:name="Default Paragraph Font"/>
-    <w:lsdException w:uiPriority="99" w:name="Body Text"/>
-    <w:lsdException w:uiPriority="99" w:name="Body Text Indent"/>
-    <w:lsdException w:uiPriority="99" w:name="List Continue"/>
-    <w:lsdException w:uiPriority="99" w:name="List Continue 2"/>
-    <w:lsdException w:uiPriority="99" w:name="List Continue 3"/>
-    <w:lsdException w:uiPriority="99" w:name="List Continue 4"/>
-    <w:lsdException w:uiPriority="99" w:name="List Continue 5"/>
-    <w:lsdException w:uiPriority="99" w:name="Message Header"/>
-    <w:lsdException w:qFormat="1" w:unhideWhenUsed="0" w:uiPriority="11" w:semiHidden="0" w:name="Subtitle"/>
-    <w:lsdException w:uiPriority="99" w:name="Salutation"/>
-    <w:lsdException w:uiPriority="99" w:name="Date"/>
-    <w:lsdException w:uiPriority="99" w:name="Body Text First Indent"/>
-    <w:lsdException w:uiPriority="99" w:name="Body Text First Indent 2"/>
-    <w:lsdException w:uiPriority="99" w:name="Note Heading"/>
-    <w:lsdException w:uiPriority="99" w:name="Body Text 2"/>
-    <w:lsdException w:uiPriority="99" w:name="Body Text 3"/>
-    <w:lsdException w:uiPriority="99" w:name="Body Text Indent 2"/>
-    <w:lsdException w:uiPriority="99" w:name="Body Text Indent 3"/>
-    <w:lsdException w:uiPriority="99" w:name="Block Text"/>
-    <w:lsdException w:uiPriority="99" w:name="Hyperlink"/>
-    <w:lsdException w:uiPriority="99" w:name="FollowedHyperlink"/>
-    <w:lsdException w:qFormat="1" w:unhideWhenUsed="0" w:uiPriority="22" w:semiHidden="0" w:name="Strong"/>
-    <w:lsdException w:qFormat="1" w:unhideWhenUsed="0" w:uiPriority="20" w:semiHidden="0" w:name="Emphasis"/>
-    <w:lsdException w:uiPriority="99" w:name="Document Map"/>
-    <w:lsdException w:uiPriority="99" w:name="Plain Text"/>
-    <w:lsdException w:uiPriority="99" w:name="E-mail Signature"/>
-    <w:lsdException w:uiPriority="99" w:name="Normal (Web)"/>
-    <w:lsdException w:uiPriority="99" w:name="HTML Acronym"/>
-    <w:lsdException w:uiPriority="99" w:name="HTML Address"/>
-    <w:lsdException w:uiPriority="99" w:name="HTML Cite"/>
-    <w:lsdException w:uiPriority="99" w:name="HTML Code"/>
-    <w:lsdException w:uiPriority="99" w:name="HTML Definition"/>
-    <w:lsdException w:uiPriority="99" w:name="HTML Keyboard"/>
-    <w:lsdException w:uiPriority="99" w:name="HTML Preformatted"/>
-    <w:lsdException w:uiPriority="99" w:name="HTML Sample"/>
-    <w:lsdException w:uiPriority="99" w:name="HTML Typewriter"/>
-    <w:lsdException w:uiPriority="99" w:name="HTML Variable"/>
-    <w:lsdException w:uiPriority="99" w:name="Normal Table"/>
-    <w:lsdException w:uiPriority="99" w:name="annotation subject"/>
-    <w:lsdException w:uiPriority="99" w:name="Table Simple 1"/>
-    <w:lsdException w:uiPriority="99" w:name="Table Simple 2"/>
-    <w:lsdException w:uiPriority="99" w:name="Table Simple 3"/>
-    <w:lsdException w:uiPriority="99" w:name="Table Classic 1"/>
-    <w:lsdException w:uiPriority="99" w:name="Table Classic 2"/>
-    <w:lsdException w:uiPriority="99" w:name="Table Classic 3"/>
-    <w:lsdException w:uiPriority="99" w:name="Table Classic 4"/>
-    <w:lsdException w:uiPriority="99" w:name="Table Colorful 1"/>
-    <w:lsdException w:uiPriority="99" w:name="Table Colorful 2"/>
-    <w:lsdException w:uiPriority="99" w:name="Table Colorful 3"/>
-    <w:lsdException w:uiPriority="99" w:name="Table Columns 1"/>
-    <w:lsdException w:uiPriority="99" w:name="Table Columns 2"/>
-    <w:lsdException w:uiPriority="99" w:name="Table Columns 3"/>
-    <w:lsdException w:uiPriority="99" w:name="Table Columns 4"/>
-    <w:lsdException w:uiPriority="99" w:name="Table Columns 5"/>
-    <w:lsdException w:uiPriority="99" w:name="Table Grid 1"/>
-    <w:lsdException w:uiPriority="99" w:name="Table Grid 2"/>
-    <w:lsdException w:uiPriority="99" w:name="Table Grid 3"/>
-    <w:lsdException w:uiPriority="99" w:name="Table Grid 4"/>
-    <w:lsdException w:uiPriority="99" w:name="Table Grid 5"/>
-    <w:lsdException w:uiPriority="99" w:name="Table Grid 6"/>
-    <w:lsdException w:uiPriority="99" w:name="Table Grid 7"/>
-    <w:lsdException w:uiPriority="99" w:name="Table Grid 8"/>
-    <w:lsdException w:uiPriority="99" w:name="Table List 1"/>
-    <w:lsdException w:uiPriority="99" w:name="Table List 2"/>
-    <w:lsdException w:uiPriority="99" w:name="Table List 3"/>
-    <w:lsdException w:uiPriority="99" w:name="Table List 4"/>
-    <w:lsdException w:uiPriority="99" w:name="Table List 5"/>
-    <w:lsdException w:uiPriority="99" w:name="Table List 6"/>
-    <w:lsdException w:uiPriority="99" w:name="Table List 7"/>
-    <w:lsdException w:uiPriority="99" w:name="Table List 8"/>
-    <w:lsdException w:uiPriority="99" w:name="Table 3D effects 1"/>
-    <w:lsdException w:uiPriority="99" w:name="Table 3D effects 2"/>
-    <w:lsdException w:uiPriority="99" w:name="Table 3D effects 3"/>
-    <w:lsdException w:uiPriority="99" w:name="Table Contemporary"/>
-    <w:lsdException w:uiPriority="99" w:name="Table Elegant"/>
-    <w:lsdException w:uiPriority="99" w:name="Table Professional"/>
-    <w:lsdException w:uiPriority="99" w:name="Table Subtle 1"/>
-    <w:lsdException w:uiPriority="99" w:name="Table Subtle 2"/>
-    <w:lsdException w:uiPriority="99" w:name="Table Web 1"/>
-    <w:lsdException w:uiPriority="99" w:name="Table Web 2"/>
-    <w:lsdException w:uiPriority="99" w:name="Table Web 3"/>
-    <w:lsdException w:uiPriority="99" w:name="Balloon Text"/>
-    <w:lsdException w:unhideWhenUsed="0" w:uiPriority="39" w:semiHidden="0" w:name="Table Grid"/>
-    <w:lsdException w:uiPriority="99" w:name="Table Theme"/>
-    <w:lsdException w:unhideWhenUsed="0" w:uiPriority="60" w:semiHidden="0" w:name="Light Shading"/>
-    <w:lsdException w:unhideWhenUsed="0" w:uiPriority="61" w:semiHidden="0" w:name="Light List"/>
-    <w:lsdException w:unhideWhenUsed="0" w:uiPriority="62" w:semiHidden="0" w:name="Light Grid"/>
-    <w:lsdException w:unhideWhenUsed="0" w:uiPriority="63" w:semiHidden="0" w:name="Medium Shading 1"/>
-    <w:lsdException w:unhideWhenUsed="0" w:uiPriority="64" w:semiHidden="0" w:name="Medium Shading 2"/>
-    <w:lsdException w:unhideWhenUsed="0" w:uiPriority="65" w:semiHidden="0" w:name="Medium List 1"/>
-    <w:lsdException w:unhideWhenUsed="0" w:uiPriority="66" w:semiHidden="0" w:name="Medium List 2"/>
-    <w:lsdException w:unhideWhenUsed="0" w:uiPriority="67" w:semiHidden="0" w:name="Medium Grid 1"/>
-    <w:lsdException w:unhideWhenUsed="0" w:uiPriority="68" w:semiHidden="0" w:name="Medium Grid 2"/>
-    <w:lsdException w:unhideWhenUsed="0" w:uiPriority="69" w:semiHidden="0" w:name="Medium Grid 3"/>
-    <w:lsdException w:unhideWhenUsed="0" w:uiPriority="70" w:semiHidden="0" w:name="Dark List"/>
-    <w:lsdException w:unhideWhenUsed="0" w:uiPriority="71" w:semiHidden="0" w:name="Colorful Shading"/>
-    <w:lsdException w:unhideWhenUsed="0" w:uiPriority="72" w:semiHidden="0" w:name="Colorful List"/>
-    <w:lsdException w:unhideWhenUsed="0" w:uiPriority="73" w:semiHidden="0" w:name="Colorful Grid"/>
-    <w:lsdException w:unhideWhenUsed="0" w:uiPriority="60" w:semiHidden="0" w:name="Light Shading Accent 1"/>
-    <w:lsdException w:unhideWhenUsed="0" w:uiPriority="61" w:semiHidden="0" w:name="Light List Accent 1"/>
-    <w:lsdException w:unhideWhenUsed="0" w:uiPriority="62" w:semiHidden="0" w:name="Light Grid Accent 1"/>
-    <w:lsdException w:unhideWhenUsed="0" w:uiPriority="63" w:semiHidden="0" w:name="Medium Shading 1 Accent 1"/>
-    <w:lsdException w:unhideWhenUsed="0" w:uiPriority="64" w:semiHidden="0" w:name="Medium Shading 2 Accent 1"/>
-    <w:lsdException w:unhideWhenUsed="0" w:uiPriority="65" w:semiHidden="0" w:name="Medium List 1 Accent 1"/>
-    <w:lsdException w:qFormat="1" w:unhideWhenUsed="0" w:uiPriority="34" w:semiHidden="0" w:name="List Paragraph"/>
-    <w:lsdException w:unhideWhenUsed="0" w:uiPriority="66" w:semiHidden="0" w:name="Medium List 2 Accent 1"/>
-    <w:lsdException w:unhideWhenUsed="0" w:uiPriority="67" w:semiHidden="0" w:name="Medium Grid 1 Accent 1"/>
-    <w:lsdException w:unhideWhenUsed="0" w:uiPriority="68" w:semiHidden="0" w:name="Medium Grid 2 Accent 1"/>
-    <w:lsdException w:unhideWhenUsed="0" w:uiPriority="69" w:semiHidden="0" w:name="Medium Grid 3 Accent 1"/>
-    <w:lsdException w:unhideWhenUsed="0" w:uiPriority="70" w:semiHidden="0" w:name="Dark List Accent 1"/>
-    <w:lsdException w:unhideWhenUsed="0" w:uiPriority="71" w:semiHidden="0" w:name="Colorful Shading Accent 1"/>
-    <w:lsdException w:unhideWhenUsed="0" w:uiPriority="72" w:semiHidden="0" w:name="Colorful List Accent 1"/>
-    <w:lsdException w:unhideWhenUsed="0" w:uiPriority="73" w:semiHidden="0" w:name="Colorful Grid Accent 1"/>
-    <w:lsdException w:unhideWhenUsed="0" w:uiPriority="60" w:semiHidden="0" w:name="Light Shading Accent 2"/>
-    <w:lsdException w:unhideWhenUsed="0" w:uiPriority="61" w:semiHidden="0" w:name="Light List Accent 2"/>
-    <w:lsdException w:unhideWhenUsed="0" w:uiPriority="62" w:semiHidden="0" w:name="Light Grid Accent 2"/>
-    <w:lsdException w:unhideWhenUsed="0" w:uiPriority="63" w:semiHidden="0" w:name="Medium Shading 1 Accent 2"/>
-    <w:lsdException w:unhideWhenUsed="0" w:uiPriority="64" w:semiHidden="0" w:name="Medium Shading 2 Accent 2"/>
-    <w:lsdException w:unhideWhenUsed="0" w:uiPriority="65" w:semiHidden="0" w:name="Medium List 1 Accent 2"/>
-    <w:lsdException w:unhideWhenUsed="0" w:uiPriority="66" w:semiHidden="0" w:name="Medium List 2 Accent 2"/>
-    <w:lsdException w:unhideWhenUsed="0" w:uiPriority="67" w:semiHidden="0" w:name="Medium Grid 1 Accent 2"/>
-    <w:lsdException w:unhideWhenUsed="0" w:uiPriority="68" w:semiHidden="0" w:name="Medium Grid 2 Accent 2"/>
-    <w:lsdException w:unhideWhenUsed="0" w:uiPriority="69" w:semiHidden="0" w:name="Medium Grid 3 Accent 2"/>
-    <w:lsdException w:unhideWhenUsed="0" w:uiPriority="70" w:semiHidden="0" w:name="Dark List Accent 2"/>
-    <w:lsdException w:unhideWhenUsed="0" w:uiPriority="71" w:semiHidden="0" w:name="Colorful Shading Accent 2"/>
-    <w:lsdException w:unhideWhenUsed="0" w:uiPriority="72" w:semiHidden="0" w:name="Colorful List Accent 2"/>
-    <w:lsdException w:unhideWhenUsed="0" w:uiPriority="73" w:semiHidden="0" w:name="Colorful Grid Accent 2"/>
-    <w:lsdException w:unhideWhenUsed="0" w:uiPriority="60" w:semiHidden="0" w:name="Light Shading Accent 3"/>
-    <w:lsdException w:unhideWhenUsed="0" w:uiPriority="61" w:semiHidden="0" w:name="Light List Accent 3"/>
-    <w:lsdException w:unhideWhenUsed="0" w:uiPriority="62" w:semiHidden="0" w:name="Light Grid Accent 3"/>
-    <w:lsdException w:unhideWhenUsed="0" w:uiPriority="63" w:semiHidden="0" w:name="Medium Shading 1 Accent 3"/>
-    <w:lsdException w:unhideWhenUsed="0" w:uiPriority="64" w:semiHidden="0" w:name="Medium Shading 2 Accent 3"/>
-    <w:lsdException w:unhideWhenUsed="0" w:uiPriority="65" w:semiHidden="0" w:name="Medium List 1 Accent 3"/>
-    <w:lsdException w:unhideWhenUsed="0" w:uiPriority="66" w:semiHidden="0" w:name="Medium List 2 Accent 3"/>
-    <w:lsdException w:unhideWhenUsed="0" w:uiPriority="67" w:semiHidden="0" w:name="Medium Grid 1 Accent 3"/>
-    <w:lsdException w:unhideWhenUsed="0" w:uiPriority="68" w:semiHidden="0" w:name="Medium Grid 2 Accent 3"/>
-    <w:lsdException w:unhideWhenUsed="0" w:uiPriority="69" w:semiHidden="0" w:name="Medium Grid 3 Accent 3"/>
-    <w:lsdException w:unhideWhenUsed="0" w:uiPriority="70" w:semiHidden="0" w:name="Dark List Accent 3"/>
-    <w:lsdException w:unhideWhenUsed="0" w:uiPriority="71" w:semiHidden="0" w:name="Colorful Shading Accent 3"/>
-    <w:lsdException w:unhideWhenUsed="0" w:uiPriority="72" w:semiHidden="0" w:name="Colorful List Accent 3"/>
-    <w:lsdException w:unhideWhenUsed="0" w:uiPriority="73" w:semiHidden="0" w:name="Colorful Grid Accent 3"/>
-    <w:lsdException w:unhideWhenUsed="0" w:uiPriority="60" w:semiHidden="0" w:name="Light Shading Accent 4"/>
-    <w:lsdException w:unhideWhenUsed="0" w:uiPriority="61" w:semiHidden="0" w:name="Light List Accent 4"/>
-    <w:lsdException w:unhideWhenUsed="0" w:uiPriority="62" w:semiHidden="0" w:name="Light Grid Accent 4"/>
-    <w:lsdException w:unhideWhenUsed="0" w:uiPriority="63" w:semiHidden="0" w:name="Medium Shading 1 Accent 4"/>
-    <w:lsdException w:unhideWhenUsed="0" w:uiPriority="64" w:semiHidden="0" w:name="Medium Shading 2 Accent 4"/>
-    <w:lsdException w:unhideWhenUsed="0" w:uiPriority="65" w:semiHidden="0" w:name="Medium List 1 Accent 4"/>
-    <w:lsdException w:unhideWhenUsed="0" w:uiPriority="66" w:semiHidden="0" w:name="Medium List 2 Accent 4"/>
-    <w:lsdException w:unhideWhenUsed="0" w:uiPriority="67" w:semiHidden="0" w:name="Medium Grid 1 Accent 4"/>
-    <w:lsdException w:unhideWhenUsed="0" w:uiPriority="68" w:semiHidden="0" w:name="Medium Grid 2 Accent 4"/>
-    <w:lsdException w:unhideWhenUsed="0" w:uiPriority="69" w:semiHidden="0" w:name="Medium Grid 3 Accent 4"/>
-    <w:lsdException w:unhideWhenUsed="0" w:uiPriority="70" w:semiHidden="0" w:name="Dark List Accent 4"/>
-    <w:lsdException w:unhideWhenUsed="0" w:uiPriority="71" w:semiHidden="0" w:name="Colorful Shading Accent 4"/>
-    <w:lsdException w:unhideWhenUsed="0" w:uiPriority="72" w:semiHidden="0" w:name="Colorful List Accent 4"/>
-    <w:lsdException w:unhideWhenUsed="0" w:uiPriority="73" w:semiHidden="0" w:name="Colorful Grid Accent 4"/>
-    <w:lsdException w:unhideWhenUsed="0" w:uiPriority="60" w:semiHidden="0" w:name="Light Shading Accent 5"/>
-    <w:lsdException w:unhideWhenUsed="0" w:uiPriority="61" w:semiHidden="0" w:name="Light List Accent 5"/>
-    <w:lsdException w:unhideWhenUsed="0" w:uiPriority="62" w:semiHidden="0" w:name="Light Grid Accent 5"/>
-    <w:lsdException w:unhideWhenUsed="0" w:uiPriority="63" w:semiHidden="0" w:name="Medium Shading 1 Accent 5"/>
-    <w:lsdException w:unhideWhenUsed="0" w:uiPriority="64" w:semiHidden="0" w:name="Medium Shading 2 Accent 5"/>
-    <w:lsdException w:unhideWhenUsed="0" w:uiPriority="65" w:semiHidden="0" w:name="Medium List 1 Accent 5"/>
-    <w:lsdException w:unhideWhenUsed="0" w:uiPriority="66" w:semiHidden="0" w:name="Medium List 2 Accent 5"/>
-    <w:lsdException w:unhideWhenUsed="0" w:uiPriority="67" w:semiHidden="0" w:name="Medium Grid 1 Accent 5"/>
-    <w:lsdException w:unhideWhenUsed="0" w:uiPriority="68" w:semiHidden="0" w:name="Medium Grid 2 Accent 5"/>
-    <w:lsdException w:unhideWhenUsed="0" w:uiPriority="69" w:semiHidden="0" w:name="Medium Grid 3 Accent 5"/>
-    <w:lsdException w:unhideWhenUsed="0" w:uiPriority="70" w:semiHidden="0" w:name="Dark List Accent 5"/>
-    <w:lsdException w:unhideWhenUsed="0" w:uiPriority="71" w:semiHidden="0" w:name="Colorful Shading Accent 5"/>
-    <w:lsdException w:unhideWhenUsed="0" w:uiPriority="72" w:semiHidden="0" w:name="Colorful List Accent 5"/>
-    <w:lsdException w:unhideWhenUsed="0" w:uiPriority="73" w:semiHidden="0" w:name="Colorful Grid Accent 5"/>
-    <w:lsdException w:unhideWhenUsed="0" w:uiPriority="60" w:semiHidden="0" w:name="Light Shading Accent 6"/>
-    <w:lsdException w:unhideWhenUsed="0" w:uiPriority="61" w:semiHidden="0" w:name="Light List Accent 6"/>
-    <w:lsdException w:unhideWhenUsed="0" w:uiPriority="62" w:semiHidden="0" w:name="Light Grid Accent 6"/>
-    <w:lsdException w:unhideWhenUsed="0" w:uiPriority="63" w:semiHidden="0" w:name="Medium Shading 1 Accent 6"/>
-    <w:lsdException w:unhideWhenUsed="0" w:uiPriority="64" w:semiHidden="0" w:name="Medium Shading 2 Accent 6"/>
-    <w:lsdException w:unhideWhenUsed="0" w:uiPriority="65" w:semiHidden="0" w:name="Medium List 1 Accent 6"/>
-    <w:lsdException w:unhideWhenUsed="0" w:uiPriority="66" w:semiHidden="0" w:name="Medium List 2 Accent 6"/>
-    <w:lsdException w:unhideWhenUsed="0" w:uiPriority="67" w:semiHidden="0" w:name="Medium Grid 1 Accent 6"/>
-    <w:lsdException w:unhideWhenUsed="0" w:uiPriority="68" w:semiHidden="0" w:name="Medium Grid 2 Accent 6"/>
-    <w:lsdException w:unhideWhenUsed="0" w:uiPriority="69" w:semiHidden="0" w:name="Medium Grid 3 Accent 6"/>
-    <w:lsdException w:unhideWhenUsed="0" w:uiPriority="70" w:semiHidden="0" w:name="Dark List Accent 6"/>
-    <w:lsdException w:unhideWhenUsed="0" w:uiPriority="71" w:semiHidden="0" w:name="Colorful Shading Accent 6"/>
-    <w:lsdException w:unhideWhenUsed="0" w:uiPriority="72" w:semiHidden="0" w:name="Colorful List Accent 6"/>
-    <w:lsdException w:unhideWhenUsed="0" w:uiPriority="73" w:semiHidden="0" w:name="Colorful Grid Accent 6"/>
+  <w:latentStyles w:defLockedState="0" w:defUIPriority="99" w:defSemiHidden="0" w:defUnhideWhenUsed="0" w:defQFormat="0" w:count="376">
+    <w:lsdException w:name="Normal" w:uiPriority="0" w:qFormat="1"/>
+    <w:lsdException w:name="heading 1" w:uiPriority="9" w:qFormat="1"/>
+    <w:lsdException w:name="heading 2" w:uiPriority="9" w:unhideWhenUsed="1" w:qFormat="1"/>
+    <w:lsdException w:name="heading 3" w:semiHidden="1" w:uiPriority="9" w:unhideWhenUsed="1" w:qFormat="1"/>
+    <w:lsdException w:name="heading 4" w:semiHidden="1" w:uiPriority="9" w:unhideWhenUsed="1" w:qFormat="1"/>
+    <w:lsdException w:name="heading 5" w:semiHidden="1" w:uiPriority="9" w:unhideWhenUsed="1" w:qFormat="1"/>
+    <w:lsdException w:name="heading 6" w:semiHidden="1" w:uiPriority="9" w:unhideWhenUsed="1" w:qFormat="1"/>
+    <w:lsdException w:name="heading 7" w:semiHidden="1" w:uiPriority="9" w:unhideWhenUsed="1" w:qFormat="1"/>
+    <w:lsdException w:name="heading 8" w:semiHidden="1" w:uiPriority="9" w:unhideWhenUsed="1" w:qFormat="1"/>
+    <w:lsdException w:name="heading 9" w:semiHidden="1" w:uiPriority="9" w:unhideWhenUsed="1" w:qFormat="1"/>
+    <w:lsdException w:name="index 1" w:semiHidden="1" w:unhideWhenUsed="1"/>
+    <w:lsdException w:name="index 2" w:semiHidden="1" w:unhideWhenUsed="1"/>
+    <w:lsdException w:name="index 3" w:semiHidden="1" w:unhideWhenUsed="1"/>
+    <w:lsdException w:name="index 4" w:semiHidden="1" w:unhideWhenUsed="1"/>
+    <w:lsdException w:name="index 5" w:semiHidden="1" w:unhideWhenUsed="1"/>
+    <w:lsdException w:name="index 6" w:semiHidden="1" w:unhideWhenUsed="1"/>
+    <w:lsdException w:name="index 7" w:semiHidden="1" w:unhideWhenUsed="1"/>
+    <w:lsdException w:name="index 8" w:semiHidden="1" w:unhideWhenUsed="1"/>
+    <w:lsdException w:name="index 9" w:semiHidden="1" w:unhideWhenUsed="1"/>
+    <w:lsdException w:name="toc 1" w:semiHidden="1" w:uiPriority="39" w:unhideWhenUsed="1"/>
+    <w:lsdException w:name="toc 2" w:semiHidden="1" w:uiPriority="39" w:unhideWhenUsed="1"/>
+    <w:lsdException w:name="toc 3" w:semiHidden="1" w:uiPriority="39" w:unhideWhenUsed="1"/>
+    <w:lsdException w:name="toc 4" w:semiHidden="1" w:uiPriority="39" w:unhideWhenUsed="1"/>
+    <w:lsdException w:name="toc 5" w:semiHidden="1" w:uiPriority="39" w:unhideWhenUsed="1"/>
+    <w:lsdException w:name="toc 6" w:semiHidden="1" w:uiPriority="39" w:unhideWhenUsed="1"/>
+    <w:lsdException w:name="toc 7" w:semiHidden="1" w:uiPriority="39" w:unhideWhenUsed="1"/>
+    <w:lsdException w:name="toc 8" w:semiHidden="1" w:uiPriority="39" w:unhideWhenUsed="1"/>
+    <w:lsdException w:name="toc 9" w:semiHidden="1" w:uiPriority="39" w:unhideWhenUsed="1"/>
+    <w:lsdException w:name="Normal Indent" w:semiHidden="1" w:unhideWhenUsed="1"/>
+    <w:lsdException w:name="footnote text" w:semiHidden="1" w:unhideWhenUsed="1"/>
+    <w:lsdException w:name="annotation text" w:semiHidden="1" w:unhideWhenUsed="1"/>
+    <w:lsdException w:name="header" w:semiHidden="1" w:unhideWhenUsed="1"/>
+    <w:lsdException w:name="footer" w:semiHidden="1" w:unhideWhenUsed="1"/>
+    <w:lsdException w:name="index heading" w:semiHidden="1" w:unhideWhenUsed="1"/>
+    <w:lsdException w:name="caption" w:semiHidden="1" w:uiPriority="35" w:unhideWhenUsed="1" w:qFormat="1"/>
+    <w:lsdException w:name="table of figures" w:semiHidden="1" w:unhideWhenUsed="1"/>
+    <w:lsdException w:name="envelope address" w:semiHidden="1" w:unhideWhenUsed="1"/>
+    <w:lsdException w:name="envelope return" w:semiHidden="1" w:unhideWhenUsed="1"/>
+    <w:lsdException w:name="footnote reference" w:semiHidden="1" w:unhideWhenUsed="1"/>
+    <w:lsdException w:name="annotation reference" w:semiHidden="1" w:unhideWhenUsed="1"/>
+    <w:lsdException w:name="line number" w:semiHidden="1" w:unhideWhenUsed="1"/>
+    <w:lsdException w:name="page number" w:semiHidden="1" w:unhideWhenUsed="1"/>
+    <w:lsdException w:name="endnote reference" w:semiHidden="1" w:unhideWhenUsed="1"/>
+    <w:lsdException w:name="endnote text" w:semiHidden="1" w:unhideWhenUsed="1"/>
+    <w:lsdException w:name="table of authorities" w:semiHidden="1" w:unhideWhenUsed="1"/>
+    <w:lsdException w:name="macro" w:semiHidden="1" w:unhideWhenUsed="1"/>
+    <w:lsdException w:name="toa heading" w:semiHidden="1" w:unhideWhenUsed="1"/>
+    <w:lsdException w:name="List" w:semiHidden="1" w:unhideWhenUsed="1"/>
+    <w:lsdException w:name="List Bullet" w:semiHidden="1" w:unhideWhenUsed="1"/>
+    <w:lsdException w:name="List Number" w:semiHidden="1" w:unhideWhenUsed="1"/>
+    <w:lsdException w:name="List 2" w:semiHidden="1" w:unhideWhenUsed="1"/>
+    <w:lsdException w:name="List 3" w:semiHidden="1" w:unhideWhenUsed="1"/>
+    <w:lsdException w:name="List 4" w:semiHidden="1" w:unhideWhenUsed="1"/>
+    <w:lsdException w:name="List 5" w:semiHidden="1" w:unhideWhenUsed="1"/>
+    <w:lsdException w:name="List Bullet 2" w:semiHidden="1" w:unhideWhenUsed="1"/>
+    <w:lsdException w:name="List Bullet 3" w:semiHidden="1" w:unhideWhenUsed="1"/>
+    <w:lsdException w:name="List Bullet 4" w:semiHidden="1" w:unhideWhenUsed="1"/>
+    <w:lsdException w:name="List Bullet 5" w:semiHidden="1" w:unhideWhenUsed="1"/>
+    <w:lsdException w:name="List Number 2" w:semiHidden="1" w:unhideWhenUsed="1"/>
+    <w:lsdException w:name="List Number 3" w:semiHidden="1" w:unhideWhenUsed="1"/>
+    <w:lsdException w:name="List Number 4" w:semiHidden="1" w:unhideWhenUsed="1"/>
+    <w:lsdException w:name="List Number 5" w:semiHidden="1" w:unhideWhenUsed="1"/>
+    <w:lsdException w:name="Title" w:uiPriority="10" w:qFormat="1"/>
+    <w:lsdException w:name="Closing" w:semiHidden="1" w:unhideWhenUsed="1"/>
+    <w:lsdException w:name="Signature" w:semiHidden="1" w:unhideWhenUsed="1"/>
+    <w:lsdException w:name="Default Paragraph Font" w:semiHidden="1" w:uiPriority="1" w:unhideWhenUsed="1"/>
+    <w:lsdException w:name="Body Text" w:semiHidden="1" w:unhideWhenUsed="1"/>
+    <w:lsdException w:name="Body Text Indent" w:semiHidden="1" w:unhideWhenUsed="1"/>
+    <w:lsdException w:name="List Continue" w:semiHidden="1" w:unhideWhenUsed="1"/>
+    <w:lsdException w:name="List Continue 2" w:semiHidden="1" w:unhideWhenUsed="1"/>
+    <w:lsdException w:name="List Continue 3" w:semiHidden="1" w:unhideWhenUsed="1"/>
+    <w:lsdException w:name="List Continue 4" w:semiHidden="1" w:unhideWhenUsed="1"/>
+    <w:lsdException w:name="List Continue 5" w:semiHidden="1" w:unhideWhenUsed="1"/>
+    <w:lsdException w:name="Message Header" w:semiHidden="1" w:unhideWhenUsed="1"/>
+    <w:lsdException w:name="Subtitle" w:uiPriority="11" w:qFormat="1"/>
+    <w:lsdException w:name="Salutation" w:semiHidden="1" w:unhideWhenUsed="1"/>
+    <w:lsdException w:name="Date" w:semiHidden="1" w:unhideWhenUsed="1"/>
+    <w:lsdException w:name="Body Text First Indent" w:semiHidden="1" w:unhideWhenUsed="1"/>
+    <w:lsdException w:name="Body Text First Indent 2" w:semiHidden="1" w:unhideWhenUsed="1"/>
+    <w:lsdException w:name="Note Heading" w:semiHidden="1" w:unhideWhenUsed="1"/>
+    <w:lsdException w:name="Body Text 2" w:semiHidden="1" w:unhideWhenUsed="1"/>
+    <w:lsdException w:name="Body Text 3" w:semiHidden="1" w:unhideWhenUsed="1"/>
+    <w:lsdException w:name="Body Text Indent 2" w:semiHidden="1" w:unhideWhenUsed="1"/>
+    <w:lsdException w:name="Body Text Indent 3" w:semiHidden="1" w:unhideWhenUsed="1"/>
+    <w:lsdException w:name="Block Text" w:semiHidden="1" w:unhideWhenUsed="1"/>
+    <w:lsdException w:name="Hyperlink" w:semiHidden="1" w:unhideWhenUsed="1"/>
+    <w:lsdException w:name="FollowedHyperlink" w:semiHidden="1" w:unhideWhenUsed="1"/>
+    <w:lsdException w:name="Strong" w:uiPriority="22" w:qFormat="1"/>
+    <w:lsdException w:name="Emphasis" w:uiPriority="20" w:qFormat="1"/>
+    <w:lsdException w:name="Document Map" w:semiHidden="1" w:unhideWhenUsed="1"/>
+    <w:lsdException w:name="Plain Text" w:semiHidden="1" w:unhideWhenUsed="1"/>
+    <w:lsdException w:name="E-mail Signature" w:semiHidden="1" w:unhideWhenUsed="1"/>
+    <w:lsdException w:name="HTML Top of Form" w:semiHidden="1" w:unhideWhenUsed="1"/>
+    <w:lsdException w:name="HTML Bottom of Form" w:semiHidden="1" w:unhideWhenUsed="1"/>
+    <w:lsdException w:name="Normal (Web)" w:semiHidden="1" w:unhideWhenUsed="1"/>
+    <w:lsdException w:name="HTML Acronym" w:semiHidden="1" w:unhideWhenUsed="1"/>
+    <w:lsdException w:name="HTML Address" w:semiHidden="1" w:unhideWhenUsed="1"/>
+    <w:lsdException w:name="HTML Cite" w:semiHidden="1" w:unhideWhenUsed="1"/>
+    <w:lsdException w:name="HTML Code" w:semiHidden="1" w:unhideWhenUsed="1"/>
+    <w:lsdException w:name="HTML Definition" w:semiHidden="1" w:unhideWhenUsed="1"/>
+    <w:lsdException w:name="HTML Keyboard" w:semiHidden="1" w:unhideWhenUsed="1"/>
+    <w:lsdException w:name="HTML Preformatted" w:semiHidden="1" w:unhideWhenUsed="1"/>
+    <w:lsdException w:name="HTML Sample" w:semiHidden="1" w:unhideWhenUsed="1"/>
+    <w:lsdException w:name="HTML Typewriter" w:semiHidden="1" w:unhideWhenUsed="1"/>
+    <w:lsdException w:name="HTML Variable" w:semiHidden="1" w:unhideWhenUsed="1"/>
+    <w:lsdException w:name="Normal Table" w:semiHidden="1" w:unhideWhenUsed="1"/>
+    <w:lsdException w:name="annotation subject" w:semiHidden="1" w:unhideWhenUsed="1"/>
+    <w:lsdException w:name="No List" w:semiHidden="1" w:unhideWhenUsed="1"/>
+    <w:lsdException w:name="Outline List 1" w:semiHidden="1" w:unhideWhenUsed="1"/>
+    <w:lsdException w:name="Outline List 2" w:semiHidden="1" w:unhideWhenUsed="1"/>
+    <w:lsdException w:name="Outline List 3" w:semiHidden="1" w:unhideWhenUsed="1"/>
+    <w:lsdException w:name="Table Simple 1" w:semiHidden="1" w:unhideWhenUsed="1"/>
+    <w:lsdException w:name="Table Simple 2" w:semiHidden="1" w:unhideWhenUsed="1"/>
+    <w:lsdException w:name="Table Simple 3" w:semiHidden="1" w:unhideWhenUsed="1"/>
+    <w:lsdException w:name="Table Classic 1" w:semiHidden="1" w:unhideWhenUsed="1"/>
+    <w:lsdException w:name="Table Classic 2" w:semiHidden="1" w:unhideWhenUsed="1"/>
+    <w:lsdException w:name="Table Classic 3" w:semiHidden="1" w:unhideWhenUsed="1"/>
+    <w:lsdException w:name="Table Classic 4" w:semiHidden="1" w:unhideWhenUsed="1"/>
+    <w:lsdException w:name="Table Colorful 1" w:semiHidden="1" w:unhideWhenUsed="1"/>
+    <w:lsdException w:name="Table Colorful 2" w:semiHidden="1" w:unhideWhenUsed="1"/>
+    <w:lsdException w:name="Table Colorful 3" w:semiHidden="1" w:unhideWhenUsed="1"/>
+    <w:lsdException w:name="Table Columns 1" w:semiHidden="1" w:unhideWhenUsed="1"/>
+    <w:lsdException w:name="Table Columns 2" w:semiHidden="1" w:unhideWhenUsed="1"/>
+    <w:lsdException w:name="Table Columns 3" w:semiHidden="1" w:unhideWhenUsed="1"/>
+    <w:lsdException w:name="Table Columns 4" w:semiHidden="1" w:unhideWhenUsed="1"/>
+    <w:lsdException w:name="Table Columns 5" w:semiHidden="1" w:unhideWhenUsed="1"/>
+    <w:lsdException w:name="Table Grid 1" w:semiHidden="1" w:unhideWhenUsed="1"/>
+    <w:lsdException w:name="Table Grid 2" w:semiHidden="1" w:unhideWhenUsed="1"/>
+    <w:lsdException w:name="Table Grid 3" w:semiHidden="1" w:unhideWhenUsed="1"/>
+    <w:lsdException w:name="Table Grid 4" w:semiHidden="1" w:unhideWhenUsed="1"/>
+    <w:lsdException w:name="Table Grid 5" w:semiHidden="1" w:unhideWhenUsed="1"/>
+    <w:lsdException w:name="Table Grid 6" w:semiHidden="1" w:unhideWhenUsed="1"/>
+    <w:lsdException w:name="Table Grid 7" w:semiHidden="1" w:unhideWhenUsed="1"/>
+    <w:lsdException w:name="Table Grid 8" w:semiHidden="1" w:unhideWhenUsed="1"/>
+    <w:lsdException w:name="Table List 1" w:semiHidden="1" w:unhideWhenUsed="1"/>
+    <w:lsdException w:name="Table List 2" w:semiHidden="1" w:unhideWhenUsed="1"/>
+    <w:lsdException w:name="Table List 3" w:semiHidden="1" w:unhideWhenUsed="1"/>
+    <w:lsdException w:name="Table List 4" w:semiHidden="1" w:unhideWhenUsed="1"/>
+    <w:lsdException w:name="Table List 5" w:semiHidden="1" w:unhideWhenUsed="1"/>
+    <w:lsdException w:name="Table List 6" w:semiHidden="1" w:unhideWhenUsed="1"/>
+    <w:lsdException w:name="Table List 7" w:semiHidden="1" w:unhideWhenUsed="1"/>
+    <w:lsdException w:name="Table List 8" w:semiHidden="1" w:unhideWhenUsed="1"/>
+    <w:lsdException w:name="Table 3D effects 1" w:semiHidden="1" w:unhideWhenUsed="1"/>
+    <w:lsdException w:name="Table 3D effects 2" w:semiHidden="1" w:unhideWhenUsed="1"/>
+    <w:lsdException w:name="Table 3D effects 3" w:semiHidden="1" w:unhideWhenUsed="1"/>
+    <w:lsdException w:name="Table Contemporary" w:semiHidden="1" w:unhideWhenUsed="1"/>
+    <w:lsdException w:name="Table Elegant" w:semiHidden="1" w:unhideWhenUsed="1"/>
+    <w:lsdException w:name="Table Professional" w:semiHidden="1" w:unhideWhenUsed="1"/>
+    <w:lsdException w:name="Table Subtle 1" w:semiHidden="1" w:unhideWhenUsed="1"/>
+    <w:lsdException w:name="Table Subtle 2" w:semiHidden="1" w:unhideWhenUsed="1"/>
+    <w:lsdException w:name="Table Web 1" w:semiHidden="1" w:unhideWhenUsed="1"/>
+    <w:lsdException w:name="Table Web 2" w:semiHidden="1" w:unhideWhenUsed="1"/>
+    <w:lsdException w:name="Table Web 3" w:semiHidden="1" w:unhideWhenUsed="1"/>
+    <w:lsdException w:name="Balloon Text" w:semiHidden="1" w:unhideWhenUsed="1"/>
+    <w:lsdException w:name="Table Grid" w:uiPriority="39"/>
+    <w:lsdException w:name="Table Theme" w:semiHidden="1" w:unhideWhenUsed="1"/>
+    <w:lsdException w:name="Placeholder Text" w:semiHidden="1" w:unhideWhenUsed="1"/>
+    <w:lsdException w:name="No Spacing" w:semiHidden="1" w:unhideWhenUsed="1"/>
+    <w:lsdException w:name="Light Shading" w:uiPriority="60"/>
+    <w:lsdException w:name="Light List" w:uiPriority="61"/>
+    <w:lsdException w:name="Light Grid" w:uiPriority="62"/>
+    <w:lsdException w:name="Medium Shading 1" w:uiPriority="63"/>
+    <w:lsdException w:name="Medium Shading 2" w:uiPriority="64"/>
+    <w:lsdException w:name="Medium List 1" w:uiPriority="65"/>
+    <w:lsdException w:name="Medium List 2" w:uiPriority="66"/>
+    <w:lsdException w:name="Medium Grid 1" w:uiPriority="67"/>
+    <w:lsdException w:name="Medium Grid 2" w:uiPriority="68"/>
+    <w:lsdException w:name="Medium Grid 3" w:uiPriority="69"/>
+    <w:lsdException w:name="Dark List" w:uiPriority="70"/>
+    <w:lsdException w:name="Colorful Shading" w:uiPriority="71"/>
+    <w:lsdException w:name="Colorful List" w:uiPriority="72"/>
+    <w:lsdException w:name="Colorful Grid" w:uiPriority="73"/>
+    <w:lsdException w:name="Light Shading Accent 1" w:uiPriority="60"/>
+    <w:lsdException w:name="Light List Accent 1" w:uiPriority="61"/>
+    <w:lsdException w:name="Light Grid Accent 1" w:uiPriority="62"/>
+    <w:lsdException w:name="Medium Shading 1 Accent 1" w:uiPriority="63"/>
+    <w:lsdException w:name="Medium Shading 2 Accent 1" w:uiPriority="64"/>
+    <w:lsdException w:name="Medium List 1 Accent 1" w:uiPriority="65"/>
+    <w:lsdException w:name="Revision" w:semiHidden="1" w:unhideWhenUsed="1"/>
+    <w:lsdException w:name="List Paragraph" w:uiPriority="34" w:qFormat="1"/>
+    <w:lsdException w:name="Quote" w:semiHidden="1" w:unhideWhenUsed="1"/>
+    <w:lsdException w:name="Intense Quote" w:semiHidden="1" w:unhideWhenUsed="1"/>
+    <w:lsdException w:name="Medium List 2 Accent 1" w:uiPriority="66"/>
+    <w:lsdException w:name="Medium Grid 1 Accent 1" w:uiPriority="67"/>
+    <w:lsdException w:name="Medium Grid 2 Accent 1" w:uiPriority="68"/>
+    <w:lsdException w:name="Medium Grid 3 Accent 1" w:uiPriority="69"/>
+    <w:lsdException w:name="Dark List Accent 1" w:uiPriority="70"/>
+    <w:lsdException w:name="Colorful Shading Accent 1" w:uiPriority="71"/>
+    <w:lsdException w:name="Colorful List Accent 1" w:uiPriority="72"/>
+    <w:lsdException w:name="Colorful Grid Accent 1" w:uiPriority="73"/>
+    <w:lsdException w:name="Light Shading Accent 2" w:uiPriority="60"/>
+    <w:lsdException w:name="Light List Accent 2" w:uiPriority="61"/>
+    <w:lsdException w:name="Light Grid Accent 2" w:uiPriority="62"/>
+    <w:lsdException w:name="Medium Shading 1 Accent 2" w:uiPriority="63"/>
+    <w:lsdException w:name="Medium Shading 2 Accent 2" w:uiPriority="64"/>
+    <w:lsdException w:name="Medium List 1 Accent 2" w:uiPriority="65"/>
+    <w:lsdException w:name="Medium List 2 Accent 2" w:uiPriority="66"/>
+    <w:lsdException w:name="Medium Grid 1 Accent 2" w:uiPriority="67"/>
+    <w:lsdException w:name="Medium Grid 2 Accent 2" w:uiPriority="68"/>
+    <w:lsdException w:name="Medium Grid 3 Accent 2" w:uiPriority="69"/>
+    <w:lsdException w:name="Dark List Accent 2" w:uiPriority="70"/>
+    <w:lsdException w:name="Colorful Shading Accent 2" w:uiPriority="71"/>
+    <w:lsdException w:name="Colorful List Accent 2" w:uiPriority="72"/>
+    <w:lsdException w:name="Colorful Grid Accent 2" w:uiPriority="73"/>
+    <w:lsdException w:name="Light Shading Accent 3" w:uiPriority="60"/>
+    <w:lsdException w:name="Light List Accent 3" w:uiPriority="61"/>
+    <w:lsdException w:name="Light Grid Accent 3" w:uiPriority="62"/>
+    <w:lsdException w:name="Medium Shading 1 Accent 3" w:uiPriority="63"/>
+    <w:lsdException w:name="Medium Shading 2 Accent 3" w:uiPriority="64"/>
+    <w:lsdException w:name="Medium List 1 Accent 3" w:uiPriority="65"/>
+    <w:lsdException w:name="Medium List 2 Accent 3" w:uiPriority="66"/>
+    <w:lsdException w:name="Medium Grid 1 Accent 3" w:uiPriority="67"/>
+    <w:lsdException w:name="Medium Grid 2 Accent 3" w:uiPriority="68"/>
+    <w:lsdException w:name="Medium Grid 3 Accent 3" w:uiPriority="69"/>
+    <w:lsdException w:name="Dark List Accent 3" w:uiPriority="70"/>
+    <w:lsdException w:name="Colorful Shading Accent 3" w:uiPriority="71"/>
+    <w:lsdException w:name="Colorful List Accent 3" w:uiPriority="72"/>
+    <w:lsdException w:name="Colorful Grid Accent 3" w:uiPriority="73"/>
+    <w:lsdException w:name="Light Shading Accent 4" w:uiPriority="60"/>
+    <w:lsdException w:name="Light List Accent 4" w:uiPriority="61"/>
+    <w:lsdException w:name="Light Grid Accent 4" w:uiPriority="62"/>
+    <w:lsdException w:name="Medium Shading 1 Accent 4" w:uiPriority="63"/>
+    <w:lsdException w:name="Medium Shading 2 Accent 4" w:uiPriority="64"/>
+    <w:lsdException w:name="Medium List 1 Accent 4" w:uiPriority="65"/>
+    <w:lsdException w:name="Medium List 2 Accent 4" w:uiPriority="66"/>
+    <w:lsdException w:name="Medium Grid 1 Accent 4" w:uiPriority="67"/>
+    <w:lsdException w:name="Medium Grid 2 Accent 4" w:uiPriority="68"/>
+    <w:lsdException w:name="Medium Grid 3 Accent 4" w:uiPriority="69"/>
+    <w:lsdException w:name="Dark List Accent 4" w:uiPriority="70"/>
+    <w:lsdException w:name="Colorful Shading Accent 4" w:uiPriority="71"/>
+    <w:lsdException w:name="Colorful List Accent 4" w:uiPriority="72"/>
+    <w:lsdException w:name="Colorful Grid Accent 4" w:uiPriority="73"/>
+    <w:lsdException w:name="Light Shading Accent 5" w:uiPriority="60"/>
+    <w:lsdException w:name="Light List Accent 5" w:uiPriority="61"/>
+    <w:lsdException w:name="Light Grid Accent 5" w:uiPriority="62"/>
+    <w:lsdException w:name="Medium Shading 1 Accent 5" w:uiPriority="63"/>
+    <w:lsdException w:name="Medium Shading 2 Accent 5" w:uiPriority="64"/>
+    <w:lsdException w:name="Medium List 1 Accent 5" w:uiPriority="65"/>
+    <w:lsdException w:name="Medium List 2 Accent 5" w:uiPriority="66"/>
+    <w:lsdException w:name="Medium Grid 1 Accent 5" w:uiPriority="67"/>
+    <w:lsdException w:name="Medium Grid 2 Accent 5" w:uiPriority="68"/>
+    <w:lsdException w:name="Medium Grid 3 Accent 5" w:uiPriority="69"/>
+    <w:lsdException w:name="Dark List Accent 5" w:uiPriority="70"/>
+    <w:lsdException w:name="Colorful Shading Accent 5" w:uiPriority="71"/>
+    <w:lsdException w:name="Colorful List Accent 5" w:uiPriority="72"/>
+    <w:lsdException w:name="Colorful Grid Accent 5" w:uiPriority="73"/>
+    <w:lsdException w:name="Light Shading Accent 6" w:uiPriority="60"/>
+    <w:lsdException w:name="Light List Accent 6" w:uiPriority="61"/>
+    <w:lsdException w:name="Light Grid Accent 6" w:uiPriority="62"/>
+    <w:lsdException w:name="Medium Shading 1 Accent 6" w:uiPriority="63"/>
+    <w:lsdException w:name="Medium Shading 2 Accent 6" w:uiPriority="64"/>
+    <w:lsdException w:name="Medium List 1 Accent 6" w:uiPriority="65"/>
+    <w:lsdException w:name="Medium List 2 Accent 6" w:uiPriority="66"/>
+    <w:lsdException w:name="Medium Grid 1 Accent 6" w:uiPriority="67"/>
+    <w:lsdException w:name="Medium Grid 2 Accent 6" w:uiPriority="68"/>
+    <w:lsdException w:name="Medium Grid 3 Accent 6" w:uiPriority="69"/>
+    <w:lsdException w:name="Dark List Accent 6" w:uiPriority="70"/>
+    <w:lsdException w:name="Colorful Shading Accent 6" w:uiPriority="71"/>
+    <w:lsdException w:name="Colorful List Accent 6" w:uiPriority="72"/>
+    <w:lsdException w:name="Colorful Grid Accent 6" w:uiPriority="73"/>
+    <w:lsdException w:name="Subtle Emphasis" w:uiPriority="19" w:qFormat="1"/>
+    <w:lsdException w:name="Intense Emphasis" w:uiPriority="21" w:qFormat="1"/>
+    <w:lsdException w:name="Subtle Reference" w:uiPriority="31" w:qFormat="1"/>
+    <w:lsdException w:name="Intense Reference" w:uiPriority="32" w:qFormat="1"/>
+    <w:lsdException w:name="Book Title" w:uiPriority="33" w:qFormat="1"/>
+    <w:lsdException w:name="Bibliography" w:semiHidden="1" w:uiPriority="37" w:unhideWhenUsed="1"/>
+    <w:lsdException w:name="TOC Heading" w:semiHidden="1" w:uiPriority="39" w:unhideWhenUsed="1" w:qFormat="1"/>
+    <w:lsdException w:name="Plain Table 1" w:uiPriority="41"/>
+    <w:lsdException w:name="Plain Table 2" w:uiPriority="42"/>
+    <w:lsdException w:name="Plain Table 3" w:uiPriority="43"/>
+    <w:lsdException w:name="Plain Table 4" w:uiPriority="44"/>
+    <w:lsdException w:name="Plain Table 5" w:uiPriority="45"/>
+    <w:lsdException w:name="Grid Table Light" w:uiPriority="40"/>
+    <w:lsdException w:name="Grid Table 1 Light" w:uiPriority="46"/>
+    <w:lsdException w:name="Grid Table 2" w:uiPriority="47"/>
+    <w:lsdException w:name="Grid Table 3" w:uiPriority="48"/>
+    <w:lsdException w:name="Grid Table 4" w:uiPriority="49"/>
+    <w:lsdException w:name="Grid Table 5 Dark" w:uiPriority="50"/>
+    <w:lsdException w:name="Grid Table 6 Colorful" w:uiPriority="51"/>
+    <w:lsdException w:name="Grid Table 7 Colorful" w:uiPriority="52"/>
+    <w:lsdException w:name="Grid Table 1 Light Accent 1" w:uiPriority="46"/>
+    <w:lsdException w:name="Grid Table 2 Accent 1" w:uiPriority="47"/>
+    <w:lsdException w:name="Grid Table 3 Accent 1" w:uiPriority="48"/>
+    <w:lsdException w:name="Grid Table 4 Accent 1" w:uiPriority="49"/>
+    <w:lsdException w:name="Grid Table 5 Dark Accent 1" w:uiPriority="50"/>
+    <w:lsdException w:name="Grid Table 6 Colorful Accent 1" w:uiPriority="51"/>
+    <w:lsdException w:name="Grid Table 7 Colorful Accent 1" w:uiPriority="52"/>
+    <w:lsdException w:name="Grid Table 1 Light Accent 2" w:uiPriority="46"/>
+    <w:lsdException w:name="Grid Table 2 Accent 2" w:uiPriority="47"/>
+    <w:lsdException w:name="Grid Table 3 Accent 2" w:uiPriority="48"/>
+    <w:lsdException w:name="Grid Table 4 Accent 2" w:uiPriority="49"/>
+    <w:lsdException w:name="Grid Table 5 Dark Accent 2" w:uiPriority="50"/>
+    <w:lsdException w:name="Grid Table 6 Colorful Accent 2" w:uiPriority="51"/>
+    <w:lsdException w:name="Grid Table 7 Colorful Accent 2" w:uiPriority="52"/>
+    <w:lsdException w:name="Grid Table 1 Light Accent 3" w:uiPriority="46"/>
+    <w:lsdException w:name="Grid Table 2 Accent 3" w:uiPriority="47"/>
+    <w:lsdException w:name="Grid Table 3 Accent 3" w:uiPriority="48"/>
+    <w:lsdException w:name="Grid Table 4 Accent 3" w:uiPriority="49"/>
+    <w:lsdException w:name="Grid Table 5 Dark Accent 3" w:uiPriority="50"/>
+    <w:lsdException w:name="Grid Table 6 Colorful Accent 3" w:uiPriority="51"/>
+    <w:lsdException w:name="Grid Table 7 Colorful Accent 3" w:uiPriority="52"/>
+    <w:lsdException w:name="Grid Table 1 Light Accent 4" w:uiPriority="46"/>
+    <w:lsdException w:name="Grid Table 2 Accent 4" w:uiPriority="47"/>
+    <w:lsdException w:name="Grid Table 3 Accent 4" w:uiPriority="48"/>
+    <w:lsdException w:name="Grid Table 4 Accent 4" w:uiPriority="49"/>
+    <w:lsdException w:name="Grid Table 5 Dark Accent 4" w:uiPriority="50"/>
+    <w:lsdException w:name="Grid Table 6 Colorful Accent 4" w:uiPriority="51"/>
+    <w:lsdException w:name="Grid Table 7 Colorful Accent 4" w:uiPriority="52"/>
+    <w:lsdException w:name="Grid Table 1 Light Accent 5" w:uiPriority="46"/>
+    <w:lsdException w:name="Grid Table 2 Accent 5" w:uiPriority="47"/>
+    <w:lsdException w:name="Grid Table 3 Accent 5" w:uiPriority="48"/>
+    <w:lsdException w:name="Grid Table 4 Accent 5" w:uiPriority="49"/>
+    <w:lsdException w:name="Grid Table 5 Dark Accent 5" w:uiPriority="50"/>
+    <w:lsdException w:name="Grid Table 6 Colorful Accent 5" w:uiPriority="51"/>
+    <w:lsdException w:name="Grid Table 7 Colorful Accent 5" w:uiPriority="52"/>
+    <w:lsdException w:name="Grid Table 1 Light Accent 6" w:uiPriority="46"/>
+    <w:lsdException w:name="Grid Table 2 Accent 6" w:uiPriority="47"/>
+    <w:lsdException w:name="Grid Table 3 Accent 6" w:uiPriority="48"/>
+    <w:lsdException w:name="Grid Table 4 Accent 6" w:uiPriority="49"/>
+    <w:lsdException w:name="Grid Table 5 Dark Accent 6" w:uiPriority="50"/>
+    <w:lsdException w:name="Grid Table 6 Colorful Accent 6" w:uiPriority="51"/>
+    <w:lsdException w:name="Grid Table 7 Colorful Accent 6" w:uiPriority="52"/>
+    <w:lsdException w:name="List Table 1 Light" w:uiPriority="46"/>
+    <w:lsdException w:name="List Table 2" w:uiPriority="47"/>
+    <w:lsdException w:name="List Table 3" w:uiPriority="48"/>
+    <w:lsdException w:name="List Table 4" w:uiPriority="49"/>
+    <w:lsdException w:name="List Table 5 Dark" w:uiPriority="50"/>
+    <w:lsdException w:name="List Table 6 Colorful" w:uiPriority="51"/>
+    <w:lsdException w:name="List Table 7 Colorful" w:uiPriority="52"/>
+    <w:lsdException w:name="List Table 1 Light Accent 1" w:uiPriority="46"/>
+    <w:lsdException w:name="List Table 2 Accent 1" w:uiPriority="47"/>
+    <w:lsdException w:name="List Table 3 Accent 1" w:uiPriority="48"/>
+    <w:lsdException w:name="List Table 4 Accent 1" w:uiPriority="49"/>
+    <w:lsdException w:name="List Table 5 Dark Accent 1" w:uiPriority="50"/>
+    <w:lsdException w:name="List Table 6 Colorful Accent 1" w:uiPriority="51"/>
+    <w:lsdException w:name="List Table 7 Colorful Accent 1" w:uiPriority="52"/>
+    <w:lsdException w:name="List Table 1 Light Accent 2" w:uiPriority="46"/>
+    <w:lsdException w:name="List Table 2 Accent 2" w:uiPriority="47"/>
+    <w:lsdException w:name="List Table 3 Accent 2" w:uiPriority="48"/>
+    <w:lsdException w:name="List Table 4 Accent 2" w:uiPriority="49"/>
+    <w:lsdException w:name="List Table 5 Dark Accent 2" w:uiPriority="50"/>
+    <w:lsdException w:name="List Table 6 Colorful Accent 2" w:uiPriority="51"/>
+    <w:lsdException w:name="List Table 7 Colorful Accent 2" w:uiPriority="52"/>
+    <w:lsdException w:name="List Table 1 Light Accent 3" w:uiPriority="46"/>
+    <w:lsdException w:name="List Table 2 Accent 3" w:uiPriority="47"/>
+    <w:lsdException w:name="List Table 3 Accent 3" w:uiPriority="48"/>
+    <w:lsdException w:name="List Table 4 Accent 3" w:uiPriority="49"/>
+    <w:lsdException w:name="List Table 5 Dark Accent 3" w:uiPriority="50"/>
+    <w:lsdException w:name="List Table 6 Colorful Accent 3" w:uiPriority="51"/>
+    <w:lsdException w:name="List Table 7 Colorful Accent 3" w:uiPriority="52"/>
+    <w:lsdException w:name="List Table 1 Light Accent 4" w:uiPriority="46"/>
+    <w:lsdException w:name="List Table 2 Accent 4" w:uiPriority="47"/>
+    <w:lsdException w:name="List Table 3 Accent 4" w:uiPriority="48"/>
+    <w:lsdException w:name="List Table 4 Accent 4" w:uiPriority="49"/>
+    <w:lsdException w:name="List Table 5 Dark Accent 4" w:uiPriority="50"/>
+    <w:lsdException w:name="List Table 6 Colorful Accent 4" w:uiPriority="51"/>
+    <w:lsdException w:name="List Table 7 Colorful Accent 4" w:uiPriority="52"/>
+    <w:lsdException w:name="List Table 1 Light Accent 5" w:uiPriority="46"/>
+    <w:lsdException w:name="List Table 2 Accent 5" w:uiPriority="47"/>
+    <w:lsdException w:name="List Table 3 Accent 5" w:uiPriority="48"/>
+    <w:lsdException w:name="List Table 4 Accent 5" w:uiPriority="49"/>
+    <w:lsdException w:name="List Table 5 Dark Accent 5" w:uiPriority="50"/>
+    <w:lsdException w:name="List Table 6 Colorful Accent 5" w:uiPriority="51"/>
+    <w:lsdException w:name="List Table 7 Colorful Accent 5" w:uiPriority="52"/>
+    <w:lsdException w:name="List Table 1 Light Accent 6" w:uiPriority="46"/>
+    <w:lsdException w:name="List Table 2 Accent 6" w:uiPriority="47"/>
+    <w:lsdException w:name="List Table 3 Accent 6" w:uiPriority="48"/>
+    <w:lsdException w:name="List Table 4 Accent 6" w:uiPriority="49"/>
+    <w:lsdException w:name="List Table 5 Dark Accent 6" w:uiPriority="50"/>
+    <w:lsdException w:name="List Table 6 Colorful Accent 6" w:uiPriority="51"/>
+    <w:lsdException w:name="List Table 7 Colorful Accent 6" w:uiPriority="52"/>
+    <w:lsdException w:name="Mention" w:semiHidden="1" w:unhideWhenUsed="1"/>
+    <w:lsdException w:name="Smart Hyperlink" w:semiHidden="1" w:unhideWhenUsed="1"/>
+    <w:lsdException w:name="Hashtag" w:semiHidden="1" w:unhideWhenUsed="1"/>
+    <w:lsdException w:name="Unresolved Mention" w:semiHidden="1" w:unhideWhenUsed="1"/>
+    <w:lsdException w:name="Smart Link" w:semiHidden="1" w:unhideWhenUsed="1"/>
   </w:latentStyles>
-  <w:style w:type="paragraph" w:default="1" w:styleId="1">
+  <w:style w:type="paragraph" w:default="1" w:styleId="a">
     <w:name w:val="Normal"/>
     <w:qFormat/>
-    <w:uiPriority w:val="0"/>
     <w:pPr>
       <w:widowControl w:val="0"/>
       <w:jc w:val="both"/>
     </w:pPr>
     <w:rPr>
-      <w:rFonts w:asciiTheme="minorHAnsi" w:hAnsiTheme="minorHAnsi" w:eastAsiaTheme="minorEastAsia" w:cstheme="minorBidi"/>
+      <w:rFonts w:asciiTheme="minorHAnsi" w:eastAsiaTheme="minorEastAsia" w:hAnsiTheme="minorHAnsi" w:cstheme="minorBidi"/>
       <w:kern w:val="2"/>
       <w:sz w:val="21"/>
       <w:szCs w:val="22"/>
-      <w:lang w:val="en-US" w:eastAsia="zh-CN" w:bidi="ar-SA"/>
       <w14:ligatures w14:val="standardContextual"/>
     </w:rPr>
   </w:style>
-  <w:style w:type="paragraph" w:styleId="2">
+  <w:style w:type="paragraph" w:styleId="1">
     <w:name w:val="heading 1"/>
-    <w:basedOn w:val="1"/>
-    <w:next w:val="1"/>
-    <w:link w:val="7"/>
+    <w:basedOn w:val="a"/>
+    <w:next w:val="a"/>
+    <w:link w:val="10"/>
+    <w:uiPriority w:val="9"/>
     <w:qFormat/>
-    <w:uiPriority w:val="9"/>
     <w:pPr>
       <w:keepNext/>
       <w:keepLines/>
@@ -1778,14 +1984,14 @@
       <w:szCs w:val="44"/>
     </w:rPr>
   </w:style>
-  <w:style w:type="paragraph" w:styleId="3">
+  <w:style w:type="paragraph" w:styleId="2">
     <w:name w:val="heading 2"/>
-    <w:basedOn w:val="1"/>
-    <w:next w:val="1"/>
-    <w:link w:val="9"/>
+    <w:basedOn w:val="a"/>
+    <w:next w:val="a"/>
+    <w:link w:val="20"/>
+    <w:uiPriority w:val="9"/>
     <w:unhideWhenUsed/>
     <w:qFormat/>
-    <w:uiPriority w:val="9"/>
     <w:pPr>
       <w:keepNext/>
       <w:keepLines/>
@@ -1793,25 +1999,25 @@
       <w:outlineLvl w:val="1"/>
     </w:pPr>
     <w:rPr>
-      <w:rFonts w:asciiTheme="majorHAnsi" w:hAnsiTheme="majorHAnsi" w:eastAsiaTheme="majorEastAsia" w:cstheme="majorBidi"/>
+      <w:rFonts w:asciiTheme="majorHAnsi" w:eastAsiaTheme="majorEastAsia" w:hAnsiTheme="majorHAnsi" w:cstheme="majorBidi"/>
       <w:b/>
       <w:bCs/>
       <w:sz w:val="32"/>
       <w:szCs w:val="32"/>
     </w:rPr>
   </w:style>
-  <w:style w:type="character" w:default="1" w:styleId="6">
+  <w:style w:type="character" w:default="1" w:styleId="a0">
     <w:name w:val="Default Paragraph Font"/>
+    <w:uiPriority w:val="1"/>
+    <w:unhideWhenUsed/>
+  </w:style>
+  <w:style w:type="table" w:default="1" w:styleId="a1">
+    <w:name w:val="Normal Table"/>
+    <w:uiPriority w:val="99"/>
     <w:semiHidden/>
     <w:unhideWhenUsed/>
-    <w:uiPriority w:val="1"/>
-  </w:style>
-  <w:style w:type="table" w:default="1" w:styleId="5">
-    <w:name w:val="Normal Table"/>
-    <w:semiHidden/>
-    <w:unhideWhenUsed/>
-    <w:uiPriority w:val="99"/>
     <w:tblPr>
+      <w:tblInd w:w="0" w:type="dxa"/>
       <w:tblCellMar>
         <w:top w:w="0" w:type="dxa"/>
         <w:left w:w="108" w:type="dxa"/>
@@ -1820,13 +2026,19 @@
       </w:tblCellMar>
     </w:tblPr>
   </w:style>
-  <w:style w:type="paragraph" w:styleId="4">
+  <w:style w:type="numbering" w:default="1" w:styleId="a2">
+    <w:name w:val="No List"/>
+    <w:uiPriority w:val="99"/>
+    <w:semiHidden/>
+    <w:unhideWhenUsed/>
+  </w:style>
+  <w:style w:type="paragraph" w:styleId="a3">
     <w:name w:val="Subtitle"/>
-    <w:basedOn w:val="1"/>
-    <w:next w:val="1"/>
-    <w:link w:val="8"/>
+    <w:basedOn w:val="a"/>
+    <w:next w:val="a"/>
+    <w:link w:val="a4"/>
+    <w:uiPriority w:val="11"/>
     <w:qFormat/>
-    <w:uiPriority w:val="11"/>
     <w:pPr>
       <w:spacing w:before="240" w:after="60" w:line="312" w:lineRule="auto"/>
       <w:jc w:val="center"/>
@@ -1840,12 +2052,12 @@
       <w:szCs w:val="32"/>
     </w:rPr>
   </w:style>
-  <w:style w:type="character" w:customStyle="1" w:styleId="7">
+  <w:style w:type="character" w:customStyle="1" w:styleId="10">
     <w:name w:val="标题 1 字符"/>
-    <w:basedOn w:val="6"/>
-    <w:link w:val="2"/>
+    <w:basedOn w:val="a0"/>
+    <w:link w:val="1"/>
+    <w:uiPriority w:val="9"/>
     <w:qFormat/>
-    <w:uiPriority w:val="9"/>
     <w:rPr>
       <w:b/>
       <w:bCs/>
@@ -1854,10 +2066,10 @@
       <w:szCs w:val="44"/>
     </w:rPr>
   </w:style>
-  <w:style w:type="character" w:customStyle="1" w:styleId="8">
+  <w:style w:type="character" w:customStyle="1" w:styleId="a4">
     <w:name w:val="副标题 字符"/>
-    <w:basedOn w:val="6"/>
-    <w:link w:val="4"/>
+    <w:basedOn w:val="a0"/>
+    <w:link w:val="a3"/>
     <w:uiPriority w:val="11"/>
     <w:rPr>
       <w:b/>
@@ -1867,27 +2079,118 @@
       <w:szCs w:val="32"/>
     </w:rPr>
   </w:style>
-  <w:style w:type="character" w:customStyle="1" w:styleId="9">
+  <w:style w:type="character" w:customStyle="1" w:styleId="20">
     <w:name w:val="标题 2 字符"/>
-    <w:basedOn w:val="6"/>
-    <w:link w:val="3"/>
+    <w:basedOn w:val="a0"/>
+    <w:link w:val="2"/>
     <w:uiPriority w:val="9"/>
     <w:rPr>
-      <w:rFonts w:asciiTheme="majorHAnsi" w:hAnsiTheme="majorHAnsi" w:eastAsiaTheme="majorEastAsia" w:cstheme="majorBidi"/>
+      <w:rFonts w:asciiTheme="majorHAnsi" w:eastAsiaTheme="majorEastAsia" w:hAnsiTheme="majorHAnsi" w:cstheme="majorBidi"/>
       <w:b/>
       <w:bCs/>
       <w:sz w:val="32"/>
       <w:szCs w:val="32"/>
     </w:rPr>
   </w:style>
-  <w:style w:type="paragraph" w:styleId="10">
+  <w:style w:type="paragraph" w:styleId="a5">
     <w:name w:val="List Paragraph"/>
-    <w:basedOn w:val="1"/>
+    <w:basedOn w:val="a"/>
+    <w:uiPriority w:val="34"/>
     <w:qFormat/>
-    <w:uiPriority w:val="34"/>
     <w:pPr>
-      <w:ind w:firstLine="420" w:firstLineChars="200"/>
+      <w:ind w:firstLineChars="200" w:firstLine="420"/>
     </w:pPr>
+  </w:style>
+  <w:style w:type="paragraph" w:styleId="a6">
+    <w:name w:val="header"/>
+    <w:basedOn w:val="a"/>
+    <w:link w:val="a7"/>
+    <w:uiPriority w:val="99"/>
+    <w:unhideWhenUsed/>
+    <w:rsid w:val="00276248"/>
+    <w:pPr>
+      <w:tabs>
+        <w:tab w:val="center" w:pos="4153"/>
+        <w:tab w:val="right" w:pos="8306"/>
+      </w:tabs>
+      <w:snapToGrid w:val="0"/>
+      <w:jc w:val="center"/>
+    </w:pPr>
+    <w:rPr>
+      <w:sz w:val="18"/>
+      <w:szCs w:val="18"/>
+    </w:rPr>
+  </w:style>
+  <w:style w:type="character" w:customStyle="1" w:styleId="a7">
+    <w:name w:val="页眉 字符"/>
+    <w:basedOn w:val="a0"/>
+    <w:link w:val="a6"/>
+    <w:uiPriority w:val="99"/>
+    <w:rsid w:val="00276248"/>
+    <w:rPr>
+      <w:rFonts w:asciiTheme="minorHAnsi" w:eastAsiaTheme="minorEastAsia" w:hAnsiTheme="minorHAnsi" w:cstheme="minorBidi"/>
+      <w:kern w:val="2"/>
+      <w:sz w:val="18"/>
+      <w:szCs w:val="18"/>
+      <w14:ligatures w14:val="standardContextual"/>
+    </w:rPr>
+  </w:style>
+  <w:style w:type="paragraph" w:styleId="a8">
+    <w:name w:val="footer"/>
+    <w:basedOn w:val="a"/>
+    <w:link w:val="a9"/>
+    <w:uiPriority w:val="99"/>
+    <w:unhideWhenUsed/>
+    <w:rsid w:val="00276248"/>
+    <w:pPr>
+      <w:tabs>
+        <w:tab w:val="center" w:pos="4153"/>
+        <w:tab w:val="right" w:pos="8306"/>
+      </w:tabs>
+      <w:snapToGrid w:val="0"/>
+      <w:jc w:val="left"/>
+    </w:pPr>
+    <w:rPr>
+      <w:sz w:val="18"/>
+      <w:szCs w:val="18"/>
+    </w:rPr>
+  </w:style>
+  <w:style w:type="character" w:customStyle="1" w:styleId="a9">
+    <w:name w:val="页脚 字符"/>
+    <w:basedOn w:val="a0"/>
+    <w:link w:val="a8"/>
+    <w:uiPriority w:val="99"/>
+    <w:rsid w:val="00276248"/>
+    <w:rPr>
+      <w:rFonts w:asciiTheme="minorHAnsi" w:eastAsiaTheme="minorEastAsia" w:hAnsiTheme="minorHAnsi" w:cstheme="minorBidi"/>
+      <w:kern w:val="2"/>
+      <w:sz w:val="18"/>
+      <w:szCs w:val="18"/>
+      <w14:ligatures w14:val="standardContextual"/>
+    </w:rPr>
+  </w:style>
+  <w:style w:type="character" w:styleId="aa">
+    <w:name w:val="Hyperlink"/>
+    <w:basedOn w:val="a0"/>
+    <w:uiPriority w:val="99"/>
+    <w:unhideWhenUsed/>
+    <w:rsid w:val="00276248"/>
+    <w:rPr>
+      <w:color w:val="0563C1" w:themeColor="hyperlink"/>
+      <w:u w:val="single"/>
+    </w:rPr>
+  </w:style>
+  <w:style w:type="character" w:styleId="ab">
+    <w:name w:val="Unresolved Mention"/>
+    <w:basedOn w:val="a0"/>
+    <w:uiPriority w:val="99"/>
+    <w:semiHidden/>
+    <w:unhideWhenUsed/>
+    <w:rsid w:val="00276248"/>
+    <w:rPr>
+      <w:color w:val="605E5C"/>
+      <w:shd w:val="clear" w:color="auto" w:fill="E1DFDD"/>
+    </w:rPr>
   </w:style>
 </w:styles>
 </file>
@@ -2144,5 +2447,6 @@
     </a:fmtScheme>
   </a:themeElements>
   <a:objectDefaults/>
+  <a:extraClrSchemeLst/>
 </a:theme>
 </file>
--- a/开箱使用说明.docx
+++ b/开箱使用说明.docx
@@ -459,9 +459,6 @@
           <w:numId w:val="2"/>
         </w:numPr>
         <w:ind w:firstLineChars="0"/>
-        <w:rPr>
-          <w:rFonts w:hint="eastAsia"/>
-        </w:rPr>
       </w:pPr>
       <w:r>
         <w:rPr>
@@ -481,6 +478,44 @@
           <w:rFonts w:hint="eastAsia"/>
         </w:rPr>
         <w:t>）检查encoder开关是否拨动到on</w:t>
+      </w:r>
+    </w:p>
+    <w:p>
+      <w:pPr>
+        <w:pStyle w:val="a5"/>
+        <w:numPr>
+          <w:ilvl w:val="1"/>
+          <w:numId w:val="2"/>
+        </w:numPr>
+        <w:ind w:firstLineChars="0"/>
+        <w:rPr>
+          <w:rFonts w:hint="eastAsia"/>
+        </w:rPr>
+      </w:pPr>
+      <w:r>
+        <w:rPr>
+          <w:rFonts w:hint="eastAsia"/>
+        </w:rPr>
+        <w:t>（</w:t>
+      </w:r>
+      <w:r>
+        <w:rPr>
+          <w:rFonts w:hint="eastAsia"/>
+          <w:color w:val="C45911" w:themeColor="accent2" w:themeShade="BF"/>
+        </w:rPr>
+        <w:t>中概率</w:t>
+      </w:r>
+      <w:r>
+        <w:rPr>
+          <w:rFonts w:hint="eastAsia"/>
+        </w:rPr>
+        <w:t>）</w:t>
+      </w:r>
+      <w:r>
+        <w:rPr>
+          <w:rFonts w:hint="eastAsia"/>
+        </w:rPr>
+        <w:t>编译等级至少需要开启到O2</w:t>
       </w:r>
     </w:p>
     <w:p>
@@ -674,15 +709,6 @@
     <w:p>
       <w:pPr>
         <w:pStyle w:val="a5"/>
-        <w:ind w:firstLineChars="0"/>
-        <w:rPr>
-          <w:rFonts w:hint="eastAsia"/>
-        </w:rPr>
-      </w:pPr>
-    </w:p>
-    <w:p>
-      <w:pPr>
-        <w:pStyle w:val="a5"/>
         <w:numPr>
           <w:ilvl w:val="1"/>
           <w:numId w:val="3"/>
@@ -714,114 +740,10 @@
     </w:p>
     <w:p>
       <w:pPr>
-        <w:pStyle w:val="a5"/>
-        <w:ind w:left="880" w:firstLineChars="0" w:firstLine="0"/>
-        <w:rPr>
-          <w:rFonts w:hint="eastAsia"/>
-        </w:rPr>
-      </w:pPr>
-    </w:p>
-    <w:p>
-      <w:pPr>
-        <w:pStyle w:val="a5"/>
-        <w:numPr>
-          <w:ilvl w:val="0"/>
-          <w:numId w:val="3"/>
-        </w:numPr>
-        <w:ind w:firstLineChars="0"/>
-        <w:rPr>
-          <w:rFonts w:hint="eastAsia"/>
-        </w:rPr>
-      </w:pPr>
-      <w:r>
-        <w:rPr>
-          <w:rFonts w:hint="eastAsia"/>
-        </w:rPr>
-        <w:t>编译报错</w:t>
-      </w:r>
-    </w:p>
-    <w:p>
-      <w:pPr>
-        <w:pStyle w:val="a5"/>
-        <w:numPr>
-          <w:ilvl w:val="1"/>
-          <w:numId w:val="3"/>
-        </w:numPr>
-        <w:ind w:firstLineChars="0"/>
-        <w:rPr>
-          <w:rFonts w:hint="eastAsia"/>
-        </w:rPr>
-      </w:pPr>
-      <w:r>
-        <w:rPr>
-          <w:rFonts w:hint="eastAsia"/>
-        </w:rPr>
-        <w:t>（</w:t>
-      </w:r>
-      <w:r>
-        <w:rPr>
-          <w:rFonts w:hint="eastAsia"/>
-          <w:color w:val="FF0000"/>
-        </w:rPr>
-        <w:t>高概率</w:t>
-      </w:r>
-      <w:r>
-        <w:rPr>
-          <w:rFonts w:hint="eastAsia"/>
-        </w:rPr>
-        <w:t>）检查编译器是否为keil5的ARM Compiler V6</w:t>
-      </w:r>
-    </w:p>
-    <w:p>
-      <w:pPr>
-        <w:pStyle w:val="a5"/>
-        <w:ind w:left="880" w:firstLineChars="0" w:firstLine="0"/>
-        <w:rPr>
-          <w:rFonts w:hint="eastAsia"/>
-        </w:rPr>
-      </w:pPr>
-      <w:r>
-        <w:rPr>
-          <w:noProof/>
-        </w:rPr>
-        <w:drawing>
-          <wp:inline distT="0" distB="0" distL="0" distR="0" wp14:anchorId="5E6B2785" wp14:editId="4FD7F4CE">
-            <wp:extent cx="1565275" cy="722630"/>
-            <wp:effectExtent l="0" t="0" r="15875" b="1270"/>
-            <wp:docPr id="1635911365" name="图片 1"/>
-            <wp:cNvGraphicFramePr>
-              <a:graphicFrameLocks xmlns:a="http://schemas.openxmlformats.org/drawingml/2006/main" noChangeAspect="1"/>
-            </wp:cNvGraphicFramePr>
-            <a:graphic xmlns:a="http://schemas.openxmlformats.org/drawingml/2006/main">
-              <a:graphicData uri="http://schemas.openxmlformats.org/drawingml/2006/picture">
-                <pic:pic xmlns:pic="http://schemas.openxmlformats.org/drawingml/2006/picture">
-                  <pic:nvPicPr>
-                    <pic:cNvPr id="1635911365" name="图片 1"/>
-                    <pic:cNvPicPr>
-                      <a:picLocks noChangeAspect="1"/>
-                    </pic:cNvPicPr>
-                  </pic:nvPicPr>
-                  <pic:blipFill>
-                    <a:blip r:embed="rId10"/>
-                    <a:stretch>
-                      <a:fillRect/>
-                    </a:stretch>
-                  </pic:blipFill>
-                  <pic:spPr>
-                    <a:xfrm>
-                      <a:off x="0" y="0"/>
-                      <a:ext cx="1565275" cy="722630"/>
-                    </a:xfrm>
-                    <a:prstGeom prst="rect">
-                      <a:avLst/>
-                    </a:prstGeom>
-                  </pic:spPr>
-                </pic:pic>
-              </a:graphicData>
-            </a:graphic>
-          </wp:inline>
-        </w:drawing>
-      </w:r>
+        <w:rPr>
+          <w:rFonts w:hint="eastAsia"/>
+        </w:rPr>
+      </w:pPr>
     </w:p>
     <w:p>
       <w:pPr>
@@ -940,7 +862,7 @@
                     </pic:cNvPicPr>
                   </pic:nvPicPr>
                   <pic:blipFill>
-                    <a:blip r:embed="rId11"/>
+                    <a:blip r:embed="rId10"/>
                     <a:stretch>
                       <a:fillRect/>
                     </a:stretch>
@@ -1040,6 +962,12 @@
         </w:rPr>
         <w:t>的while(1)前面10~20行左右的配置项，比如改为速度模式就会一直转</w:t>
       </w:r>
+      <w:r>
+        <w:rPr>
+          <w:rFonts w:hint="eastAsia"/>
+        </w:rPr>
+        <w:t>，给予负数就是反向转</w:t>
+      </w:r>
     </w:p>
     <w:p>
       <w:pPr>
@@ -1063,7 +991,12 @@
       </w:r>
     </w:p>
     <w:p>
-      <w:hyperlink r:id="rId12" w:history="1">
+      <w:pPr>
+        <w:rPr>
+          <w:rFonts w:hint="eastAsia"/>
+        </w:rPr>
+      </w:pPr>
+      <w:hyperlink r:id="rId11" w:history="1">
         <w:r>
           <w:rPr>
             <w:rStyle w:val="aa"/>
@@ -1073,11 +1006,24 @@
         </w:r>
       </w:hyperlink>
     </w:p>
-    <w:p/>
-    <w:p/>
-    <w:p>
-      <w:pPr>
-        <w:rPr>
+    <w:p>
+      <w:pPr>
+        <w:rPr>
+          <w:rFonts w:hint="eastAsia"/>
+        </w:rPr>
+      </w:pPr>
+    </w:p>
+    <w:p>
+      <w:pPr>
+        <w:rPr>
+          <w:rFonts w:hint="eastAsia"/>
+        </w:rPr>
+      </w:pPr>
+    </w:p>
+    <w:p>
+      <w:pPr>
+        <w:rPr>
+          <w:rFonts w:hint="eastAsia"/>
           <w:b/>
           <w:bCs/>
           <w:color w:val="EE0000"/>
@@ -2009,6 +1955,7 @@
   <w:style w:type="character" w:default="1" w:styleId="a0">
     <w:name w:val="Default Paragraph Font"/>
     <w:uiPriority w:val="1"/>
+    <w:semiHidden/>
     <w:unhideWhenUsed/>
   </w:style>
   <w:style w:type="table" w:default="1" w:styleId="a1">

--- a/开箱使用说明.docx
+++ b/开箱使用说明.docx
@@ -1,10 +1,10 @@
 
 <file path=word/document.xml><?xml version="1.0" encoding="utf-8"?>
-<w:document xmlns:wpc="http://schemas.microsoft.com/office/word/2010/wordprocessingCanvas" xmlns:cx="http://schemas.microsoft.com/office/drawing/2014/chartex" xmlns:cx1="http://schemas.microsoft.com/office/drawing/2015/9/8/chartex" xmlns:cx2="http://schemas.microsoft.com/office/drawing/2015/10/21/chartex" xmlns:cx3="http://schemas.microsoft.com/office/drawing/2016/5/9/chartex" xmlns:cx4="http://schemas.microsoft.com/office/drawing/2016/5/10/chartex" xmlns:cx5="http://schemas.microsoft.com/office/drawing/2016/5/11/chartex" xmlns:cx6="http://schemas.microsoft.com/office/drawing/2016/5/12/chartex" xmlns:cx7="http://schemas.microsoft.com/office/drawing/2016/5/13/chartex" xmlns:cx8="http://schemas.microsoft.com/office/drawing/2016/5/14/chartex" xmlns:mc="http://schemas.openxmlformats.org/markup-compatibility/2006" xmlns:aink="http://schemas.microsoft.com/office/drawing/2016/ink" xmlns:am3d="http://schemas.microsoft.com/office/drawing/2017/model3d" xmlns:o="urn:schemas-microsoft-com:office:office" xmlns:oel="http://schemas.microsoft.com/office/2019/extlst" xmlns:r="http://schemas.openxmlformats.org/officeDocument/2006/relationships" xmlns:m="http://schemas.openxmlformats.org/officeDocument/2006/math" xmlns:v="urn:schemas-microsoft-com:vml" xmlns:wp14="http://schemas.microsoft.com/office/word/2010/wordprocessingDrawing" xmlns:wp="http://schemas.openxmlformats.org/drawingml/2006/wordprocessingDrawing" xmlns:w10="urn:schemas-microsoft-com:office:word" xmlns:w="http://schemas.openxmlformats.org/wordprocessingml/2006/main" xmlns:w14="http://schemas.microsoft.com/office/word/2010/wordml" xmlns:w15="http://schemas.microsoft.com/office/word/2012/wordml" xmlns:w16cex="http://schemas.microsoft.com/office/word/2018/wordml/cex" xmlns:w16cid="http://schemas.microsoft.com/office/word/2016/wordml/cid" xmlns:w16="http://schemas.microsoft.com/office/word/2018/wordml" xmlns:w16du="http://schemas.microsoft.com/office/word/2023/wordml/word16du" xmlns:w16sdtdh="http://schemas.microsoft.com/office/word/2020/wordml/sdtdatahash" xmlns:w16sdtfl="http://schemas.microsoft.com/office/word/2024/wordml/sdtformatlock" xmlns:w16se="http://schemas.microsoft.com/office/word/2015/wordml/symex" xmlns:wpg="http://schemas.microsoft.com/office/word/2010/wordprocessingGroup" xmlns:wpi="http://schemas.microsoft.com/office/word/2010/wordprocessingInk" xmlns:wne="http://schemas.microsoft.com/office/word/2006/wordml" xmlns:wps="http://schemas.microsoft.com/office/word/2010/wordprocessingShape" mc:Ignorable="w14 w15 w16se w16cid w16 w16cex w16sdtdh w16sdtfl w16du wp14">
+<w:document xmlns:wpc="http://schemas.microsoft.com/office/word/2010/wordprocessingCanvas" xmlns:mc="http://schemas.openxmlformats.org/markup-compatibility/2006" xmlns:o="urn:schemas-microsoft-com:office:office" xmlns:r="http://schemas.openxmlformats.org/officeDocument/2006/relationships" xmlns:m="http://schemas.openxmlformats.org/officeDocument/2006/math" xmlns:v="urn:schemas-microsoft-com:vml" xmlns:wp14="http://schemas.microsoft.com/office/word/2010/wordprocessingDrawing" xmlns:wp="http://schemas.openxmlformats.org/drawingml/2006/wordprocessingDrawing" xmlns:w="http://schemas.openxmlformats.org/wordprocessingml/2006/main" xmlns:w14="http://schemas.microsoft.com/office/word/2010/wordml" xmlns:w10="urn:schemas-microsoft-com:office:word" xmlns:w15="http://schemas.microsoft.com/office/word/2012/wordml" xmlns:wpg="http://schemas.microsoft.com/office/word/2010/wordprocessingGroup" xmlns:wpi="http://schemas.microsoft.com/office/word/2010/wordprocessingInk" xmlns:wne="http://schemas.microsoft.com/office/word/2006/wordml" xmlns:wps="http://schemas.microsoft.com/office/word/2010/wordprocessingShape" xmlns:wpsCustomData="http://www.wps.cn/officeDocument/2013/wpsCustomData" mc:Ignorable="w14 w15 wp14">
   <w:body>
     <w:p>
       <w:pPr>
-        <w:pStyle w:val="2"/>
+        <w:pStyle w:val="3"/>
         <w:rPr>
           <w:rFonts w:hint="eastAsia"/>
         </w:rPr>
@@ -18,7 +18,7 @@
     </w:p>
     <w:p>
       <w:pPr>
-        <w:pStyle w:val="2"/>
+        <w:pStyle w:val="3"/>
         <w:rPr>
           <w:rFonts w:hint="eastAsia"/>
         </w:rPr>
@@ -32,7 +32,7 @@
     </w:p>
     <w:p>
       <w:pPr>
-        <w:pStyle w:val="2"/>
+        <w:pStyle w:val="3"/>
         <w:rPr>
           <w:rFonts w:hint="eastAsia"/>
         </w:rPr>
@@ -64,11 +64,8 @@
         </w:rPr>
       </w:pPr>
       <w:r>
-        <w:rPr>
-          <w:noProof/>
-        </w:rPr>
         <w:drawing>
-          <wp:inline distT="0" distB="0" distL="0" distR="0" wp14:anchorId="69E8AF3C" wp14:editId="1E976EE9">
+          <wp:inline distT="0" distB="0" distL="0" distR="0">
             <wp:extent cx="3362325" cy="2517775"/>
             <wp:effectExtent l="0" t="0" r="9525" b="0"/>
             <wp:docPr id="1921036589" name="图片 1"/>
@@ -85,7 +82,7 @@
                     </pic:cNvPicPr>
                   </pic:nvPicPr>
                   <pic:blipFill>
-                    <a:blip r:embed="rId7"/>
+                    <a:blip r:embed="rId4"/>
                     <a:stretch>
                       <a:fillRect/>
                     </a:stretch>
@@ -108,7 +105,7 @@
     </w:p>
     <w:p>
       <w:pPr>
-        <w:pStyle w:val="a5"/>
+        <w:pStyle w:val="13"/>
         <w:numPr>
           <w:ilvl w:val="0"/>
           <w:numId w:val="1"/>
@@ -127,7 +124,7 @@
     </w:p>
     <w:p>
       <w:pPr>
-        <w:pStyle w:val="a5"/>
+        <w:pStyle w:val="13"/>
         <w:numPr>
           <w:ilvl w:val="0"/>
           <w:numId w:val="1"/>
@@ -146,7 +143,7 @@
     </w:p>
     <w:p>
       <w:pPr>
-        <w:pStyle w:val="a5"/>
+        <w:pStyle w:val="13"/>
         <w:numPr>
           <w:ilvl w:val="0"/>
           <w:numId w:val="1"/>
@@ -156,38 +153,16 @@
           <w:rFonts w:hint="eastAsia"/>
         </w:rPr>
       </w:pPr>
-      <w:proofErr w:type="gramStart"/>
-      <w:r>
-        <w:rPr>
-          <w:rFonts w:hint="eastAsia"/>
-        </w:rPr>
-        <w:t>板载磁</w:t>
-      </w:r>
-      <w:proofErr w:type="gramEnd"/>
-      <w:r>
-        <w:rPr>
-          <w:rFonts w:hint="eastAsia"/>
-        </w:rPr>
-        <w:t>编码器的开关，控制</w:t>
-      </w:r>
-      <w:proofErr w:type="gramStart"/>
-      <w:r>
-        <w:rPr>
-          <w:rFonts w:hint="eastAsia"/>
-        </w:rPr>
-        <w:t>了板载编码器</w:t>
-      </w:r>
-      <w:proofErr w:type="gramEnd"/>
-      <w:r>
-        <w:rPr>
-          <w:rFonts w:hint="eastAsia"/>
-        </w:rPr>
-        <w:t>5V和GND的通断，正常使用拨到右边ON状态。当外接SPI编码器时，可以将此开关OFF掉，以使用外部SPI编码器。</w:t>
-      </w:r>
-    </w:p>
-    <w:p>
-      <w:pPr>
-        <w:pStyle w:val="a5"/>
+      <w:r>
+        <w:rPr>
+          <w:rFonts w:hint="eastAsia"/>
+        </w:rPr>
+        <w:t>板载磁编码器的开关，控制了板载编码器5V和GND的通断，正常使用拨到右边ON状态。当外接SPI编码器时，可以将此开关OFF掉，以使用外部SPI编码器。</w:t>
+      </w:r>
+    </w:p>
+    <w:p>
+      <w:pPr>
+        <w:pStyle w:val="13"/>
         <w:numPr>
           <w:ilvl w:val="0"/>
           <w:numId w:val="1"/>
@@ -206,7 +181,7 @@
     </w:p>
     <w:p>
       <w:pPr>
-        <w:pStyle w:val="a5"/>
+        <w:pStyle w:val="13"/>
         <w:numPr>
           <w:ilvl w:val="0"/>
           <w:numId w:val="1"/>
@@ -225,7 +200,7 @@
     </w:p>
     <w:p>
       <w:pPr>
-        <w:pStyle w:val="a5"/>
+        <w:pStyle w:val="13"/>
         <w:numPr>
           <w:ilvl w:val="0"/>
           <w:numId w:val="1"/>
@@ -244,7 +219,7 @@
     </w:p>
     <w:p>
       <w:pPr>
-        <w:pStyle w:val="a5"/>
+        <w:pStyle w:val="13"/>
         <w:numPr>
           <w:ilvl w:val="0"/>
           <w:numId w:val="1"/>
@@ -258,26 +233,12 @@
         <w:rPr>
           <w:rFonts w:hint="eastAsia"/>
         </w:rPr>
-        <w:t>可手按接线的相线接口，与配套电机同一个相线来源。可用</w:t>
-      </w:r>
-      <w:proofErr w:type="gramStart"/>
-      <w:r>
-        <w:rPr>
-          <w:rFonts w:hint="eastAsia"/>
-        </w:rPr>
-        <w:t>于接裸铜线</w:t>
-      </w:r>
-      <w:proofErr w:type="gramEnd"/>
-      <w:r>
-        <w:rPr>
-          <w:rFonts w:hint="eastAsia"/>
-        </w:rPr>
-        <w:t>出头的电机。</w:t>
-      </w:r>
-    </w:p>
-    <w:p>
-      <w:pPr>
-        <w:pStyle w:val="a5"/>
+        <w:t>可手按接线的相线接口，与配套电机同一个相线来源。可用于接裸铜线出头的电机。</w:t>
+      </w:r>
+    </w:p>
+    <w:p>
+      <w:pPr>
+        <w:pStyle w:val="13"/>
         <w:numPr>
           <w:ilvl w:val="0"/>
           <w:numId w:val="1"/>
@@ -296,7 +257,7 @@
     </w:p>
     <w:p>
       <w:pPr>
-        <w:pStyle w:val="a5"/>
+        <w:pStyle w:val="13"/>
         <w:numPr>
           <w:ilvl w:val="0"/>
           <w:numId w:val="1"/>
@@ -322,7 +283,7 @@
     </w:p>
     <w:p>
       <w:pPr>
-        <w:pStyle w:val="2"/>
+        <w:pStyle w:val="3"/>
         <w:rPr>
           <w:rFonts w:hint="eastAsia"/>
         </w:rPr>
@@ -349,7 +310,7 @@
     </w:p>
     <w:p>
       <w:pPr>
-        <w:pStyle w:val="2"/>
+        <w:pStyle w:val="3"/>
         <w:rPr>
           <w:rFonts w:hint="eastAsia"/>
           <w:color w:val="FF0000"/>
@@ -364,13 +325,12 @@
           <w:sz w:val="36"/>
           <w:szCs w:val="36"/>
         </w:rPr>
-        <w:lastRenderedPageBreak/>
         <w:t>常见问题：</w:t>
       </w:r>
     </w:p>
     <w:p>
       <w:pPr>
-        <w:pStyle w:val="a5"/>
+        <w:pStyle w:val="13"/>
         <w:numPr>
           <w:ilvl w:val="0"/>
           <w:numId w:val="2"/>
@@ -389,7 +349,7 @@
     </w:p>
     <w:p>
       <w:pPr>
-        <w:pStyle w:val="a5"/>
+        <w:pStyle w:val="13"/>
         <w:numPr>
           <w:ilvl w:val="1"/>
           <w:numId w:val="2"/>
@@ -421,7 +381,7 @@
     </w:p>
     <w:p>
       <w:pPr>
-        <w:pStyle w:val="a5"/>
+        <w:pStyle w:val="13"/>
         <w:numPr>
           <w:ilvl w:val="1"/>
           <w:numId w:val="2"/>
@@ -453,7 +413,7 @@
     </w:p>
     <w:p>
       <w:pPr>
-        <w:pStyle w:val="a5"/>
+        <w:pStyle w:val="13"/>
         <w:numPr>
           <w:ilvl w:val="1"/>
           <w:numId w:val="2"/>
@@ -469,7 +429,7 @@
       <w:r>
         <w:rPr>
           <w:rFonts w:hint="eastAsia"/>
-          <w:color w:val="C45911" w:themeColor="accent2" w:themeShade="BF"/>
+          <w:color w:val="C55A11" w:themeColor="accent2" w:themeShade="BF"/>
         </w:rPr>
         <w:t>中概率</w:t>
       </w:r>
@@ -482,7 +442,7 @@
     </w:p>
     <w:p>
       <w:pPr>
-        <w:pStyle w:val="a5"/>
+        <w:pStyle w:val="13"/>
         <w:numPr>
           <w:ilvl w:val="1"/>
           <w:numId w:val="2"/>
@@ -501,7 +461,7 @@
       <w:r>
         <w:rPr>
           <w:rFonts w:hint="eastAsia"/>
-          <w:color w:val="C45911" w:themeColor="accent2" w:themeShade="BF"/>
+          <w:color w:val="C55A11" w:themeColor="accent2" w:themeShade="BF"/>
         </w:rPr>
         <w:t>中概率</w:t>
       </w:r>
@@ -509,18 +469,12 @@
         <w:rPr>
           <w:rFonts w:hint="eastAsia"/>
         </w:rPr>
-        <w:t>）</w:t>
-      </w:r>
-      <w:r>
-        <w:rPr>
-          <w:rFonts w:hint="eastAsia"/>
-        </w:rPr>
-        <w:t>编译等级至少需要开启到O2</w:t>
-      </w:r>
-    </w:p>
-    <w:p>
-      <w:pPr>
-        <w:pStyle w:val="a5"/>
+        <w:t>）编译等级至少需要开启到O2</w:t>
+      </w:r>
+    </w:p>
+    <w:p>
+      <w:pPr>
+        <w:pStyle w:val="13"/>
         <w:numPr>
           <w:ilvl w:val="1"/>
           <w:numId w:val="2"/>
@@ -534,12 +488,32 @@
         <w:rPr>
           <w:rFonts w:hint="eastAsia"/>
         </w:rPr>
-        <w:t>（低概率）检查电机底部是否存在磁铁</w:t>
-      </w:r>
-    </w:p>
-    <w:p>
-      <w:pPr>
-        <w:pStyle w:val="a5"/>
+        <w:t>（</w:t>
+      </w:r>
+      <w:r>
+        <w:rPr>
+          <w:rFonts w:hint="eastAsia"/>
+          <w:color w:val="C55A11" w:themeColor="accent2" w:themeShade="BF"/>
+        </w:rPr>
+        <w:t>中概率</w:t>
+      </w:r>
+      <w:r>
+        <w:rPr>
+          <w:rFonts w:hint="eastAsia"/>
+        </w:rPr>
+        <w:t>）</w:t>
+      </w:r>
+      <w:r>
+        <w:rPr>
+          <w:rFonts w:hint="eastAsia"/>
+          <w:lang w:val="en-US" w:eastAsia="zh-CN"/>
+        </w:rPr>
+        <w:t>部分电脑或者keil版本的arm compiler V5编译后运行异常，请使用arm compiler V6编译，开启O2优化</w:t>
+      </w:r>
+    </w:p>
+    <w:p>
+      <w:pPr>
+        <w:pStyle w:val="13"/>
         <w:numPr>
           <w:ilvl w:val="1"/>
           <w:numId w:val="2"/>
@@ -553,23 +527,39 @@
         <w:rPr>
           <w:rFonts w:hint="eastAsia"/>
         </w:rPr>
+        <w:t>（低概率）检查电机底部是否存在磁铁</w:t>
+      </w:r>
+    </w:p>
+    <w:p>
+      <w:pPr>
+        <w:pStyle w:val="13"/>
+        <w:numPr>
+          <w:ilvl w:val="1"/>
+          <w:numId w:val="2"/>
+        </w:numPr>
+        <w:ind w:firstLineChars="0"/>
+        <w:rPr>
+          <w:rFonts w:hint="eastAsia"/>
+        </w:rPr>
+      </w:pPr>
+      <w:r>
+        <w:rPr>
+          <w:rFonts w:hint="eastAsia"/>
+        </w:rPr>
         <w:t>（低概率）检查电机相线是否窗口朝上与板子连接</w:t>
       </w:r>
     </w:p>
     <w:p>
       <w:pPr>
-        <w:pStyle w:val="a5"/>
-        <w:ind w:left="880" w:firstLineChars="0" w:firstLine="0"/>
-        <w:rPr>
-          <w:rFonts w:hint="eastAsia"/>
-        </w:rPr>
-      </w:pPr>
-      <w:r>
-        <w:rPr>
-          <w:noProof/>
-        </w:rPr>
+        <w:pStyle w:val="13"/>
+        <w:ind w:left="880" w:firstLine="0" w:firstLineChars="0"/>
+        <w:rPr>
+          <w:rFonts w:hint="eastAsia"/>
+        </w:rPr>
+      </w:pPr>
+      <w:r>
         <w:drawing>
-          <wp:inline distT="0" distB="0" distL="0" distR="0" wp14:anchorId="32869984" wp14:editId="70BC319F">
+          <wp:inline distT="0" distB="0" distL="0" distR="0">
             <wp:extent cx="1026795" cy="1207770"/>
             <wp:effectExtent l="0" t="0" r="1905" b="11430"/>
             <wp:docPr id="261144788" name="图片 1"/>
@@ -586,7 +576,7 @@
                     </pic:cNvPicPr>
                   </pic:nvPicPr>
                   <pic:blipFill>
-                    <a:blip r:embed="rId8" cstate="print">
+                    <a:blip r:embed="rId5" cstate="print">
                       <a:extLst>
                         <a:ext uri="{28A0092B-C50C-407E-A947-70E740481C1C}">
                           <a14:useLocalDpi xmlns:a14="http://schemas.microsoft.com/office/drawing/2010/main" val="0"/>
@@ -620,7 +610,7 @@
     </w:p>
     <w:p>
       <w:pPr>
-        <w:pStyle w:val="a5"/>
+        <w:pStyle w:val="13"/>
         <w:numPr>
           <w:ilvl w:val="0"/>
           <w:numId w:val="3"/>
@@ -634,37 +624,20 @@
         <w:rPr>
           <w:rFonts w:hint="eastAsia"/>
         </w:rPr>
-        <w:t>stm32cubemx生成</w:t>
-      </w:r>
-      <w:proofErr w:type="spellStart"/>
-      <w:r>
-        <w:rPr>
-          <w:rFonts w:hint="eastAsia"/>
-        </w:rPr>
-        <w:t>keil</w:t>
-      </w:r>
-      <w:proofErr w:type="spellEnd"/>
-      <w:r>
-        <w:rPr>
-          <w:rFonts w:hint="eastAsia"/>
-        </w:rPr>
-        <w:t>工程报错</w:t>
-      </w:r>
-    </w:p>
-    <w:p>
-      <w:pPr>
-        <w:pStyle w:val="a5"/>
-        <w:ind w:firstLineChars="0"/>
-        <w:rPr>
-          <w:rFonts w:hint="eastAsia"/>
-        </w:rPr>
-      </w:pPr>
-      <w:r>
-        <w:rPr>
-          <w:noProof/>
-        </w:rPr>
+        <w:t>stm32cubemx生成keil工程报错</w:t>
+      </w:r>
+    </w:p>
+    <w:p>
+      <w:pPr>
+        <w:pStyle w:val="13"/>
+        <w:ind w:firstLineChars="0"/>
+        <w:rPr>
+          <w:rFonts w:hint="eastAsia"/>
+        </w:rPr>
+      </w:pPr>
+      <w:r>
         <w:drawing>
-          <wp:inline distT="0" distB="0" distL="114300" distR="114300" wp14:anchorId="7EC88457" wp14:editId="6D89E6E1">
+          <wp:inline distT="0" distB="0" distL="114300" distR="114300">
             <wp:extent cx="4667250" cy="558800"/>
             <wp:effectExtent l="0" t="0" r="0" b="12700"/>
             <wp:docPr id="2" name="图片 2"/>
@@ -681,7 +654,7 @@
                     </pic:cNvPicPr>
                   </pic:nvPicPr>
                   <pic:blipFill>
-                    <a:blip r:embed="rId9"/>
+                    <a:blip r:embed="rId6"/>
                     <a:stretch>
                       <a:fillRect/>
                     </a:stretch>
@@ -708,7 +681,7 @@
     </w:p>
     <w:p>
       <w:pPr>
-        <w:pStyle w:val="a5"/>
+        <w:pStyle w:val="13"/>
         <w:numPr>
           <w:ilvl w:val="1"/>
           <w:numId w:val="3"/>
@@ -747,7 +720,7 @@
     </w:p>
     <w:p>
       <w:pPr>
-        <w:pStyle w:val="a5"/>
+        <w:pStyle w:val="13"/>
         <w:numPr>
           <w:ilvl w:val="0"/>
           <w:numId w:val="3"/>
@@ -757,24 +730,16 @@
           <w:rFonts w:hint="eastAsia"/>
         </w:rPr>
       </w:pPr>
-      <w:proofErr w:type="spellStart"/>
-      <w:r>
-        <w:rPr>
-          <w:rFonts w:hint="eastAsia"/>
-        </w:rPr>
-        <w:t>keil</w:t>
-      </w:r>
-      <w:proofErr w:type="spellEnd"/>
-      <w:r>
-        <w:rPr>
-          <w:rFonts w:hint="eastAsia"/>
-        </w:rPr>
-        <w:t>无法下载程序</w:t>
-      </w:r>
-    </w:p>
-    <w:p>
-      <w:pPr>
-        <w:pStyle w:val="a5"/>
+      <w:r>
+        <w:rPr>
+          <w:rFonts w:hint="eastAsia"/>
+        </w:rPr>
+        <w:t>keil无法下载程序</w:t>
+      </w:r>
+    </w:p>
+    <w:p>
+      <w:pPr>
+        <w:pStyle w:val="13"/>
         <w:numPr>
           <w:ilvl w:val="1"/>
           <w:numId w:val="3"/>
@@ -801,51 +766,20 @@
         <w:rPr>
           <w:rFonts w:hint="eastAsia"/>
         </w:rPr>
-        <w:t>）若使用配套</w:t>
-      </w:r>
-      <w:proofErr w:type="spellStart"/>
-      <w:r>
-        <w:rPr>
-          <w:rFonts w:hint="eastAsia"/>
-        </w:rPr>
-        <w:t>daplink</w:t>
-      </w:r>
-      <w:proofErr w:type="spellEnd"/>
-      <w:r>
-        <w:rPr>
-          <w:rFonts w:hint="eastAsia"/>
-        </w:rPr>
-        <w:t>，请选择</w:t>
-      </w:r>
-      <w:proofErr w:type="spellStart"/>
-      <w:r>
-        <w:rPr>
-          <w:rFonts w:hint="eastAsia"/>
-        </w:rPr>
-        <w:t>cmsis</w:t>
-      </w:r>
-      <w:proofErr w:type="spellEnd"/>
-      <w:r>
-        <w:rPr>
-          <w:rFonts w:hint="eastAsia"/>
-        </w:rPr>
-        <w:t xml:space="preserve"> dap</w:t>
-      </w:r>
-    </w:p>
-    <w:p>
-      <w:pPr>
-        <w:pStyle w:val="a5"/>
-        <w:ind w:firstLineChars="0" w:firstLine="0"/>
-        <w:rPr>
-          <w:rFonts w:hint="eastAsia"/>
-        </w:rPr>
-      </w:pPr>
-      <w:r>
-        <w:rPr>
-          <w:noProof/>
-        </w:rPr>
+        <w:t>）若使用配套daplink，请选择cmsis dap</w:t>
+      </w:r>
+    </w:p>
+    <w:p>
+      <w:pPr>
+        <w:pStyle w:val="13"/>
+        <w:ind w:firstLine="0" w:firstLineChars="0"/>
+        <w:rPr>
+          <w:rFonts w:hint="eastAsia"/>
+        </w:rPr>
+      </w:pPr>
+      <w:r>
         <w:drawing>
-          <wp:inline distT="0" distB="0" distL="114300" distR="114300" wp14:anchorId="2AD7545C" wp14:editId="21CC18E0">
+          <wp:inline distT="0" distB="0" distL="114300" distR="114300">
             <wp:extent cx="3362325" cy="2283460"/>
             <wp:effectExtent l="0" t="0" r="9525" b="2540"/>
             <wp:docPr id="3" name="图片 3"/>
@@ -862,7 +796,7 @@
                     </pic:cNvPicPr>
                   </pic:nvPicPr>
                   <pic:blipFill>
-                    <a:blip r:embed="rId10"/>
+                    <a:blip r:embed="rId7"/>
                     <a:stretch>
                       <a:fillRect/>
                     </a:stretch>
@@ -889,25 +823,25 @@
     </w:p>
     <w:p>
       <w:pPr>
-        <w:pStyle w:val="a5"/>
-        <w:ind w:firstLineChars="0" w:firstLine="0"/>
-        <w:rPr>
-          <w:rFonts w:hint="eastAsia"/>
-        </w:rPr>
-      </w:pPr>
-    </w:p>
-    <w:p>
-      <w:pPr>
-        <w:pStyle w:val="a5"/>
-        <w:ind w:left="880" w:firstLineChars="0" w:firstLine="0"/>
-        <w:rPr>
-          <w:rFonts w:hint="eastAsia"/>
-        </w:rPr>
-      </w:pPr>
-    </w:p>
-    <w:p>
-      <w:pPr>
-        <w:pStyle w:val="a5"/>
+        <w:pStyle w:val="13"/>
+        <w:ind w:firstLine="0" w:firstLineChars="0"/>
+        <w:rPr>
+          <w:rFonts w:hint="eastAsia"/>
+        </w:rPr>
+      </w:pPr>
+    </w:p>
+    <w:p>
+      <w:pPr>
+        <w:pStyle w:val="13"/>
+        <w:ind w:left="880" w:firstLine="0" w:firstLineChars="0"/>
+        <w:rPr>
+          <w:rFonts w:hint="eastAsia"/>
+        </w:rPr>
+      </w:pPr>
+    </w:p>
+    <w:p>
+      <w:pPr>
+        <w:pStyle w:val="13"/>
         <w:numPr>
           <w:ilvl w:val="0"/>
           <w:numId w:val="3"/>
@@ -932,7 +866,7 @@
     </w:p>
     <w:p>
       <w:pPr>
-        <w:pStyle w:val="a5"/>
+        <w:pStyle w:val="13"/>
         <w:numPr>
           <w:ilvl w:val="1"/>
           <w:numId w:val="3"/>
@@ -946,39 +880,19 @@
         <w:rPr>
           <w:rFonts w:hint="eastAsia"/>
         </w:rPr>
-        <w:t>修改</w:t>
-      </w:r>
-      <w:proofErr w:type="spellStart"/>
-      <w:r>
-        <w:rPr>
-          <w:rFonts w:hint="eastAsia"/>
-        </w:rPr>
-        <w:t>main.c</w:t>
-      </w:r>
-      <w:proofErr w:type="spellEnd"/>
-      <w:r>
-        <w:rPr>
-          <w:rFonts w:hint="eastAsia"/>
-        </w:rPr>
-        <w:t>的while(1)前面10~20行左右的配置项，比如改为速度模式就会一直转</w:t>
-      </w:r>
-      <w:r>
-        <w:rPr>
-          <w:rFonts w:hint="eastAsia"/>
-        </w:rPr>
-        <w:t>，给予负数就是反向转</w:t>
-      </w:r>
-    </w:p>
-    <w:p>
-      <w:pPr>
-        <w:rPr>
-          <w:rFonts w:hint="eastAsia"/>
-        </w:rPr>
-      </w:pPr>
-    </w:p>
-    <w:p>
-      <w:pPr>
-        <w:pStyle w:val="2"/>
+        <w:t>修改main.c的while(1)前面10~20行左右的配置项，比如改为速度模式就会一直转，给予负数就是反向转</w:t>
+      </w:r>
+    </w:p>
+    <w:p>
+      <w:pPr>
+        <w:rPr>
+          <w:rFonts w:hint="eastAsia"/>
+        </w:rPr>
+      </w:pPr>
+    </w:p>
+    <w:p>
+      <w:pPr>
+        <w:pStyle w:val="3"/>
         <w:rPr>
           <w:rFonts w:hint="eastAsia"/>
         </w:rPr>
@@ -996,15 +910,29 @@
           <w:rFonts w:hint="eastAsia"/>
         </w:rPr>
       </w:pPr>
-      <w:hyperlink r:id="rId11" w:history="1">
-        <w:r>
-          <w:rPr>
-            <w:rStyle w:val="aa"/>
-            <w:rFonts w:hint="eastAsia"/>
-          </w:rPr>
-          <w:t>https://blog.csdn.net/qq570437459/category_12672491</w:t>
-        </w:r>
-      </w:hyperlink>
+      <w:r>
+        <w:fldChar w:fldCharType="begin"/>
+      </w:r>
+      <w:r>
+        <w:instrText xml:space="preserve"> HYPERLINK "https://blog.csdn.net/qq570437459/category_12672491" </w:instrText>
+      </w:r>
+      <w:r>
+        <w:fldChar w:fldCharType="separate"/>
+      </w:r>
+      <w:r>
+        <w:rPr>
+          <w:rStyle w:val="9"/>
+          <w:rFonts w:hint="eastAsia"/>
+        </w:rPr>
+        <w:t>https://blog.csdn.net/qq570437459/category_12672491</w:t>
+      </w:r>
+      <w:r>
+        <w:rPr>
+          <w:rStyle w:val="9"/>
+          <w:rFonts w:hint="eastAsia"/>
+        </w:rPr>
+        <w:fldChar w:fldCharType="end"/>
+      </w:r>
     </w:p>
     <w:p>
       <w:pPr>
@@ -1040,10 +968,11 @@
           <w:sz w:val="24"/>
           <w:szCs w:val="28"/>
         </w:rPr>
-        <w:t>【2511更新】工程实践软件架构更新，更加合理高效的计算架构。最大转速提升20%，大幅降低旋转噪音，明显改善低速性能，</w:t>
-      </w:r>
-      <w:proofErr w:type="gramStart"/>
-      <w:r>
+        <w:t>【2511更新】工程实践软件架构更新，更加合理高效的计算架构。最大转速提升20%，大幅降低旋转噪音，明显改善低速性能，纯速度环0.1RPM来了！</w:t>
+      </w:r>
+    </w:p>
+    <w:p>
+      <w:pPr>
         <w:rPr>
           <w:rFonts w:hint="eastAsia"/>
           <w:b/>
@@ -1052,9 +981,7 @@
           <w:sz w:val="24"/>
           <w:szCs w:val="28"/>
         </w:rPr>
-        <w:t>纯速度环</w:t>
-      </w:r>
-      <w:proofErr w:type="gramEnd"/>
+      </w:pPr>
       <w:r>
         <w:rPr>
           <w:rFonts w:hint="eastAsia"/>
@@ -1064,20 +991,19 @@
           <w:sz w:val="24"/>
           <w:szCs w:val="28"/>
         </w:rPr>
-        <w:t>0.1RPM来了！</w:t>
-      </w:r>
-    </w:p>
-    <w:p>
-      <w:pPr>
-        <w:rPr>
-          <w:rFonts w:hint="eastAsia"/>
+        <w:t>下载地址：</w:t>
+      </w:r>
+      <w:r>
+        <w:rPr>
           <w:b/>
           <w:bCs/>
           <w:color w:val="EE0000"/>
           <w:sz w:val="24"/>
           <w:szCs w:val="28"/>
         </w:rPr>
-      </w:pPr>
+        <w:tab/>
+      </w:r>
+      <w:bookmarkStart w:id="0" w:name="_GoBack"/>
       <w:r>
         <w:rPr>
           <w:rFonts w:hint="eastAsia"/>
@@ -1087,105 +1013,27 @@
           <w:sz w:val="24"/>
           <w:szCs w:val="28"/>
         </w:rPr>
-        <w:t>下载地址：</w:t>
-      </w:r>
-      <w:r>
-        <w:rPr>
-          <w:b/>
-          <w:bCs/>
-          <w:color w:val="EE0000"/>
-          <w:sz w:val="24"/>
-          <w:szCs w:val="28"/>
-        </w:rPr>
-        <w:tab/>
-      </w:r>
-      <w:r>
-        <w:rPr>
-          <w:rFonts w:hint="eastAsia"/>
-          <w:b/>
-          <w:bCs/>
-          <w:color w:val="EE0000"/>
-          <w:sz w:val="24"/>
-          <w:szCs w:val="28"/>
-        </w:rPr>
         <w:t>https://gitee.com/best_pureer/stm32_foc_2</w:t>
       </w:r>
+      <w:bookmarkEnd w:id="0"/>
     </w:p>
     <w:sectPr>
       <w:pgSz w:w="11906" w:h="16838"/>
       <w:pgMar w:top="1440" w:right="1800" w:bottom="1440" w:left="1800" w:header="851" w:footer="992" w:gutter="0"/>
-      <w:cols w:space="425"/>
-      <w:docGrid w:type="lines" w:linePitch="312"/>
+      <w:cols w:space="425" w:num="1"/>
+      <w:docGrid w:type="lines" w:linePitch="312" w:charSpace="0"/>
     </w:sectPr>
   </w:body>
 </w:document>
 </file>
 
-<file path=word/endnotes.xml><?xml version="1.0" encoding="utf-8"?>
-<w:endnotes xmlns:wpc="http://schemas.microsoft.com/office/word/2010/wordprocessingCanvas" xmlns:cx="http://schemas.microsoft.com/office/drawing/2014/chartex" xmlns:cx1="http://schemas.microsoft.com/office/drawing/2015/9/8/chartex" xmlns:cx2="http://schemas.microsoft.com/office/drawing/2015/10/21/chartex" xmlns:cx3="http://schemas.microsoft.com/office/drawing/2016/5/9/chartex" xmlns:cx4="http://schemas.microsoft.com/office/drawing/2016/5/10/chartex" xmlns:cx5="http://schemas.microsoft.com/office/drawing/2016/5/11/chartex" xmlns:cx6="http://schemas.microsoft.com/office/drawing/2016/5/12/chartex" xmlns:cx7="http://schemas.microsoft.com/office/drawing/2016/5/13/chartex" xmlns:cx8="http://schemas.microsoft.com/office/drawing/2016/5/14/chartex" xmlns:mc="http://schemas.openxmlformats.org/markup-compatibility/2006" xmlns:aink="http://schemas.microsoft.com/office/drawing/2016/ink" xmlns:am3d="http://schemas.microsoft.com/office/drawing/2017/model3d" xmlns:o="urn:schemas-microsoft-com:office:office" xmlns:oel="http://schemas.microsoft.com/office/2019/extlst" xmlns:r="http://schemas.openxmlformats.org/officeDocument/2006/relationships" xmlns:m="http://schemas.openxmlformats.org/officeDocument/2006/math" xmlns:v="urn:schemas-microsoft-com:vml" xmlns:wp14="http://schemas.microsoft.com/office/word/2010/wordprocessingDrawing" xmlns:wp="http://schemas.openxmlformats.org/drawingml/2006/wordprocessingDrawing" xmlns:w10="urn:schemas-microsoft-com:office:word" xmlns:w="http://schemas.openxmlformats.org/wordprocessingml/2006/main" xmlns:w14="http://schemas.microsoft.com/office/word/2010/wordml" xmlns:w15="http://schemas.microsoft.com/office/word/2012/wordml" xmlns:w16cex="http://schemas.microsoft.com/office/word/2018/wordml/cex" xmlns:w16cid="http://schemas.microsoft.com/office/word/2016/wordml/cid" xmlns:w16="http://schemas.microsoft.com/office/word/2018/wordml" xmlns:w16du="http://schemas.microsoft.com/office/word/2023/wordml/word16du" xmlns:w16sdtdh="http://schemas.microsoft.com/office/word/2020/wordml/sdtdatahash" xmlns:w16sdtfl="http://schemas.microsoft.com/office/word/2024/wordml/sdtformatlock" xmlns:w16se="http://schemas.microsoft.com/office/word/2015/wordml/symex" xmlns:wpg="http://schemas.microsoft.com/office/word/2010/wordprocessingGroup" xmlns:wpi="http://schemas.microsoft.com/office/word/2010/wordprocessingInk" xmlns:wne="http://schemas.microsoft.com/office/word/2006/wordml" xmlns:wps="http://schemas.microsoft.com/office/word/2010/wordprocessingShape" mc:Ignorable="w14 w15 w16se w16cid w16 w16cex w16sdtdh w16sdtfl w16du wp14">
-  <w:endnote w:type="separator" w:id="-1">
-    <w:p>
-      <w:pPr>
-        <w:rPr>
-          <w:rFonts w:hint="eastAsia"/>
-        </w:rPr>
-      </w:pPr>
-      <w:r>
-        <w:separator/>
-      </w:r>
-    </w:p>
-  </w:endnote>
-  <w:endnote w:type="continuationSeparator" w:id="0">
-    <w:p>
-      <w:pPr>
-        <w:rPr>
-          <w:rFonts w:hint="eastAsia"/>
-        </w:rPr>
-      </w:pPr>
-      <w:r>
-        <w:continuationSeparator/>
-      </w:r>
-    </w:p>
-  </w:endnote>
-</w:endnotes>
-</file>
-
-<file path=word/footnotes.xml><?xml version="1.0" encoding="utf-8"?>
-<w:footnotes xmlns:wpc="http://schemas.microsoft.com/office/word/2010/wordprocessingCanvas" xmlns:cx="http://schemas.microsoft.com/office/drawing/2014/chartex" xmlns:cx1="http://schemas.microsoft.com/office/drawing/2015/9/8/chartex" xmlns:cx2="http://schemas.microsoft.com/office/drawing/2015/10/21/chartex" xmlns:cx3="http://schemas.microsoft.com/office/drawing/2016/5/9/chartex" xmlns:cx4="http://schemas.microsoft.com/office/drawing/2016/5/10/chartex" xmlns:cx5="http://schemas.microsoft.com/office/drawing/2016/5/11/chartex" xmlns:cx6="http://schemas.microsoft.com/office/drawing/2016/5/12/chartex" xmlns:cx7="http://schemas.microsoft.com/office/drawing/2016/5/13/chartex" xmlns:cx8="http://schemas.microsoft.com/office/drawing/2016/5/14/chartex" xmlns:mc="http://schemas.openxmlformats.org/markup-compatibility/2006" xmlns:aink="http://schemas.microsoft.com/office/drawing/2016/ink" xmlns:am3d="http://schemas.microsoft.com/office/drawing/2017/model3d" xmlns:o="urn:schemas-microsoft-com:office:office" xmlns:oel="http://schemas.microsoft.com/office/2019/extlst" xmlns:r="http://schemas.openxmlformats.org/officeDocument/2006/relationships" xmlns:m="http://schemas.openxmlformats.org/officeDocument/2006/math" xmlns:v="urn:schemas-microsoft-com:vml" xmlns:wp14="http://schemas.microsoft.com/office/word/2010/wordprocessingDrawing" xmlns:wp="http://schemas.openxmlformats.org/drawingml/2006/wordprocessingDrawing" xmlns:w10="urn:schemas-microsoft-com:office:word" xmlns:w="http://schemas.openxmlformats.org/wordprocessingml/2006/main" xmlns:w14="http://schemas.microsoft.com/office/word/2010/wordml" xmlns:w15="http://schemas.microsoft.com/office/word/2012/wordml" xmlns:w16cex="http://schemas.microsoft.com/office/word/2018/wordml/cex" xmlns:w16cid="http://schemas.microsoft.com/office/word/2016/wordml/cid" xmlns:w16="http://schemas.microsoft.com/office/word/2018/wordml" xmlns:w16du="http://schemas.microsoft.com/office/word/2023/wordml/word16du" xmlns:w16sdtdh="http://schemas.microsoft.com/office/word/2020/wordml/sdtdatahash" xmlns:w16sdtfl="http://schemas.microsoft.com/office/word/2024/wordml/sdtformatlock" xmlns:w16se="http://schemas.microsoft.com/office/word/2015/wordml/symex" xmlns:wpg="http://schemas.microsoft.com/office/word/2010/wordprocessingGroup" xmlns:wpi="http://schemas.microsoft.com/office/word/2010/wordprocessingInk" xmlns:wne="http://schemas.microsoft.com/office/word/2006/wordml" xmlns:wps="http://schemas.microsoft.com/office/word/2010/wordprocessingShape" mc:Ignorable="w14 w15 w16se w16cid w16 w16cex w16sdtdh w16sdtfl w16du wp14">
-  <w:footnote w:type="separator" w:id="-1">
-    <w:p>
-      <w:pPr>
-        <w:rPr>
-          <w:rFonts w:hint="eastAsia"/>
-        </w:rPr>
-      </w:pPr>
-      <w:r>
-        <w:separator/>
-      </w:r>
-    </w:p>
-  </w:footnote>
-  <w:footnote w:type="continuationSeparator" w:id="0">
-    <w:p>
-      <w:pPr>
-        <w:rPr>
-          <w:rFonts w:hint="eastAsia"/>
-        </w:rPr>
-      </w:pPr>
-      <w:r>
-        <w:continuationSeparator/>
-      </w:r>
-    </w:p>
-  </w:footnote>
-</w:footnotes>
-</file>
-
 <file path=word/numbering.xml><?xml version="1.0" encoding="utf-8"?>
-<w:numbering xmlns:wpc="http://schemas.microsoft.com/office/word/2010/wordprocessingCanvas" xmlns:cx="http://schemas.microsoft.com/office/drawing/2014/chartex" xmlns:cx1="http://schemas.microsoft.com/office/drawing/2015/9/8/chartex" xmlns:cx2="http://schemas.microsoft.com/office/drawing/2015/10/21/chartex" xmlns:cx3="http://schemas.microsoft.com/office/drawing/2016/5/9/chartex" xmlns:cx4="http://schemas.microsoft.com/office/drawing/2016/5/10/chartex" xmlns:cx5="http://schemas.microsoft.com/office/drawing/2016/5/11/chartex" xmlns:cx6="http://schemas.microsoft.com/office/drawing/2016/5/12/chartex" xmlns:cx7="http://schemas.microsoft.com/office/drawing/2016/5/13/chartex" xmlns:cx8="http://schemas.microsoft.com/office/drawing/2016/5/14/chartex" xmlns:mc="http://schemas.openxmlformats.org/markup-compatibility/2006" xmlns:aink="http://schemas.microsoft.com/office/drawing/2016/ink" xmlns:am3d="http://schemas.microsoft.com/office/drawing/2017/model3d" xmlns:o="urn:schemas-microsoft-com:office:office" xmlns:oel="http://schemas.microsoft.com/office/2019/extlst" xmlns:r="http://schemas.openxmlformats.org/officeDocument/2006/relationships" xmlns:m="http://schemas.openxmlformats.org/officeDocument/2006/math" xmlns:v="urn:schemas-microsoft-com:vml" xmlns:wp14="http://schemas.microsoft.com/office/word/2010/wordprocessingDrawing" xmlns:wp="http://schemas.openxmlformats.org/drawingml/2006/wordprocessingDrawing" xmlns:w10="urn:schemas-microsoft-com:office:word" xmlns:w="http://schemas.openxmlformats.org/wordprocessingml/2006/main" xmlns:w14="http://schemas.microsoft.com/office/word/2010/wordml" xmlns:w15="http://schemas.microsoft.com/office/word/2012/wordml" xmlns:w16cex="http://schemas.microsoft.com/office/word/2018/wordml/cex" xmlns:w16cid="http://schemas.microsoft.com/office/word/2016/wordml/cid" xmlns:w16="http://schemas.microsoft.com/office/word/2018/wordml" xmlns:w16du="http://schemas.microsoft.com/office/word/2023/wordml/word16du" xmlns:w16sdtdh="http://schemas.microsoft.com/office/word/2020/wordml/sdtdatahash" xmlns:w16sdtfl="http://schemas.microsoft.com/office/word/2024/wordml/sdtformatlock" xmlns:w16se="http://schemas.microsoft.com/office/word/2015/wordml/symex" xmlns:wpg="http://schemas.microsoft.com/office/word/2010/wordprocessingGroup" xmlns:wpi="http://schemas.microsoft.com/office/word/2010/wordprocessingInk" xmlns:wne="http://schemas.microsoft.com/office/word/2006/wordml" xmlns:wps="http://schemas.microsoft.com/office/word/2010/wordprocessingShape" mc:Ignorable="w14 w15 w16se w16cid w16 w16cex w16sdtdh w16sdtfl w16du wp14">
-  <w:abstractNum w:abstractNumId="0" w15:restartNumberingAfterBreak="0">
+<w:numbering xmlns:wpc="http://schemas.microsoft.com/office/word/2010/wordprocessingCanvas" xmlns:mc="http://schemas.openxmlformats.org/markup-compatibility/2006" xmlns:o="urn:schemas-microsoft-com:office:office" xmlns:r="http://schemas.openxmlformats.org/officeDocument/2006/relationships" xmlns:m="http://schemas.openxmlformats.org/officeDocument/2006/math" xmlns:v="urn:schemas-microsoft-com:vml" xmlns:wp14="http://schemas.microsoft.com/office/word/2010/wordprocessingDrawing" xmlns:wp="http://schemas.openxmlformats.org/drawingml/2006/wordprocessingDrawing" xmlns:w10="urn:schemas-microsoft-com:office:word" xmlns:w="http://schemas.openxmlformats.org/wordprocessingml/2006/main" xmlns:w14="http://schemas.microsoft.com/office/word/2010/wordml" xmlns:wpg="http://schemas.microsoft.com/office/word/2010/wordprocessingGroup" xmlns:wpi="http://schemas.microsoft.com/office/word/2010/wordprocessingInk" xmlns:wne="http://schemas.microsoft.com/office/word/2006/wordml" xmlns:wps="http://schemas.microsoft.com/office/word/2010/wordprocessingShape" xmlns:wpsCustomData="http://www.wps.cn/officeDocument/2013/wpsCustomData" mc:Ignorable="w14 wp14">
+  <w:abstractNum w:abstractNumId="0">
     <w:nsid w:val="2C2D7926"/>
     <w:multiLevelType w:val="multilevel"/>
     <w:tmpl w:val="2C2D7926"/>
-    <w:lvl w:ilvl="0">
+    <w:lvl w:ilvl="0" w:tentative="0">
       <w:start w:val="1"/>
       <w:numFmt w:val="bullet"/>
       <w:lvlText w:val=""/>
@@ -1194,10 +1042,10 @@
         <w:ind w:left="440" w:hanging="440"/>
       </w:pPr>
       <w:rPr>
-        <w:rFonts w:ascii="Wingdings" w:hAnsi="Wingdings" w:hint="default"/>
+        <w:rFonts w:hint="default" w:ascii="Wingdings" w:hAnsi="Wingdings"/>
       </w:rPr>
     </w:lvl>
-    <w:lvl w:ilvl="1">
+    <w:lvl w:ilvl="1" w:tentative="0">
       <w:start w:val="1"/>
       <w:numFmt w:val="bullet"/>
       <w:lvlText w:val=""/>
@@ -1206,10 +1054,10 @@
         <w:ind w:left="880" w:hanging="440"/>
       </w:pPr>
       <w:rPr>
-        <w:rFonts w:ascii="Wingdings" w:hAnsi="Wingdings" w:hint="default"/>
+        <w:rFonts w:hint="default" w:ascii="Wingdings" w:hAnsi="Wingdings"/>
       </w:rPr>
     </w:lvl>
-    <w:lvl w:ilvl="2">
+    <w:lvl w:ilvl="2" w:tentative="0">
       <w:start w:val="1"/>
       <w:numFmt w:val="bullet"/>
       <w:lvlText w:val=""/>
@@ -1218,10 +1066,10 @@
         <w:ind w:left="1320" w:hanging="440"/>
       </w:pPr>
       <w:rPr>
-        <w:rFonts w:ascii="Wingdings" w:hAnsi="Wingdings" w:hint="default"/>
+        <w:rFonts w:hint="default" w:ascii="Wingdings" w:hAnsi="Wingdings"/>
       </w:rPr>
     </w:lvl>
-    <w:lvl w:ilvl="3">
+    <w:lvl w:ilvl="3" w:tentative="0">
       <w:start w:val="1"/>
       <w:numFmt w:val="bullet"/>
       <w:lvlText w:val=""/>
@@ -1230,10 +1078,10 @@
         <w:ind w:left="1760" w:hanging="440"/>
       </w:pPr>
       <w:rPr>
-        <w:rFonts w:ascii="Wingdings" w:hAnsi="Wingdings" w:hint="default"/>
+        <w:rFonts w:hint="default" w:ascii="Wingdings" w:hAnsi="Wingdings"/>
       </w:rPr>
     </w:lvl>
-    <w:lvl w:ilvl="4">
+    <w:lvl w:ilvl="4" w:tentative="0">
       <w:start w:val="1"/>
       <w:numFmt w:val="bullet"/>
       <w:lvlText w:val=""/>
@@ -1242,10 +1090,10 @@
         <w:ind w:left="2200" w:hanging="440"/>
       </w:pPr>
       <w:rPr>
-        <w:rFonts w:ascii="Wingdings" w:hAnsi="Wingdings" w:hint="default"/>
+        <w:rFonts w:hint="default" w:ascii="Wingdings" w:hAnsi="Wingdings"/>
       </w:rPr>
     </w:lvl>
-    <w:lvl w:ilvl="5">
+    <w:lvl w:ilvl="5" w:tentative="0">
       <w:start w:val="1"/>
       <w:numFmt w:val="bullet"/>
       <w:lvlText w:val=""/>
@@ -1254,10 +1102,10 @@
         <w:ind w:left="2640" w:hanging="440"/>
       </w:pPr>
       <w:rPr>
-        <w:rFonts w:ascii="Wingdings" w:hAnsi="Wingdings" w:hint="default"/>
+        <w:rFonts w:hint="default" w:ascii="Wingdings" w:hAnsi="Wingdings"/>
       </w:rPr>
     </w:lvl>
-    <w:lvl w:ilvl="6">
+    <w:lvl w:ilvl="6" w:tentative="0">
       <w:start w:val="1"/>
       <w:numFmt w:val="bullet"/>
       <w:lvlText w:val=""/>
@@ -1266,10 +1114,10 @@
         <w:ind w:left="3080" w:hanging="440"/>
       </w:pPr>
       <w:rPr>
-        <w:rFonts w:ascii="Wingdings" w:hAnsi="Wingdings" w:hint="default"/>
+        <w:rFonts w:hint="default" w:ascii="Wingdings" w:hAnsi="Wingdings"/>
       </w:rPr>
     </w:lvl>
-    <w:lvl w:ilvl="7">
+    <w:lvl w:ilvl="7" w:tentative="0">
       <w:start w:val="1"/>
       <w:numFmt w:val="bullet"/>
       <w:lvlText w:val=""/>
@@ -1278,10 +1126,10 @@
         <w:ind w:left="3520" w:hanging="440"/>
       </w:pPr>
       <w:rPr>
-        <w:rFonts w:ascii="Wingdings" w:hAnsi="Wingdings" w:hint="default"/>
+        <w:rFonts w:hint="default" w:ascii="Wingdings" w:hAnsi="Wingdings"/>
       </w:rPr>
     </w:lvl>
-    <w:lvl w:ilvl="8">
+    <w:lvl w:ilvl="8" w:tentative="0">
       <w:start w:val="1"/>
       <w:numFmt w:val="bullet"/>
       <w:lvlText w:val=""/>
@@ -1290,15 +1138,15 @@
         <w:ind w:left="3960" w:hanging="440"/>
       </w:pPr>
       <w:rPr>
-        <w:rFonts w:ascii="Wingdings" w:hAnsi="Wingdings" w:hint="default"/>
+        <w:rFonts w:hint="default" w:ascii="Wingdings" w:hAnsi="Wingdings"/>
       </w:rPr>
     </w:lvl>
   </w:abstractNum>
-  <w:abstractNum w:abstractNumId="1" w15:restartNumberingAfterBreak="0">
+  <w:abstractNum w:abstractNumId="1">
     <w:nsid w:val="66FA4067"/>
     <w:multiLevelType w:val="multilevel"/>
     <w:tmpl w:val="66FA4067"/>
-    <w:lvl w:ilvl="0">
+    <w:lvl w:ilvl="0" w:tentative="0">
       <w:start w:val="1"/>
       <w:numFmt w:val="bullet"/>
       <w:lvlText w:val=""/>
@@ -1307,10 +1155,10 @@
         <w:ind w:left="440" w:hanging="440"/>
       </w:pPr>
       <w:rPr>
-        <w:rFonts w:ascii="Wingdings" w:hAnsi="Wingdings" w:hint="default"/>
+        <w:rFonts w:hint="default" w:ascii="Wingdings" w:hAnsi="Wingdings"/>
       </w:rPr>
     </w:lvl>
-    <w:lvl w:ilvl="1">
+    <w:lvl w:ilvl="1" w:tentative="0">
       <w:start w:val="1"/>
       <w:numFmt w:val="bullet"/>
       <w:lvlText w:val=""/>
@@ -1319,10 +1167,10 @@
         <w:ind w:left="880" w:hanging="440"/>
       </w:pPr>
       <w:rPr>
-        <w:rFonts w:ascii="Wingdings" w:hAnsi="Wingdings" w:hint="default"/>
+        <w:rFonts w:hint="default" w:ascii="Wingdings" w:hAnsi="Wingdings"/>
       </w:rPr>
     </w:lvl>
-    <w:lvl w:ilvl="2">
+    <w:lvl w:ilvl="2" w:tentative="0">
       <w:start w:val="1"/>
       <w:numFmt w:val="bullet"/>
       <w:lvlText w:val=""/>
@@ -1331,10 +1179,10 @@
         <w:ind w:left="1320" w:hanging="440"/>
       </w:pPr>
       <w:rPr>
-        <w:rFonts w:ascii="Wingdings" w:hAnsi="Wingdings" w:hint="default"/>
+        <w:rFonts w:hint="default" w:ascii="Wingdings" w:hAnsi="Wingdings"/>
       </w:rPr>
     </w:lvl>
-    <w:lvl w:ilvl="3">
+    <w:lvl w:ilvl="3" w:tentative="0">
       <w:start w:val="1"/>
       <w:numFmt w:val="bullet"/>
       <w:lvlText w:val=""/>
@@ -1343,10 +1191,10 @@
         <w:ind w:left="1760" w:hanging="440"/>
       </w:pPr>
       <w:rPr>
-        <w:rFonts w:ascii="Wingdings" w:hAnsi="Wingdings" w:hint="default"/>
+        <w:rFonts w:hint="default" w:ascii="Wingdings" w:hAnsi="Wingdings"/>
       </w:rPr>
     </w:lvl>
-    <w:lvl w:ilvl="4">
+    <w:lvl w:ilvl="4" w:tentative="0">
       <w:start w:val="1"/>
       <w:numFmt w:val="bullet"/>
       <w:lvlText w:val=""/>
@@ -1355,10 +1203,10 @@
         <w:ind w:left="2200" w:hanging="440"/>
       </w:pPr>
       <w:rPr>
-        <w:rFonts w:ascii="Wingdings" w:hAnsi="Wingdings" w:hint="default"/>
+        <w:rFonts w:hint="default" w:ascii="Wingdings" w:hAnsi="Wingdings"/>
       </w:rPr>
     </w:lvl>
-    <w:lvl w:ilvl="5">
+    <w:lvl w:ilvl="5" w:tentative="0">
       <w:start w:val="1"/>
       <w:numFmt w:val="bullet"/>
       <w:lvlText w:val=""/>
@@ -1367,10 +1215,10 @@
         <w:ind w:left="2640" w:hanging="440"/>
       </w:pPr>
       <w:rPr>
-        <w:rFonts w:ascii="Wingdings" w:hAnsi="Wingdings" w:hint="default"/>
+        <w:rFonts w:hint="default" w:ascii="Wingdings" w:hAnsi="Wingdings"/>
       </w:rPr>
     </w:lvl>
-    <w:lvl w:ilvl="6">
+    <w:lvl w:ilvl="6" w:tentative="0">
       <w:start w:val="1"/>
       <w:numFmt w:val="bullet"/>
       <w:lvlText w:val=""/>
@@ -1379,10 +1227,10 @@
         <w:ind w:left="3080" w:hanging="440"/>
       </w:pPr>
       <w:rPr>
-        <w:rFonts w:ascii="Wingdings" w:hAnsi="Wingdings" w:hint="default"/>
+        <w:rFonts w:hint="default" w:ascii="Wingdings" w:hAnsi="Wingdings"/>
       </w:rPr>
     </w:lvl>
-    <w:lvl w:ilvl="7">
+    <w:lvl w:ilvl="7" w:tentative="0">
       <w:start w:val="1"/>
       <w:numFmt w:val="bullet"/>
       <w:lvlText w:val=""/>
@@ -1391,10 +1239,10 @@
         <w:ind w:left="3520" w:hanging="440"/>
       </w:pPr>
       <w:rPr>
-        <w:rFonts w:ascii="Wingdings" w:hAnsi="Wingdings" w:hint="default"/>
+        <w:rFonts w:hint="default" w:ascii="Wingdings" w:hAnsi="Wingdings"/>
       </w:rPr>
     </w:lvl>
-    <w:lvl w:ilvl="8">
+    <w:lvl w:ilvl="8" w:tentative="0">
       <w:start w:val="1"/>
       <w:numFmt w:val="bullet"/>
       <w:lvlText w:val=""/>
@@ -1403,15 +1251,15 @@
         <w:ind w:left="3960" w:hanging="440"/>
       </w:pPr>
       <w:rPr>
-        <w:rFonts w:ascii="Wingdings" w:hAnsi="Wingdings" w:hint="default"/>
+        <w:rFonts w:hint="default" w:ascii="Wingdings" w:hAnsi="Wingdings"/>
       </w:rPr>
     </w:lvl>
   </w:abstractNum>
-  <w:abstractNum w:abstractNumId="2" w15:restartNumberingAfterBreak="0">
+  <w:abstractNum w:abstractNumId="2">
     <w:nsid w:val="77DB554B"/>
     <w:multiLevelType w:val="multilevel"/>
     <w:tmpl w:val="77DB554B"/>
-    <w:lvl w:ilvl="0">
+    <w:lvl w:ilvl="0" w:tentative="0">
       <w:start w:val="1"/>
       <w:numFmt w:val="decimal"/>
       <w:lvlText w:val="%1."/>
@@ -1420,7 +1268,7 @@
         <w:ind w:left="440" w:hanging="440"/>
       </w:pPr>
     </w:lvl>
-    <w:lvl w:ilvl="1">
+    <w:lvl w:ilvl="1" w:tentative="0">
       <w:start w:val="1"/>
       <w:numFmt w:val="lowerLetter"/>
       <w:lvlText w:val="%2)"/>
@@ -1429,7 +1277,7 @@
         <w:ind w:left="880" w:hanging="440"/>
       </w:pPr>
     </w:lvl>
-    <w:lvl w:ilvl="2">
+    <w:lvl w:ilvl="2" w:tentative="0">
       <w:start w:val="1"/>
       <w:numFmt w:val="lowerRoman"/>
       <w:lvlText w:val="%3."/>
@@ -1438,7 +1286,7 @@
         <w:ind w:left="1320" w:hanging="440"/>
       </w:pPr>
     </w:lvl>
-    <w:lvl w:ilvl="3">
+    <w:lvl w:ilvl="3" w:tentative="0">
       <w:start w:val="1"/>
       <w:numFmt w:val="decimal"/>
       <w:lvlText w:val="%4."/>
@@ -1447,7 +1295,7 @@
         <w:ind w:left="1760" w:hanging="440"/>
       </w:pPr>
     </w:lvl>
-    <w:lvl w:ilvl="4">
+    <w:lvl w:ilvl="4" w:tentative="0">
       <w:start w:val="1"/>
       <w:numFmt w:val="lowerLetter"/>
       <w:lvlText w:val="%5)"/>
@@ -1456,7 +1304,7 @@
         <w:ind w:left="2200" w:hanging="440"/>
       </w:pPr>
     </w:lvl>
-    <w:lvl w:ilvl="5">
+    <w:lvl w:ilvl="5" w:tentative="0">
       <w:start w:val="1"/>
       <w:numFmt w:val="lowerRoman"/>
       <w:lvlText w:val="%6."/>
@@ -1465,7 +1313,7 @@
         <w:ind w:left="2640" w:hanging="440"/>
       </w:pPr>
     </w:lvl>
-    <w:lvl w:ilvl="6">
+    <w:lvl w:ilvl="6" w:tentative="0">
       <w:start w:val="1"/>
       <w:numFmt w:val="decimal"/>
       <w:lvlText w:val="%7."/>
@@ -1474,7 +1322,7 @@
         <w:ind w:left="3080" w:hanging="440"/>
       </w:pPr>
     </w:lvl>
-    <w:lvl w:ilvl="7">
+    <w:lvl w:ilvl="7" w:tentative="0">
       <w:start w:val="1"/>
       <w:numFmt w:val="lowerLetter"/>
       <w:lvlText w:val="%8)"/>
@@ -1483,7 +1331,7 @@
         <w:ind w:left="3520" w:hanging="440"/>
       </w:pPr>
     </w:lvl>
-    <w:lvl w:ilvl="8">
+    <w:lvl w:ilvl="8" w:tentative="0">
       <w:start w:val="1"/>
       <w:numFmt w:val="lowerRoman"/>
       <w:lvlText w:val="%9."/>
@@ -1493,429 +1341,303 @@
       </w:pPr>
     </w:lvl>
   </w:abstractNum>
-  <w:num w:numId="1" w16cid:durableId="1896352215">
+  <w:num w:numId="1">
     <w:abstractNumId w:val="2"/>
   </w:num>
-  <w:num w:numId="2" w16cid:durableId="120542821">
+  <w:num w:numId="2">
     <w:abstractNumId w:val="0"/>
   </w:num>
-  <w:num w:numId="3" w16cid:durableId="2057002413">
+  <w:num w:numId="3">
     <w:abstractNumId w:val="1"/>
   </w:num>
 </w:numbering>
 </file>
 
 <file path=word/styles.xml><?xml version="1.0" encoding="utf-8"?>
-<w:styles xmlns:mc="http://schemas.openxmlformats.org/markup-compatibility/2006" xmlns:r="http://schemas.openxmlformats.org/officeDocument/2006/relationships" xmlns:w="http://schemas.openxmlformats.org/wordprocessingml/2006/main" xmlns:w14="http://schemas.microsoft.com/office/word/2010/wordml" xmlns:w15="http://schemas.microsoft.com/office/word/2012/wordml" xmlns:w16cex="http://schemas.microsoft.com/office/word/2018/wordml/cex" xmlns:w16cid="http://schemas.microsoft.com/office/word/2016/wordml/cid" xmlns:w16="http://schemas.microsoft.com/office/word/2018/wordml" xmlns:w16du="http://schemas.microsoft.com/office/word/2023/wordml/word16du" xmlns:w16sdtdh="http://schemas.microsoft.com/office/word/2020/wordml/sdtdatahash" xmlns:w16sdtfl="http://schemas.microsoft.com/office/word/2024/wordml/sdtformatlock" xmlns:w16se="http://schemas.microsoft.com/office/word/2015/wordml/symex" mc:Ignorable="w14 w15 w16se w16cid w16 w16cex w16sdtdh w16sdtfl w16du">
+<w:styles xmlns:mc="http://schemas.openxmlformats.org/markup-compatibility/2006" xmlns:o="urn:schemas-microsoft-com:office:office" xmlns:r="http://schemas.openxmlformats.org/officeDocument/2006/relationships" xmlns:m="http://schemas.openxmlformats.org/officeDocument/2006/math" xmlns:v="urn:schemas-microsoft-com:vml" xmlns:w="http://schemas.openxmlformats.org/wordprocessingml/2006/main" xmlns:w14="http://schemas.microsoft.com/office/word/2010/wordml" xmlns:w10="urn:schemas-microsoft-com:office:word" xmlns:sl="http://schemas.openxmlformats.org/schemaLibrary/2006/main" xmlns:wpsCustomData="http://www.wps.cn/officeDocument/2013/wpsCustomData" mc:Ignorable="w14">
   <w:docDefaults>
     <w:rPrDefault>
       <w:rPr>
-        <w:rFonts w:ascii="Times New Roman" w:eastAsia="宋体" w:hAnsi="Times New Roman" w:cs="Times New Roman"/>
-        <w:lang w:val="en-US" w:eastAsia="zh-CN" w:bidi="ar-SA"/>
+        <w:rFonts w:ascii="Times New Roman" w:hAnsi="Times New Roman" w:eastAsia="宋体" w:cs="Times New Roman"/>
       </w:rPr>
     </w:rPrDefault>
     <w:pPrDefault/>
   </w:docDefaults>
-  <w:latentStyles w:defLockedState="0" w:defUIPriority="99" w:defSemiHidden="0" w:defUnhideWhenUsed="0" w:defQFormat="0" w:count="376">
-    <w:lsdException w:name="Normal" w:uiPriority="0" w:qFormat="1"/>
-    <w:lsdException w:name="heading 1" w:uiPriority="9" w:qFormat="1"/>
-    <w:lsdException w:name="heading 2" w:uiPriority="9" w:unhideWhenUsed="1" w:qFormat="1"/>
-    <w:lsdException w:name="heading 3" w:semiHidden="1" w:uiPriority="9" w:unhideWhenUsed="1" w:qFormat="1"/>
-    <w:lsdException w:name="heading 4" w:semiHidden="1" w:uiPriority="9" w:unhideWhenUsed="1" w:qFormat="1"/>
-    <w:lsdException w:name="heading 5" w:semiHidden="1" w:uiPriority="9" w:unhideWhenUsed="1" w:qFormat="1"/>
-    <w:lsdException w:name="heading 6" w:semiHidden="1" w:uiPriority="9" w:unhideWhenUsed="1" w:qFormat="1"/>
-    <w:lsdException w:name="heading 7" w:semiHidden="1" w:uiPriority="9" w:unhideWhenUsed="1" w:qFormat="1"/>
-    <w:lsdException w:name="heading 8" w:semiHidden="1" w:uiPriority="9" w:unhideWhenUsed="1" w:qFormat="1"/>
-    <w:lsdException w:name="heading 9" w:semiHidden="1" w:uiPriority="9" w:unhideWhenUsed="1" w:qFormat="1"/>
-    <w:lsdException w:name="index 1" w:semiHidden="1" w:unhideWhenUsed="1"/>
-    <w:lsdException w:name="index 2" w:semiHidden="1" w:unhideWhenUsed="1"/>
-    <w:lsdException w:name="index 3" w:semiHidden="1" w:unhideWhenUsed="1"/>
-    <w:lsdException w:name="index 4" w:semiHidden="1" w:unhideWhenUsed="1"/>
-    <w:lsdException w:name="index 5" w:semiHidden="1" w:unhideWhenUsed="1"/>
-    <w:lsdException w:name="index 6" w:semiHidden="1" w:unhideWhenUsed="1"/>
-    <w:lsdException w:name="index 7" w:semiHidden="1" w:unhideWhenUsed="1"/>
-    <w:lsdException w:name="index 8" w:semiHidden="1" w:unhideWhenUsed="1"/>
-    <w:lsdException w:name="index 9" w:semiHidden="1" w:unhideWhenUsed="1"/>
-    <w:lsdException w:name="toc 1" w:semiHidden="1" w:uiPriority="39" w:unhideWhenUsed="1"/>
-    <w:lsdException w:name="toc 2" w:semiHidden="1" w:uiPriority="39" w:unhideWhenUsed="1"/>
-    <w:lsdException w:name="toc 3" w:semiHidden="1" w:uiPriority="39" w:unhideWhenUsed="1"/>
-    <w:lsdException w:name="toc 4" w:semiHidden="1" w:uiPriority="39" w:unhideWhenUsed="1"/>
-    <w:lsdException w:name="toc 5" w:semiHidden="1" w:uiPriority="39" w:unhideWhenUsed="1"/>
-    <w:lsdException w:name="toc 6" w:semiHidden="1" w:uiPriority="39" w:unhideWhenUsed="1"/>
-    <w:lsdException w:name="toc 7" w:semiHidden="1" w:uiPriority="39" w:unhideWhenUsed="1"/>
-    <w:lsdException w:name="toc 8" w:semiHidden="1" w:uiPriority="39" w:unhideWhenUsed="1"/>
-    <w:lsdException w:name="toc 9" w:semiHidden="1" w:uiPriority="39" w:unhideWhenUsed="1"/>
-    <w:lsdException w:name="Normal Indent" w:semiHidden="1" w:unhideWhenUsed="1"/>
-    <w:lsdException w:name="footnote text" w:semiHidden="1" w:unhideWhenUsed="1"/>
-    <w:lsdException w:name="annotation text" w:semiHidden="1" w:unhideWhenUsed="1"/>
-    <w:lsdException w:name="header" w:semiHidden="1" w:unhideWhenUsed="1"/>
-    <w:lsdException w:name="footer" w:semiHidden="1" w:unhideWhenUsed="1"/>
-    <w:lsdException w:name="index heading" w:semiHidden="1" w:unhideWhenUsed="1"/>
-    <w:lsdException w:name="caption" w:semiHidden="1" w:uiPriority="35" w:unhideWhenUsed="1" w:qFormat="1"/>
-    <w:lsdException w:name="table of figures" w:semiHidden="1" w:unhideWhenUsed="1"/>
-    <w:lsdException w:name="envelope address" w:semiHidden="1" w:unhideWhenUsed="1"/>
-    <w:lsdException w:name="envelope return" w:semiHidden="1" w:unhideWhenUsed="1"/>
-    <w:lsdException w:name="footnote reference" w:semiHidden="1" w:unhideWhenUsed="1"/>
-    <w:lsdException w:name="annotation reference" w:semiHidden="1" w:unhideWhenUsed="1"/>
-    <w:lsdException w:name="line number" w:semiHidden="1" w:unhideWhenUsed="1"/>
-    <w:lsdException w:name="page number" w:semiHidden="1" w:unhideWhenUsed="1"/>
-    <w:lsdException w:name="endnote reference" w:semiHidden="1" w:unhideWhenUsed="1"/>
-    <w:lsdException w:name="endnote text" w:semiHidden="1" w:unhideWhenUsed="1"/>
-    <w:lsdException w:name="table of authorities" w:semiHidden="1" w:unhideWhenUsed="1"/>
-    <w:lsdException w:name="macro" w:semiHidden="1" w:unhideWhenUsed="1"/>
-    <w:lsdException w:name="toa heading" w:semiHidden="1" w:unhideWhenUsed="1"/>
-    <w:lsdException w:name="List" w:semiHidden="1" w:unhideWhenUsed="1"/>
-    <w:lsdException w:name="List Bullet" w:semiHidden="1" w:unhideWhenUsed="1"/>
-    <w:lsdException w:name="List Number" w:semiHidden="1" w:unhideWhenUsed="1"/>
-    <w:lsdException w:name="List 2" w:semiHidden="1" w:unhideWhenUsed="1"/>
-    <w:lsdException w:name="List 3" w:semiHidden="1" w:unhideWhenUsed="1"/>
-    <w:lsdException w:name="List 4" w:semiHidden="1" w:unhideWhenUsed="1"/>
-    <w:lsdException w:name="List 5" w:semiHidden="1" w:unhideWhenUsed="1"/>
-    <w:lsdException w:name="List Bullet 2" w:semiHidden="1" w:unhideWhenUsed="1"/>
-    <w:lsdException w:name="List Bullet 3" w:semiHidden="1" w:unhideWhenUsed="1"/>
-    <w:lsdException w:name="List Bullet 4" w:semiHidden="1" w:unhideWhenUsed="1"/>
-    <w:lsdException w:name="List Bullet 5" w:semiHidden="1" w:unhideWhenUsed="1"/>
-    <w:lsdException w:name="List Number 2" w:semiHidden="1" w:unhideWhenUsed="1"/>
-    <w:lsdException w:name="List Number 3" w:semiHidden="1" w:unhideWhenUsed="1"/>
-    <w:lsdException w:name="List Number 4" w:semiHidden="1" w:unhideWhenUsed="1"/>
-    <w:lsdException w:name="List Number 5" w:semiHidden="1" w:unhideWhenUsed="1"/>
-    <w:lsdException w:name="Title" w:uiPriority="10" w:qFormat="1"/>
-    <w:lsdException w:name="Closing" w:semiHidden="1" w:unhideWhenUsed="1"/>
-    <w:lsdException w:name="Signature" w:semiHidden="1" w:unhideWhenUsed="1"/>
-    <w:lsdException w:name="Default Paragraph Font" w:semiHidden="1" w:uiPriority="1" w:unhideWhenUsed="1"/>
-    <w:lsdException w:name="Body Text" w:semiHidden="1" w:unhideWhenUsed="1"/>
-    <w:lsdException w:name="Body Text Indent" w:semiHidden="1" w:unhideWhenUsed="1"/>
-    <w:lsdException w:name="List Continue" w:semiHidden="1" w:unhideWhenUsed="1"/>
-    <w:lsdException w:name="List Continue 2" w:semiHidden="1" w:unhideWhenUsed="1"/>
-    <w:lsdException w:name="List Continue 3" w:semiHidden="1" w:unhideWhenUsed="1"/>
-    <w:lsdException w:name="List Continue 4" w:semiHidden="1" w:unhideWhenUsed="1"/>
-    <w:lsdException w:name="List Continue 5" w:semiHidden="1" w:unhideWhenUsed="1"/>
-    <w:lsdException w:name="Message Header" w:semiHidden="1" w:unhideWhenUsed="1"/>
-    <w:lsdException w:name="Subtitle" w:uiPriority="11" w:qFormat="1"/>
-    <w:lsdException w:name="Salutation" w:semiHidden="1" w:unhideWhenUsed="1"/>
-    <w:lsdException w:name="Date" w:semiHidden="1" w:unhideWhenUsed="1"/>
-    <w:lsdException w:name="Body Text First Indent" w:semiHidden="1" w:unhideWhenUsed="1"/>
-    <w:lsdException w:name="Body Text First Indent 2" w:semiHidden="1" w:unhideWhenUsed="1"/>
-    <w:lsdException w:name="Note Heading" w:semiHidden="1" w:unhideWhenUsed="1"/>
-    <w:lsdException w:name="Body Text 2" w:semiHidden="1" w:unhideWhenUsed="1"/>
-    <w:lsdException w:name="Body Text 3" w:semiHidden="1" w:unhideWhenUsed="1"/>
-    <w:lsdException w:name="Body Text Indent 2" w:semiHidden="1" w:unhideWhenUsed="1"/>
-    <w:lsdException w:name="Body Text Indent 3" w:semiHidden="1" w:unhideWhenUsed="1"/>
-    <w:lsdException w:name="Block Text" w:semiHidden="1" w:unhideWhenUsed="1"/>
-    <w:lsdException w:name="Hyperlink" w:semiHidden="1" w:unhideWhenUsed="1"/>
-    <w:lsdException w:name="FollowedHyperlink" w:semiHidden="1" w:unhideWhenUsed="1"/>
-    <w:lsdException w:name="Strong" w:uiPriority="22" w:qFormat="1"/>
-    <w:lsdException w:name="Emphasis" w:uiPriority="20" w:qFormat="1"/>
-    <w:lsdException w:name="Document Map" w:semiHidden="1" w:unhideWhenUsed="1"/>
-    <w:lsdException w:name="Plain Text" w:semiHidden="1" w:unhideWhenUsed="1"/>
-    <w:lsdException w:name="E-mail Signature" w:semiHidden="1" w:unhideWhenUsed="1"/>
-    <w:lsdException w:name="HTML Top of Form" w:semiHidden="1" w:unhideWhenUsed="1"/>
-    <w:lsdException w:name="HTML Bottom of Form" w:semiHidden="1" w:unhideWhenUsed="1"/>
-    <w:lsdException w:name="Normal (Web)" w:semiHidden="1" w:unhideWhenUsed="1"/>
-    <w:lsdException w:name="HTML Acronym" w:semiHidden="1" w:unhideWhenUsed="1"/>
-    <w:lsdException w:name="HTML Address" w:semiHidden="1" w:unhideWhenUsed="1"/>
-    <w:lsdException w:name="HTML Cite" w:semiHidden="1" w:unhideWhenUsed="1"/>
-    <w:lsdException w:name="HTML Code" w:semiHidden="1" w:unhideWhenUsed="1"/>
-    <w:lsdException w:name="HTML Definition" w:semiHidden="1" w:unhideWhenUsed="1"/>
-    <w:lsdException w:name="HTML Keyboard" w:semiHidden="1" w:unhideWhenUsed="1"/>
-    <w:lsdException w:name="HTML Preformatted" w:semiHidden="1" w:unhideWhenUsed="1"/>
-    <w:lsdException w:name="HTML Sample" w:semiHidden="1" w:unhideWhenUsed="1"/>
-    <w:lsdException w:name="HTML Typewriter" w:semiHidden="1" w:unhideWhenUsed="1"/>
-    <w:lsdException w:name="HTML Variable" w:semiHidden="1" w:unhideWhenUsed="1"/>
-    <w:lsdException w:name="Normal Table" w:semiHidden="1" w:unhideWhenUsed="1"/>
-    <w:lsdException w:name="annotation subject" w:semiHidden="1" w:unhideWhenUsed="1"/>
-    <w:lsdException w:name="No List" w:semiHidden="1" w:unhideWhenUsed="1"/>
-    <w:lsdException w:name="Outline List 1" w:semiHidden="1" w:unhideWhenUsed="1"/>
-    <w:lsdException w:name="Outline List 2" w:semiHidden="1" w:unhideWhenUsed="1"/>
-    <w:lsdException w:name="Outline List 3" w:semiHidden="1" w:unhideWhenUsed="1"/>
-    <w:lsdException w:name="Table Simple 1" w:semiHidden="1" w:unhideWhenUsed="1"/>
-    <w:lsdException w:name="Table Simple 2" w:semiHidden="1" w:unhideWhenUsed="1"/>
-    <w:lsdException w:name="Table Simple 3" w:semiHidden="1" w:unhideWhenUsed="1"/>
-    <w:lsdException w:name="Table Classic 1" w:semiHidden="1" w:unhideWhenUsed="1"/>
-    <w:lsdException w:name="Table Classic 2" w:semiHidden="1" w:unhideWhenUsed="1"/>
-    <w:lsdException w:name="Table Classic 3" w:semiHidden="1" w:unhideWhenUsed="1"/>
-    <w:lsdException w:name="Table Classic 4" w:semiHidden="1" w:unhideWhenUsed="1"/>
-    <w:lsdException w:name="Table Colorful 1" w:semiHidden="1" w:unhideWhenUsed="1"/>
-    <w:lsdException w:name="Table Colorful 2" w:semiHidden="1" w:unhideWhenUsed="1"/>
-    <w:lsdException w:name="Table Colorful 3" w:semiHidden="1" w:unhideWhenUsed="1"/>
-    <w:lsdException w:name="Table Columns 1" w:semiHidden="1" w:unhideWhenUsed="1"/>
-    <w:lsdException w:name="Table Columns 2" w:semiHidden="1" w:unhideWhenUsed="1"/>
-    <w:lsdException w:name="Table Columns 3" w:semiHidden="1" w:unhideWhenUsed="1"/>
-    <w:lsdException w:name="Table Columns 4" w:semiHidden="1" w:unhideWhenUsed="1"/>
-    <w:lsdException w:name="Table Columns 5" w:semiHidden="1" w:unhideWhenUsed="1"/>
-    <w:lsdException w:name="Table Grid 1" w:semiHidden="1" w:unhideWhenUsed="1"/>
-    <w:lsdException w:name="Table Grid 2" w:semiHidden="1" w:unhideWhenUsed="1"/>
-    <w:lsdException w:name="Table Grid 3" w:semiHidden="1" w:unhideWhenUsed="1"/>
-    <w:lsdException w:name="Table Grid 4" w:semiHidden="1" w:unhideWhenUsed="1"/>
-    <w:lsdException w:name="Table Grid 5" w:semiHidden="1" w:unhideWhenUsed="1"/>
-    <w:lsdException w:name="Table Grid 6" w:semiHidden="1" w:unhideWhenUsed="1"/>
-    <w:lsdException w:name="Table Grid 7" w:semiHidden="1" w:unhideWhenUsed="1"/>
-    <w:lsdException w:name="Table Grid 8" w:semiHidden="1" w:unhideWhenUsed="1"/>
-    <w:lsdException w:name="Table List 1" w:semiHidden="1" w:unhideWhenUsed="1"/>
-    <w:lsdException w:name="Table List 2" w:semiHidden="1" w:unhideWhenUsed="1"/>
-    <w:lsdException w:name="Table List 3" w:semiHidden="1" w:unhideWhenUsed="1"/>
-    <w:lsdException w:name="Table List 4" w:semiHidden="1" w:unhideWhenUsed="1"/>
-    <w:lsdException w:name="Table List 5" w:semiHidden="1" w:unhideWhenUsed="1"/>
-    <w:lsdException w:name="Table List 6" w:semiHidden="1" w:unhideWhenUsed="1"/>
-    <w:lsdException w:name="Table List 7" w:semiHidden="1" w:unhideWhenUsed="1"/>
-    <w:lsdException w:name="Table List 8" w:semiHidden="1" w:unhideWhenUsed="1"/>
-    <w:lsdException w:name="Table 3D effects 1" w:semiHidden="1" w:unhideWhenUsed="1"/>
-    <w:lsdException w:name="Table 3D effects 2" w:semiHidden="1" w:unhideWhenUsed="1"/>
-    <w:lsdException w:name="Table 3D effects 3" w:semiHidden="1" w:unhideWhenUsed="1"/>
-    <w:lsdException w:name="Table Contemporary" w:semiHidden="1" w:unhideWhenUsed="1"/>
-    <w:lsdException w:name="Table Elegant" w:semiHidden="1" w:unhideWhenUsed="1"/>
-    <w:lsdException w:name="Table Professional" w:semiHidden="1" w:unhideWhenUsed="1"/>
-    <w:lsdException w:name="Table Subtle 1" w:semiHidden="1" w:unhideWhenUsed="1"/>
-    <w:lsdException w:name="Table Subtle 2" w:semiHidden="1" w:unhideWhenUsed="1"/>
-    <w:lsdException w:name="Table Web 1" w:semiHidden="1" w:unhideWhenUsed="1"/>
-    <w:lsdException w:name="Table Web 2" w:semiHidden="1" w:unhideWhenUsed="1"/>
-    <w:lsdException w:name="Table Web 3" w:semiHidden="1" w:unhideWhenUsed="1"/>
-    <w:lsdException w:name="Balloon Text" w:semiHidden="1" w:unhideWhenUsed="1"/>
-    <w:lsdException w:name="Table Grid" w:uiPriority="39"/>
-    <w:lsdException w:name="Table Theme" w:semiHidden="1" w:unhideWhenUsed="1"/>
-    <w:lsdException w:name="Placeholder Text" w:semiHidden="1" w:unhideWhenUsed="1"/>
-    <w:lsdException w:name="No Spacing" w:semiHidden="1" w:unhideWhenUsed="1"/>
-    <w:lsdException w:name="Light Shading" w:uiPriority="60"/>
-    <w:lsdException w:name="Light List" w:uiPriority="61"/>
-    <w:lsdException w:name="Light Grid" w:uiPriority="62"/>
-    <w:lsdException w:name="Medium Shading 1" w:uiPriority="63"/>
-    <w:lsdException w:name="Medium Shading 2" w:uiPriority="64"/>
-    <w:lsdException w:name="Medium List 1" w:uiPriority="65"/>
-    <w:lsdException w:name="Medium List 2" w:uiPriority="66"/>
-    <w:lsdException w:name="Medium Grid 1" w:uiPriority="67"/>
-    <w:lsdException w:name="Medium Grid 2" w:uiPriority="68"/>
-    <w:lsdException w:name="Medium Grid 3" w:uiPriority="69"/>
-    <w:lsdException w:name="Dark List" w:uiPriority="70"/>
-    <w:lsdException w:name="Colorful Shading" w:uiPriority="71"/>
-    <w:lsdException w:name="Colorful List" w:uiPriority="72"/>
-    <w:lsdException w:name="Colorful Grid" w:uiPriority="73"/>
-    <w:lsdException w:name="Light Shading Accent 1" w:uiPriority="60"/>
-    <w:lsdException w:name="Light List Accent 1" w:uiPriority="61"/>
-    <w:lsdException w:name="Light Grid Accent 1" w:uiPriority="62"/>
-    <w:lsdException w:name="Medium Shading 1 Accent 1" w:uiPriority="63"/>
-    <w:lsdException w:name="Medium Shading 2 Accent 1" w:uiPriority="64"/>
-    <w:lsdException w:name="Medium List 1 Accent 1" w:uiPriority="65"/>
-    <w:lsdException w:name="Revision" w:semiHidden="1" w:unhideWhenUsed="1"/>
-    <w:lsdException w:name="List Paragraph" w:uiPriority="34" w:qFormat="1"/>
-    <w:lsdException w:name="Quote" w:semiHidden="1" w:unhideWhenUsed="1"/>
-    <w:lsdException w:name="Intense Quote" w:semiHidden="1" w:unhideWhenUsed="1"/>
-    <w:lsdException w:name="Medium List 2 Accent 1" w:uiPriority="66"/>
-    <w:lsdException w:name="Medium Grid 1 Accent 1" w:uiPriority="67"/>
-    <w:lsdException w:name="Medium Grid 2 Accent 1" w:uiPriority="68"/>
-    <w:lsdException w:name="Medium Grid 3 Accent 1" w:uiPriority="69"/>
-    <w:lsdException w:name="Dark List Accent 1" w:uiPriority="70"/>
-    <w:lsdException w:name="Colorful Shading Accent 1" w:uiPriority="71"/>
-    <w:lsdException w:name="Colorful List Accent 1" w:uiPriority="72"/>
-    <w:lsdException w:name="Colorful Grid Accent 1" w:uiPriority="73"/>
-    <w:lsdException w:name="Light Shading Accent 2" w:uiPriority="60"/>
-    <w:lsdException w:name="Light List Accent 2" w:uiPriority="61"/>
-    <w:lsdException w:name="Light Grid Accent 2" w:uiPriority="62"/>
-    <w:lsdException w:name="Medium Shading 1 Accent 2" w:uiPriority="63"/>
-    <w:lsdException w:name="Medium Shading 2 Accent 2" w:uiPriority="64"/>
-    <w:lsdException w:name="Medium List 1 Accent 2" w:uiPriority="65"/>
-    <w:lsdException w:name="Medium List 2 Accent 2" w:uiPriority="66"/>
-    <w:lsdException w:name="Medium Grid 1 Accent 2" w:uiPriority="67"/>
-    <w:lsdException w:name="Medium Grid 2 Accent 2" w:uiPriority="68"/>
-    <w:lsdException w:name="Medium Grid 3 Accent 2" w:uiPriority="69"/>
-    <w:lsdException w:name="Dark List Accent 2" w:uiPriority="70"/>
-    <w:lsdException w:name="Colorful Shading Accent 2" w:uiPriority="71"/>
-    <w:lsdException w:name="Colorful List Accent 2" w:uiPriority="72"/>
-    <w:lsdException w:name="Colorful Grid Accent 2" w:uiPriority="73"/>
-    <w:lsdException w:name="Light Shading Accent 3" w:uiPriority="60"/>
-    <w:lsdException w:name="Light List Accent 3" w:uiPriority="61"/>
-    <w:lsdException w:name="Light Grid Accent 3" w:uiPriority="62"/>
-    <w:lsdException w:name="Medium Shading 1 Accent 3" w:uiPriority="63"/>
-    <w:lsdException w:name="Medium Shading 2 Accent 3" w:uiPriority="64"/>
-    <w:lsdException w:name="Medium List 1 Accent 3" w:uiPriority="65"/>
-    <w:lsdException w:name="Medium List 2 Accent 3" w:uiPriority="66"/>
-    <w:lsdException w:name="Medium Grid 1 Accent 3" w:uiPriority="67"/>
-    <w:lsdException w:name="Medium Grid 2 Accent 3" w:uiPriority="68"/>
-    <w:lsdException w:name="Medium Grid 3 Accent 3" w:uiPriority="69"/>
-    <w:lsdException w:name="Dark List Accent 3" w:uiPriority="70"/>
-    <w:lsdException w:name="Colorful Shading Accent 3" w:uiPriority="71"/>
-    <w:lsdException w:name="Colorful List Accent 3" w:uiPriority="72"/>
-    <w:lsdException w:name="Colorful Grid Accent 3" w:uiPriority="73"/>
-    <w:lsdException w:name="Light Shading Accent 4" w:uiPriority="60"/>
-    <w:lsdException w:name="Light List Accent 4" w:uiPriority="61"/>
-    <w:lsdException w:name="Light Grid Accent 4" w:uiPriority="62"/>
-    <w:lsdException w:name="Medium Shading 1 Accent 4" w:uiPriority="63"/>
-    <w:lsdException w:name="Medium Shading 2 Accent 4" w:uiPriority="64"/>
-    <w:lsdException w:name="Medium List 1 Accent 4" w:uiPriority="65"/>
-    <w:lsdException w:name="Medium List 2 Accent 4" w:uiPriority="66"/>
-    <w:lsdException w:name="Medium Grid 1 Accent 4" w:uiPriority="67"/>
-    <w:lsdException w:name="Medium Grid 2 Accent 4" w:uiPriority="68"/>
-    <w:lsdException w:name="Medium Grid 3 Accent 4" w:uiPriority="69"/>
-    <w:lsdException w:name="Dark List Accent 4" w:uiPriority="70"/>
-    <w:lsdException w:name="Colorful Shading Accent 4" w:uiPriority="71"/>
-    <w:lsdException w:name="Colorful List Accent 4" w:uiPriority="72"/>
-    <w:lsdException w:name="Colorful Grid Accent 4" w:uiPriority="73"/>
-    <w:lsdException w:name="Light Shading Accent 5" w:uiPriority="60"/>
-    <w:lsdException w:name="Light List Accent 5" w:uiPriority="61"/>
-    <w:lsdException w:name="Light Grid Accent 5" w:uiPriority="62"/>
-    <w:lsdException w:name="Medium Shading 1 Accent 5" w:uiPriority="63"/>
-    <w:lsdException w:name="Medium Shading 2 Accent 5" w:uiPriority="64"/>
-    <w:lsdException w:name="Medium List 1 Accent 5" w:uiPriority="65"/>
-    <w:lsdException w:name="Medium List 2 Accent 5" w:uiPriority="66"/>
-    <w:lsdException w:name="Medium Grid 1 Accent 5" w:uiPriority="67"/>
-    <w:lsdException w:name="Medium Grid 2 Accent 5" w:uiPriority="68"/>
-    <w:lsdException w:name="Medium Grid 3 Accent 5" w:uiPriority="69"/>
-    <w:lsdException w:name="Dark List Accent 5" w:uiPriority="70"/>
-    <w:lsdException w:name="Colorful Shading Accent 5" w:uiPriority="71"/>
-    <w:lsdException w:name="Colorful List Accent 5" w:uiPriority="72"/>
-    <w:lsdException w:name="Colorful Grid Accent 5" w:uiPriority="73"/>
-    <w:lsdException w:name="Light Shading Accent 6" w:uiPriority="60"/>
-    <w:lsdException w:name="Light List Accent 6" w:uiPriority="61"/>
-    <w:lsdException w:name="Light Grid Accent 6" w:uiPriority="62"/>
-    <w:lsdException w:name="Medium Shading 1 Accent 6" w:uiPriority="63"/>
-    <w:lsdException w:name="Medium Shading 2 Accent 6" w:uiPriority="64"/>
-    <w:lsdException w:name="Medium List 1 Accent 6" w:uiPriority="65"/>
-    <w:lsdException w:name="Medium List 2 Accent 6" w:uiPriority="66"/>
-    <w:lsdException w:name="Medium Grid 1 Accent 6" w:uiPriority="67"/>
-    <w:lsdException w:name="Medium Grid 2 Accent 6" w:uiPriority="68"/>
-    <w:lsdException w:name="Medium Grid 3 Accent 6" w:uiPriority="69"/>
-    <w:lsdException w:name="Dark List Accent 6" w:uiPriority="70"/>
-    <w:lsdException w:name="Colorful Shading Accent 6" w:uiPriority="71"/>
-    <w:lsdException w:name="Colorful List Accent 6" w:uiPriority="72"/>
-    <w:lsdException w:name="Colorful Grid Accent 6" w:uiPriority="73"/>
-    <w:lsdException w:name="Subtle Emphasis" w:uiPriority="19" w:qFormat="1"/>
-    <w:lsdException w:name="Intense Emphasis" w:uiPriority="21" w:qFormat="1"/>
-    <w:lsdException w:name="Subtle Reference" w:uiPriority="31" w:qFormat="1"/>
-    <w:lsdException w:name="Intense Reference" w:uiPriority="32" w:qFormat="1"/>
-    <w:lsdException w:name="Book Title" w:uiPriority="33" w:qFormat="1"/>
-    <w:lsdException w:name="Bibliography" w:semiHidden="1" w:uiPriority="37" w:unhideWhenUsed="1"/>
-    <w:lsdException w:name="TOC Heading" w:semiHidden="1" w:uiPriority="39" w:unhideWhenUsed="1" w:qFormat="1"/>
-    <w:lsdException w:name="Plain Table 1" w:uiPriority="41"/>
-    <w:lsdException w:name="Plain Table 2" w:uiPriority="42"/>
-    <w:lsdException w:name="Plain Table 3" w:uiPriority="43"/>
-    <w:lsdException w:name="Plain Table 4" w:uiPriority="44"/>
-    <w:lsdException w:name="Plain Table 5" w:uiPriority="45"/>
-    <w:lsdException w:name="Grid Table Light" w:uiPriority="40"/>
-    <w:lsdException w:name="Grid Table 1 Light" w:uiPriority="46"/>
-    <w:lsdException w:name="Grid Table 2" w:uiPriority="47"/>
-    <w:lsdException w:name="Grid Table 3" w:uiPriority="48"/>
-    <w:lsdException w:name="Grid Table 4" w:uiPriority="49"/>
-    <w:lsdException w:name="Grid Table 5 Dark" w:uiPriority="50"/>
-    <w:lsdException w:name="Grid Table 6 Colorful" w:uiPriority="51"/>
-    <w:lsdException w:name="Grid Table 7 Colorful" w:uiPriority="52"/>
-    <w:lsdException w:name="Grid Table 1 Light Accent 1" w:uiPriority="46"/>
-    <w:lsdException w:name="Grid Table 2 Accent 1" w:uiPriority="47"/>
-    <w:lsdException w:name="Grid Table 3 Accent 1" w:uiPriority="48"/>
-    <w:lsdException w:name="Grid Table 4 Accent 1" w:uiPriority="49"/>
-    <w:lsdException w:name="Grid Table 5 Dark Accent 1" w:uiPriority="50"/>
-    <w:lsdException w:name="Grid Table 6 Colorful Accent 1" w:uiPriority="51"/>
-    <w:lsdException w:name="Grid Table 7 Colorful Accent 1" w:uiPriority="52"/>
-    <w:lsdException w:name="Grid Table 1 Light Accent 2" w:uiPriority="46"/>
-    <w:lsdException w:name="Grid Table 2 Accent 2" w:uiPriority="47"/>
-    <w:lsdException w:name="Grid Table 3 Accent 2" w:uiPriority="48"/>
-    <w:lsdException w:name="Grid Table 4 Accent 2" w:uiPriority="49"/>
-    <w:lsdException w:name="Grid Table 5 Dark Accent 2" w:uiPriority="50"/>
-    <w:lsdException w:name="Grid Table 6 Colorful Accent 2" w:uiPriority="51"/>
-    <w:lsdException w:name="Grid Table 7 Colorful Accent 2" w:uiPriority="52"/>
-    <w:lsdException w:name="Grid Table 1 Light Accent 3" w:uiPriority="46"/>
-    <w:lsdException w:name="Grid Table 2 Accent 3" w:uiPriority="47"/>
-    <w:lsdException w:name="Grid Table 3 Accent 3" w:uiPriority="48"/>
-    <w:lsdException w:name="Grid Table 4 Accent 3" w:uiPriority="49"/>
-    <w:lsdException w:name="Grid Table 5 Dark Accent 3" w:uiPriority="50"/>
-    <w:lsdException w:name="Grid Table 6 Colorful Accent 3" w:uiPriority="51"/>
-    <w:lsdException w:name="Grid Table 7 Colorful Accent 3" w:uiPriority="52"/>
-    <w:lsdException w:name="Grid Table 1 Light Accent 4" w:uiPriority="46"/>
-    <w:lsdException w:name="Grid Table 2 Accent 4" w:uiPriority="47"/>
-    <w:lsdException w:name="Grid Table 3 Accent 4" w:uiPriority="48"/>
-    <w:lsdException w:name="Grid Table 4 Accent 4" w:uiPriority="49"/>
-    <w:lsdException w:name="Grid Table 5 Dark Accent 4" w:uiPriority="50"/>
-    <w:lsdException w:name="Grid Table 6 Colorful Accent 4" w:uiPriority="51"/>
-    <w:lsdException w:name="Grid Table 7 Colorful Accent 4" w:uiPriority="52"/>
-    <w:lsdException w:name="Grid Table 1 Light Accent 5" w:uiPriority="46"/>
-    <w:lsdException w:name="Grid Table 2 Accent 5" w:uiPriority="47"/>
-    <w:lsdException w:name="Grid Table 3 Accent 5" w:uiPriority="48"/>
-    <w:lsdException w:name="Grid Table 4 Accent 5" w:uiPriority="49"/>
-    <w:lsdException w:name="Grid Table 5 Dark Accent 5" w:uiPriority="50"/>
-    <w:lsdException w:name="Grid Table 6 Colorful Accent 5" w:uiPriority="51"/>
-    <w:lsdException w:name="Grid Table 7 Colorful Accent 5" w:uiPriority="52"/>
-    <w:lsdException w:name="Grid Table 1 Light Accent 6" w:uiPriority="46"/>
-    <w:lsdException w:name="Grid Table 2 Accent 6" w:uiPriority="47"/>
-    <w:lsdException w:name="Grid Table 3 Accent 6" w:uiPriority="48"/>
-    <w:lsdException w:name="Grid Table 4 Accent 6" w:uiPriority="49"/>
-    <w:lsdException w:name="Grid Table 5 Dark Accent 6" w:uiPriority="50"/>
-    <w:lsdException w:name="Grid Table 6 Colorful Accent 6" w:uiPriority="51"/>
-    <w:lsdException w:name="Grid Table 7 Colorful Accent 6" w:uiPriority="52"/>
-    <w:lsdException w:name="List Table 1 Light" w:uiPriority="46"/>
-    <w:lsdException w:name="List Table 2" w:uiPriority="47"/>
-    <w:lsdException w:name="List Table 3" w:uiPriority="48"/>
-    <w:lsdException w:name="List Table 4" w:uiPriority="49"/>
-    <w:lsdException w:name="List Table 5 Dark" w:uiPriority="50"/>
-    <w:lsdException w:name="List Table 6 Colorful" w:uiPriority="51"/>
-    <w:lsdException w:name="List Table 7 Colorful" w:uiPriority="52"/>
-    <w:lsdException w:name="List Table 1 Light Accent 1" w:uiPriority="46"/>
-    <w:lsdException w:name="List Table 2 Accent 1" w:uiPriority="47"/>
-    <w:lsdException w:name="List Table 3 Accent 1" w:uiPriority="48"/>
-    <w:lsdException w:name="List Table 4 Accent 1" w:uiPriority="49"/>
-    <w:lsdException w:name="List Table 5 Dark Accent 1" w:uiPriority="50"/>
-    <w:lsdException w:name="List Table 6 Colorful Accent 1" w:uiPriority="51"/>
-    <w:lsdException w:name="List Table 7 Colorful Accent 1" w:uiPriority="52"/>
-    <w:lsdException w:name="List Table 1 Light Accent 2" w:uiPriority="46"/>
-    <w:lsdException w:name="List Table 2 Accent 2" w:uiPriority="47"/>
-    <w:lsdException w:name="List Table 3 Accent 2" w:uiPriority="48"/>
-    <w:lsdException w:name="List Table 4 Accent 2" w:uiPriority="49"/>
-    <w:lsdException w:name="List Table 5 Dark Accent 2" w:uiPriority="50"/>
-    <w:lsdException w:name="List Table 6 Colorful Accent 2" w:uiPriority="51"/>
-    <w:lsdException w:name="List Table 7 Colorful Accent 2" w:uiPriority="52"/>
-    <w:lsdException w:name="List Table 1 Light Accent 3" w:uiPriority="46"/>
-    <w:lsdException w:name="List Table 2 Accent 3" w:uiPriority="47"/>
-    <w:lsdException w:name="List Table 3 Accent 3" w:uiPriority="48"/>
-    <w:lsdException w:name="List Table 4 Accent 3" w:uiPriority="49"/>
-    <w:lsdException w:name="List Table 5 Dark Accent 3" w:uiPriority="50"/>
-    <w:lsdException w:name="List Table 6 Colorful Accent 3" w:uiPriority="51"/>
-    <w:lsdException w:name="List Table 7 Colorful Accent 3" w:uiPriority="52"/>
-    <w:lsdException w:name="List Table 1 Light Accent 4" w:uiPriority="46"/>
-    <w:lsdException w:name="List Table 2 Accent 4" w:uiPriority="47"/>
-    <w:lsdException w:name="List Table 3 Accent 4" w:uiPriority="48"/>
-    <w:lsdException w:name="List Table 4 Accent 4" w:uiPriority="49"/>
-    <w:lsdException w:name="List Table 5 Dark Accent 4" w:uiPriority="50"/>
-    <w:lsdException w:name="List Table 6 Colorful Accent 4" w:uiPriority="51"/>
-    <w:lsdException w:name="List Table 7 Colorful Accent 4" w:uiPriority="52"/>
-    <w:lsdException w:name="List Table 1 Light Accent 5" w:uiPriority="46"/>
-    <w:lsdException w:name="List Table 2 Accent 5" w:uiPriority="47"/>
-    <w:lsdException w:name="List Table 3 Accent 5" w:uiPriority="48"/>
-    <w:lsdException w:name="List Table 4 Accent 5" w:uiPriority="49"/>
-    <w:lsdException w:name="List Table 5 Dark Accent 5" w:uiPriority="50"/>
-    <w:lsdException w:name="List Table 6 Colorful Accent 5" w:uiPriority="51"/>
-    <w:lsdException w:name="List Table 7 Colorful Accent 5" w:uiPriority="52"/>
-    <w:lsdException w:name="List Table 1 Light Accent 6" w:uiPriority="46"/>
-    <w:lsdException w:name="List Table 2 Accent 6" w:uiPriority="47"/>
-    <w:lsdException w:name="List Table 3 Accent 6" w:uiPriority="48"/>
-    <w:lsdException w:name="List Table 4 Accent 6" w:uiPriority="49"/>
-    <w:lsdException w:name="List Table 5 Dark Accent 6" w:uiPriority="50"/>
-    <w:lsdException w:name="List Table 6 Colorful Accent 6" w:uiPriority="51"/>
-    <w:lsdException w:name="List Table 7 Colorful Accent 6" w:uiPriority="52"/>
-    <w:lsdException w:name="Mention" w:semiHidden="1" w:unhideWhenUsed="1"/>
-    <w:lsdException w:name="Smart Hyperlink" w:semiHidden="1" w:unhideWhenUsed="1"/>
-    <w:lsdException w:name="Hashtag" w:semiHidden="1" w:unhideWhenUsed="1"/>
-    <w:lsdException w:name="Unresolved Mention" w:semiHidden="1" w:unhideWhenUsed="1"/>
-    <w:lsdException w:name="Smart Link" w:semiHidden="1" w:unhideWhenUsed="1"/>
+  <w:latentStyles w:count="260" w:defQFormat="0" w:defUnhideWhenUsed="1" w:defSemiHidden="1" w:defUIPriority="99" w:defLockedState="0">
+    <w:lsdException w:qFormat="1" w:unhideWhenUsed="0" w:uiPriority="0" w:semiHidden="0" w:name="Normal"/>
+    <w:lsdException w:qFormat="1" w:unhideWhenUsed="0" w:uiPriority="9" w:semiHidden="0" w:name="heading 1"/>
+    <w:lsdException w:qFormat="1" w:uiPriority="9" w:semiHidden="0" w:name="heading 2"/>
+    <w:lsdException w:qFormat="1" w:uiPriority="9" w:name="heading 3"/>
+    <w:lsdException w:qFormat="1" w:uiPriority="9" w:name="heading 4"/>
+    <w:lsdException w:qFormat="1" w:uiPriority="9" w:name="heading 5"/>
+    <w:lsdException w:qFormat="1" w:uiPriority="9" w:name="heading 6"/>
+    <w:lsdException w:qFormat="1" w:uiPriority="9" w:name="heading 7"/>
+    <w:lsdException w:qFormat="1" w:uiPriority="9" w:name="heading 8"/>
+    <w:lsdException w:qFormat="1" w:uiPriority="9" w:name="heading 9"/>
+    <w:lsdException w:uiPriority="99" w:name="index 1"/>
+    <w:lsdException w:uiPriority="99" w:name="index 2"/>
+    <w:lsdException w:uiPriority="99" w:name="index 3"/>
+    <w:lsdException w:uiPriority="99" w:name="index 4"/>
+    <w:lsdException w:uiPriority="99" w:name="index 5"/>
+    <w:lsdException w:uiPriority="99" w:name="index 6"/>
+    <w:lsdException w:uiPriority="99" w:name="index 7"/>
+    <w:lsdException w:uiPriority="99" w:name="index 8"/>
+    <w:lsdException w:uiPriority="99" w:name="index 9"/>
+    <w:lsdException w:uiPriority="39" w:name="toc 1"/>
+    <w:lsdException w:uiPriority="39" w:name="toc 2"/>
+    <w:lsdException w:uiPriority="39" w:name="toc 3"/>
+    <w:lsdException w:uiPriority="39" w:name="toc 4"/>
+    <w:lsdException w:uiPriority="39" w:name="toc 5"/>
+    <w:lsdException w:uiPriority="39" w:name="toc 6"/>
+    <w:lsdException w:uiPriority="39" w:name="toc 7"/>
+    <w:lsdException w:uiPriority="39" w:name="toc 8"/>
+    <w:lsdException w:uiPriority="39" w:name="toc 9"/>
+    <w:lsdException w:uiPriority="99" w:name="Normal Indent"/>
+    <w:lsdException w:uiPriority="99" w:name="footnote text"/>
+    <w:lsdException w:uiPriority="99" w:name="annotation text"/>
+    <w:lsdException w:qFormat="1" w:uiPriority="99" w:semiHidden="0" w:name="header"/>
+    <w:lsdException w:qFormat="1" w:uiPriority="99" w:semiHidden="0" w:name="footer"/>
+    <w:lsdException w:uiPriority="99" w:name="index heading"/>
+    <w:lsdException w:qFormat="1" w:uiPriority="35" w:name="caption"/>
+    <w:lsdException w:uiPriority="99" w:name="table of figures"/>
+    <w:lsdException w:uiPriority="99" w:name="envelope address"/>
+    <w:lsdException w:uiPriority="99" w:name="envelope return"/>
+    <w:lsdException w:uiPriority="99" w:name="footnote reference"/>
+    <w:lsdException w:uiPriority="99" w:name="annotation reference"/>
+    <w:lsdException w:uiPriority="99" w:name="line number"/>
+    <w:lsdException w:uiPriority="99" w:name="page number"/>
+    <w:lsdException w:uiPriority="99" w:name="endnote reference"/>
+    <w:lsdException w:uiPriority="99" w:name="endnote text"/>
+    <w:lsdException w:uiPriority="99" w:name="table of authorities"/>
+    <w:lsdException w:uiPriority="99" w:name="macro"/>
+    <w:lsdException w:uiPriority="99" w:name="toa heading"/>
+    <w:lsdException w:uiPriority="99" w:name="List"/>
+    <w:lsdException w:uiPriority="99" w:name="List Bullet"/>
+    <w:lsdException w:uiPriority="99" w:name="List Number"/>
+    <w:lsdException w:uiPriority="99" w:name="List 2"/>
+    <w:lsdException w:uiPriority="99" w:name="List 3"/>
+    <w:lsdException w:uiPriority="99" w:name="List 4"/>
+    <w:lsdException w:uiPriority="99" w:name="List 5"/>
+    <w:lsdException w:uiPriority="99" w:name="List Bullet 2"/>
+    <w:lsdException w:uiPriority="99" w:name="List Bullet 3"/>
+    <w:lsdException w:uiPriority="99" w:name="List Bullet 4"/>
+    <w:lsdException w:uiPriority="99" w:name="List Bullet 5"/>
+    <w:lsdException w:uiPriority="99" w:name="List Number 2"/>
+    <w:lsdException w:uiPriority="99" w:name="List Number 3"/>
+    <w:lsdException w:uiPriority="99" w:name="List Number 4"/>
+    <w:lsdException w:uiPriority="99" w:name="List Number 5"/>
+    <w:lsdException w:qFormat="1" w:unhideWhenUsed="0" w:uiPriority="10" w:semiHidden="0" w:name="Title"/>
+    <w:lsdException w:uiPriority="99" w:name="Closing"/>
+    <w:lsdException w:uiPriority="99" w:name="Signature"/>
+    <w:lsdException w:uiPriority="1" w:name="Default Paragraph Font"/>
+    <w:lsdException w:uiPriority="99" w:name="Body Text"/>
+    <w:lsdException w:uiPriority="99" w:name="Body Text Indent"/>
+    <w:lsdException w:uiPriority="99" w:name="List Continue"/>
+    <w:lsdException w:uiPriority="99" w:name="List Continue 2"/>
+    <w:lsdException w:uiPriority="99" w:name="List Continue 3"/>
+    <w:lsdException w:uiPriority="99" w:name="List Continue 4"/>
+    <w:lsdException w:uiPriority="99" w:name="List Continue 5"/>
+    <w:lsdException w:uiPriority="99" w:name="Message Header"/>
+    <w:lsdException w:qFormat="1" w:unhideWhenUsed="0" w:uiPriority="11" w:semiHidden="0" w:name="Subtitle"/>
+    <w:lsdException w:uiPriority="99" w:name="Salutation"/>
+    <w:lsdException w:uiPriority="99" w:name="Date"/>
+    <w:lsdException w:uiPriority="99" w:name="Body Text First Indent"/>
+    <w:lsdException w:uiPriority="99" w:name="Body Text First Indent 2"/>
+    <w:lsdException w:uiPriority="99" w:name="Note Heading"/>
+    <w:lsdException w:uiPriority="99" w:name="Body Text 2"/>
+    <w:lsdException w:uiPriority="99" w:name="Body Text 3"/>
+    <w:lsdException w:uiPriority="99" w:name="Body Text Indent 2"/>
+    <w:lsdException w:uiPriority="99" w:name="Body Text Indent 3"/>
+    <w:lsdException w:uiPriority="99" w:name="Block Text"/>
+    <w:lsdException w:uiPriority="99" w:semiHidden="0" w:name="Hyperlink"/>
+    <w:lsdException w:uiPriority="99" w:name="FollowedHyperlink"/>
+    <w:lsdException w:qFormat="1" w:unhideWhenUsed="0" w:uiPriority="22" w:semiHidden="0" w:name="Strong"/>
+    <w:lsdException w:qFormat="1" w:unhideWhenUsed="0" w:uiPriority="20" w:semiHidden="0" w:name="Emphasis"/>
+    <w:lsdException w:uiPriority="99" w:name="Document Map"/>
+    <w:lsdException w:uiPriority="99" w:name="Plain Text"/>
+    <w:lsdException w:uiPriority="99" w:name="E-mail Signature"/>
+    <w:lsdException w:uiPriority="99" w:name="Normal (Web)"/>
+    <w:lsdException w:uiPriority="99" w:name="HTML Acronym"/>
+    <w:lsdException w:uiPriority="99" w:name="HTML Address"/>
+    <w:lsdException w:uiPriority="99" w:name="HTML Cite"/>
+    <w:lsdException w:uiPriority="99" w:name="HTML Code"/>
+    <w:lsdException w:uiPriority="99" w:name="HTML Definition"/>
+    <w:lsdException w:uiPriority="99" w:name="HTML Keyboard"/>
+    <w:lsdException w:uiPriority="99" w:name="HTML Preformatted"/>
+    <w:lsdException w:uiPriority="99" w:name="HTML Sample"/>
+    <w:lsdException w:uiPriority="99" w:name="HTML Typewriter"/>
+    <w:lsdException w:uiPriority="99" w:name="HTML Variable"/>
+    <w:lsdException w:qFormat="1" w:uiPriority="99" w:name="Normal Table"/>
+    <w:lsdException w:uiPriority="99" w:name="annotation subject"/>
+    <w:lsdException w:uiPriority="99" w:name="Table Simple 1"/>
+    <w:lsdException w:uiPriority="99" w:name="Table Simple 2"/>
+    <w:lsdException w:uiPriority="99" w:name="Table Simple 3"/>
+    <w:lsdException w:uiPriority="99" w:name="Table Classic 1"/>
+    <w:lsdException w:uiPriority="99" w:name="Table Classic 2"/>
+    <w:lsdException w:uiPriority="99" w:name="Table Classic 3"/>
+    <w:lsdException w:uiPriority="99" w:name="Table Classic 4"/>
+    <w:lsdException w:uiPriority="99" w:name="Table Colorful 1"/>
+    <w:lsdException w:uiPriority="99" w:name="Table Colorful 2"/>
+    <w:lsdException w:uiPriority="99" w:name="Table Colorful 3"/>
+    <w:lsdException w:uiPriority="99" w:name="Table Columns 1"/>
+    <w:lsdException w:uiPriority="99" w:name="Table Columns 2"/>
+    <w:lsdException w:uiPriority="99" w:name="Table Columns 3"/>
+    <w:lsdException w:uiPriority="99" w:name="Table Columns 4"/>
+    <w:lsdException w:uiPriority="99" w:name="Table Columns 5"/>
+    <w:lsdException w:uiPriority="99" w:name="Table Grid 1"/>
+    <w:lsdException w:uiPriority="99" w:name="Table Grid 2"/>
+    <w:lsdException w:uiPriority="99" w:name="Table Grid 3"/>
+    <w:lsdException w:uiPriority="99" w:name="Table Grid 4"/>
+    <w:lsdException w:uiPriority="99" w:name="Table Grid 5"/>
+    <w:lsdException w:uiPriority="99" w:name="Table Grid 6"/>
+    <w:lsdException w:uiPriority="99" w:name="Table Grid 7"/>
+    <w:lsdException w:uiPriority="99" w:name="Table Grid 8"/>
+    <w:lsdException w:uiPriority="99" w:name="Table List 1"/>
+    <w:lsdException w:uiPriority="99" w:name="Table List 2"/>
+    <w:lsdException w:uiPriority="99" w:name="Table List 3"/>
+    <w:lsdException w:uiPriority="99" w:name="Table List 4"/>
+    <w:lsdException w:uiPriority="99" w:name="Table List 5"/>
+    <w:lsdException w:uiPriority="99" w:name="Table List 6"/>
+    <w:lsdException w:uiPriority="99" w:name="Table List 7"/>
+    <w:lsdException w:uiPriority="99" w:name="Table List 8"/>
+    <w:lsdException w:uiPriority="99" w:name="Table 3D effects 1"/>
+    <w:lsdException w:uiPriority="99" w:name="Table 3D effects 2"/>
+    <w:lsdException w:uiPriority="99" w:name="Table 3D effects 3"/>
+    <w:lsdException w:uiPriority="99" w:name="Table Contemporary"/>
+    <w:lsdException w:uiPriority="99" w:name="Table Elegant"/>
+    <w:lsdException w:uiPriority="99" w:name="Table Professional"/>
+    <w:lsdException w:uiPriority="99" w:name="Table Subtle 1"/>
+    <w:lsdException w:uiPriority="99" w:name="Table Subtle 2"/>
+    <w:lsdException w:uiPriority="99" w:name="Table Web 1"/>
+    <w:lsdException w:uiPriority="99" w:name="Table Web 2"/>
+    <w:lsdException w:uiPriority="99" w:name="Table Web 3"/>
+    <w:lsdException w:uiPriority="99" w:name="Balloon Text"/>
+    <w:lsdException w:unhideWhenUsed="0" w:uiPriority="39" w:semiHidden="0" w:name="Table Grid"/>
+    <w:lsdException w:uiPriority="99" w:name="Table Theme"/>
+    <w:lsdException w:unhideWhenUsed="0" w:uiPriority="60" w:semiHidden="0" w:name="Light Shading"/>
+    <w:lsdException w:unhideWhenUsed="0" w:uiPriority="61" w:semiHidden="0" w:name="Light List"/>
+    <w:lsdException w:unhideWhenUsed="0" w:uiPriority="62" w:semiHidden="0" w:name="Light Grid"/>
+    <w:lsdException w:unhideWhenUsed="0" w:uiPriority="63" w:semiHidden="0" w:name="Medium Shading 1"/>
+    <w:lsdException w:unhideWhenUsed="0" w:uiPriority="64" w:semiHidden="0" w:name="Medium Shading 2"/>
+    <w:lsdException w:unhideWhenUsed="0" w:uiPriority="65" w:semiHidden="0" w:name="Medium List 1"/>
+    <w:lsdException w:unhideWhenUsed="0" w:uiPriority="66" w:semiHidden="0" w:name="Medium List 2"/>
+    <w:lsdException w:unhideWhenUsed="0" w:uiPriority="67" w:semiHidden="0" w:name="Medium Grid 1"/>
+    <w:lsdException w:unhideWhenUsed="0" w:uiPriority="68" w:semiHidden="0" w:name="Medium Grid 2"/>
+    <w:lsdException w:unhideWhenUsed="0" w:uiPriority="69" w:semiHidden="0" w:name="Medium Grid 3"/>
+    <w:lsdException w:unhideWhenUsed="0" w:uiPriority="70" w:semiHidden="0" w:name="Dark List"/>
+    <w:lsdException w:unhideWhenUsed="0" w:uiPriority="71" w:semiHidden="0" w:name="Colorful Shading"/>
+    <w:lsdException w:unhideWhenUsed="0" w:uiPriority="72" w:semiHidden="0" w:name="Colorful List"/>
+    <w:lsdException w:unhideWhenUsed="0" w:uiPriority="73" w:semiHidden="0" w:name="Colorful Grid"/>
+    <w:lsdException w:unhideWhenUsed="0" w:uiPriority="60" w:semiHidden="0" w:name="Light Shading Accent 1"/>
+    <w:lsdException w:unhideWhenUsed="0" w:uiPriority="61" w:semiHidden="0" w:name="Light List Accent 1"/>
+    <w:lsdException w:unhideWhenUsed="0" w:uiPriority="62" w:semiHidden="0" w:name="Light Grid Accent 1"/>
+    <w:lsdException w:unhideWhenUsed="0" w:uiPriority="63" w:semiHidden="0" w:name="Medium Shading 1 Accent 1"/>
+    <w:lsdException w:unhideWhenUsed="0" w:uiPriority="64" w:semiHidden="0" w:name="Medium Shading 2 Accent 1"/>
+    <w:lsdException w:unhideWhenUsed="0" w:uiPriority="65" w:semiHidden="0" w:name="Medium List 1 Accent 1"/>
+    <w:lsdException w:qFormat="1" w:unhideWhenUsed="0" w:uiPriority="34" w:semiHidden="0" w:name="List Paragraph"/>
+    <w:lsdException w:unhideWhenUsed="0" w:uiPriority="66" w:semiHidden="0" w:name="Medium List 2 Accent 1"/>
+    <w:lsdException w:unhideWhenUsed="0" w:uiPriority="67" w:semiHidden="0" w:name="Medium Grid 1 Accent 1"/>
+    <w:lsdException w:unhideWhenUsed="0" w:uiPriority="68" w:semiHidden="0" w:name="Medium Grid 2 Accent 1"/>
+    <w:lsdException w:unhideWhenUsed="0" w:uiPriority="69" w:semiHidden="0" w:name="Medium Grid 3 Accent 1"/>
+    <w:lsdException w:unhideWhenUsed="0" w:uiPriority="70" w:semiHidden="0" w:name="Dark List Accent 1"/>
+    <w:lsdException w:unhideWhenUsed="0" w:uiPriority="71" w:semiHidden="0" w:name="Colorful Shading Accent 1"/>
+    <w:lsdException w:unhideWhenUsed="0" w:uiPriority="72" w:semiHidden="0" w:name="Colorful List Accent 1"/>
+    <w:lsdException w:unhideWhenUsed="0" w:uiPriority="73" w:semiHidden="0" w:name="Colorful Grid Accent 1"/>
+    <w:lsdException w:unhideWhenUsed="0" w:uiPriority="60" w:semiHidden="0" w:name="Light Shading Accent 2"/>
+    <w:lsdException w:unhideWhenUsed="0" w:uiPriority="61" w:semiHidden="0" w:name="Light List Accent 2"/>
+    <w:lsdException w:unhideWhenUsed="0" w:uiPriority="62" w:semiHidden="0" w:name="Light Grid Accent 2"/>
+    <w:lsdException w:unhideWhenUsed="0" w:uiPriority="63" w:semiHidden="0" w:name="Medium Shading 1 Accent 2"/>
+    <w:lsdException w:unhideWhenUsed="0" w:uiPriority="64" w:semiHidden="0" w:name="Medium Shading 2 Accent 2"/>
+    <w:lsdException w:unhideWhenUsed="0" w:uiPriority="65" w:semiHidden="0" w:name="Medium List 1 Accent 2"/>
+    <w:lsdException w:unhideWhenUsed="0" w:uiPriority="66" w:semiHidden="0" w:name="Medium List 2 Accent 2"/>
+    <w:lsdException w:unhideWhenUsed="0" w:uiPriority="67" w:semiHidden="0" w:name="Medium Grid 1 Accent 2"/>
+    <w:lsdException w:unhideWhenUsed="0" w:uiPriority="68" w:semiHidden="0" w:name="Medium Grid 2 Accent 2"/>
+    <w:lsdException w:unhideWhenUsed="0" w:uiPriority="69" w:semiHidden="0" w:name="Medium Grid 3 Accent 2"/>
+    <w:lsdException w:unhideWhenUsed="0" w:uiPriority="70" w:semiHidden="0" w:name="Dark List Accent 2"/>
+    <w:lsdException w:unhideWhenUsed="0" w:uiPriority="71" w:semiHidden="0" w:name="Colorful Shading Accent 2"/>
+    <w:lsdException w:unhideWhenUsed="0" w:uiPriority="72" w:semiHidden="0" w:name="Colorful List Accent 2"/>
+    <w:lsdException w:unhideWhenUsed="0" w:uiPriority="73" w:semiHidden="0" w:name="Colorful Grid Accent 2"/>
+    <w:lsdException w:unhideWhenUsed="0" w:uiPriority="60" w:semiHidden="0" w:name="Light Shading Accent 3"/>
+    <w:lsdException w:unhideWhenUsed="0" w:uiPriority="61" w:semiHidden="0" w:name="Light List Accent 3"/>
+    <w:lsdException w:unhideWhenUsed="0" w:uiPriority="62" w:semiHidden="0" w:name="Light Grid Accent 3"/>
+    <w:lsdException w:unhideWhenUsed="0" w:uiPriority="63" w:semiHidden="0" w:name="Medium Shading 1 Accent 3"/>
+    <w:lsdException w:unhideWhenUsed="0" w:uiPriority="64" w:semiHidden="0" w:name="Medium Shading 2 Accent 3"/>
+    <w:lsdException w:unhideWhenUsed="0" w:uiPriority="65" w:semiHidden="0" w:name="Medium List 1 Accent 3"/>
+    <w:lsdException w:unhideWhenUsed="0" w:uiPriority="66" w:semiHidden="0" w:name="Medium List 2 Accent 3"/>
+    <w:lsdException w:unhideWhenUsed="0" w:uiPriority="67" w:semiHidden="0" w:name="Medium Grid 1 Accent 3"/>
+    <w:lsdException w:unhideWhenUsed="0" w:uiPriority="68" w:semiHidden="0" w:name="Medium Grid 2 Accent 3"/>
+    <w:lsdException w:unhideWhenUsed="0" w:uiPriority="69" w:semiHidden="0" w:name="Medium Grid 3 Accent 3"/>
+    <w:lsdException w:unhideWhenUsed="0" w:uiPriority="70" w:semiHidden="0" w:name="Dark List Accent 3"/>
+    <w:lsdException w:unhideWhenUsed="0" w:uiPriority="71" w:semiHidden="0" w:name="Colorful Shading Accent 3"/>
+    <w:lsdException w:unhideWhenUsed="0" w:uiPriority="72" w:semiHidden="0" w:name="Colorful List Accent 3"/>
+    <w:lsdException w:unhideWhenUsed="0" w:uiPriority="73" w:semiHidden="0" w:name="Colorful Grid Accent 3"/>
+    <w:lsdException w:unhideWhenUsed="0" w:uiPriority="60" w:semiHidden="0" w:name="Light Shading Accent 4"/>
+    <w:lsdException w:unhideWhenUsed="0" w:uiPriority="61" w:semiHidden="0" w:name="Light List Accent 4"/>
+    <w:lsdException w:unhideWhenUsed="0" w:uiPriority="62" w:semiHidden="0" w:name="Light Grid Accent 4"/>
+    <w:lsdException w:unhideWhenUsed="0" w:uiPriority="63" w:semiHidden="0" w:name="Medium Shading 1 Accent 4"/>
+    <w:lsdException w:unhideWhenUsed="0" w:uiPriority="64" w:semiHidden="0" w:name="Medium Shading 2 Accent 4"/>
+    <w:lsdException w:unhideWhenUsed="0" w:uiPriority="65" w:semiHidden="0" w:name="Medium List 1 Accent 4"/>
+    <w:lsdException w:unhideWhenUsed="0" w:uiPriority="66" w:semiHidden="0" w:name="Medium List 2 Accent 4"/>
+    <w:lsdException w:unhideWhenUsed="0" w:uiPriority="67" w:semiHidden="0" w:name="Medium Grid 1 Accent 4"/>
+    <w:lsdException w:unhideWhenUsed="0" w:uiPriority="68" w:semiHidden="0" w:name="Medium Grid 2 Accent 4"/>
+    <w:lsdException w:unhideWhenUsed="0" w:uiPriority="69" w:semiHidden="0" w:name="Medium Grid 3 Accent 4"/>
+    <w:lsdException w:unhideWhenUsed="0" w:uiPriority="70" w:semiHidden="0" w:name="Dark List Accent 4"/>
+    <w:lsdException w:unhideWhenUsed="0" w:uiPriority="71" w:semiHidden="0" w:name="Colorful Shading Accent 4"/>
+    <w:lsdException w:unhideWhenUsed="0" w:uiPriority="72" w:semiHidden="0" w:name="Colorful List Accent 4"/>
+    <w:lsdException w:unhideWhenUsed="0" w:uiPriority="73" w:semiHidden="0" w:name="Colorful Grid Accent 4"/>
+    <w:lsdException w:unhideWhenUsed="0" w:uiPriority="60" w:semiHidden="0" w:name="Light Shading Accent 5"/>
+    <w:lsdException w:unhideWhenUsed="0" w:uiPriority="61" w:semiHidden="0" w:name="Light List Accent 5"/>
+    <w:lsdException w:unhideWhenUsed="0" w:uiPriority="62" w:semiHidden="0" w:name="Light Grid Accent 5"/>
+    <w:lsdException w:unhideWhenUsed="0" w:uiPriority="63" w:semiHidden="0" w:name="Medium Shading 1 Accent 5"/>
+    <w:lsdException w:unhideWhenUsed="0" w:uiPriority="64" w:semiHidden="0" w:name="Medium Shading 2 Accent 5"/>
+    <w:lsdException w:unhideWhenUsed="0" w:uiPriority="65" w:semiHidden="0" w:name="Medium List 1 Accent 5"/>
+    <w:lsdException w:unhideWhenUsed="0" w:uiPriority="66" w:semiHidden="0" w:name="Medium List 2 Accent 5"/>
+    <w:lsdException w:unhideWhenUsed="0" w:uiPriority="67" w:semiHidden="0" w:name="Medium Grid 1 Accent 5"/>
+    <w:lsdException w:unhideWhenUsed="0" w:uiPriority="68" w:semiHidden="0" w:name="Medium Grid 2 Accent 5"/>
+    <w:lsdException w:unhideWhenUsed="0" w:uiPriority="69" w:semiHidden="0" w:name="Medium Grid 3 Accent 5"/>
+    <w:lsdException w:unhideWhenUsed="0" w:uiPriority="70" w:semiHidden="0" w:name="Dark List Accent 5"/>
+    <w:lsdException w:unhideWhenUsed="0" w:uiPriority="71" w:semiHidden="0" w:name="Colorful Shading Accent 5"/>
+    <w:lsdException w:unhideWhenUsed="0" w:uiPriority="72" w:semiHidden="0" w:name="Colorful List Accent 5"/>
+    <w:lsdException w:unhideWhenUsed="0" w:uiPriority="73" w:semiHidden="0" w:name="Colorful Grid Accent 5"/>
+    <w:lsdException w:unhideWhenUsed="0" w:uiPriority="60" w:semiHidden="0" w:name="Light Shading Accent 6"/>
+    <w:lsdException w:unhideWhenUsed="0" w:uiPriority="61" w:semiHidden="0" w:name="Light List Accent 6"/>
+    <w:lsdException w:unhideWhenUsed="0" w:uiPriority="62" w:semiHidden="0" w:name="Light Grid Accent 6"/>
+    <w:lsdException w:unhideWhenUsed="0" w:uiPriority="63" w:semiHidden="0" w:name="Medium Shading 1 Accent 6"/>
+    <w:lsdException w:unhideWhenUsed="0" w:uiPriority="64" w:semiHidden="0" w:name="Medium Shading 2 Accent 6"/>
+    <w:lsdException w:unhideWhenUsed="0" w:uiPriority="65" w:semiHidden="0" w:name="Medium List 1 Accent 6"/>
+    <w:lsdException w:unhideWhenUsed="0" w:uiPriority="66" w:semiHidden="0" w:name="Medium List 2 Accent 6"/>
+    <w:lsdException w:unhideWhenUsed="0" w:uiPriority="67" w:semiHidden="0" w:name="Medium Grid 1 Accent 6"/>
+    <w:lsdException w:unhideWhenUsed="0" w:uiPriority="68" w:semiHidden="0" w:name="Medium Grid 2 Accent 6"/>
+    <w:lsdException w:unhideWhenUsed="0" w:uiPriority="69" w:semiHidden="0" w:name="Medium Grid 3 Accent 6"/>
+    <w:lsdException w:unhideWhenUsed="0" w:uiPriority="70" w:semiHidden="0" w:name="Dark List Accent 6"/>
+    <w:lsdException w:unhideWhenUsed="0" w:uiPriority="71" w:semiHidden="0" w:name="Colorful Shading Accent 6"/>
+    <w:lsdException w:unhideWhenUsed="0" w:uiPriority="72" w:semiHidden="0" w:name="Colorful List Accent 6"/>
+    <w:lsdException w:unhideWhenUsed="0" w:uiPriority="73" w:semiHidden="0" w:name="Colorful Grid Accent 6"/>
   </w:latentStyles>
-  <w:style w:type="paragraph" w:default="1" w:styleId="a">
+  <w:style w:type="paragraph" w:default="1" w:styleId="1">
     <w:name w:val="Normal"/>
     <w:qFormat/>
+    <w:uiPriority w:val="0"/>
     <w:pPr>
       <w:widowControl w:val="0"/>
       <w:jc w:val="both"/>
     </w:pPr>
     <w:rPr>
-      <w:rFonts w:asciiTheme="minorHAnsi" w:eastAsiaTheme="minorEastAsia" w:hAnsiTheme="minorHAnsi" w:cstheme="minorBidi"/>
+      <w:rFonts w:asciiTheme="minorHAnsi" w:hAnsiTheme="minorHAnsi" w:eastAsiaTheme="minorEastAsia" w:cstheme="minorBidi"/>
       <w:kern w:val="2"/>
       <w:sz w:val="21"/>
       <w:szCs w:val="22"/>
+      <w:lang w:val="en-US" w:eastAsia="zh-CN" w:bidi="ar-SA"/>
       <w14:ligatures w14:val="standardContextual"/>
     </w:rPr>
   </w:style>
-  <w:style w:type="paragraph" w:styleId="1">
+  <w:style w:type="paragraph" w:styleId="2">
     <w:name w:val="heading 1"/>
-    <w:basedOn w:val="a"/>
-    <w:next w:val="a"/>
+    <w:basedOn w:val="1"/>
+    <w:next w:val="1"/>
     <w:link w:val="10"/>
+    <w:qFormat/>
     <w:uiPriority w:val="9"/>
-    <w:qFormat/>
     <w:pPr>
       <w:keepNext/>
       <w:keepLines/>
@@ -1930,14 +1652,14 @@
       <w:szCs w:val="44"/>
     </w:rPr>
   </w:style>
-  <w:style w:type="paragraph" w:styleId="2">
+  <w:style w:type="paragraph" w:styleId="3">
     <w:name w:val="heading 2"/>
-    <w:basedOn w:val="a"/>
-    <w:next w:val="a"/>
-    <w:link w:val="20"/>
-    <w:uiPriority w:val="9"/>
+    <w:basedOn w:val="1"/>
+    <w:next w:val="1"/>
+    <w:link w:val="12"/>
     <w:unhideWhenUsed/>
     <w:qFormat/>
+    <w:uiPriority w:val="9"/>
     <w:pPr>
       <w:keepNext/>
       <w:keepLines/>
@@ -1945,26 +1667,26 @@
       <w:outlineLvl w:val="1"/>
     </w:pPr>
     <w:rPr>
-      <w:rFonts w:asciiTheme="majorHAnsi" w:eastAsiaTheme="majorEastAsia" w:hAnsiTheme="majorHAnsi" w:cstheme="majorBidi"/>
+      <w:rFonts w:asciiTheme="majorHAnsi" w:hAnsiTheme="majorHAnsi" w:eastAsiaTheme="majorEastAsia" w:cstheme="majorBidi"/>
       <w:b/>
       <w:bCs/>
       <w:sz w:val="32"/>
       <w:szCs w:val="32"/>
     </w:rPr>
   </w:style>
-  <w:style w:type="character" w:default="1" w:styleId="a0">
+  <w:style w:type="character" w:default="1" w:styleId="8">
     <w:name w:val="Default Paragraph Font"/>
-    <w:uiPriority w:val="1"/>
     <w:semiHidden/>
     <w:unhideWhenUsed/>
+    <w:uiPriority w:val="1"/>
   </w:style>
-  <w:style w:type="table" w:default="1" w:styleId="a1">
+  <w:style w:type="table" w:default="1" w:styleId="7">
     <w:name w:val="Normal Table"/>
-    <w:uiPriority w:val="99"/>
     <w:semiHidden/>
     <w:unhideWhenUsed/>
+    <w:qFormat/>
+    <w:uiPriority w:val="99"/>
     <w:tblPr>
-      <w:tblInd w:w="0" w:type="dxa"/>
       <w:tblCellMar>
         <w:top w:w="0" w:type="dxa"/>
         <w:left w:w="108" w:type="dxa"/>
@@ -1973,19 +1695,53 @@
       </w:tblCellMar>
     </w:tblPr>
   </w:style>
-  <w:style w:type="numbering" w:default="1" w:styleId="a2">
-    <w:name w:val="No List"/>
+  <w:style w:type="paragraph" w:styleId="4">
+    <w:name w:val="footer"/>
+    <w:basedOn w:val="1"/>
+    <w:link w:val="15"/>
+    <w:unhideWhenUsed/>
+    <w:qFormat/>
     <w:uiPriority w:val="99"/>
-    <w:semiHidden/>
+    <w:pPr>
+      <w:tabs>
+        <w:tab w:val="center" w:pos="4153"/>
+        <w:tab w:val="right" w:pos="8306"/>
+      </w:tabs>
+      <w:snapToGrid w:val="0"/>
+      <w:jc w:val="left"/>
+    </w:pPr>
+    <w:rPr>
+      <w:sz w:val="18"/>
+      <w:szCs w:val="18"/>
+    </w:rPr>
+  </w:style>
+  <w:style w:type="paragraph" w:styleId="5">
+    <w:name w:val="header"/>
+    <w:basedOn w:val="1"/>
+    <w:link w:val="14"/>
     <w:unhideWhenUsed/>
+    <w:qFormat/>
+    <w:uiPriority w:val="99"/>
+    <w:pPr>
+      <w:tabs>
+        <w:tab w:val="center" w:pos="4153"/>
+        <w:tab w:val="right" w:pos="8306"/>
+      </w:tabs>
+      <w:snapToGrid w:val="0"/>
+      <w:jc w:val="center"/>
+    </w:pPr>
+    <w:rPr>
+      <w:sz w:val="18"/>
+      <w:szCs w:val="18"/>
+    </w:rPr>
   </w:style>
-  <w:style w:type="paragraph" w:styleId="a3">
+  <w:style w:type="paragraph" w:styleId="6">
     <w:name w:val="Subtitle"/>
-    <w:basedOn w:val="a"/>
-    <w:next w:val="a"/>
-    <w:link w:val="a4"/>
+    <w:basedOn w:val="1"/>
+    <w:next w:val="1"/>
+    <w:link w:val="11"/>
+    <w:qFormat/>
     <w:uiPriority w:val="11"/>
-    <w:qFormat/>
     <w:pPr>
       <w:spacing w:before="240" w:after="60" w:line="312" w:lineRule="auto"/>
       <w:jc w:val="center"/>
@@ -1999,12 +1755,27 @@
       <w:szCs w:val="32"/>
     </w:rPr>
   </w:style>
+  <w:style w:type="character" w:styleId="9">
+    <w:name w:val="Hyperlink"/>
+    <w:basedOn w:val="8"/>
+    <w:unhideWhenUsed/>
+    <w:uiPriority w:val="99"/>
+    <w:rPr>
+      <w:color w:val="0563C1" w:themeColor="hyperlink"/>
+      <w:u w:val="single"/>
+      <w14:textFill>
+        <w14:solidFill>
+          <w14:schemeClr w14:val="hlink"/>
+        </w14:solidFill>
+      </w14:textFill>
+    </w:rPr>
+  </w:style>
   <w:style w:type="character" w:customStyle="1" w:styleId="10">
     <w:name w:val="标题 1 字符"/>
-    <w:basedOn w:val="a0"/>
-    <w:link w:val="1"/>
+    <w:basedOn w:val="8"/>
+    <w:link w:val="2"/>
+    <w:qFormat/>
     <w:uiPriority w:val="9"/>
-    <w:qFormat/>
     <w:rPr>
       <w:b/>
       <w:bCs/>
@@ -2013,10 +1784,10 @@
       <w:szCs w:val="44"/>
     </w:rPr>
   </w:style>
-  <w:style w:type="character" w:customStyle="1" w:styleId="a4">
+  <w:style w:type="character" w:customStyle="1" w:styleId="11">
     <w:name w:val="副标题 字符"/>
-    <w:basedOn w:val="a0"/>
-    <w:link w:val="a3"/>
+    <w:basedOn w:val="8"/>
+    <w:link w:val="6"/>
     <w:uiPriority w:val="11"/>
     <w:rPr>
       <w:b/>
@@ -2026,114 +1797,61 @@
       <w:szCs w:val="32"/>
     </w:rPr>
   </w:style>
-  <w:style w:type="character" w:customStyle="1" w:styleId="20">
+  <w:style w:type="character" w:customStyle="1" w:styleId="12">
     <w:name w:val="标题 2 字符"/>
-    <w:basedOn w:val="a0"/>
-    <w:link w:val="2"/>
+    <w:basedOn w:val="8"/>
+    <w:link w:val="3"/>
+    <w:qFormat/>
     <w:uiPriority w:val="9"/>
     <w:rPr>
-      <w:rFonts w:asciiTheme="majorHAnsi" w:eastAsiaTheme="majorEastAsia" w:hAnsiTheme="majorHAnsi" w:cstheme="majorBidi"/>
+      <w:rFonts w:asciiTheme="majorHAnsi" w:hAnsiTheme="majorHAnsi" w:eastAsiaTheme="majorEastAsia" w:cstheme="majorBidi"/>
       <w:b/>
       <w:bCs/>
       <w:sz w:val="32"/>
       <w:szCs w:val="32"/>
     </w:rPr>
   </w:style>
-  <w:style w:type="paragraph" w:styleId="a5">
+  <w:style w:type="paragraph" w:styleId="13">
     <w:name w:val="List Paragraph"/>
-    <w:basedOn w:val="a"/>
+    <w:basedOn w:val="1"/>
+    <w:qFormat/>
     <w:uiPriority w:val="34"/>
-    <w:qFormat/>
     <w:pPr>
-      <w:ind w:firstLineChars="200" w:firstLine="420"/>
+      <w:ind w:firstLine="420" w:firstLineChars="200"/>
     </w:pPr>
   </w:style>
-  <w:style w:type="paragraph" w:styleId="a6">
-    <w:name w:val="header"/>
-    <w:basedOn w:val="a"/>
-    <w:link w:val="a7"/>
+  <w:style w:type="character" w:customStyle="1" w:styleId="14">
+    <w:name w:val="页眉 字符"/>
+    <w:basedOn w:val="8"/>
+    <w:link w:val="5"/>
     <w:uiPriority w:val="99"/>
-    <w:unhideWhenUsed/>
-    <w:rsid w:val="00276248"/>
-    <w:pPr>
-      <w:tabs>
-        <w:tab w:val="center" w:pos="4153"/>
-        <w:tab w:val="right" w:pos="8306"/>
-      </w:tabs>
-      <w:snapToGrid w:val="0"/>
-      <w:jc w:val="center"/>
-    </w:pPr>
     <w:rPr>
-      <w:sz w:val="18"/>
-      <w:szCs w:val="18"/>
-    </w:rPr>
-  </w:style>
-  <w:style w:type="character" w:customStyle="1" w:styleId="a7">
-    <w:name w:val="页眉 字符"/>
-    <w:basedOn w:val="a0"/>
-    <w:link w:val="a6"/>
-    <w:uiPriority w:val="99"/>
-    <w:rsid w:val="00276248"/>
-    <w:rPr>
-      <w:rFonts w:asciiTheme="minorHAnsi" w:eastAsiaTheme="minorEastAsia" w:hAnsiTheme="minorHAnsi" w:cstheme="minorBidi"/>
+      <w:rFonts w:asciiTheme="minorHAnsi" w:hAnsiTheme="minorHAnsi" w:eastAsiaTheme="minorEastAsia" w:cstheme="minorBidi"/>
       <w:kern w:val="2"/>
       <w:sz w:val="18"/>
       <w:szCs w:val="18"/>
       <w14:ligatures w14:val="standardContextual"/>
     </w:rPr>
   </w:style>
-  <w:style w:type="paragraph" w:styleId="a8">
-    <w:name w:val="footer"/>
-    <w:basedOn w:val="a"/>
-    <w:link w:val="a9"/>
+  <w:style w:type="character" w:customStyle="1" w:styleId="15">
+    <w:name w:val="页脚 字符"/>
+    <w:basedOn w:val="8"/>
+    <w:link w:val="4"/>
     <w:uiPriority w:val="99"/>
-    <w:unhideWhenUsed/>
-    <w:rsid w:val="00276248"/>
-    <w:pPr>
-      <w:tabs>
-        <w:tab w:val="center" w:pos="4153"/>
-        <w:tab w:val="right" w:pos="8306"/>
-      </w:tabs>
-      <w:snapToGrid w:val="0"/>
-      <w:jc w:val="left"/>
-    </w:pPr>
     <w:rPr>
-      <w:sz w:val="18"/>
-      <w:szCs w:val="18"/>
-    </w:rPr>
-  </w:style>
-  <w:style w:type="character" w:customStyle="1" w:styleId="a9">
-    <w:name w:val="页脚 字符"/>
-    <w:basedOn w:val="a0"/>
-    <w:link w:val="a8"/>
-    <w:uiPriority w:val="99"/>
-    <w:rsid w:val="00276248"/>
-    <w:rPr>
-      <w:rFonts w:asciiTheme="minorHAnsi" w:eastAsiaTheme="minorEastAsia" w:hAnsiTheme="minorHAnsi" w:cstheme="minorBidi"/>
+      <w:rFonts w:asciiTheme="minorHAnsi" w:hAnsiTheme="minorHAnsi" w:eastAsiaTheme="minorEastAsia" w:cstheme="minorBidi"/>
       <w:kern w:val="2"/>
       <w:sz w:val="18"/>
       <w:szCs w:val="18"/>
       <w14:ligatures w14:val="standardContextual"/>
     </w:rPr>
   </w:style>
-  <w:style w:type="character" w:styleId="aa">
-    <w:name w:val="Hyperlink"/>
-    <w:basedOn w:val="a0"/>
-    <w:uiPriority w:val="99"/>
-    <w:unhideWhenUsed/>
-    <w:rsid w:val="00276248"/>
-    <w:rPr>
-      <w:color w:val="0563C1" w:themeColor="hyperlink"/>
-      <w:u w:val="single"/>
-    </w:rPr>
-  </w:style>
-  <w:style w:type="character" w:styleId="ab">
+  <w:style w:type="character" w:customStyle="1" w:styleId="16">
     <w:name w:val="Unresolved Mention"/>
-    <w:basedOn w:val="a0"/>
-    <w:uiPriority w:val="99"/>
+    <w:basedOn w:val="8"/>
     <w:semiHidden/>
     <w:unhideWhenUsed/>
-    <w:rsid w:val="00276248"/>
+    <w:uiPriority w:val="99"/>
     <w:rPr>
       <w:color w:val="605E5C"/>
       <w:shd w:val="clear" w:color="auto" w:fill="E1DFDD"/>
@@ -2394,6 +2112,5 @@
     </a:fmtScheme>
   </a:themeElements>
   <a:objectDefaults/>
-  <a:extraClrSchemeLst/>
 </a:theme>
 </file>
--- a/开箱使用说明.docx
+++ b/开箱使用说明.docx
@@ -1,10 +1,10 @@
 
 <file path=word/document.xml><?xml version="1.0" encoding="utf-8"?>
-<w:document xmlns:wpc="http://schemas.microsoft.com/office/word/2010/wordprocessingCanvas" xmlns:mc="http://schemas.openxmlformats.org/markup-compatibility/2006" xmlns:o="urn:schemas-microsoft-com:office:office" xmlns:r="http://schemas.openxmlformats.org/officeDocument/2006/relationships" xmlns:m="http://schemas.openxmlformats.org/officeDocument/2006/math" xmlns:v="urn:schemas-microsoft-com:vml" xmlns:wp14="http://schemas.microsoft.com/office/word/2010/wordprocessingDrawing" xmlns:wp="http://schemas.openxmlformats.org/drawingml/2006/wordprocessingDrawing" xmlns:w="http://schemas.openxmlformats.org/wordprocessingml/2006/main" xmlns:w14="http://schemas.microsoft.com/office/word/2010/wordml" xmlns:w10="urn:schemas-microsoft-com:office:word" xmlns:w15="http://schemas.microsoft.com/office/word/2012/wordml" xmlns:wpg="http://schemas.microsoft.com/office/word/2010/wordprocessingGroup" xmlns:wpi="http://schemas.microsoft.com/office/word/2010/wordprocessingInk" xmlns:wne="http://schemas.microsoft.com/office/word/2006/wordml" xmlns:wps="http://schemas.microsoft.com/office/word/2010/wordprocessingShape" xmlns:wpsCustomData="http://www.wps.cn/officeDocument/2013/wpsCustomData" mc:Ignorable="w14 w15 wp14">
+<w:document xmlns:wpc="http://schemas.microsoft.com/office/word/2010/wordprocessingCanvas" xmlns:cx="http://schemas.microsoft.com/office/drawing/2014/chartex" xmlns:cx1="http://schemas.microsoft.com/office/drawing/2015/9/8/chartex" xmlns:cx2="http://schemas.microsoft.com/office/drawing/2015/10/21/chartex" xmlns:cx3="http://schemas.microsoft.com/office/drawing/2016/5/9/chartex" xmlns:cx4="http://schemas.microsoft.com/office/drawing/2016/5/10/chartex" xmlns:cx5="http://schemas.microsoft.com/office/drawing/2016/5/11/chartex" xmlns:cx6="http://schemas.microsoft.com/office/drawing/2016/5/12/chartex" xmlns:cx7="http://schemas.microsoft.com/office/drawing/2016/5/13/chartex" xmlns:cx8="http://schemas.microsoft.com/office/drawing/2016/5/14/chartex" xmlns:mc="http://schemas.openxmlformats.org/markup-compatibility/2006" xmlns:aink="http://schemas.microsoft.com/office/drawing/2016/ink" xmlns:am3d="http://schemas.microsoft.com/office/drawing/2017/model3d" xmlns:o="urn:schemas-microsoft-com:office:office" xmlns:oel="http://schemas.microsoft.com/office/2019/extlst" xmlns:r="http://schemas.openxmlformats.org/officeDocument/2006/relationships" xmlns:m="http://schemas.openxmlformats.org/officeDocument/2006/math" xmlns:v="urn:schemas-microsoft-com:vml" xmlns:wp14="http://schemas.microsoft.com/office/word/2010/wordprocessingDrawing" xmlns:wp="http://schemas.openxmlformats.org/drawingml/2006/wordprocessingDrawing" xmlns:w10="urn:schemas-microsoft-com:office:word" xmlns:w="http://schemas.openxmlformats.org/wordprocessingml/2006/main" xmlns:w14="http://schemas.microsoft.com/office/word/2010/wordml" xmlns:w15="http://schemas.microsoft.com/office/word/2012/wordml" xmlns:w16cex="http://schemas.microsoft.com/office/word/2018/wordml/cex" xmlns:w16cid="http://schemas.microsoft.com/office/word/2016/wordml/cid" xmlns:w16="http://schemas.microsoft.com/office/word/2018/wordml" xmlns:w16du="http://schemas.microsoft.com/office/word/2023/wordml/word16du" xmlns:w16sdtdh="http://schemas.microsoft.com/office/word/2020/wordml/sdtdatahash" xmlns:w16sdtfl="http://schemas.microsoft.com/office/word/2024/wordml/sdtformatlock" xmlns:w16se="http://schemas.microsoft.com/office/word/2015/wordml/symex" xmlns:wpg="http://schemas.microsoft.com/office/word/2010/wordprocessingGroup" xmlns:wpi="http://schemas.microsoft.com/office/word/2010/wordprocessingInk" xmlns:wne="http://schemas.microsoft.com/office/word/2006/wordml" xmlns:wps="http://schemas.microsoft.com/office/word/2010/wordprocessingShape" mc:Ignorable="w14 w15 w16se w16cid w16 w16cex w16sdtdh w16sdtfl w16du wp14">
   <w:body>
     <w:p>
       <w:pPr>
-        <w:pStyle w:val="3"/>
+        <w:pStyle w:val="2"/>
         <w:rPr>
           <w:rFonts w:hint="eastAsia"/>
         </w:rPr>
@@ -18,7 +18,7 @@
     </w:p>
     <w:p>
       <w:pPr>
-        <w:pStyle w:val="3"/>
+        <w:pStyle w:val="2"/>
         <w:rPr>
           <w:rFonts w:hint="eastAsia"/>
         </w:rPr>
@@ -32,7 +32,7 @@
     </w:p>
     <w:p>
       <w:pPr>
-        <w:pStyle w:val="3"/>
+        <w:pStyle w:val="2"/>
         <w:rPr>
           <w:rFonts w:hint="eastAsia"/>
         </w:rPr>
@@ -64,8 +64,11 @@
         </w:rPr>
       </w:pPr>
       <w:r>
+        <w:rPr>
+          <w:noProof/>
+        </w:rPr>
         <w:drawing>
-          <wp:inline distT="0" distB="0" distL="0" distR="0">
+          <wp:inline distT="0" distB="0" distL="0" distR="0" wp14:anchorId="6274B0B7" wp14:editId="31AC3738">
             <wp:extent cx="3362325" cy="2517775"/>
             <wp:effectExtent l="0" t="0" r="9525" b="0"/>
             <wp:docPr id="1921036589" name="图片 1"/>
@@ -82,7 +85,7 @@
                     </pic:cNvPicPr>
                   </pic:nvPicPr>
                   <pic:blipFill>
-                    <a:blip r:embed="rId4"/>
+                    <a:blip r:embed="rId5"/>
                     <a:stretch>
                       <a:fillRect/>
                     </a:stretch>
@@ -105,7 +108,7 @@
     </w:p>
     <w:p>
       <w:pPr>
-        <w:pStyle w:val="13"/>
+        <w:pStyle w:val="aa"/>
         <w:numPr>
           <w:ilvl w:val="0"/>
           <w:numId w:val="1"/>
@@ -124,7 +127,7 @@
     </w:p>
     <w:p>
       <w:pPr>
-        <w:pStyle w:val="13"/>
+        <w:pStyle w:val="aa"/>
         <w:numPr>
           <w:ilvl w:val="0"/>
           <w:numId w:val="1"/>
@@ -143,7 +146,7 @@
     </w:p>
     <w:p>
       <w:pPr>
-        <w:pStyle w:val="13"/>
+        <w:pStyle w:val="aa"/>
         <w:numPr>
           <w:ilvl w:val="0"/>
           <w:numId w:val="1"/>
@@ -162,7 +165,7 @@
     </w:p>
     <w:p>
       <w:pPr>
-        <w:pStyle w:val="13"/>
+        <w:pStyle w:val="aa"/>
         <w:numPr>
           <w:ilvl w:val="0"/>
           <w:numId w:val="1"/>
@@ -181,7 +184,7 @@
     </w:p>
     <w:p>
       <w:pPr>
-        <w:pStyle w:val="13"/>
+        <w:pStyle w:val="aa"/>
         <w:numPr>
           <w:ilvl w:val="0"/>
           <w:numId w:val="1"/>
@@ -200,7 +203,7 @@
     </w:p>
     <w:p>
       <w:pPr>
-        <w:pStyle w:val="13"/>
+        <w:pStyle w:val="aa"/>
         <w:numPr>
           <w:ilvl w:val="0"/>
           <w:numId w:val="1"/>
@@ -219,7 +222,7 @@
     </w:p>
     <w:p>
       <w:pPr>
-        <w:pStyle w:val="13"/>
+        <w:pStyle w:val="aa"/>
         <w:numPr>
           <w:ilvl w:val="0"/>
           <w:numId w:val="1"/>
@@ -238,7 +241,7 @@
     </w:p>
     <w:p>
       <w:pPr>
-        <w:pStyle w:val="13"/>
+        <w:pStyle w:val="aa"/>
         <w:numPr>
           <w:ilvl w:val="0"/>
           <w:numId w:val="1"/>
@@ -257,7 +260,7 @@
     </w:p>
     <w:p>
       <w:pPr>
-        <w:pStyle w:val="13"/>
+        <w:pStyle w:val="aa"/>
         <w:numPr>
           <w:ilvl w:val="0"/>
           <w:numId w:val="1"/>
@@ -283,7 +286,7 @@
     </w:p>
     <w:p>
       <w:pPr>
-        <w:pStyle w:val="3"/>
+        <w:pStyle w:val="2"/>
         <w:rPr>
           <w:rFonts w:hint="eastAsia"/>
         </w:rPr>
@@ -310,7 +313,7 @@
     </w:p>
     <w:p>
       <w:pPr>
-        <w:pStyle w:val="3"/>
+        <w:pStyle w:val="2"/>
         <w:rPr>
           <w:rFonts w:hint="eastAsia"/>
           <w:color w:val="FF0000"/>
@@ -325,12 +328,13 @@
           <w:sz w:val="36"/>
           <w:szCs w:val="36"/>
         </w:rPr>
+        <w:lastRenderedPageBreak/>
         <w:t>常见问题：</w:t>
       </w:r>
     </w:p>
     <w:p>
       <w:pPr>
-        <w:pStyle w:val="13"/>
+        <w:pStyle w:val="aa"/>
         <w:numPr>
           <w:ilvl w:val="0"/>
           <w:numId w:val="2"/>
@@ -349,7 +353,7 @@
     </w:p>
     <w:p>
       <w:pPr>
-        <w:pStyle w:val="13"/>
+        <w:pStyle w:val="aa"/>
         <w:numPr>
           <w:ilvl w:val="1"/>
           <w:numId w:val="2"/>
@@ -381,7 +385,7 @@
     </w:p>
     <w:p>
       <w:pPr>
-        <w:pStyle w:val="13"/>
+        <w:pStyle w:val="aa"/>
         <w:numPr>
           <w:ilvl w:val="1"/>
           <w:numId w:val="2"/>
@@ -413,12 +417,15 @@
     </w:p>
     <w:p>
       <w:pPr>
-        <w:pStyle w:val="13"/>
+        <w:pStyle w:val="aa"/>
         <w:numPr>
           <w:ilvl w:val="1"/>
           <w:numId w:val="2"/>
         </w:numPr>
         <w:ind w:firstLineChars="0"/>
+        <w:rPr>
+          <w:rFonts w:hint="eastAsia"/>
+        </w:rPr>
       </w:pPr>
       <w:r>
         <w:rPr>
@@ -429,7 +436,7 @@
       <w:r>
         <w:rPr>
           <w:rFonts w:hint="eastAsia"/>
-          <w:color w:val="C55A11" w:themeColor="accent2" w:themeShade="BF"/>
+          <w:color w:val="C45911" w:themeColor="accent2" w:themeShade="BF"/>
         </w:rPr>
         <w:t>中概率</w:t>
       </w:r>
@@ -442,7 +449,7 @@
     </w:p>
     <w:p>
       <w:pPr>
-        <w:pStyle w:val="13"/>
+        <w:pStyle w:val="aa"/>
         <w:numPr>
           <w:ilvl w:val="1"/>
           <w:numId w:val="2"/>
@@ -461,7 +468,7 @@
       <w:r>
         <w:rPr>
           <w:rFonts w:hint="eastAsia"/>
-          <w:color w:val="C55A11" w:themeColor="accent2" w:themeShade="BF"/>
+          <w:color w:val="C45911" w:themeColor="accent2" w:themeShade="BF"/>
         </w:rPr>
         <w:t>中概率</w:t>
       </w:r>
@@ -474,7 +481,7 @@
     </w:p>
     <w:p>
       <w:pPr>
-        <w:pStyle w:val="13"/>
+        <w:pStyle w:val="aa"/>
         <w:numPr>
           <w:ilvl w:val="1"/>
           <w:numId w:val="2"/>
@@ -493,7 +500,7 @@
       <w:r>
         <w:rPr>
           <w:rFonts w:hint="eastAsia"/>
-          <w:color w:val="C55A11" w:themeColor="accent2" w:themeShade="BF"/>
+          <w:color w:val="C45911" w:themeColor="accent2" w:themeShade="BF"/>
         </w:rPr>
         <w:t>中概率</w:t>
       </w:r>
@@ -501,19 +508,12 @@
         <w:rPr>
           <w:rFonts w:hint="eastAsia"/>
         </w:rPr>
-        <w:t>）</w:t>
-      </w:r>
-      <w:r>
-        <w:rPr>
-          <w:rFonts w:hint="eastAsia"/>
-          <w:lang w:val="en-US" w:eastAsia="zh-CN"/>
-        </w:rPr>
-        <w:t>部分电脑或者keil版本的arm compiler V5编译后运行异常，请使用arm compiler V6编译，开启O2优化</w:t>
-      </w:r>
-    </w:p>
-    <w:p>
-      <w:pPr>
-        <w:pStyle w:val="13"/>
+        <w:t>）部分电脑或者keil版本的arm compiler V5编译后运行异常，请使用arm compiler V6编译，开启O2优化</w:t>
+      </w:r>
+    </w:p>
+    <w:p>
+      <w:pPr>
+        <w:pStyle w:val="aa"/>
         <w:numPr>
           <w:ilvl w:val="1"/>
           <w:numId w:val="2"/>
@@ -532,7 +532,7 @@
     </w:p>
     <w:p>
       <w:pPr>
-        <w:pStyle w:val="13"/>
+        <w:pStyle w:val="aa"/>
         <w:numPr>
           <w:ilvl w:val="1"/>
           <w:numId w:val="2"/>
@@ -551,15 +551,18 @@
     </w:p>
     <w:p>
       <w:pPr>
-        <w:pStyle w:val="13"/>
-        <w:ind w:left="880" w:firstLine="0" w:firstLineChars="0"/>
-        <w:rPr>
-          <w:rFonts w:hint="eastAsia"/>
-        </w:rPr>
-      </w:pPr>
-      <w:r>
+        <w:pStyle w:val="aa"/>
+        <w:ind w:left="880" w:firstLineChars="0" w:firstLine="0"/>
+        <w:rPr>
+          <w:rFonts w:hint="eastAsia"/>
+        </w:rPr>
+      </w:pPr>
+      <w:r>
+        <w:rPr>
+          <w:noProof/>
+        </w:rPr>
         <w:drawing>
-          <wp:inline distT="0" distB="0" distL="0" distR="0">
+          <wp:inline distT="0" distB="0" distL="0" distR="0" wp14:anchorId="36CF37E9" wp14:editId="46A0B3F2">
             <wp:extent cx="1026795" cy="1207770"/>
             <wp:effectExtent l="0" t="0" r="1905" b="11430"/>
             <wp:docPr id="261144788" name="图片 1"/>
@@ -576,7 +579,7 @@
                     </pic:cNvPicPr>
                   </pic:nvPicPr>
                   <pic:blipFill>
-                    <a:blip r:embed="rId5" cstate="print">
+                    <a:blip r:embed="rId6" cstate="print">
                       <a:extLst>
                         <a:ext uri="{28A0092B-C50C-407E-A947-70E740481C1C}">
                           <a14:useLocalDpi xmlns:a14="http://schemas.microsoft.com/office/drawing/2010/main" val="0"/>
@@ -610,7 +613,7 @@
     </w:p>
     <w:p>
       <w:pPr>
-        <w:pStyle w:val="13"/>
+        <w:pStyle w:val="aa"/>
         <w:numPr>
           <w:ilvl w:val="0"/>
           <w:numId w:val="3"/>
@@ -629,15 +632,18 @@
     </w:p>
     <w:p>
       <w:pPr>
-        <w:pStyle w:val="13"/>
+        <w:pStyle w:val="aa"/>
         <w:ind w:firstLineChars="0"/>
         <w:rPr>
           <w:rFonts w:hint="eastAsia"/>
         </w:rPr>
       </w:pPr>
       <w:r>
+        <w:rPr>
+          <w:noProof/>
+        </w:rPr>
         <w:drawing>
-          <wp:inline distT="0" distB="0" distL="114300" distR="114300">
+          <wp:inline distT="0" distB="0" distL="114300" distR="114300" wp14:anchorId="1E241DA3" wp14:editId="6A91BE12">
             <wp:extent cx="4667250" cy="558800"/>
             <wp:effectExtent l="0" t="0" r="0" b="12700"/>
             <wp:docPr id="2" name="图片 2"/>
@@ -654,7 +660,7 @@
                     </pic:cNvPicPr>
                   </pic:nvPicPr>
                   <pic:blipFill>
-                    <a:blip r:embed="rId6"/>
+                    <a:blip r:embed="rId7"/>
                     <a:stretch>
                       <a:fillRect/>
                     </a:stretch>
@@ -681,7 +687,7 @@
     </w:p>
     <w:p>
       <w:pPr>
-        <w:pStyle w:val="13"/>
+        <w:pStyle w:val="aa"/>
         <w:numPr>
           <w:ilvl w:val="1"/>
           <w:numId w:val="3"/>
@@ -720,7 +726,7 @@
     </w:p>
     <w:p>
       <w:pPr>
-        <w:pStyle w:val="13"/>
+        <w:pStyle w:val="aa"/>
         <w:numPr>
           <w:ilvl w:val="0"/>
           <w:numId w:val="3"/>
@@ -739,7 +745,7 @@
     </w:p>
     <w:p>
       <w:pPr>
-        <w:pStyle w:val="13"/>
+        <w:pStyle w:val="aa"/>
         <w:numPr>
           <w:ilvl w:val="1"/>
           <w:numId w:val="3"/>
@@ -771,15 +777,18 @@
     </w:p>
     <w:p>
       <w:pPr>
-        <w:pStyle w:val="13"/>
-        <w:ind w:firstLine="0" w:firstLineChars="0"/>
-        <w:rPr>
-          <w:rFonts w:hint="eastAsia"/>
-        </w:rPr>
-      </w:pPr>
-      <w:r>
+        <w:pStyle w:val="aa"/>
+        <w:ind w:firstLineChars="0" w:firstLine="0"/>
+        <w:rPr>
+          <w:rFonts w:hint="eastAsia"/>
+        </w:rPr>
+      </w:pPr>
+      <w:r>
+        <w:rPr>
+          <w:noProof/>
+        </w:rPr>
         <w:drawing>
-          <wp:inline distT="0" distB="0" distL="114300" distR="114300">
+          <wp:inline distT="0" distB="0" distL="114300" distR="114300" wp14:anchorId="743599CB" wp14:editId="4759F81B">
             <wp:extent cx="3362325" cy="2283460"/>
             <wp:effectExtent l="0" t="0" r="9525" b="2540"/>
             <wp:docPr id="3" name="图片 3"/>
@@ -796,7 +805,7 @@
                     </pic:cNvPicPr>
                   </pic:nvPicPr>
                   <pic:blipFill>
-                    <a:blip r:embed="rId7"/>
+                    <a:blip r:embed="rId8"/>
                     <a:stretch>
                       <a:fillRect/>
                     </a:stretch>
@@ -823,25 +832,25 @@
     </w:p>
     <w:p>
       <w:pPr>
-        <w:pStyle w:val="13"/>
-        <w:ind w:firstLine="0" w:firstLineChars="0"/>
-        <w:rPr>
-          <w:rFonts w:hint="eastAsia"/>
-        </w:rPr>
-      </w:pPr>
-    </w:p>
-    <w:p>
-      <w:pPr>
-        <w:pStyle w:val="13"/>
-        <w:ind w:left="880" w:firstLine="0" w:firstLineChars="0"/>
-        <w:rPr>
-          <w:rFonts w:hint="eastAsia"/>
-        </w:rPr>
-      </w:pPr>
-    </w:p>
-    <w:p>
-      <w:pPr>
-        <w:pStyle w:val="13"/>
+        <w:pStyle w:val="aa"/>
+        <w:ind w:firstLineChars="0" w:firstLine="0"/>
+        <w:rPr>
+          <w:rFonts w:hint="eastAsia"/>
+        </w:rPr>
+      </w:pPr>
+    </w:p>
+    <w:p>
+      <w:pPr>
+        <w:pStyle w:val="aa"/>
+        <w:ind w:left="880" w:firstLineChars="0" w:firstLine="0"/>
+        <w:rPr>
+          <w:rFonts w:hint="eastAsia"/>
+        </w:rPr>
+      </w:pPr>
+    </w:p>
+    <w:p>
+      <w:pPr>
+        <w:pStyle w:val="aa"/>
         <w:numPr>
           <w:ilvl w:val="0"/>
           <w:numId w:val="3"/>
@@ -866,7 +875,7 @@
     </w:p>
     <w:p>
       <w:pPr>
-        <w:pStyle w:val="13"/>
+        <w:pStyle w:val="aa"/>
         <w:numPr>
           <w:ilvl w:val="1"/>
           <w:numId w:val="3"/>
@@ -880,6 +889,7 @@
         <w:rPr>
           <w:rFonts w:hint="eastAsia"/>
         </w:rPr>
+        <w:lastRenderedPageBreak/>
         <w:t>修改main.c的while(1)前面10~20行左右的配置项，比如改为速度模式就会一直转，给予负数就是反向转</w:t>
       </w:r>
     </w:p>
@@ -892,7 +902,7 @@
     </w:p>
     <w:p>
       <w:pPr>
-        <w:pStyle w:val="3"/>
+        <w:pStyle w:val="2"/>
         <w:rPr>
           <w:rFonts w:hint="eastAsia"/>
         </w:rPr>
@@ -910,29 +920,15 @@
           <w:rFonts w:hint="eastAsia"/>
         </w:rPr>
       </w:pPr>
-      <w:r>
-        <w:fldChar w:fldCharType="begin"/>
-      </w:r>
-      <w:r>
-        <w:instrText xml:space="preserve"> HYPERLINK "https://blog.csdn.net/qq570437459/category_12672491" </w:instrText>
-      </w:r>
-      <w:r>
-        <w:fldChar w:fldCharType="separate"/>
-      </w:r>
-      <w:r>
-        <w:rPr>
-          <w:rStyle w:val="9"/>
-          <w:rFonts w:hint="eastAsia"/>
-        </w:rPr>
-        <w:t>https://blog.csdn.net/qq570437459/category_12672491</w:t>
-      </w:r>
-      <w:r>
-        <w:rPr>
-          <w:rStyle w:val="9"/>
-          <w:rFonts w:hint="eastAsia"/>
-        </w:rPr>
-        <w:fldChar w:fldCharType="end"/>
-      </w:r>
+      <w:hyperlink r:id="rId9" w:history="1">
+        <w:r>
+          <w:rPr>
+            <w:rStyle w:val="a9"/>
+            <w:rFonts w:hint="eastAsia"/>
+          </w:rPr>
+          <w:t>https://blog.csdn.net/qq570437459/category_12672491</w:t>
+        </w:r>
+      </w:hyperlink>
     </w:p>
     <w:p>
       <w:pPr>
@@ -968,11 +964,9 @@
           <w:sz w:val="24"/>
           <w:szCs w:val="28"/>
         </w:rPr>
-        <w:t>【2511更新】工程实践软件架构更新，更加合理高效的计算架构。最大转速提升20%，大幅降低旋转噪音，明显改善低速性能，纯速度环0.1RPM来了！</w:t>
-      </w:r>
-    </w:p>
-    <w:p>
-      <w:pPr>
+        <w:t>【2</w:t>
+      </w:r>
+      <w:r>
         <w:rPr>
           <w:rFonts w:hint="eastAsia"/>
           <w:b/>
@@ -981,7 +975,8 @@
           <w:sz w:val="24"/>
           <w:szCs w:val="28"/>
         </w:rPr>
-      </w:pPr>
+        <w:t>605</w:t>
+      </w:r>
       <w:r>
         <w:rPr>
           <w:rFonts w:hint="eastAsia"/>
@@ -991,49 +986,181 @@
           <w:sz w:val="24"/>
           <w:szCs w:val="28"/>
         </w:rPr>
-        <w:t>下载地址：</w:t>
-      </w:r>
-      <w:r>
-        <w:rPr>
+        <w:t>更新】</w:t>
+      </w:r>
+      <w:r>
+        <w:rPr>
+          <w:rFonts w:hint="eastAsia"/>
           <w:b/>
           <w:bCs/>
           <w:color w:val="EE0000"/>
           <w:sz w:val="24"/>
           <w:szCs w:val="28"/>
         </w:rPr>
-        <w:tab/>
-      </w:r>
-      <w:bookmarkStart w:id="0" w:name="_GoBack"/>
-      <w:r>
-        <w:rPr>
-          <w:rFonts w:hint="eastAsia"/>
+        <w:t>【无感FOC】增加无感开环VF/IF启动。增加无感FOC滑模观测器+PLL。支持无感FOC速度控制、电流控制、速度电流串级控制。增加无感文档教程。（无感部分</w:t>
+      </w:r>
+      <w:r>
+        <w:rPr>
           <w:b/>
           <w:bCs/>
           <w:color w:val="EE0000"/>
           <w:sz w:val="24"/>
           <w:szCs w:val="28"/>
         </w:rPr>
+        <w:t>难度较高，不提供免费技术支持</w:t>
+      </w:r>
+      <w:r>
+        <w:rPr>
+          <w:rFonts w:hint="eastAsia"/>
+          <w:b/>
+          <w:bCs/>
+          <w:color w:val="EE0000"/>
+          <w:sz w:val="24"/>
+          <w:szCs w:val="28"/>
+        </w:rPr>
+        <w:t>）</w:t>
+      </w:r>
+    </w:p>
+    <w:p>
+      <w:pPr>
+        <w:rPr>
+          <w:b/>
+          <w:bCs/>
+          <w:color w:val="EE0000"/>
+          <w:sz w:val="24"/>
+          <w:szCs w:val="28"/>
+        </w:rPr>
+      </w:pPr>
+      <w:r>
+        <w:rPr>
+          <w:rFonts w:hint="eastAsia"/>
+          <w:b/>
+          <w:bCs/>
+          <w:color w:val="EE0000"/>
+          <w:sz w:val="24"/>
+          <w:szCs w:val="28"/>
+        </w:rPr>
+        <w:t>下载地址：</w:t>
+      </w:r>
+      <w:r>
+        <w:rPr>
+          <w:b/>
+          <w:bCs/>
+          <w:color w:val="EE0000"/>
+          <w:sz w:val="24"/>
+          <w:szCs w:val="28"/>
+        </w:rPr>
+        <w:tab/>
+      </w:r>
+      <w:hyperlink r:id="rId10" w:history="1">
+        <w:r>
+          <w:rPr>
+            <w:rStyle w:val="a9"/>
+            <w:b/>
+            <w:bCs/>
+            <w:sz w:val="24"/>
+            <w:szCs w:val="28"/>
+          </w:rPr>
+          <w:t>https://gitee.com/best_pureer/stm32_foc_2</w:t>
+        </w:r>
+      </w:hyperlink>
+    </w:p>
+    <w:p>
+      <w:pPr>
+        <w:rPr>
+          <w:rFonts w:hint="eastAsia"/>
+          <w:b/>
+          <w:bCs/>
+          <w:color w:val="EE0000"/>
+          <w:sz w:val="24"/>
+          <w:szCs w:val="28"/>
+        </w:rPr>
+      </w:pPr>
+      <w:r>
+        <w:rPr>
+          <w:rFonts w:hint="eastAsia"/>
+          <w:b/>
+          <w:bCs/>
+          <w:color w:val="EE0000"/>
+          <w:sz w:val="24"/>
+          <w:szCs w:val="28"/>
+        </w:rPr>
+        <w:t>【2511更新】工程实践软件架构更新，更加合理高效的计算架构。最大转速提升20%，大幅降低旋转噪音，明显改善低速性能，纯速度环0.1RPM来了！</w:t>
+      </w:r>
+    </w:p>
+    <w:p>
+      <w:pPr>
+        <w:rPr>
+          <w:rFonts w:hint="eastAsia"/>
+          <w:b/>
+          <w:bCs/>
+          <w:color w:val="EE0000"/>
+          <w:sz w:val="24"/>
+          <w:szCs w:val="28"/>
+        </w:rPr>
+      </w:pPr>
+      <w:r>
+        <w:rPr>
+          <w:rFonts w:hint="eastAsia"/>
+          <w:b/>
+          <w:bCs/>
+          <w:color w:val="EE0000"/>
+          <w:sz w:val="24"/>
+          <w:szCs w:val="28"/>
+        </w:rPr>
+        <w:t>下载地址：</w:t>
+      </w:r>
+      <w:r>
+        <w:rPr>
+          <w:b/>
+          <w:bCs/>
+          <w:color w:val="EE0000"/>
+          <w:sz w:val="24"/>
+          <w:szCs w:val="28"/>
+        </w:rPr>
+        <w:tab/>
+      </w:r>
+      <w:r>
+        <w:rPr>
+          <w:rFonts w:hint="eastAsia"/>
+          <w:b/>
+          <w:bCs/>
+          <w:color w:val="EE0000"/>
+          <w:sz w:val="24"/>
+          <w:szCs w:val="28"/>
+        </w:rPr>
         <w:t>https://gitee.com/best_pureer/stm32_foc_2</w:t>
       </w:r>
-      <w:bookmarkEnd w:id="0"/>
+    </w:p>
+    <w:p>
+      <w:pPr>
+        <w:rPr>
+          <w:rFonts w:hint="eastAsia"/>
+          <w:b/>
+          <w:bCs/>
+          <w:color w:val="EE0000"/>
+          <w:sz w:val="24"/>
+          <w:szCs w:val="28"/>
+        </w:rPr>
+      </w:pPr>
     </w:p>
     <w:sectPr>
       <w:pgSz w:w="11906" w:h="16838"/>
       <w:pgMar w:top="1440" w:right="1800" w:bottom="1440" w:left="1800" w:header="851" w:footer="992" w:gutter="0"/>
-      <w:cols w:space="425" w:num="1"/>
-      <w:docGrid w:type="lines" w:linePitch="312" w:charSpace="0"/>
+      <w:cols w:space="425"/>
+      <w:docGrid w:type="lines" w:linePitch="312"/>
     </w:sectPr>
   </w:body>
 </w:document>
 </file>
 
 <file path=word/numbering.xml><?xml version="1.0" encoding="utf-8"?>
-<w:numbering xmlns:wpc="http://schemas.microsoft.com/office/word/2010/wordprocessingCanvas" xmlns:mc="http://schemas.openxmlformats.org/markup-compatibility/2006" xmlns:o="urn:schemas-microsoft-com:office:office" xmlns:r="http://schemas.openxmlformats.org/officeDocument/2006/relationships" xmlns:m="http://schemas.openxmlformats.org/officeDocument/2006/math" xmlns:v="urn:schemas-microsoft-com:vml" xmlns:wp14="http://schemas.microsoft.com/office/word/2010/wordprocessingDrawing" xmlns:wp="http://schemas.openxmlformats.org/drawingml/2006/wordprocessingDrawing" xmlns:w10="urn:schemas-microsoft-com:office:word" xmlns:w="http://schemas.openxmlformats.org/wordprocessingml/2006/main" xmlns:w14="http://schemas.microsoft.com/office/word/2010/wordml" xmlns:wpg="http://schemas.microsoft.com/office/word/2010/wordprocessingGroup" xmlns:wpi="http://schemas.microsoft.com/office/word/2010/wordprocessingInk" xmlns:wne="http://schemas.microsoft.com/office/word/2006/wordml" xmlns:wps="http://schemas.microsoft.com/office/word/2010/wordprocessingShape" xmlns:wpsCustomData="http://www.wps.cn/officeDocument/2013/wpsCustomData" mc:Ignorable="w14 wp14">
-  <w:abstractNum w:abstractNumId="0">
+<w:numbering xmlns:wpc="http://schemas.microsoft.com/office/word/2010/wordprocessingCanvas" xmlns:cx="http://schemas.microsoft.com/office/drawing/2014/chartex" xmlns:cx1="http://schemas.microsoft.com/office/drawing/2015/9/8/chartex" xmlns:cx2="http://schemas.microsoft.com/office/drawing/2015/10/21/chartex" xmlns:cx3="http://schemas.microsoft.com/office/drawing/2016/5/9/chartex" xmlns:cx4="http://schemas.microsoft.com/office/drawing/2016/5/10/chartex" xmlns:cx5="http://schemas.microsoft.com/office/drawing/2016/5/11/chartex" xmlns:cx6="http://schemas.microsoft.com/office/drawing/2016/5/12/chartex" xmlns:cx7="http://schemas.microsoft.com/office/drawing/2016/5/13/chartex" xmlns:cx8="http://schemas.microsoft.com/office/drawing/2016/5/14/chartex" xmlns:mc="http://schemas.openxmlformats.org/markup-compatibility/2006" xmlns:aink="http://schemas.microsoft.com/office/drawing/2016/ink" xmlns:am3d="http://schemas.microsoft.com/office/drawing/2017/model3d" xmlns:o="urn:schemas-microsoft-com:office:office" xmlns:oel="http://schemas.microsoft.com/office/2019/extlst" xmlns:r="http://schemas.openxmlformats.org/officeDocument/2006/relationships" xmlns:m="http://schemas.openxmlformats.org/officeDocument/2006/math" xmlns:v="urn:schemas-microsoft-com:vml" xmlns:wp14="http://schemas.microsoft.com/office/word/2010/wordprocessingDrawing" xmlns:wp="http://schemas.openxmlformats.org/drawingml/2006/wordprocessingDrawing" xmlns:w10="urn:schemas-microsoft-com:office:word" xmlns:w="http://schemas.openxmlformats.org/wordprocessingml/2006/main" xmlns:w14="http://schemas.microsoft.com/office/word/2010/wordml" xmlns:w15="http://schemas.microsoft.com/office/word/2012/wordml" xmlns:w16cex="http://schemas.microsoft.com/office/word/2018/wordml/cex" xmlns:w16cid="http://schemas.microsoft.com/office/word/2016/wordml/cid" xmlns:w16="http://schemas.microsoft.com/office/word/2018/wordml" xmlns:w16du="http://schemas.microsoft.com/office/word/2023/wordml/word16du" xmlns:w16sdtdh="http://schemas.microsoft.com/office/word/2020/wordml/sdtdatahash" xmlns:w16sdtfl="http://schemas.microsoft.com/office/word/2024/wordml/sdtformatlock" xmlns:w16se="http://schemas.microsoft.com/office/word/2015/wordml/symex" xmlns:wpg="http://schemas.microsoft.com/office/word/2010/wordprocessingGroup" xmlns:wpi="http://schemas.microsoft.com/office/word/2010/wordprocessingInk" xmlns:wne="http://schemas.microsoft.com/office/word/2006/wordml" xmlns:wps="http://schemas.microsoft.com/office/word/2010/wordprocessingShape" mc:Ignorable="w14 w15 w16se w16cid w16 w16cex w16sdtdh w16sdtfl w16du wp14">
+  <w:abstractNum w:abstractNumId="0" w15:restartNumberingAfterBreak="0">
     <w:nsid w:val="2C2D7926"/>
     <w:multiLevelType w:val="multilevel"/>
     <w:tmpl w:val="2C2D7926"/>
-    <w:lvl w:ilvl="0" w:tentative="0">
+    <w:lvl w:ilvl="0">
       <w:start w:val="1"/>
       <w:numFmt w:val="bullet"/>
       <w:lvlText w:val=""/>
@@ -1042,10 +1169,10 @@
         <w:ind w:left="440" w:hanging="440"/>
       </w:pPr>
       <w:rPr>
-        <w:rFonts w:hint="default" w:ascii="Wingdings" w:hAnsi="Wingdings"/>
+        <w:rFonts w:ascii="Wingdings" w:hAnsi="Wingdings" w:hint="default"/>
       </w:rPr>
     </w:lvl>
-    <w:lvl w:ilvl="1" w:tentative="0">
+    <w:lvl w:ilvl="1">
       <w:start w:val="1"/>
       <w:numFmt w:val="bullet"/>
       <w:lvlText w:val=""/>
@@ -1054,10 +1181,10 @@
         <w:ind w:left="880" w:hanging="440"/>
       </w:pPr>
       <w:rPr>
-        <w:rFonts w:hint="default" w:ascii="Wingdings" w:hAnsi="Wingdings"/>
+        <w:rFonts w:ascii="Wingdings" w:hAnsi="Wingdings" w:hint="default"/>
       </w:rPr>
     </w:lvl>
-    <w:lvl w:ilvl="2" w:tentative="0">
+    <w:lvl w:ilvl="2">
       <w:start w:val="1"/>
       <w:numFmt w:val="bullet"/>
       <w:lvlText w:val=""/>
@@ -1066,10 +1193,10 @@
         <w:ind w:left="1320" w:hanging="440"/>
       </w:pPr>
       <w:rPr>
-        <w:rFonts w:hint="default" w:ascii="Wingdings" w:hAnsi="Wingdings"/>
+        <w:rFonts w:ascii="Wingdings" w:hAnsi="Wingdings" w:hint="default"/>
       </w:rPr>
     </w:lvl>
-    <w:lvl w:ilvl="3" w:tentative="0">
+    <w:lvl w:ilvl="3">
       <w:start w:val="1"/>
       <w:numFmt w:val="bullet"/>
       <w:lvlText w:val=""/>
@@ -1078,10 +1205,10 @@
         <w:ind w:left="1760" w:hanging="440"/>
       </w:pPr>
       <w:rPr>
-        <w:rFonts w:hint="default" w:ascii="Wingdings" w:hAnsi="Wingdings"/>
+        <w:rFonts w:ascii="Wingdings" w:hAnsi="Wingdings" w:hint="default"/>
       </w:rPr>
     </w:lvl>
-    <w:lvl w:ilvl="4" w:tentative="0">
+    <w:lvl w:ilvl="4">
       <w:start w:val="1"/>
       <w:numFmt w:val="bullet"/>
       <w:lvlText w:val=""/>
@@ -1090,10 +1217,10 @@
         <w:ind w:left="2200" w:hanging="440"/>
       </w:pPr>
       <w:rPr>
-        <w:rFonts w:hint="default" w:ascii="Wingdings" w:hAnsi="Wingdings"/>
+        <w:rFonts w:ascii="Wingdings" w:hAnsi="Wingdings" w:hint="default"/>
       </w:rPr>
     </w:lvl>
-    <w:lvl w:ilvl="5" w:tentative="0">
+    <w:lvl w:ilvl="5">
       <w:start w:val="1"/>
       <w:numFmt w:val="bullet"/>
       <w:lvlText w:val=""/>
@@ -1102,10 +1229,10 @@
         <w:ind w:left="2640" w:hanging="440"/>
       </w:pPr>
       <w:rPr>
-        <w:rFonts w:hint="default" w:ascii="Wingdings" w:hAnsi="Wingdings"/>
+        <w:rFonts w:ascii="Wingdings" w:hAnsi="Wingdings" w:hint="default"/>
       </w:rPr>
     </w:lvl>
-    <w:lvl w:ilvl="6" w:tentative="0">
+    <w:lvl w:ilvl="6">
       <w:start w:val="1"/>
       <w:numFmt w:val="bullet"/>
       <w:lvlText w:val=""/>
@@ -1114,10 +1241,10 @@
         <w:ind w:left="3080" w:hanging="440"/>
       </w:pPr>
       <w:rPr>
-        <w:rFonts w:hint="default" w:ascii="Wingdings" w:hAnsi="Wingdings"/>
+        <w:rFonts w:ascii="Wingdings" w:hAnsi="Wingdings" w:hint="default"/>
       </w:rPr>
     </w:lvl>
-    <w:lvl w:ilvl="7" w:tentative="0">
+    <w:lvl w:ilvl="7">
       <w:start w:val="1"/>
       <w:numFmt w:val="bullet"/>
       <w:lvlText w:val=""/>
@@ -1126,10 +1253,10 @@
         <w:ind w:left="3520" w:hanging="440"/>
       </w:pPr>
       <w:rPr>
-        <w:rFonts w:hint="default" w:ascii="Wingdings" w:hAnsi="Wingdings"/>
+        <w:rFonts w:ascii="Wingdings" w:hAnsi="Wingdings" w:hint="default"/>
       </w:rPr>
     </w:lvl>
-    <w:lvl w:ilvl="8" w:tentative="0">
+    <w:lvl w:ilvl="8">
       <w:start w:val="1"/>
       <w:numFmt w:val="bullet"/>
       <w:lvlText w:val=""/>
@@ -1138,15 +1265,15 @@
         <w:ind w:left="3960" w:hanging="440"/>
       </w:pPr>
       <w:rPr>
-        <w:rFonts w:hint="default" w:ascii="Wingdings" w:hAnsi="Wingdings"/>
+        <w:rFonts w:ascii="Wingdings" w:hAnsi="Wingdings" w:hint="default"/>
       </w:rPr>
     </w:lvl>
   </w:abstractNum>
-  <w:abstractNum w:abstractNumId="1">
+  <w:abstractNum w:abstractNumId="1" w15:restartNumberingAfterBreak="0">
     <w:nsid w:val="66FA4067"/>
     <w:multiLevelType w:val="multilevel"/>
     <w:tmpl w:val="66FA4067"/>
-    <w:lvl w:ilvl="0" w:tentative="0">
+    <w:lvl w:ilvl="0">
       <w:start w:val="1"/>
       <w:numFmt w:val="bullet"/>
       <w:lvlText w:val=""/>
@@ -1155,10 +1282,10 @@
         <w:ind w:left="440" w:hanging="440"/>
       </w:pPr>
       <w:rPr>
-        <w:rFonts w:hint="default" w:ascii="Wingdings" w:hAnsi="Wingdings"/>
+        <w:rFonts w:ascii="Wingdings" w:hAnsi="Wingdings" w:hint="default"/>
       </w:rPr>
     </w:lvl>
-    <w:lvl w:ilvl="1" w:tentative="0">
+    <w:lvl w:ilvl="1">
       <w:start w:val="1"/>
       <w:numFmt w:val="bullet"/>
       <w:lvlText w:val=""/>
@@ -1167,10 +1294,10 @@
         <w:ind w:left="880" w:hanging="440"/>
       </w:pPr>
       <w:rPr>
-        <w:rFonts w:hint="default" w:ascii="Wingdings" w:hAnsi="Wingdings"/>
+        <w:rFonts w:ascii="Wingdings" w:hAnsi="Wingdings" w:hint="default"/>
       </w:rPr>
     </w:lvl>
-    <w:lvl w:ilvl="2" w:tentative="0">
+    <w:lvl w:ilvl="2">
       <w:start w:val="1"/>
       <w:numFmt w:val="bullet"/>
       <w:lvlText w:val=""/>
@@ -1179,10 +1306,10 @@
         <w:ind w:left="1320" w:hanging="440"/>
       </w:pPr>
       <w:rPr>
-        <w:rFonts w:hint="default" w:ascii="Wingdings" w:hAnsi="Wingdings"/>
+        <w:rFonts w:ascii="Wingdings" w:hAnsi="Wingdings" w:hint="default"/>
       </w:rPr>
     </w:lvl>
-    <w:lvl w:ilvl="3" w:tentative="0">
+    <w:lvl w:ilvl="3">
       <w:start w:val="1"/>
       <w:numFmt w:val="bullet"/>
       <w:lvlText w:val=""/>
@@ -1191,10 +1318,10 @@
         <w:ind w:left="1760" w:hanging="440"/>
       </w:pPr>
       <w:rPr>
-        <w:rFonts w:hint="default" w:ascii="Wingdings" w:hAnsi="Wingdings"/>
+        <w:rFonts w:ascii="Wingdings" w:hAnsi="Wingdings" w:hint="default"/>
       </w:rPr>
     </w:lvl>
-    <w:lvl w:ilvl="4" w:tentative="0">
+    <w:lvl w:ilvl="4">
       <w:start w:val="1"/>
       <w:numFmt w:val="bullet"/>
       <w:lvlText w:val=""/>
@@ -1203,10 +1330,10 @@
         <w:ind w:left="2200" w:hanging="440"/>
       </w:pPr>
       <w:rPr>
-        <w:rFonts w:hint="default" w:ascii="Wingdings" w:hAnsi="Wingdings"/>
+        <w:rFonts w:ascii="Wingdings" w:hAnsi="Wingdings" w:hint="default"/>
       </w:rPr>
     </w:lvl>
-    <w:lvl w:ilvl="5" w:tentative="0">
+    <w:lvl w:ilvl="5">
       <w:start w:val="1"/>
       <w:numFmt w:val="bullet"/>
       <w:lvlText w:val=""/>
@@ -1215,10 +1342,10 @@
         <w:ind w:left="2640" w:hanging="440"/>
       </w:pPr>
       <w:rPr>
-        <w:rFonts w:hint="default" w:ascii="Wingdings" w:hAnsi="Wingdings"/>
+        <w:rFonts w:ascii="Wingdings" w:hAnsi="Wingdings" w:hint="default"/>
       </w:rPr>
     </w:lvl>
-    <w:lvl w:ilvl="6" w:tentative="0">
+    <w:lvl w:ilvl="6">
       <w:start w:val="1"/>
       <w:numFmt w:val="bullet"/>
       <w:lvlText w:val=""/>
@@ -1227,10 +1354,10 @@
         <w:ind w:left="3080" w:hanging="440"/>
       </w:pPr>
       <w:rPr>
-        <w:rFonts w:hint="default" w:ascii="Wingdings" w:hAnsi="Wingdings"/>
+        <w:rFonts w:ascii="Wingdings" w:hAnsi="Wingdings" w:hint="default"/>
       </w:rPr>
     </w:lvl>
-    <w:lvl w:ilvl="7" w:tentative="0">
+    <w:lvl w:ilvl="7">
       <w:start w:val="1"/>
       <w:numFmt w:val="bullet"/>
       <w:lvlText w:val=""/>
@@ -1239,10 +1366,10 @@
         <w:ind w:left="3520" w:hanging="440"/>
       </w:pPr>
       <w:rPr>
-        <w:rFonts w:hint="default" w:ascii="Wingdings" w:hAnsi="Wingdings"/>
+        <w:rFonts w:ascii="Wingdings" w:hAnsi="Wingdings" w:hint="default"/>
       </w:rPr>
     </w:lvl>
-    <w:lvl w:ilvl="8" w:tentative="0">
+    <w:lvl w:ilvl="8">
       <w:start w:val="1"/>
       <w:numFmt w:val="bullet"/>
       <w:lvlText w:val=""/>
@@ -1251,15 +1378,15 @@
         <w:ind w:left="3960" w:hanging="440"/>
       </w:pPr>
       <w:rPr>
-        <w:rFonts w:hint="default" w:ascii="Wingdings" w:hAnsi="Wingdings"/>
+        <w:rFonts w:ascii="Wingdings" w:hAnsi="Wingdings" w:hint="default"/>
       </w:rPr>
     </w:lvl>
   </w:abstractNum>
-  <w:abstractNum w:abstractNumId="2">
+  <w:abstractNum w:abstractNumId="2" w15:restartNumberingAfterBreak="0">
     <w:nsid w:val="77DB554B"/>
     <w:multiLevelType w:val="multilevel"/>
     <w:tmpl w:val="77DB554B"/>
-    <w:lvl w:ilvl="0" w:tentative="0">
+    <w:lvl w:ilvl="0">
       <w:start w:val="1"/>
       <w:numFmt w:val="decimal"/>
       <w:lvlText w:val="%1."/>
@@ -1268,7 +1395,7 @@
         <w:ind w:left="440" w:hanging="440"/>
       </w:pPr>
     </w:lvl>
-    <w:lvl w:ilvl="1" w:tentative="0">
+    <w:lvl w:ilvl="1">
       <w:start w:val="1"/>
       <w:numFmt w:val="lowerLetter"/>
       <w:lvlText w:val="%2)"/>
@@ -1277,7 +1404,7 @@
         <w:ind w:left="880" w:hanging="440"/>
       </w:pPr>
     </w:lvl>
-    <w:lvl w:ilvl="2" w:tentative="0">
+    <w:lvl w:ilvl="2">
       <w:start w:val="1"/>
       <w:numFmt w:val="lowerRoman"/>
       <w:lvlText w:val="%3."/>
@@ -1286,7 +1413,7 @@
         <w:ind w:left="1320" w:hanging="440"/>
       </w:pPr>
     </w:lvl>
-    <w:lvl w:ilvl="3" w:tentative="0">
+    <w:lvl w:ilvl="3">
       <w:start w:val="1"/>
       <w:numFmt w:val="decimal"/>
       <w:lvlText w:val="%4."/>
@@ -1295,7 +1422,7 @@
         <w:ind w:left="1760" w:hanging="440"/>
       </w:pPr>
     </w:lvl>
-    <w:lvl w:ilvl="4" w:tentative="0">
+    <w:lvl w:ilvl="4">
       <w:start w:val="1"/>
       <w:numFmt w:val="lowerLetter"/>
       <w:lvlText w:val="%5)"/>
@@ -1304,7 +1431,7 @@
         <w:ind w:left="2200" w:hanging="440"/>
       </w:pPr>
     </w:lvl>
-    <w:lvl w:ilvl="5" w:tentative="0">
+    <w:lvl w:ilvl="5">
       <w:start w:val="1"/>
       <w:numFmt w:val="lowerRoman"/>
       <w:lvlText w:val="%6."/>
@@ -1313,7 +1440,7 @@
         <w:ind w:left="2640" w:hanging="440"/>
       </w:pPr>
     </w:lvl>
-    <w:lvl w:ilvl="6" w:tentative="0">
+    <w:lvl w:ilvl="6">
       <w:start w:val="1"/>
       <w:numFmt w:val="decimal"/>
       <w:lvlText w:val="%7."/>
@@ -1322,7 +1449,7 @@
         <w:ind w:left="3080" w:hanging="440"/>
       </w:pPr>
     </w:lvl>
-    <w:lvl w:ilvl="7" w:tentative="0">
+    <w:lvl w:ilvl="7">
       <w:start w:val="1"/>
       <w:numFmt w:val="lowerLetter"/>
       <w:lvlText w:val="%8)"/>
@@ -1331,7 +1458,7 @@
         <w:ind w:left="3520" w:hanging="440"/>
       </w:pPr>
     </w:lvl>
-    <w:lvl w:ilvl="8" w:tentative="0">
+    <w:lvl w:ilvl="8">
       <w:start w:val="1"/>
       <w:numFmt w:val="lowerRoman"/>
       <w:lvlText w:val="%9."/>
@@ -1341,303 +1468,429 @@
       </w:pPr>
     </w:lvl>
   </w:abstractNum>
-  <w:num w:numId="1">
+  <w:num w:numId="1" w16cid:durableId="2110924193">
     <w:abstractNumId w:val="2"/>
   </w:num>
-  <w:num w:numId="2">
+  <w:num w:numId="2" w16cid:durableId="763494493">
     <w:abstractNumId w:val="0"/>
   </w:num>
-  <w:num w:numId="3">
+  <w:num w:numId="3" w16cid:durableId="1241909678">
     <w:abstractNumId w:val="1"/>
   </w:num>
 </w:numbering>
 </file>
 
 <file path=word/styles.xml><?xml version="1.0" encoding="utf-8"?>
-<w:styles xmlns:mc="http://schemas.openxmlformats.org/markup-compatibility/2006" xmlns:o="urn:schemas-microsoft-com:office:office" xmlns:r="http://schemas.openxmlformats.org/officeDocument/2006/relationships" xmlns:m="http://schemas.openxmlformats.org/officeDocument/2006/math" xmlns:v="urn:schemas-microsoft-com:vml" xmlns:w="http://schemas.openxmlformats.org/wordprocessingml/2006/main" xmlns:w14="http://schemas.microsoft.com/office/word/2010/wordml" xmlns:w10="urn:schemas-microsoft-com:office:word" xmlns:sl="http://schemas.openxmlformats.org/schemaLibrary/2006/main" xmlns:wpsCustomData="http://www.wps.cn/officeDocument/2013/wpsCustomData" mc:Ignorable="w14">
+<w:styles xmlns:mc="http://schemas.openxmlformats.org/markup-compatibility/2006" xmlns:r="http://schemas.openxmlformats.org/officeDocument/2006/relationships" xmlns:w="http://schemas.openxmlformats.org/wordprocessingml/2006/main" xmlns:w14="http://schemas.microsoft.com/office/word/2010/wordml" xmlns:w15="http://schemas.microsoft.com/office/word/2012/wordml" xmlns:w16cex="http://schemas.microsoft.com/office/word/2018/wordml/cex" xmlns:w16cid="http://schemas.microsoft.com/office/word/2016/wordml/cid" xmlns:w16="http://schemas.microsoft.com/office/word/2018/wordml" xmlns:w16du="http://schemas.microsoft.com/office/word/2023/wordml/word16du" xmlns:w16sdtdh="http://schemas.microsoft.com/office/word/2020/wordml/sdtdatahash" xmlns:w16sdtfl="http://schemas.microsoft.com/office/word/2024/wordml/sdtformatlock" xmlns:w16se="http://schemas.microsoft.com/office/word/2015/wordml/symex" mc:Ignorable="w14 w15 w16se w16cid w16 w16cex w16sdtdh w16sdtfl w16du">
   <w:docDefaults>
     <w:rPrDefault>
       <w:rPr>
-        <w:rFonts w:ascii="Times New Roman" w:hAnsi="Times New Roman" w:eastAsia="宋体" w:cs="Times New Roman"/>
+        <w:rFonts w:ascii="Times New Roman" w:eastAsia="宋体" w:hAnsi="Times New Roman" w:cs="Times New Roman"/>
+        <w:lang w:val="en-US" w:eastAsia="zh-CN" w:bidi="ar-SA"/>
       </w:rPr>
     </w:rPrDefault>
     <w:pPrDefault/>
   </w:docDefaults>
-  <w:latentStyles w:count="260" w:defQFormat="0" w:defUnhideWhenUsed="1" w:defSemiHidden="1" w:defUIPriority="99" w:defLockedState="0">
-    <w:lsdException w:qFormat="1" w:unhideWhenUsed="0" w:uiPriority="0" w:semiHidden="0" w:name="Normal"/>
-    <w:lsdException w:qFormat="1" w:unhideWhenUsed="0" w:uiPriority="9" w:semiHidden="0" w:name="heading 1"/>
-    <w:lsdException w:qFormat="1" w:uiPriority="9" w:semiHidden="0" w:name="heading 2"/>
-    <w:lsdException w:qFormat="1" w:uiPriority="9" w:name="heading 3"/>
-    <w:lsdException w:qFormat="1" w:uiPriority="9" w:name="heading 4"/>
-    <w:lsdException w:qFormat="1" w:uiPriority="9" w:name="heading 5"/>
-    <w:lsdException w:qFormat="1" w:uiPriority="9" w:name="heading 6"/>
-    <w:lsdException w:qFormat="1" w:uiPriority="9" w:name="heading 7"/>
-    <w:lsdException w:qFormat="1" w:uiPriority="9" w:name="heading 8"/>
-    <w:lsdException w:qFormat="1" w:uiPriority="9" w:name="heading 9"/>
-    <w:lsdException w:uiPriority="99" w:name="index 1"/>
-    <w:lsdException w:uiPriority="99" w:name="index 2"/>
-    <w:lsdException w:uiPriority="99" w:name="index 3"/>
-    <w:lsdException w:uiPriority="99" w:name="index 4"/>
-    <w:lsdException w:uiPriority="99" w:name="index 5"/>
-    <w:lsdException w:uiPriority="99" w:name="index 6"/>
-    <w:lsdException w:uiPriority="99" w:name="index 7"/>
-    <w:lsdException w:uiPriority="99" w:name="index 8"/>
-    <w:lsdException w:uiPriority="99" w:name="index 9"/>
-    <w:lsdException w:uiPriority="39" w:name="toc 1"/>
-    <w:lsdException w:uiPriority="39" w:name="toc 2"/>
-    <w:lsdException w:uiPriority="39" w:name="toc 3"/>
-    <w:lsdException w:uiPriority="39" w:name="toc 4"/>
-    <w:lsdException w:uiPriority="39" w:name="toc 5"/>
-    <w:lsdException w:uiPriority="39" w:name="toc 6"/>
-    <w:lsdException w:uiPriority="39" w:name="toc 7"/>
-    <w:lsdException w:uiPriority="39" w:name="toc 8"/>
-    <w:lsdException w:uiPriority="39" w:name="toc 9"/>
-    <w:lsdException w:uiPriority="99" w:name="Normal Indent"/>
-    <w:lsdException w:uiPriority="99" w:name="footnote text"/>
-    <w:lsdException w:uiPriority="99" w:name="annotation text"/>
-    <w:lsdException w:qFormat="1" w:uiPriority="99" w:semiHidden="0" w:name="header"/>
-    <w:lsdException w:qFormat="1" w:uiPriority="99" w:semiHidden="0" w:name="footer"/>
-    <w:lsdException w:uiPriority="99" w:name="index heading"/>
-    <w:lsdException w:qFormat="1" w:uiPriority="35" w:name="caption"/>
-    <w:lsdException w:uiPriority="99" w:name="table of figures"/>
-    <w:lsdException w:uiPriority="99" w:name="envelope address"/>
-    <w:lsdException w:uiPriority="99" w:name="envelope return"/>
-    <w:lsdException w:uiPriority="99" w:name="footnote reference"/>
-    <w:lsdException w:uiPriority="99" w:name="annotation reference"/>
-    <w:lsdException w:uiPriority="99" w:name="line number"/>
-    <w:lsdException w:uiPriority="99" w:name="page number"/>
-    <w:lsdException w:uiPriority="99" w:name="endnote reference"/>
-    <w:lsdException w:uiPriority="99" w:name="endnote text"/>
-    <w:lsdException w:uiPriority="99" w:name="table of authorities"/>
-    <w:lsdException w:uiPriority="99" w:name="macro"/>
-    <w:lsdException w:uiPriority="99" w:name="toa heading"/>
-    <w:lsdException w:uiPriority="99" w:name="List"/>
-    <w:lsdException w:uiPriority="99" w:name="List Bullet"/>
-    <w:lsdException w:uiPriority="99" w:name="List Number"/>
-    <w:lsdException w:uiPriority="99" w:name="List 2"/>
-    <w:lsdException w:uiPriority="99" w:name="List 3"/>
-    <w:lsdException w:uiPriority="99" w:name="List 4"/>
-    <w:lsdException w:uiPriority="99" w:name="List 5"/>
-    <w:lsdException w:uiPriority="99" w:name="List Bullet 2"/>
-    <w:lsdException w:uiPriority="99" w:name="List Bullet 3"/>
-    <w:lsdException w:uiPriority="99" w:name="List Bullet 4"/>
-    <w:lsdException w:uiPriority="99" w:name="List Bullet 5"/>
-    <w:lsdException w:uiPriority="99" w:name="List Number 2"/>
-    <w:lsdException w:uiPriority="99" w:name="List Number 3"/>
-    <w:lsdException w:uiPriority="99" w:name="List Number 4"/>
-    <w:lsdException w:uiPriority="99" w:name="List Number 5"/>
-    <w:lsdException w:qFormat="1" w:unhideWhenUsed="0" w:uiPriority="10" w:semiHidden="0" w:name="Title"/>
-    <w:lsdException w:uiPriority="99" w:name="Closing"/>
-    <w:lsdException w:uiPriority="99" w:name="Signature"/>
-    <w:lsdException w:uiPriority="1" w:name="Default Paragraph Font"/>
-    <w:lsdException w:uiPriority="99" w:name="Body Text"/>
-    <w:lsdException w:uiPriority="99" w:name="Body Text Indent"/>
-    <w:lsdException w:uiPriority="99" w:name="List Continue"/>
-    <w:lsdException w:uiPriority="99" w:name="List Continue 2"/>
-    <w:lsdException w:uiPriority="99" w:name="List Continue 3"/>
-    <w:lsdException w:uiPriority="99" w:name="List Continue 4"/>
-    <w:lsdException w:uiPriority="99" w:name="List Continue 5"/>
-    <w:lsdException w:uiPriority="99" w:name="Message Header"/>
-    <w:lsdException w:qFormat="1" w:unhideWhenUsed="0" w:uiPriority="11" w:semiHidden="0" w:name="Subtitle"/>
-    <w:lsdException w:uiPriority="99" w:name="Salutation"/>
-    <w:lsdException w:uiPriority="99" w:name="Date"/>
-    <w:lsdException w:uiPriority="99" w:name="Body Text First Indent"/>
-    <w:lsdException w:uiPriority="99" w:name="Body Text First Indent 2"/>
-    <w:lsdException w:uiPriority="99" w:name="Note Heading"/>
-    <w:lsdException w:uiPriority="99" w:name="Body Text 2"/>
-    <w:lsdException w:uiPriority="99" w:name="Body Text 3"/>
-    <w:lsdException w:uiPriority="99" w:name="Body Text Indent 2"/>
-    <w:lsdException w:uiPriority="99" w:name="Body Text Indent 3"/>
-    <w:lsdException w:uiPriority="99" w:name="Block Text"/>
-    <w:lsdException w:uiPriority="99" w:semiHidden="0" w:name="Hyperlink"/>
-    <w:lsdException w:uiPriority="99" w:name="FollowedHyperlink"/>
-    <w:lsdException w:qFormat="1" w:unhideWhenUsed="0" w:uiPriority="22" w:semiHidden="0" w:name="Strong"/>
-    <w:lsdException w:qFormat="1" w:unhideWhenUsed="0" w:uiPriority="20" w:semiHidden="0" w:name="Emphasis"/>
-    <w:lsdException w:uiPriority="99" w:name="Document Map"/>
-    <w:lsdException w:uiPriority="99" w:name="Plain Text"/>
-    <w:lsdException w:uiPriority="99" w:name="E-mail Signature"/>
-    <w:lsdException w:uiPriority="99" w:name="Normal (Web)"/>
-    <w:lsdException w:uiPriority="99" w:name="HTML Acronym"/>
-    <w:lsdException w:uiPriority="99" w:name="HTML Address"/>
-    <w:lsdException w:uiPriority="99" w:name="HTML Cite"/>
-    <w:lsdException w:uiPriority="99" w:name="HTML Code"/>
-    <w:lsdException w:uiPriority="99" w:name="HTML Definition"/>
-    <w:lsdException w:uiPriority="99" w:name="HTML Keyboard"/>
-    <w:lsdException w:uiPriority="99" w:name="HTML Preformatted"/>
-    <w:lsdException w:uiPriority="99" w:name="HTML Sample"/>
-    <w:lsdException w:uiPriority="99" w:name="HTML Typewriter"/>
-    <w:lsdException w:uiPriority="99" w:name="HTML Variable"/>
-    <w:lsdException w:qFormat="1" w:uiPriority="99" w:name="Normal Table"/>
-    <w:lsdException w:uiPriority="99" w:name="annotation subject"/>
-    <w:lsdException w:uiPriority="99" w:name="Table Simple 1"/>
-    <w:lsdException w:uiPriority="99" w:name="Table Simple 2"/>
-    <w:lsdException w:uiPriority="99" w:name="Table Simple 3"/>
-    <w:lsdException w:uiPriority="99" w:name="Table Classic 1"/>
-    <w:lsdException w:uiPriority="99" w:name="Table Classic 2"/>
-    <w:lsdException w:uiPriority="99" w:name="Table Classic 3"/>
-    <w:lsdException w:uiPriority="99" w:name="Table Classic 4"/>
-    <w:lsdException w:uiPriority="99" w:name="Table Colorful 1"/>
-    <w:lsdException w:uiPriority="99" w:name="Table Colorful 2"/>
-    <w:lsdException w:uiPriority="99" w:name="Table Colorful 3"/>
-    <w:lsdException w:uiPriority="99" w:name="Table Columns 1"/>
-    <w:lsdException w:uiPriority="99" w:name="Table Columns 2"/>
-    <w:lsdException w:uiPriority="99" w:name="Table Columns 3"/>
-    <w:lsdException w:uiPriority="99" w:name="Table Columns 4"/>
-    <w:lsdException w:uiPriority="99" w:name="Table Columns 5"/>
-    <w:lsdException w:uiPriority="99" w:name="Table Grid 1"/>
-    <w:lsdException w:uiPriority="99" w:name="Table Grid 2"/>
-    <w:lsdException w:uiPriority="99" w:name="Table Grid 3"/>
-    <w:lsdException w:uiPriority="99" w:name="Table Grid 4"/>
-    <w:lsdException w:uiPriority="99" w:name="Table Grid 5"/>
-    <w:lsdException w:uiPriority="99" w:name="Table Grid 6"/>
-    <w:lsdException w:uiPriority="99" w:name="Table Grid 7"/>
-    <w:lsdException w:uiPriority="99" w:name="Table Grid 8"/>
-    <w:lsdException w:uiPriority="99" w:name="Table List 1"/>
-    <w:lsdException w:uiPriority="99" w:name="Table List 2"/>
-    <w:lsdException w:uiPriority="99" w:name="Table List 3"/>
-    <w:lsdException w:uiPriority="99" w:name="Table List 4"/>
-    <w:lsdException w:uiPriority="99" w:name="Table List 5"/>
-    <w:lsdException w:uiPriority="99" w:name="Table List 6"/>
-    <w:lsdException w:uiPriority="99" w:name="Table List 7"/>
-    <w:lsdException w:uiPriority="99" w:name="Table List 8"/>
-    <w:lsdException w:uiPriority="99" w:name="Table 3D effects 1"/>
-    <w:lsdException w:uiPriority="99" w:name="Table 3D effects 2"/>
-    <w:lsdException w:uiPriority="99" w:name="Table 3D effects 3"/>
-    <w:lsdException w:uiPriority="99" w:name="Table Contemporary"/>
-    <w:lsdException w:uiPriority="99" w:name="Table Elegant"/>
-    <w:lsdException w:uiPriority="99" w:name="Table Professional"/>
-    <w:lsdException w:uiPriority="99" w:name="Table Subtle 1"/>
-    <w:lsdException w:uiPriority="99" w:name="Table Subtle 2"/>
-    <w:lsdException w:uiPriority="99" w:name="Table Web 1"/>
-    <w:lsdException w:uiPriority="99" w:name="Table Web 2"/>
-    <w:lsdException w:uiPriority="99" w:name="Table Web 3"/>
-    <w:lsdException w:uiPriority="99" w:name="Balloon Text"/>
-    <w:lsdException w:unhideWhenUsed="0" w:uiPriority="39" w:semiHidden="0" w:name="Table Grid"/>
-    <w:lsdException w:uiPriority="99" w:name="Table Theme"/>
-    <w:lsdException w:unhideWhenUsed="0" w:uiPriority="60" w:semiHidden="0" w:name="Light Shading"/>
-    <w:lsdException w:unhideWhenUsed="0" w:uiPriority="61" w:semiHidden="0" w:name="Light List"/>
-    <w:lsdException w:unhideWhenUsed="0" w:uiPriority="62" w:semiHidden="0" w:name="Light Grid"/>
-    <w:lsdException w:unhideWhenUsed="0" w:uiPriority="63" w:semiHidden="0" w:name="Medium Shading 1"/>
-    <w:lsdException w:unhideWhenUsed="0" w:uiPriority="64" w:semiHidden="0" w:name="Medium Shading 2"/>
-    <w:lsdException w:unhideWhenUsed="0" w:uiPriority="65" w:semiHidden="0" w:name="Medium List 1"/>
-    <w:lsdException w:unhideWhenUsed="0" w:uiPriority="66" w:semiHidden="0" w:name="Medium List 2"/>
-    <w:lsdException w:unhideWhenUsed="0" w:uiPriority="67" w:semiHidden="0" w:name="Medium Grid 1"/>
-    <w:lsdException w:unhideWhenUsed="0" w:uiPriority="68" w:semiHidden="0" w:name="Medium Grid 2"/>
-    <w:lsdException w:unhideWhenUsed="0" w:uiPriority="69" w:semiHidden="0" w:name="Medium Grid 3"/>
-    <w:lsdException w:unhideWhenUsed="0" w:uiPriority="70" w:semiHidden="0" w:name="Dark List"/>
-    <w:lsdException w:unhideWhenUsed="0" w:uiPriority="71" w:semiHidden="0" w:name="Colorful Shading"/>
-    <w:lsdException w:unhideWhenUsed="0" w:uiPriority="72" w:semiHidden="0" w:name="Colorful List"/>
-    <w:lsdException w:unhideWhenUsed="0" w:uiPriority="73" w:semiHidden="0" w:name="Colorful Grid"/>
-    <w:lsdException w:unhideWhenUsed="0" w:uiPriority="60" w:semiHidden="0" w:name="Light Shading Accent 1"/>
-    <w:lsdException w:unhideWhenUsed="0" w:uiPriority="61" w:semiHidden="0" w:name="Light List Accent 1"/>
-    <w:lsdException w:unhideWhenUsed="0" w:uiPriority="62" w:semiHidden="0" w:name="Light Grid Accent 1"/>
-    <w:lsdException w:unhideWhenUsed="0" w:uiPriority="63" w:semiHidden="0" w:name="Medium Shading 1 Accent 1"/>
-    <w:lsdException w:unhideWhenUsed="0" w:uiPriority="64" w:semiHidden="0" w:name="Medium Shading 2 Accent 1"/>
-    <w:lsdException w:unhideWhenUsed="0" w:uiPriority="65" w:semiHidden="0" w:name="Medium List 1 Accent 1"/>
-    <w:lsdException w:qFormat="1" w:unhideWhenUsed="0" w:uiPriority="34" w:semiHidden="0" w:name="List Paragraph"/>
-    <w:lsdException w:unhideWhenUsed="0" w:uiPriority="66" w:semiHidden="0" w:name="Medium List 2 Accent 1"/>
-    <w:lsdException w:unhideWhenUsed="0" w:uiPriority="67" w:semiHidden="0" w:name="Medium Grid 1 Accent 1"/>
-    <w:lsdException w:unhideWhenUsed="0" w:uiPriority="68" w:semiHidden="0" w:name="Medium Grid 2 Accent 1"/>
-    <w:lsdException w:unhideWhenUsed="0" w:uiPriority="69" w:semiHidden="0" w:name="Medium Grid 3 Accent 1"/>
-    <w:lsdException w:unhideWhenUsed="0" w:uiPriority="70" w:semiHidden="0" w:name="Dark List Accent 1"/>
-    <w:lsdException w:unhideWhenUsed="0" w:uiPriority="71" w:semiHidden="0" w:name="Colorful Shading Accent 1"/>
-    <w:lsdException w:unhideWhenUsed="0" w:uiPriority="72" w:semiHidden="0" w:name="Colorful List Accent 1"/>
-    <w:lsdException w:unhideWhenUsed="0" w:uiPriority="73" w:semiHidden="0" w:name="Colorful Grid Accent 1"/>
-    <w:lsdException w:unhideWhenUsed="0" w:uiPriority="60" w:semiHidden="0" w:name="Light Shading Accent 2"/>
-    <w:lsdException w:unhideWhenUsed="0" w:uiPriority="61" w:semiHidden="0" w:name="Light List Accent 2"/>
-    <w:lsdException w:unhideWhenUsed="0" w:uiPriority="62" w:semiHidden="0" w:name="Light Grid Accent 2"/>
-    <w:lsdException w:unhideWhenUsed="0" w:uiPriority="63" w:semiHidden="0" w:name="Medium Shading 1 Accent 2"/>
-    <w:lsdException w:unhideWhenUsed="0" w:uiPriority="64" w:semiHidden="0" w:name="Medium Shading 2 Accent 2"/>
-    <w:lsdException w:unhideWhenUsed="0" w:uiPriority="65" w:semiHidden="0" w:name="Medium List 1 Accent 2"/>
-    <w:lsdException w:unhideWhenUsed="0" w:uiPriority="66" w:semiHidden="0" w:name="Medium List 2 Accent 2"/>
-    <w:lsdException w:unhideWhenUsed="0" w:uiPriority="67" w:semiHidden="0" w:name="Medium Grid 1 Accent 2"/>
-    <w:lsdException w:unhideWhenUsed="0" w:uiPriority="68" w:semiHidden="0" w:name="Medium Grid 2 Accent 2"/>
-    <w:lsdException w:unhideWhenUsed="0" w:uiPriority="69" w:semiHidden="0" w:name="Medium Grid 3 Accent 2"/>
-    <w:lsdException w:unhideWhenUsed="0" w:uiPriority="70" w:semiHidden="0" w:name="Dark List Accent 2"/>
-    <w:lsdException w:unhideWhenUsed="0" w:uiPriority="71" w:semiHidden="0" w:name="Colorful Shading Accent 2"/>
-    <w:lsdException w:unhideWhenUsed="0" w:uiPriority="72" w:semiHidden="0" w:name="Colorful List Accent 2"/>
-    <w:lsdException w:unhideWhenUsed="0" w:uiPriority="73" w:semiHidden="0" w:name="Colorful Grid Accent 2"/>
-    <w:lsdException w:unhideWhenUsed="0" w:uiPriority="60" w:semiHidden="0" w:name="Light Shading Accent 3"/>
-    <w:lsdException w:unhideWhenUsed="0" w:uiPriority="61" w:semiHidden="0" w:name="Light List Accent 3"/>
-    <w:lsdException w:unhideWhenUsed="0" w:uiPriority="62" w:semiHidden="0" w:name="Light Grid Accent 3"/>
-    <w:lsdException w:unhideWhenUsed="0" w:uiPriority="63" w:semiHidden="0" w:name="Medium Shading 1 Accent 3"/>
-    <w:lsdException w:unhideWhenUsed="0" w:uiPriority="64" w:semiHidden="0" w:name="Medium Shading 2 Accent 3"/>
-    <w:lsdException w:unhideWhenUsed="0" w:uiPriority="65" w:semiHidden="0" w:name="Medium List 1 Accent 3"/>
-    <w:lsdException w:unhideWhenUsed="0" w:uiPriority="66" w:semiHidden="0" w:name="Medium List 2 Accent 3"/>
-    <w:lsdException w:unhideWhenUsed="0" w:uiPriority="67" w:semiHidden="0" w:name="Medium Grid 1 Accent 3"/>
-    <w:lsdException w:unhideWhenUsed="0" w:uiPriority="68" w:semiHidden="0" w:name="Medium Grid 2 Accent 3"/>
-    <w:lsdException w:unhideWhenUsed="0" w:uiPriority="69" w:semiHidden="0" w:name="Medium Grid 3 Accent 3"/>
-    <w:lsdException w:unhideWhenUsed="0" w:uiPriority="70" w:semiHidden="0" w:name="Dark List Accent 3"/>
-    <w:lsdException w:unhideWhenUsed="0" w:uiPriority="71" w:semiHidden="0" w:name="Colorful Shading Accent 3"/>
-    <w:lsdException w:unhideWhenUsed="0" w:uiPriority="72" w:semiHidden="0" w:name="Colorful List Accent 3"/>
-    <w:lsdException w:unhideWhenUsed="0" w:uiPriority="73" w:semiHidden="0" w:name="Colorful Grid Accent 3"/>
-    <w:lsdException w:unhideWhenUsed="0" w:uiPriority="60" w:semiHidden="0" w:name="Light Shading Accent 4"/>
-    <w:lsdException w:unhideWhenUsed="0" w:uiPriority="61" w:semiHidden="0" w:name="Light List Accent 4"/>
-    <w:lsdException w:unhideWhenUsed="0" w:uiPriority="62" w:semiHidden="0" w:name="Light Grid Accent 4"/>
-    <w:lsdException w:unhideWhenUsed="0" w:uiPriority="63" w:semiHidden="0" w:name="Medium Shading 1 Accent 4"/>
-    <w:lsdException w:unhideWhenUsed="0" w:uiPriority="64" w:semiHidden="0" w:name="Medium Shading 2 Accent 4"/>
-    <w:lsdException w:unhideWhenUsed="0" w:uiPriority="65" w:semiHidden="0" w:name="Medium List 1 Accent 4"/>
-    <w:lsdException w:unhideWhenUsed="0" w:uiPriority="66" w:semiHidden="0" w:name="Medium List 2 Accent 4"/>
-    <w:lsdException w:unhideWhenUsed="0" w:uiPriority="67" w:semiHidden="0" w:name="Medium Grid 1 Accent 4"/>
-    <w:lsdException w:unhideWhenUsed="0" w:uiPriority="68" w:semiHidden="0" w:name="Medium Grid 2 Accent 4"/>
-    <w:lsdException w:unhideWhenUsed="0" w:uiPriority="69" w:semiHidden="0" w:name="Medium Grid 3 Accent 4"/>
-    <w:lsdException w:unhideWhenUsed="0" w:uiPriority="70" w:semiHidden="0" w:name="Dark List Accent 4"/>
-    <w:lsdException w:unhideWhenUsed="0" w:uiPriority="71" w:semiHidden="0" w:name="Colorful Shading Accent 4"/>
-    <w:lsdException w:unhideWhenUsed="0" w:uiPriority="72" w:semiHidden="0" w:name="Colorful List Accent 4"/>
-    <w:lsdException w:unhideWhenUsed="0" w:uiPriority="73" w:semiHidden="0" w:name="Colorful Grid Accent 4"/>
-    <w:lsdException w:unhideWhenUsed="0" w:uiPriority="60" w:semiHidden="0" w:name="Light Shading Accent 5"/>
-    <w:lsdException w:unhideWhenUsed="0" w:uiPriority="61" w:semiHidden="0" w:name="Light List Accent 5"/>
-    <w:lsdException w:unhideWhenUsed="0" w:uiPriority="62" w:semiHidden="0" w:name="Light Grid Accent 5"/>
-    <w:lsdException w:unhideWhenUsed="0" w:uiPriority="63" w:semiHidden="0" w:name="Medium Shading 1 Accent 5"/>
-    <w:lsdException w:unhideWhenUsed="0" w:uiPriority="64" w:semiHidden="0" w:name="Medium Shading 2 Accent 5"/>
-    <w:lsdException w:unhideWhenUsed="0" w:uiPriority="65" w:semiHidden="0" w:name="Medium List 1 Accent 5"/>
-    <w:lsdException w:unhideWhenUsed="0" w:uiPriority="66" w:semiHidden="0" w:name="Medium List 2 Accent 5"/>
-    <w:lsdException w:unhideWhenUsed="0" w:uiPriority="67" w:semiHidden="0" w:name="Medium Grid 1 Accent 5"/>
-    <w:lsdException w:unhideWhenUsed="0" w:uiPriority="68" w:semiHidden="0" w:name="Medium Grid 2 Accent 5"/>
-    <w:lsdException w:unhideWhenUsed="0" w:uiPriority="69" w:semiHidden="0" w:name="Medium Grid 3 Accent 5"/>
-    <w:lsdException w:unhideWhenUsed="0" w:uiPriority="70" w:semiHidden="0" w:name="Dark List Accent 5"/>
-    <w:lsdException w:unhideWhenUsed="0" w:uiPriority="71" w:semiHidden="0" w:name="Colorful Shading Accent 5"/>
-    <w:lsdException w:unhideWhenUsed="0" w:uiPriority="72" w:semiHidden="0" w:name="Colorful List Accent 5"/>
-    <w:lsdException w:unhideWhenUsed="0" w:uiPriority="73" w:semiHidden="0" w:name="Colorful Grid Accent 5"/>
-    <w:lsdException w:unhideWhenUsed="0" w:uiPriority="60" w:semiHidden="0" w:name="Light Shading Accent 6"/>
-    <w:lsdException w:unhideWhenUsed="0" w:uiPriority="61" w:semiHidden="0" w:name="Light List Accent 6"/>
-    <w:lsdException w:unhideWhenUsed="0" w:uiPriority="62" w:semiHidden="0" w:name="Light Grid Accent 6"/>
-    <w:lsdException w:unhideWhenUsed="0" w:uiPriority="63" w:semiHidden="0" w:name="Medium Shading 1 Accent 6"/>
-    <w:lsdException w:unhideWhenUsed="0" w:uiPriority="64" w:semiHidden="0" w:name="Medium Shading 2 Accent 6"/>
-    <w:lsdException w:unhideWhenUsed="0" w:uiPriority="65" w:semiHidden="0" w:name="Medium List 1 Accent 6"/>
-    <w:lsdException w:unhideWhenUsed="0" w:uiPriority="66" w:semiHidden="0" w:name="Medium List 2 Accent 6"/>
-    <w:lsdException w:unhideWhenUsed="0" w:uiPriority="67" w:semiHidden="0" w:name="Medium Grid 1 Accent 6"/>
-    <w:lsdException w:unhideWhenUsed="0" w:uiPriority="68" w:semiHidden="0" w:name="Medium Grid 2 Accent 6"/>
-    <w:lsdException w:unhideWhenUsed="0" w:uiPriority="69" w:semiHidden="0" w:name="Medium Grid 3 Accent 6"/>
-    <w:lsdException w:unhideWhenUsed="0" w:uiPriority="70" w:semiHidden="0" w:name="Dark List Accent 6"/>
-    <w:lsdException w:unhideWhenUsed="0" w:uiPriority="71" w:semiHidden="0" w:name="Colorful Shading Accent 6"/>
-    <w:lsdException w:unhideWhenUsed="0" w:uiPriority="72" w:semiHidden="0" w:name="Colorful List Accent 6"/>
-    <w:lsdException w:unhideWhenUsed="0" w:uiPriority="73" w:semiHidden="0" w:name="Colorful Grid Accent 6"/>
+  <w:latentStyles w:defLockedState="0" w:defUIPriority="99" w:defSemiHidden="0" w:defUnhideWhenUsed="0" w:defQFormat="0" w:count="376">
+    <w:lsdException w:name="Normal" w:uiPriority="0" w:qFormat="1"/>
+    <w:lsdException w:name="heading 1" w:uiPriority="9" w:qFormat="1"/>
+    <w:lsdException w:name="heading 2" w:uiPriority="9" w:unhideWhenUsed="1" w:qFormat="1"/>
+    <w:lsdException w:name="heading 3" w:semiHidden="1" w:uiPriority="9" w:unhideWhenUsed="1" w:qFormat="1"/>
+    <w:lsdException w:name="heading 4" w:semiHidden="1" w:uiPriority="9" w:unhideWhenUsed="1" w:qFormat="1"/>
+    <w:lsdException w:name="heading 5" w:semiHidden="1" w:uiPriority="9" w:unhideWhenUsed="1" w:qFormat="1"/>
+    <w:lsdException w:name="heading 6" w:semiHidden="1" w:uiPriority="9" w:unhideWhenUsed="1" w:qFormat="1"/>
+    <w:lsdException w:name="heading 7" w:semiHidden="1" w:uiPriority="9" w:unhideWhenUsed="1" w:qFormat="1"/>
+    <w:lsdException w:name="heading 8" w:semiHidden="1" w:uiPriority="9" w:unhideWhenUsed="1" w:qFormat="1"/>
+    <w:lsdException w:name="heading 9" w:semiHidden="1" w:uiPriority="9" w:unhideWhenUsed="1" w:qFormat="1"/>
+    <w:lsdException w:name="index 1" w:semiHidden="1" w:unhideWhenUsed="1"/>
+    <w:lsdException w:name="index 2" w:semiHidden="1" w:unhideWhenUsed="1"/>
+    <w:lsdException w:name="index 3" w:semiHidden="1" w:unhideWhenUsed="1"/>
+    <w:lsdException w:name="index 4" w:semiHidden="1" w:unhideWhenUsed="1"/>
+    <w:lsdException w:name="index 5" w:semiHidden="1" w:unhideWhenUsed="1"/>
+    <w:lsdException w:name="index 6" w:semiHidden="1" w:unhideWhenUsed="1"/>
+    <w:lsdException w:name="index 7" w:semiHidden="1" w:unhideWhenUsed="1"/>
+    <w:lsdException w:name="index 8" w:semiHidden="1" w:unhideWhenUsed="1"/>
+    <w:lsdException w:name="index 9" w:semiHidden="1" w:unhideWhenUsed="1"/>
+    <w:lsdException w:name="toc 1" w:semiHidden="1" w:uiPriority="39" w:unhideWhenUsed="1"/>
+    <w:lsdException w:name="toc 2" w:semiHidden="1" w:uiPriority="39" w:unhideWhenUsed="1"/>
+    <w:lsdException w:name="toc 3" w:semiHidden="1" w:uiPriority="39" w:unhideWhenUsed="1"/>
+    <w:lsdException w:name="toc 4" w:semiHidden="1" w:uiPriority="39" w:unhideWhenUsed="1"/>
+    <w:lsdException w:name="toc 5" w:semiHidden="1" w:uiPriority="39" w:unhideWhenUsed="1"/>
+    <w:lsdException w:name="toc 6" w:semiHidden="1" w:uiPriority="39" w:unhideWhenUsed="1"/>
+    <w:lsdException w:name="toc 7" w:semiHidden="1" w:uiPriority="39" w:unhideWhenUsed="1"/>
+    <w:lsdException w:name="toc 8" w:semiHidden="1" w:uiPriority="39" w:unhideWhenUsed="1"/>
+    <w:lsdException w:name="toc 9" w:semiHidden="1" w:uiPriority="39" w:unhideWhenUsed="1"/>
+    <w:lsdException w:name="Normal Indent" w:semiHidden="1" w:unhideWhenUsed="1"/>
+    <w:lsdException w:name="footnote text" w:semiHidden="1" w:unhideWhenUsed="1"/>
+    <w:lsdException w:name="annotation text" w:semiHidden="1" w:unhideWhenUsed="1"/>
+    <w:lsdException w:name="header" w:unhideWhenUsed="1" w:qFormat="1"/>
+    <w:lsdException w:name="footer" w:unhideWhenUsed="1" w:qFormat="1"/>
+    <w:lsdException w:name="index heading" w:semiHidden="1" w:unhideWhenUsed="1"/>
+    <w:lsdException w:name="caption" w:semiHidden="1" w:uiPriority="35" w:unhideWhenUsed="1" w:qFormat="1"/>
+    <w:lsdException w:name="table of figures" w:semiHidden="1" w:unhideWhenUsed="1"/>
+    <w:lsdException w:name="envelope address" w:semiHidden="1" w:unhideWhenUsed="1"/>
+    <w:lsdException w:name="envelope return" w:semiHidden="1" w:unhideWhenUsed="1"/>
+    <w:lsdException w:name="footnote reference" w:semiHidden="1" w:unhideWhenUsed="1"/>
+    <w:lsdException w:name="annotation reference" w:semiHidden="1" w:unhideWhenUsed="1"/>
+    <w:lsdException w:name="line number" w:semiHidden="1" w:unhideWhenUsed="1"/>
+    <w:lsdException w:name="page number" w:semiHidden="1" w:unhideWhenUsed="1"/>
+    <w:lsdException w:name="endnote reference" w:semiHidden="1" w:unhideWhenUsed="1"/>
+    <w:lsdException w:name="endnote text" w:semiHidden="1" w:unhideWhenUsed="1"/>
+    <w:lsdException w:name="table of authorities" w:semiHidden="1" w:unhideWhenUsed="1"/>
+    <w:lsdException w:name="macro" w:semiHidden="1" w:unhideWhenUsed="1"/>
+    <w:lsdException w:name="toa heading" w:semiHidden="1" w:unhideWhenUsed="1"/>
+    <w:lsdException w:name="List" w:semiHidden="1" w:unhideWhenUsed="1"/>
+    <w:lsdException w:name="List Bullet" w:semiHidden="1" w:unhideWhenUsed="1"/>
+    <w:lsdException w:name="List Number" w:semiHidden="1" w:unhideWhenUsed="1"/>
+    <w:lsdException w:name="List 2" w:semiHidden="1" w:unhideWhenUsed="1"/>
+    <w:lsdException w:name="List 3" w:semiHidden="1" w:unhideWhenUsed="1"/>
+    <w:lsdException w:name="List 4" w:semiHidden="1" w:unhideWhenUsed="1"/>
+    <w:lsdException w:name="List 5" w:semiHidden="1" w:unhideWhenUsed="1"/>
+    <w:lsdException w:name="List Bullet 2" w:semiHidden="1" w:unhideWhenUsed="1"/>
+    <w:lsdException w:name="List Bullet 3" w:semiHidden="1" w:unhideWhenUsed="1"/>
+    <w:lsdException w:name="List Bullet 4" w:semiHidden="1" w:unhideWhenUsed="1"/>
+    <w:lsdException w:name="List Bullet 5" w:semiHidden="1" w:unhideWhenUsed="1"/>
+    <w:lsdException w:name="List Number 2" w:semiHidden="1" w:unhideWhenUsed="1"/>
+    <w:lsdException w:name="List Number 3" w:semiHidden="1" w:unhideWhenUsed="1"/>
+    <w:lsdException w:name="List Number 4" w:semiHidden="1" w:unhideWhenUsed="1"/>
+    <w:lsdException w:name="List Number 5" w:semiHidden="1" w:unhideWhenUsed="1"/>
+    <w:lsdException w:name="Title" w:uiPriority="10" w:qFormat="1"/>
+    <w:lsdException w:name="Closing" w:semiHidden="1" w:unhideWhenUsed="1"/>
+    <w:lsdException w:name="Signature" w:semiHidden="1" w:unhideWhenUsed="1"/>
+    <w:lsdException w:name="Default Paragraph Font" w:semiHidden="1" w:uiPriority="1" w:unhideWhenUsed="1"/>
+    <w:lsdException w:name="Body Text" w:semiHidden="1" w:unhideWhenUsed="1"/>
+    <w:lsdException w:name="Body Text Indent" w:semiHidden="1" w:unhideWhenUsed="1"/>
+    <w:lsdException w:name="List Continue" w:semiHidden="1" w:unhideWhenUsed="1"/>
+    <w:lsdException w:name="List Continue 2" w:semiHidden="1" w:unhideWhenUsed="1"/>
+    <w:lsdException w:name="List Continue 3" w:semiHidden="1" w:unhideWhenUsed="1"/>
+    <w:lsdException w:name="List Continue 4" w:semiHidden="1" w:unhideWhenUsed="1"/>
+    <w:lsdException w:name="List Continue 5" w:semiHidden="1" w:unhideWhenUsed="1"/>
+    <w:lsdException w:name="Message Header" w:semiHidden="1" w:unhideWhenUsed="1"/>
+    <w:lsdException w:name="Subtitle" w:uiPriority="11" w:qFormat="1"/>
+    <w:lsdException w:name="Salutation" w:semiHidden="1" w:unhideWhenUsed="1"/>
+    <w:lsdException w:name="Date" w:semiHidden="1" w:unhideWhenUsed="1"/>
+    <w:lsdException w:name="Body Text First Indent" w:semiHidden="1" w:unhideWhenUsed="1"/>
+    <w:lsdException w:name="Body Text First Indent 2" w:semiHidden="1" w:unhideWhenUsed="1"/>
+    <w:lsdException w:name="Note Heading" w:semiHidden="1" w:unhideWhenUsed="1"/>
+    <w:lsdException w:name="Body Text 2" w:semiHidden="1" w:unhideWhenUsed="1"/>
+    <w:lsdException w:name="Body Text 3" w:semiHidden="1" w:unhideWhenUsed="1"/>
+    <w:lsdException w:name="Body Text Indent 2" w:semiHidden="1" w:unhideWhenUsed="1"/>
+    <w:lsdException w:name="Body Text Indent 3" w:semiHidden="1" w:unhideWhenUsed="1"/>
+    <w:lsdException w:name="Block Text" w:semiHidden="1" w:unhideWhenUsed="1"/>
+    <w:lsdException w:name="Hyperlink" w:unhideWhenUsed="1"/>
+    <w:lsdException w:name="FollowedHyperlink" w:semiHidden="1" w:unhideWhenUsed="1"/>
+    <w:lsdException w:name="Strong" w:uiPriority="22" w:qFormat="1"/>
+    <w:lsdException w:name="Emphasis" w:uiPriority="20" w:qFormat="1"/>
+    <w:lsdException w:name="Document Map" w:semiHidden="1" w:unhideWhenUsed="1"/>
+    <w:lsdException w:name="Plain Text" w:semiHidden="1" w:unhideWhenUsed="1"/>
+    <w:lsdException w:name="E-mail Signature" w:semiHidden="1" w:unhideWhenUsed="1"/>
+    <w:lsdException w:name="HTML Top of Form" w:semiHidden="1" w:unhideWhenUsed="1"/>
+    <w:lsdException w:name="HTML Bottom of Form" w:semiHidden="1" w:unhideWhenUsed="1"/>
+    <w:lsdException w:name="Normal (Web)" w:semiHidden="1" w:unhideWhenUsed="1"/>
+    <w:lsdException w:name="HTML Acronym" w:semiHidden="1" w:unhideWhenUsed="1"/>
+    <w:lsdException w:name="HTML Address" w:semiHidden="1" w:unhideWhenUsed="1"/>
+    <w:lsdException w:name="HTML Cite" w:semiHidden="1" w:unhideWhenUsed="1"/>
+    <w:lsdException w:name="HTML Code" w:semiHidden="1" w:unhideWhenUsed="1"/>
+    <w:lsdException w:name="HTML Definition" w:semiHidden="1" w:unhideWhenUsed="1"/>
+    <w:lsdException w:name="HTML Keyboard" w:semiHidden="1" w:unhideWhenUsed="1"/>
+    <w:lsdException w:name="HTML Preformatted" w:semiHidden="1" w:unhideWhenUsed="1"/>
+    <w:lsdException w:name="HTML Sample" w:semiHidden="1" w:unhideWhenUsed="1"/>
+    <w:lsdException w:name="HTML Typewriter" w:semiHidden="1" w:unhideWhenUsed="1"/>
+    <w:lsdException w:name="HTML Variable" w:semiHidden="1" w:unhideWhenUsed="1"/>
+    <w:lsdException w:name="Normal Table" w:semiHidden="1" w:unhideWhenUsed="1" w:qFormat="1"/>
+    <w:lsdException w:name="annotation subject" w:semiHidden="1" w:unhideWhenUsed="1"/>
+    <w:lsdException w:name="No List" w:semiHidden="1" w:unhideWhenUsed="1"/>
+    <w:lsdException w:name="Outline List 1" w:semiHidden="1" w:unhideWhenUsed="1"/>
+    <w:lsdException w:name="Outline List 2" w:semiHidden="1" w:unhideWhenUsed="1"/>
+    <w:lsdException w:name="Outline List 3" w:semiHidden="1" w:unhideWhenUsed="1"/>
+    <w:lsdException w:name="Table Simple 1" w:semiHidden="1" w:unhideWhenUsed="1"/>
+    <w:lsdException w:name="Table Simple 2" w:semiHidden="1" w:unhideWhenUsed="1"/>
+    <w:lsdException w:name="Table Simple 3" w:semiHidden="1" w:unhideWhenUsed="1"/>
+    <w:lsdException w:name="Table Classic 1" w:semiHidden="1" w:unhideWhenUsed="1"/>
+    <w:lsdException w:name="Table Classic 2" w:semiHidden="1" w:unhideWhenUsed="1"/>
+    <w:lsdException w:name="Table Classic 3" w:semiHidden="1" w:unhideWhenUsed="1"/>
+    <w:lsdException w:name="Table Classic 4" w:semiHidden="1" w:unhideWhenUsed="1"/>
+    <w:lsdException w:name="Table Colorful 1" w:semiHidden="1" w:unhideWhenUsed="1"/>
+    <w:lsdException w:name="Table Colorful 2" w:semiHidden="1" w:unhideWhenUsed="1"/>
+    <w:lsdException w:name="Table Colorful 3" w:semiHidden="1" w:unhideWhenUsed="1"/>
+    <w:lsdException w:name="Table Columns 1" w:semiHidden="1" w:unhideWhenUsed="1"/>
+    <w:lsdException w:name="Table Columns 2" w:semiHidden="1" w:unhideWhenUsed="1"/>
+    <w:lsdException w:name="Table Columns 3" w:semiHidden="1" w:unhideWhenUsed="1"/>
+    <w:lsdException w:name="Table Columns 4" w:semiHidden="1" w:unhideWhenUsed="1"/>
+    <w:lsdException w:name="Table Columns 5" w:semiHidden="1" w:unhideWhenUsed="1"/>
+    <w:lsdException w:name="Table Grid 1" w:semiHidden="1" w:unhideWhenUsed="1"/>
+    <w:lsdException w:name="Table Grid 2" w:semiHidden="1" w:unhideWhenUsed="1"/>
+    <w:lsdException w:name="Table Grid 3" w:semiHidden="1" w:unhideWhenUsed="1"/>
+    <w:lsdException w:name="Table Grid 4" w:semiHidden="1" w:unhideWhenUsed="1"/>
+    <w:lsdException w:name="Table Grid 5" w:semiHidden="1" w:unhideWhenUsed="1"/>
+    <w:lsdException w:name="Table Grid 6" w:semiHidden="1" w:unhideWhenUsed="1"/>
+    <w:lsdException w:name="Table Grid 7" w:semiHidden="1" w:unhideWhenUsed="1"/>
+    <w:lsdException w:name="Table Grid 8" w:semiHidden="1" w:unhideWhenUsed="1"/>
+    <w:lsdException w:name="Table List 1" w:semiHidden="1" w:unhideWhenUsed="1"/>
+    <w:lsdException w:name="Table List 2" w:semiHidden="1" w:unhideWhenUsed="1"/>
+    <w:lsdException w:name="Table List 3" w:semiHidden="1" w:unhideWhenUsed="1"/>
+    <w:lsdException w:name="Table List 4" w:semiHidden="1" w:unhideWhenUsed="1"/>
+    <w:lsdException w:name="Table List 5" w:semiHidden="1" w:unhideWhenUsed="1"/>
+    <w:lsdException w:name="Table List 6" w:semiHidden="1" w:unhideWhenUsed="1"/>
+    <w:lsdException w:name="Table List 7" w:semiHidden="1" w:unhideWhenUsed="1"/>
+    <w:lsdException w:name="Table List 8" w:semiHidden="1" w:unhideWhenUsed="1"/>
+    <w:lsdException w:name="Table 3D effects 1" w:semiHidden="1" w:unhideWhenUsed="1"/>
+    <w:lsdException w:name="Table 3D effects 2" w:semiHidden="1" w:unhideWhenUsed="1"/>
+    <w:lsdException w:name="Table 3D effects 3" w:semiHidden="1" w:unhideWhenUsed="1"/>
+    <w:lsdException w:name="Table Contemporary" w:semiHidden="1" w:unhideWhenUsed="1"/>
+    <w:lsdException w:name="Table Elegant" w:semiHidden="1" w:unhideWhenUsed="1"/>
+    <w:lsdException w:name="Table Professional" w:semiHidden="1" w:unhideWhenUsed="1"/>
+    <w:lsdException w:name="Table Subtle 1" w:semiHidden="1" w:unhideWhenUsed="1"/>
+    <w:lsdException w:name="Table Subtle 2" w:semiHidden="1" w:unhideWhenUsed="1"/>
+    <w:lsdException w:name="Table Web 1" w:semiHidden="1" w:unhideWhenUsed="1"/>
+    <w:lsdException w:name="Table Web 2" w:semiHidden="1" w:unhideWhenUsed="1"/>
+    <w:lsdException w:name="Table Web 3" w:semiHidden="1" w:unhideWhenUsed="1"/>
+    <w:lsdException w:name="Balloon Text" w:semiHidden="1" w:unhideWhenUsed="1"/>
+    <w:lsdException w:name="Table Grid" w:uiPriority="39"/>
+    <w:lsdException w:name="Table Theme" w:semiHidden="1" w:unhideWhenUsed="1"/>
+    <w:lsdException w:name="Placeholder Text" w:semiHidden="1" w:unhideWhenUsed="1"/>
+    <w:lsdException w:name="No Spacing" w:semiHidden="1" w:unhideWhenUsed="1"/>
+    <w:lsdException w:name="Light Shading" w:uiPriority="60"/>
+    <w:lsdException w:name="Light List" w:uiPriority="61"/>
+    <w:lsdException w:name="Light Grid" w:uiPriority="62"/>
+    <w:lsdException w:name="Medium Shading 1" w:uiPriority="63"/>
+    <w:lsdException w:name="Medium Shading 2" w:uiPriority="64"/>
+    <w:lsdException w:name="Medium List 1" w:uiPriority="65"/>
+    <w:lsdException w:name="Medium List 2" w:uiPriority="66"/>
+    <w:lsdException w:name="Medium Grid 1" w:uiPriority="67"/>
+    <w:lsdException w:name="Medium Grid 2" w:uiPriority="68"/>
+    <w:lsdException w:name="Medium Grid 3" w:uiPriority="69"/>
+    <w:lsdException w:name="Dark List" w:uiPriority="70"/>
+    <w:lsdException w:name="Colorful Shading" w:uiPriority="71"/>
+    <w:lsdException w:name="Colorful List" w:uiPriority="72"/>
+    <w:lsdException w:name="Colorful Grid" w:uiPriority="73"/>
+    <w:lsdException w:name="Light Shading Accent 1" w:uiPriority="60"/>
+    <w:lsdException w:name="Light List Accent 1" w:uiPriority="61"/>
+    <w:lsdException w:name="Light Grid Accent 1" w:uiPriority="62"/>
+    <w:lsdException w:name="Medium Shading 1 Accent 1" w:uiPriority="63"/>
+    <w:lsdException w:name="Medium Shading 2 Accent 1" w:uiPriority="64"/>
+    <w:lsdException w:name="Medium List 1 Accent 1" w:uiPriority="65"/>
+    <w:lsdException w:name="Revision" w:semiHidden="1" w:unhideWhenUsed="1"/>
+    <w:lsdException w:name="List Paragraph" w:uiPriority="34" w:qFormat="1"/>
+    <w:lsdException w:name="Quote" w:semiHidden="1" w:unhideWhenUsed="1"/>
+    <w:lsdException w:name="Intense Quote" w:semiHidden="1" w:unhideWhenUsed="1"/>
+    <w:lsdException w:name="Medium List 2 Accent 1" w:uiPriority="66"/>
+    <w:lsdException w:name="Medium Grid 1 Accent 1" w:uiPriority="67"/>
+    <w:lsdException w:name="Medium Grid 2 Accent 1" w:uiPriority="68"/>
+    <w:lsdException w:name="Medium Grid 3 Accent 1" w:uiPriority="69"/>
+    <w:lsdException w:name="Dark List Accent 1" w:uiPriority="70"/>
+    <w:lsdException w:name="Colorful Shading Accent 1" w:uiPriority="71"/>
+    <w:lsdException w:name="Colorful List Accent 1" w:uiPriority="72"/>
+    <w:lsdException w:name="Colorful Grid Accent 1" w:uiPriority="73"/>
+    <w:lsdException w:name="Light Shading Accent 2" w:uiPriority="60"/>
+    <w:lsdException w:name="Light List Accent 2" w:uiPriority="61"/>
+    <w:lsdException w:name="Light Grid Accent 2" w:uiPriority="62"/>
+    <w:lsdException w:name="Medium Shading 1 Accent 2" w:uiPriority="63"/>
+    <w:lsdException w:name="Medium Shading 2 Accent 2" w:uiPriority="64"/>
+    <w:lsdException w:name="Medium List 1 Accent 2" w:uiPriority="65"/>
+    <w:lsdException w:name="Medium List 2 Accent 2" w:uiPriority="66"/>
+    <w:lsdException w:name="Medium Grid 1 Accent 2" w:uiPriority="67"/>
+    <w:lsdException w:name="Medium Grid 2 Accent 2" w:uiPriority="68"/>
+    <w:lsdException w:name="Medium Grid 3 Accent 2" w:uiPriority="69"/>
+    <w:lsdException w:name="Dark List Accent 2" w:uiPriority="70"/>
+    <w:lsdException w:name="Colorful Shading Accent 2" w:uiPriority="71"/>
+    <w:lsdException w:name="Colorful List Accent 2" w:uiPriority="72"/>
+    <w:lsdException w:name="Colorful Grid Accent 2" w:uiPriority="73"/>
+    <w:lsdException w:name="Light Shading Accent 3" w:uiPriority="60"/>
+    <w:lsdException w:name="Light List Accent 3" w:uiPriority="61"/>
+    <w:lsdException w:name="Light Grid Accent 3" w:uiPriority="62"/>
+    <w:lsdException w:name="Medium Shading 1 Accent 3" w:uiPriority="63"/>
+    <w:lsdException w:name="Medium Shading 2 Accent 3" w:uiPriority="64"/>
+    <w:lsdException w:name="Medium List 1 Accent 3" w:uiPriority="65"/>
+    <w:lsdException w:name="Medium List 2 Accent 3" w:uiPriority="66"/>
+    <w:lsdException w:name="Medium Grid 1 Accent 3" w:uiPriority="67"/>
+    <w:lsdException w:name="Medium Grid 2 Accent 3" w:uiPriority="68"/>
+    <w:lsdException w:name="Medium Grid 3 Accent 3" w:uiPriority="69"/>
+    <w:lsdException w:name="Dark List Accent 3" w:uiPriority="70"/>
+    <w:lsdException w:name="Colorful Shading Accent 3" w:uiPriority="71"/>
+    <w:lsdException w:name="Colorful List Accent 3" w:uiPriority="72"/>
+    <w:lsdException w:name="Colorful Grid Accent 3" w:uiPriority="73"/>
+    <w:lsdException w:name="Light Shading Accent 4" w:uiPriority="60"/>
+    <w:lsdException w:name="Light List Accent 4" w:uiPriority="61"/>
+    <w:lsdException w:name="Light Grid Accent 4" w:uiPriority="62"/>
+    <w:lsdException w:name="Medium Shading 1 Accent 4" w:uiPriority="63"/>
+    <w:lsdException w:name="Medium Shading 2 Accent 4" w:uiPriority="64"/>
+    <w:lsdException w:name="Medium List 1 Accent 4" w:uiPriority="65"/>
+    <w:lsdException w:name="Medium List 2 Accent 4" w:uiPriority="66"/>
+    <w:lsdException w:name="Medium Grid 1 Accent 4" w:uiPriority="67"/>
+    <w:lsdException w:name="Medium Grid 2 Accent 4" w:uiPriority="68"/>
+    <w:lsdException w:name="Medium Grid 3 Accent 4" w:uiPriority="69"/>
+    <w:lsdException w:name="Dark List Accent 4" w:uiPriority="70"/>
+    <w:lsdException w:name="Colorful Shading Accent 4" w:uiPriority="71"/>
+    <w:lsdException w:name="Colorful List Accent 4" w:uiPriority="72"/>
+    <w:lsdException w:name="Colorful Grid Accent 4" w:uiPriority="73"/>
+    <w:lsdException w:name="Light Shading Accent 5" w:uiPriority="60"/>
+    <w:lsdException w:name="Light List Accent 5" w:uiPriority="61"/>
+    <w:lsdException w:name="Light Grid Accent 5" w:uiPriority="62"/>
+    <w:lsdException w:name="Medium Shading 1 Accent 5" w:uiPriority="63"/>
+    <w:lsdException w:name="Medium Shading 2 Accent 5" w:uiPriority="64"/>
+    <w:lsdException w:name="Medium List 1 Accent 5" w:uiPriority="65"/>
+    <w:lsdException w:name="Medium List 2 Accent 5" w:uiPriority="66"/>
+    <w:lsdException w:name="Medium Grid 1 Accent 5" w:uiPriority="67"/>
+    <w:lsdException w:name="Medium Grid 2 Accent 5" w:uiPriority="68"/>
+    <w:lsdException w:name="Medium Grid 3 Accent 5" w:uiPriority="69"/>
+    <w:lsdException w:name="Dark List Accent 5" w:uiPriority="70"/>
+    <w:lsdException w:name="Colorful Shading Accent 5" w:uiPriority="71"/>
+    <w:lsdException w:name="Colorful List Accent 5" w:uiPriority="72"/>
+    <w:lsdException w:name="Colorful Grid Accent 5" w:uiPriority="73"/>
+    <w:lsdException w:name="Light Shading Accent 6" w:uiPriority="60"/>
+    <w:lsdException w:name="Light List Accent 6" w:uiPriority="61"/>
+    <w:lsdException w:name="Light Grid Accent 6" w:uiPriority="62"/>
+    <w:lsdException w:name="Medium Shading 1 Accent 6" w:uiPriority="63"/>
+    <w:lsdException w:name="Medium Shading 2 Accent 6" w:uiPriority="64"/>
+    <w:lsdException w:name="Medium List 1 Accent 6" w:uiPriority="65"/>
+    <w:lsdException w:name="Medium List 2 Accent 6" w:uiPriority="66"/>
+    <w:lsdException w:name="Medium Grid 1 Accent 6" w:uiPriority="67"/>
+    <w:lsdException w:name="Medium Grid 2 Accent 6" w:uiPriority="68"/>
+    <w:lsdException w:name="Medium Grid 3 Accent 6" w:uiPriority="69"/>
+    <w:lsdException w:name="Dark List Accent 6" w:uiPriority="70"/>
+    <w:lsdException w:name="Colorful Shading Accent 6" w:uiPriority="71"/>
+    <w:lsdException w:name="Colorful List Accent 6" w:uiPriority="72"/>
+    <w:lsdException w:name="Colorful Grid Accent 6" w:uiPriority="73"/>
+    <w:lsdException w:name="Subtle Emphasis" w:uiPriority="19" w:qFormat="1"/>
+    <w:lsdException w:name="Intense Emphasis" w:uiPriority="21" w:qFormat="1"/>
+    <w:lsdException w:name="Subtle Reference" w:uiPriority="31" w:qFormat="1"/>
+    <w:lsdException w:name="Intense Reference" w:uiPriority="32" w:qFormat="1"/>
+    <w:lsdException w:name="Book Title" w:uiPriority="33" w:qFormat="1"/>
+    <w:lsdException w:name="Bibliography" w:semiHidden="1" w:uiPriority="37" w:unhideWhenUsed="1"/>
+    <w:lsdException w:name="TOC Heading" w:semiHidden="1" w:uiPriority="39" w:unhideWhenUsed="1" w:qFormat="1"/>
+    <w:lsdException w:name="Plain Table 1" w:uiPriority="41"/>
+    <w:lsdException w:name="Plain Table 2" w:uiPriority="42"/>
+    <w:lsdException w:name="Plain Table 3" w:uiPriority="43"/>
+    <w:lsdException w:name="Plain Table 4" w:uiPriority="44"/>
+    <w:lsdException w:name="Plain Table 5" w:uiPriority="45"/>
+    <w:lsdException w:name="Grid Table Light" w:uiPriority="40"/>
+    <w:lsdException w:name="Grid Table 1 Light" w:uiPriority="46"/>
+    <w:lsdException w:name="Grid Table 2" w:uiPriority="47"/>
+    <w:lsdException w:name="Grid Table 3" w:uiPriority="48"/>
+    <w:lsdException w:name="Grid Table 4" w:uiPriority="49"/>
+    <w:lsdException w:name="Grid Table 5 Dark" w:uiPriority="50"/>
+    <w:lsdException w:name="Grid Table 6 Colorful" w:uiPriority="51"/>
+    <w:lsdException w:name="Grid Table 7 Colorful" w:uiPriority="52"/>
+    <w:lsdException w:name="Grid Table 1 Light Accent 1" w:uiPriority="46"/>
+    <w:lsdException w:name="Grid Table 2 Accent 1" w:uiPriority="47"/>
+    <w:lsdException w:name="Grid Table 3 Accent 1" w:uiPriority="48"/>
+    <w:lsdException w:name="Grid Table 4 Accent 1" w:uiPriority="49"/>
+    <w:lsdException w:name="Grid Table 5 Dark Accent 1" w:uiPriority="50"/>
+    <w:lsdException w:name="Grid Table 6 Colorful Accent 1" w:uiPriority="51"/>
+    <w:lsdException w:name="Grid Table 7 Colorful Accent 1" w:uiPriority="52"/>
+    <w:lsdException w:name="Grid Table 1 Light Accent 2" w:uiPriority="46"/>
+    <w:lsdException w:name="Grid Table 2 Accent 2" w:uiPriority="47"/>
+    <w:lsdException w:name="Grid Table 3 Accent 2" w:uiPriority="48"/>
+    <w:lsdException w:name="Grid Table 4 Accent 2" w:uiPriority="49"/>
+    <w:lsdException w:name="Grid Table 5 Dark Accent 2" w:uiPriority="50"/>
+    <w:lsdException w:name="Grid Table 6 Colorful Accent 2" w:uiPriority="51"/>
+    <w:lsdException w:name="Grid Table 7 Colorful Accent 2" w:uiPriority="52"/>
+    <w:lsdException w:name="Grid Table 1 Light Accent 3" w:uiPriority="46"/>
+    <w:lsdException w:name="Grid Table 2 Accent 3" w:uiPriority="47"/>
+    <w:lsdException w:name="Grid Table 3 Accent 3" w:uiPriority="48"/>
+    <w:lsdException w:name="Grid Table 4 Accent 3" w:uiPriority="49"/>
+    <w:lsdException w:name="Grid Table 5 Dark Accent 3" w:uiPriority="50"/>
+    <w:lsdException w:name="Grid Table 6 Colorful Accent 3" w:uiPriority="51"/>
+    <w:lsdException w:name="Grid Table 7 Colorful Accent 3" w:uiPriority="52"/>
+    <w:lsdException w:name="Grid Table 1 Light Accent 4" w:uiPriority="46"/>
+    <w:lsdException w:name="Grid Table 2 Accent 4" w:uiPriority="47"/>
+    <w:lsdException w:name="Grid Table 3 Accent 4" w:uiPriority="48"/>
+    <w:lsdException w:name="Grid Table 4 Accent 4" w:uiPriority="49"/>
+    <w:lsdException w:name="Grid Table 5 Dark Accent 4" w:uiPriority="50"/>
+    <w:lsdException w:name="Grid Table 6 Colorful Accent 4" w:uiPriority="51"/>
+    <w:lsdException w:name="Grid Table 7 Colorful Accent 4" w:uiPriority="52"/>
+    <w:lsdException w:name="Grid Table 1 Light Accent 5" w:uiPriority="46"/>
+    <w:lsdException w:name="Grid Table 2 Accent 5" w:uiPriority="47"/>
+    <w:lsdException w:name="Grid Table 3 Accent 5" w:uiPriority="48"/>
+    <w:lsdException w:name="Grid Table 4 Accent 5" w:uiPriority="49"/>
+    <w:lsdException w:name="Grid Table 5 Dark Accent 5" w:uiPriority="50"/>
+    <w:lsdException w:name="Grid Table 6 Colorful Accent 5" w:uiPriority="51"/>
+    <w:lsdException w:name="Grid Table 7 Colorful Accent 5" w:uiPriority="52"/>
+    <w:lsdException w:name="Grid Table 1 Light Accent 6" w:uiPriority="46"/>
+    <w:lsdException w:name="Grid Table 2 Accent 6" w:uiPriority="47"/>
+    <w:lsdException w:name="Grid Table 3 Accent 6" w:uiPriority="48"/>
+    <w:lsdException w:name="Grid Table 4 Accent 6" w:uiPriority="49"/>
+    <w:lsdException w:name="Grid Table 5 Dark Accent 6" w:uiPriority="50"/>
+    <w:lsdException w:name="Grid Table 6 Colorful Accent 6" w:uiPriority="51"/>
+    <w:lsdException w:name="Grid Table 7 Colorful Accent 6" w:uiPriority="52"/>
+    <w:lsdException w:name="List Table 1 Light" w:uiPriority="46"/>
+    <w:lsdException w:name="List Table 2" w:uiPriority="47"/>
+    <w:lsdException w:name="List Table 3" w:uiPriority="48"/>
+    <w:lsdException w:name="List Table 4" w:uiPriority="49"/>
+    <w:lsdException w:name="List Table 5 Dark" w:uiPriority="50"/>
+    <w:lsdException w:name="List Table 6 Colorful" w:uiPriority="51"/>
+    <w:lsdException w:name="List Table 7 Colorful" w:uiPriority="52"/>
+    <w:lsdException w:name="List Table 1 Light Accent 1" w:uiPriority="46"/>
+    <w:lsdException w:name="List Table 2 Accent 1" w:uiPriority="47"/>
+    <w:lsdException w:name="List Table 3 Accent 1" w:uiPriority="48"/>
+    <w:lsdException w:name="List Table 4 Accent 1" w:uiPriority="49"/>
+    <w:lsdException w:name="List Table 5 Dark Accent 1" w:uiPriority="50"/>
+    <w:lsdException w:name="List Table 6 Colorful Accent 1" w:uiPriority="51"/>
+    <w:lsdException w:name="List Table 7 Colorful Accent 1" w:uiPriority="52"/>
+    <w:lsdException w:name="List Table 1 Light Accent 2" w:uiPriority="46"/>
+    <w:lsdException w:name="List Table 2 Accent 2" w:uiPriority="47"/>
+    <w:lsdException w:name="List Table 3 Accent 2" w:uiPriority="48"/>
+    <w:lsdException w:name="List Table 4 Accent 2" w:uiPriority="49"/>
+    <w:lsdException w:name="List Table 5 Dark Accent 2" w:uiPriority="50"/>
+    <w:lsdException w:name="List Table 6 Colorful Accent 2" w:uiPriority="51"/>
+    <w:lsdException w:name="List Table 7 Colorful Accent 2" w:uiPriority="52"/>
+    <w:lsdException w:name="List Table 1 Light Accent 3" w:uiPriority="46"/>
+    <w:lsdException w:name="List Table 2 Accent 3" w:uiPriority="47"/>
+    <w:lsdException w:name="List Table 3 Accent 3" w:uiPriority="48"/>
+    <w:lsdException w:name="List Table 4 Accent 3" w:uiPriority="49"/>
+    <w:lsdException w:name="List Table 5 Dark Accent 3" w:uiPriority="50"/>
+    <w:lsdException w:name="List Table 6 Colorful Accent 3" w:uiPriority="51"/>
+    <w:lsdException w:name="List Table 7 Colorful Accent 3" w:uiPriority="52"/>
+    <w:lsdException w:name="List Table 1 Light Accent 4" w:uiPriority="46"/>
+    <w:lsdException w:name="List Table 2 Accent 4" w:uiPriority="47"/>
+    <w:lsdException w:name="List Table 3 Accent 4" w:uiPriority="48"/>
+    <w:lsdException w:name="List Table 4 Accent 4" w:uiPriority="49"/>
+    <w:lsdException w:name="List Table 5 Dark Accent 4" w:uiPriority="50"/>
+    <w:lsdException w:name="List Table 6 Colorful Accent 4" w:uiPriority="51"/>
+    <w:lsdException w:name="List Table 7 Colorful Accent 4" w:uiPriority="52"/>
+    <w:lsdException w:name="List Table 1 Light Accent 5" w:uiPriority="46"/>
+    <w:lsdException w:name="List Table 2 Accent 5" w:uiPriority="47"/>
+    <w:lsdException w:name="List Table 3 Accent 5" w:uiPriority="48"/>
+    <w:lsdException w:name="List Table 4 Accent 5" w:uiPriority="49"/>
+    <w:lsdException w:name="List Table 5 Dark Accent 5" w:uiPriority="50"/>
+    <w:lsdException w:name="List Table 6 Colorful Accent 5" w:uiPriority="51"/>
+    <w:lsdException w:name="List Table 7 Colorful Accent 5" w:uiPriority="52"/>
+    <w:lsdException w:name="List Table 1 Light Accent 6" w:uiPriority="46"/>
+    <w:lsdException w:name="List Table 2 Accent 6" w:uiPriority="47"/>
+    <w:lsdException w:name="List Table 3 Accent 6" w:uiPriority="48"/>
+    <w:lsdException w:name="List Table 4 Accent 6" w:uiPriority="49"/>
+    <w:lsdException w:name="List Table 5 Dark Accent 6" w:uiPriority="50"/>
+    <w:lsdException w:name="List Table 6 Colorful Accent 6" w:uiPriority="51"/>
+    <w:lsdException w:name="List Table 7 Colorful Accent 6" w:uiPriority="52"/>
+    <w:lsdException w:name="Mention" w:semiHidden="1" w:unhideWhenUsed="1"/>
+    <w:lsdException w:name="Smart Hyperlink" w:semiHidden="1" w:unhideWhenUsed="1"/>
+    <w:lsdException w:name="Hashtag" w:semiHidden="1" w:unhideWhenUsed="1"/>
+    <w:lsdException w:name="Unresolved Mention" w:semiHidden="1" w:unhideWhenUsed="1"/>
+    <w:lsdException w:name="Smart Link" w:semiHidden="1" w:unhideWhenUsed="1"/>
   </w:latentStyles>
-  <w:style w:type="paragraph" w:default="1" w:styleId="1">
+  <w:style w:type="paragraph" w:default="1" w:styleId="a">
     <w:name w:val="Normal"/>
     <w:qFormat/>
-    <w:uiPriority w:val="0"/>
     <w:pPr>
       <w:widowControl w:val="0"/>
       <w:jc w:val="both"/>
     </w:pPr>
     <w:rPr>
-      <w:rFonts w:asciiTheme="minorHAnsi" w:hAnsiTheme="minorHAnsi" w:eastAsiaTheme="minorEastAsia" w:cstheme="minorBidi"/>
+      <w:rFonts w:asciiTheme="minorHAnsi" w:eastAsiaTheme="minorEastAsia" w:hAnsiTheme="minorHAnsi" w:cstheme="minorBidi"/>
       <w:kern w:val="2"/>
       <w:sz w:val="21"/>
       <w:szCs w:val="22"/>
-      <w:lang w:val="en-US" w:eastAsia="zh-CN" w:bidi="ar-SA"/>
       <w14:ligatures w14:val="standardContextual"/>
     </w:rPr>
   </w:style>
-  <w:style w:type="paragraph" w:styleId="2">
+  <w:style w:type="paragraph" w:styleId="1">
     <w:name w:val="heading 1"/>
-    <w:basedOn w:val="1"/>
-    <w:next w:val="1"/>
+    <w:basedOn w:val="a"/>
+    <w:next w:val="a"/>
     <w:link w:val="10"/>
+    <w:uiPriority w:val="9"/>
     <w:qFormat/>
-    <w:uiPriority w:val="9"/>
     <w:pPr>
       <w:keepNext/>
       <w:keepLines/>
@@ -1652,14 +1905,14 @@
       <w:szCs w:val="44"/>
     </w:rPr>
   </w:style>
-  <w:style w:type="paragraph" w:styleId="3">
+  <w:style w:type="paragraph" w:styleId="2">
     <w:name w:val="heading 2"/>
-    <w:basedOn w:val="1"/>
-    <w:next w:val="1"/>
-    <w:link w:val="12"/>
+    <w:basedOn w:val="a"/>
+    <w:next w:val="a"/>
+    <w:link w:val="20"/>
+    <w:uiPriority w:val="9"/>
     <w:unhideWhenUsed/>
     <w:qFormat/>
-    <w:uiPriority w:val="9"/>
     <w:pPr>
       <w:keepNext/>
       <w:keepLines/>
@@ -1667,26 +1920,26 @@
       <w:outlineLvl w:val="1"/>
     </w:pPr>
     <w:rPr>
-      <w:rFonts w:asciiTheme="majorHAnsi" w:hAnsiTheme="majorHAnsi" w:eastAsiaTheme="majorEastAsia" w:cstheme="majorBidi"/>
+      <w:rFonts w:asciiTheme="majorHAnsi" w:eastAsiaTheme="majorEastAsia" w:hAnsiTheme="majorHAnsi" w:cstheme="majorBidi"/>
       <w:b/>
       <w:bCs/>
       <w:sz w:val="32"/>
       <w:szCs w:val="32"/>
     </w:rPr>
   </w:style>
-  <w:style w:type="character" w:default="1" w:styleId="8">
+  <w:style w:type="character" w:default="1" w:styleId="a0">
     <w:name w:val="Default Paragraph Font"/>
+    <w:uiPriority w:val="1"/>
     <w:semiHidden/>
     <w:unhideWhenUsed/>
-    <w:uiPriority w:val="1"/>
   </w:style>
-  <w:style w:type="table" w:default="1" w:styleId="7">
+  <w:style w:type="table" w:default="1" w:styleId="a1">
     <w:name w:val="Normal Table"/>
+    <w:uiPriority w:val="99"/>
     <w:semiHidden/>
     <w:unhideWhenUsed/>
-    <w:qFormat/>
-    <w:uiPriority w:val="99"/>
     <w:tblPr>
+      <w:tblInd w:w="0" w:type="dxa"/>
       <w:tblCellMar>
         <w:top w:w="0" w:type="dxa"/>
         <w:left w:w="108" w:type="dxa"/>
@@ -1695,13 +1948,19 @@
       </w:tblCellMar>
     </w:tblPr>
   </w:style>
-  <w:style w:type="paragraph" w:styleId="4">
+  <w:style w:type="numbering" w:default="1" w:styleId="a2">
+    <w:name w:val="No List"/>
+    <w:uiPriority w:val="99"/>
+    <w:semiHidden/>
+    <w:unhideWhenUsed/>
+  </w:style>
+  <w:style w:type="paragraph" w:styleId="a3">
     <w:name w:val="footer"/>
-    <w:basedOn w:val="1"/>
-    <w:link w:val="15"/>
+    <w:basedOn w:val="a"/>
+    <w:link w:val="a4"/>
+    <w:uiPriority w:val="99"/>
     <w:unhideWhenUsed/>
     <w:qFormat/>
-    <w:uiPriority w:val="99"/>
     <w:pPr>
       <w:tabs>
         <w:tab w:val="center" w:pos="4153"/>
@@ -1715,13 +1974,13 @@
       <w:szCs w:val="18"/>
     </w:rPr>
   </w:style>
-  <w:style w:type="paragraph" w:styleId="5">
+  <w:style w:type="paragraph" w:styleId="a5">
     <w:name w:val="header"/>
-    <w:basedOn w:val="1"/>
-    <w:link w:val="14"/>
+    <w:basedOn w:val="a"/>
+    <w:link w:val="a6"/>
+    <w:uiPriority w:val="99"/>
     <w:unhideWhenUsed/>
     <w:qFormat/>
-    <w:uiPriority w:val="99"/>
     <w:pPr>
       <w:tabs>
         <w:tab w:val="center" w:pos="4153"/>
@@ -1735,13 +1994,13 @@
       <w:szCs w:val="18"/>
     </w:rPr>
   </w:style>
-  <w:style w:type="paragraph" w:styleId="6">
+  <w:style w:type="paragraph" w:styleId="a7">
     <w:name w:val="Subtitle"/>
-    <w:basedOn w:val="1"/>
-    <w:next w:val="1"/>
-    <w:link w:val="11"/>
+    <w:basedOn w:val="a"/>
+    <w:next w:val="a"/>
+    <w:link w:val="a8"/>
+    <w:uiPriority w:val="11"/>
     <w:qFormat/>
-    <w:uiPriority w:val="11"/>
     <w:pPr>
       <w:spacing w:before="240" w:after="60" w:line="312" w:lineRule="auto"/>
       <w:jc w:val="center"/>
@@ -1755,27 +2014,22 @@
       <w:szCs w:val="32"/>
     </w:rPr>
   </w:style>
-  <w:style w:type="character" w:styleId="9">
+  <w:style w:type="character" w:styleId="a9">
     <w:name w:val="Hyperlink"/>
-    <w:basedOn w:val="8"/>
+    <w:basedOn w:val="a0"/>
+    <w:uiPriority w:val="99"/>
     <w:unhideWhenUsed/>
-    <w:uiPriority w:val="99"/>
     <w:rPr>
       <w:color w:val="0563C1" w:themeColor="hyperlink"/>
       <w:u w:val="single"/>
-      <w14:textFill>
-        <w14:solidFill>
-          <w14:schemeClr w14:val="hlink"/>
-        </w14:solidFill>
-      </w14:textFill>
     </w:rPr>
   </w:style>
   <w:style w:type="character" w:customStyle="1" w:styleId="10">
     <w:name w:val="标题 1 字符"/>
-    <w:basedOn w:val="8"/>
-    <w:link w:val="2"/>
+    <w:basedOn w:val="a0"/>
+    <w:link w:val="1"/>
+    <w:uiPriority w:val="9"/>
     <w:qFormat/>
-    <w:uiPriority w:val="9"/>
     <w:rPr>
       <w:b/>
       <w:bCs/>
@@ -1784,10 +2038,10 @@
       <w:szCs w:val="44"/>
     </w:rPr>
   </w:style>
-  <w:style w:type="character" w:customStyle="1" w:styleId="11">
+  <w:style w:type="character" w:customStyle="1" w:styleId="a8">
     <w:name w:val="副标题 字符"/>
-    <w:basedOn w:val="8"/>
-    <w:link w:val="6"/>
+    <w:basedOn w:val="a0"/>
+    <w:link w:val="a7"/>
     <w:uiPriority w:val="11"/>
     <w:rPr>
       <w:b/>
@@ -1797,61 +2051,73 @@
       <w:szCs w:val="32"/>
     </w:rPr>
   </w:style>
-  <w:style w:type="character" w:customStyle="1" w:styleId="12">
+  <w:style w:type="character" w:customStyle="1" w:styleId="20">
     <w:name w:val="标题 2 字符"/>
-    <w:basedOn w:val="8"/>
-    <w:link w:val="3"/>
+    <w:basedOn w:val="a0"/>
+    <w:link w:val="2"/>
+    <w:uiPriority w:val="9"/>
     <w:qFormat/>
-    <w:uiPriority w:val="9"/>
     <w:rPr>
-      <w:rFonts w:asciiTheme="majorHAnsi" w:hAnsiTheme="majorHAnsi" w:eastAsiaTheme="majorEastAsia" w:cstheme="majorBidi"/>
+      <w:rFonts w:asciiTheme="majorHAnsi" w:eastAsiaTheme="majorEastAsia" w:hAnsiTheme="majorHAnsi" w:cstheme="majorBidi"/>
       <w:b/>
       <w:bCs/>
       <w:sz w:val="32"/>
       <w:szCs w:val="32"/>
     </w:rPr>
   </w:style>
-  <w:style w:type="paragraph" w:styleId="13">
+  <w:style w:type="paragraph" w:styleId="aa">
     <w:name w:val="List Paragraph"/>
-    <w:basedOn w:val="1"/>
+    <w:basedOn w:val="a"/>
+    <w:uiPriority w:val="34"/>
     <w:qFormat/>
-    <w:uiPriority w:val="34"/>
     <w:pPr>
-      <w:ind w:firstLine="420" w:firstLineChars="200"/>
+      <w:ind w:firstLineChars="200" w:firstLine="420"/>
     </w:pPr>
   </w:style>
-  <w:style w:type="character" w:customStyle="1" w:styleId="14">
+  <w:style w:type="character" w:customStyle="1" w:styleId="a6">
     <w:name w:val="页眉 字符"/>
-    <w:basedOn w:val="8"/>
-    <w:link w:val="5"/>
+    <w:basedOn w:val="a0"/>
+    <w:link w:val="a5"/>
     <w:uiPriority w:val="99"/>
     <w:rPr>
-      <w:rFonts w:asciiTheme="minorHAnsi" w:hAnsiTheme="minorHAnsi" w:eastAsiaTheme="minorEastAsia" w:cstheme="minorBidi"/>
+      <w:rFonts w:asciiTheme="minorHAnsi" w:eastAsiaTheme="minorEastAsia" w:hAnsiTheme="minorHAnsi" w:cstheme="minorBidi"/>
       <w:kern w:val="2"/>
       <w:sz w:val="18"/>
       <w:szCs w:val="18"/>
       <w14:ligatures w14:val="standardContextual"/>
     </w:rPr>
   </w:style>
-  <w:style w:type="character" w:customStyle="1" w:styleId="15">
+  <w:style w:type="character" w:customStyle="1" w:styleId="a4">
     <w:name w:val="页脚 字符"/>
-    <w:basedOn w:val="8"/>
-    <w:link w:val="4"/>
+    <w:basedOn w:val="a0"/>
+    <w:link w:val="a3"/>
     <w:uiPriority w:val="99"/>
     <w:rPr>
-      <w:rFonts w:asciiTheme="minorHAnsi" w:hAnsiTheme="minorHAnsi" w:eastAsiaTheme="minorEastAsia" w:cstheme="minorBidi"/>
+      <w:rFonts w:asciiTheme="minorHAnsi" w:eastAsiaTheme="minorEastAsia" w:hAnsiTheme="minorHAnsi" w:cstheme="minorBidi"/>
       <w:kern w:val="2"/>
       <w:sz w:val="18"/>
       <w:szCs w:val="18"/>
       <w14:ligatures w14:val="standardContextual"/>
     </w:rPr>
   </w:style>
-  <w:style w:type="character" w:customStyle="1" w:styleId="16">
-    <w:name w:val="Unresolved Mention"/>
-    <w:basedOn w:val="8"/>
+  <w:style w:type="character" w:customStyle="1" w:styleId="11">
+    <w:name w:val="未处理的提及1"/>
+    <w:basedOn w:val="a0"/>
+    <w:uiPriority w:val="99"/>
     <w:semiHidden/>
     <w:unhideWhenUsed/>
+    <w:rPr>
+      <w:color w:val="605E5C"/>
+      <w:shd w:val="clear" w:color="auto" w:fill="E1DFDD"/>
+    </w:rPr>
+  </w:style>
+  <w:style w:type="character" w:styleId="ab">
+    <w:name w:val="Unresolved Mention"/>
+    <w:basedOn w:val="a0"/>
     <w:uiPriority w:val="99"/>
+    <w:semiHidden/>
+    <w:unhideWhenUsed/>
+    <w:rsid w:val="005163B0"/>
     <w:rPr>
       <w:color w:val="605E5C"/>
       <w:shd w:val="clear" w:color="auto" w:fill="E1DFDD"/>
@@ -2112,5 +2378,6 @@
     </a:fmtScheme>
   </a:themeElements>
   <a:objectDefaults/>
+  <a:extraClrSchemeLst/>
 </a:theme>
 </file>
--- a/开箱使用说明.docx
+++ b/开箱使用说明.docx
@@ -156,11 +156,33 @@
           <w:rFonts w:hint="eastAsia"/>
         </w:rPr>
       </w:pPr>
-      <w:r>
-        <w:rPr>
-          <w:rFonts w:hint="eastAsia"/>
-        </w:rPr>
-        <w:t>板载磁编码器的开关，控制了板载编码器5V和GND的通断，正常使用拨到右边ON状态。当外接SPI编码器时，可以将此开关OFF掉，以使用外部SPI编码器。</w:t>
+      <w:proofErr w:type="gramStart"/>
+      <w:r>
+        <w:rPr>
+          <w:rFonts w:hint="eastAsia"/>
+        </w:rPr>
+        <w:t>板载磁</w:t>
+      </w:r>
+      <w:proofErr w:type="gramEnd"/>
+      <w:r>
+        <w:rPr>
+          <w:rFonts w:hint="eastAsia"/>
+        </w:rPr>
+        <w:t>编码器的开关，控制</w:t>
+      </w:r>
+      <w:proofErr w:type="gramStart"/>
+      <w:r>
+        <w:rPr>
+          <w:rFonts w:hint="eastAsia"/>
+        </w:rPr>
+        <w:t>了板载编码器</w:t>
+      </w:r>
+      <w:proofErr w:type="gramEnd"/>
+      <w:r>
+        <w:rPr>
+          <w:rFonts w:hint="eastAsia"/>
+        </w:rPr>
+        <w:t>5V和GND的通断，正常使用拨到右边ON状态。当外接SPI编码器时，可以将此开关OFF掉，以使用外部SPI编码器。</w:t>
       </w:r>
     </w:p>
     <w:p>
@@ -236,7 +258,21 @@
         <w:rPr>
           <w:rFonts w:hint="eastAsia"/>
         </w:rPr>
-        <w:t>可手按接线的相线接口，与配套电机同一个相线来源。可用于接裸铜线出头的电机。</w:t>
+        <w:t>可手按接线的相线接口，与配套电机同一个相线来源。可用</w:t>
+      </w:r>
+      <w:proofErr w:type="gramStart"/>
+      <w:r>
+        <w:rPr>
+          <w:rFonts w:hint="eastAsia"/>
+        </w:rPr>
+        <w:t>于接裸铜线</w:t>
+      </w:r>
+      <w:proofErr w:type="gramEnd"/>
+      <w:r>
+        <w:rPr>
+          <w:rFonts w:hint="eastAsia"/>
+        </w:rPr>
+        <w:t>出头的电机。</w:t>
       </w:r>
     </w:p>
     <w:p>
@@ -508,7 +544,21 @@
         <w:rPr>
           <w:rFonts w:hint="eastAsia"/>
         </w:rPr>
-        <w:t>）部分电脑或者keil版本的arm compiler V5编译后运行异常，请使用arm compiler V6编译，开启O2优化</w:t>
+        <w:t>）部分电脑或者</w:t>
+      </w:r>
+      <w:proofErr w:type="spellStart"/>
+      <w:r>
+        <w:rPr>
+          <w:rFonts w:hint="eastAsia"/>
+        </w:rPr>
+        <w:t>keil</w:t>
+      </w:r>
+      <w:proofErr w:type="spellEnd"/>
+      <w:r>
+        <w:rPr>
+          <w:rFonts w:hint="eastAsia"/>
+        </w:rPr>
+        <w:t>版本的arm compiler V5编译后运行异常，请使用arm compiler V6编译，开启O2优化</w:t>
       </w:r>
     </w:p>
     <w:p>
@@ -627,7 +677,21 @@
         <w:rPr>
           <w:rFonts w:hint="eastAsia"/>
         </w:rPr>
-        <w:t>stm32cubemx生成keil工程报错</w:t>
+        <w:t>stm32cubemx生成</w:t>
+      </w:r>
+      <w:proofErr w:type="spellStart"/>
+      <w:r>
+        <w:rPr>
+          <w:rFonts w:hint="eastAsia"/>
+        </w:rPr>
+        <w:t>keil</w:t>
+      </w:r>
+      <w:proofErr w:type="spellEnd"/>
+      <w:r>
+        <w:rPr>
+          <w:rFonts w:hint="eastAsia"/>
+        </w:rPr>
+        <w:t>工程报错</w:t>
       </w:r>
     </w:p>
     <w:p>
@@ -736,11 +800,19 @@
           <w:rFonts w:hint="eastAsia"/>
         </w:rPr>
       </w:pPr>
-      <w:r>
-        <w:rPr>
-          <w:rFonts w:hint="eastAsia"/>
-        </w:rPr>
-        <w:t>keil无法下载程序</w:t>
+      <w:proofErr w:type="spellStart"/>
+      <w:r>
+        <w:rPr>
+          <w:rFonts w:hint="eastAsia"/>
+        </w:rPr>
+        <w:t>keil</w:t>
+      </w:r>
+      <w:proofErr w:type="spellEnd"/>
+      <w:r>
+        <w:rPr>
+          <w:rFonts w:hint="eastAsia"/>
+        </w:rPr>
+        <w:t>无法下载程序</w:t>
       </w:r>
     </w:p>
     <w:p>
@@ -772,7 +844,35 @@
         <w:rPr>
           <w:rFonts w:hint="eastAsia"/>
         </w:rPr>
-        <w:t>）若使用配套daplink，请选择cmsis dap</w:t>
+        <w:t>）若使用配套</w:t>
+      </w:r>
+      <w:proofErr w:type="spellStart"/>
+      <w:r>
+        <w:rPr>
+          <w:rFonts w:hint="eastAsia"/>
+        </w:rPr>
+        <w:t>daplink</w:t>
+      </w:r>
+      <w:proofErr w:type="spellEnd"/>
+      <w:r>
+        <w:rPr>
+          <w:rFonts w:hint="eastAsia"/>
+        </w:rPr>
+        <w:t>，请选择</w:t>
+      </w:r>
+      <w:proofErr w:type="spellStart"/>
+      <w:r>
+        <w:rPr>
+          <w:rFonts w:hint="eastAsia"/>
+        </w:rPr>
+        <w:t>cmsis</w:t>
+      </w:r>
+      <w:proofErr w:type="spellEnd"/>
+      <w:r>
+        <w:rPr>
+          <w:rFonts w:hint="eastAsia"/>
+        </w:rPr>
+        <w:t xml:space="preserve"> dap</w:t>
       </w:r>
     </w:p>
     <w:p>
@@ -890,7 +990,21 @@
           <w:rFonts w:hint="eastAsia"/>
         </w:rPr>
         <w:lastRenderedPageBreak/>
-        <w:t>修改main.c的while(1)前面10~20行左右的配置项，比如改为速度模式就会一直转，给予负数就是反向转</w:t>
+        <w:t>修改</w:t>
+      </w:r>
+      <w:proofErr w:type="spellStart"/>
+      <w:r>
+        <w:rPr>
+          <w:rFonts w:hint="eastAsia"/>
+        </w:rPr>
+        <w:t>main.c</w:t>
+      </w:r>
+      <w:proofErr w:type="spellEnd"/>
+      <w:r>
+        <w:rPr>
+          <w:rFonts w:hint="eastAsia"/>
+        </w:rPr>
+        <w:t>的while(1)前面10~20行左右的配置项，比如改为速度模式就会一直转，给予负数就是反向转</w:t>
       </w:r>
     </w:p>
     <w:p>
@@ -997,41 +1111,45 @@
           <w:sz w:val="24"/>
           <w:szCs w:val="28"/>
         </w:rPr>
-        <w:t>【无感FOC】增加无感开环VF/IF启动。增加无感FOC滑模观测器+PLL。支持无感FOC速度控制、电流控制、速度电流串级控制。增加无感文档教程。（无感部分</w:t>
-      </w:r>
-      <w:r>
-        <w:rPr>
+        <w:t>【无感FOC】增加无感开环VF/IF启动。增加无感FOC滑模观测器+PLL。支持无感FOC速度控制、电流控制、速度电流串级控制。增加无感文档教程。（无</w:t>
+      </w:r>
+      <w:proofErr w:type="gramStart"/>
+      <w:r>
+        <w:rPr>
+          <w:rFonts w:hint="eastAsia"/>
           <w:b/>
           <w:bCs/>
           <w:color w:val="EE0000"/>
           <w:sz w:val="24"/>
           <w:szCs w:val="28"/>
         </w:rPr>
-        <w:t>难度较高，不提供免费技术支持</w:t>
-      </w:r>
-      <w:r>
-        <w:rPr>
-          <w:rFonts w:hint="eastAsia"/>
+        <w:t>感部分</w:t>
+      </w:r>
+      <w:proofErr w:type="gramEnd"/>
+      <w:r>
+        <w:rPr>
           <w:b/>
           <w:bCs/>
           <w:color w:val="EE0000"/>
           <w:sz w:val="24"/>
           <w:szCs w:val="28"/>
         </w:rPr>
-        <w:t>）</w:t>
-      </w:r>
-    </w:p>
-    <w:p>
-      <w:pPr>
-        <w:rPr>
+        <w:t>难度较高，不提供免费技术支持</w:t>
+      </w:r>
+      <w:r>
+        <w:rPr>
+          <w:rFonts w:hint="eastAsia"/>
           <w:b/>
           <w:bCs/>
           <w:color w:val="EE0000"/>
           <w:sz w:val="24"/>
           <w:szCs w:val="28"/>
         </w:rPr>
-      </w:pPr>
-      <w:r>
+        <w:t>）</w:t>
+      </w:r>
+    </w:p>
+    <w:p>
+      <w:pPr>
         <w:rPr>
           <w:rFonts w:hint="eastAsia"/>
           <w:b/>
@@ -1040,52 +1158,84 @@
           <w:sz w:val="24"/>
           <w:szCs w:val="28"/>
         </w:rPr>
-        <w:t>下载地址：</w:t>
-      </w:r>
-      <w:r>
-        <w:rPr>
+      </w:pPr>
+      <w:r>
+        <w:rPr>
+          <w:rFonts w:hint="eastAsia"/>
           <w:b/>
           <w:bCs/>
           <w:color w:val="EE0000"/>
           <w:sz w:val="24"/>
           <w:szCs w:val="28"/>
         </w:rPr>
-        <w:tab/>
-      </w:r>
-      <w:hyperlink r:id="rId10" w:history="1">
-        <w:r>
-          <w:rPr>
-            <w:rStyle w:val="a9"/>
-            <w:b/>
-            <w:bCs/>
-            <w:sz w:val="24"/>
-            <w:szCs w:val="28"/>
-          </w:rPr>
-          <w:t>https://gitee.com/best_pureer/stm32_foc_2</w:t>
-        </w:r>
-      </w:hyperlink>
-    </w:p>
-    <w:p>
-      <w:pPr>
-        <w:rPr>
-          <w:rFonts w:hint="eastAsia"/>
+        <w:t>下载地址：</w:t>
+      </w:r>
+      <w:r>
+        <w:rPr>
           <w:b/>
           <w:bCs/>
           <w:color w:val="EE0000"/>
           <w:sz w:val="24"/>
           <w:szCs w:val="28"/>
         </w:rPr>
-      </w:pPr>
-      <w:r>
-        <w:rPr>
-          <w:rFonts w:hint="eastAsia"/>
+        <w:tab/>
+      </w:r>
+      <w:r>
+        <w:rPr>
           <w:b/>
           <w:bCs/>
           <w:color w:val="EE0000"/>
           <w:sz w:val="24"/>
           <w:szCs w:val="28"/>
         </w:rPr>
-        <w:t>【2511更新】工程实践软件架构更新，更加合理高效的计算架构。最大转速提升20%，大幅降低旋转噪音，明显改善低速性能，纯速度环0.1RPM来了！</w:t>
+        <w:t>https://gitee.com/best_pureer/stm32_foc_2/tree/smo</w:t>
+      </w:r>
+    </w:p>
+    <w:p>
+      <w:pPr>
+        <w:rPr>
+          <w:rFonts w:hint="eastAsia"/>
+          <w:b/>
+          <w:bCs/>
+          <w:color w:val="EE0000"/>
+          <w:sz w:val="24"/>
+          <w:szCs w:val="28"/>
+        </w:rPr>
+      </w:pPr>
+      <w:r>
+        <w:rPr>
+          <w:rFonts w:hint="eastAsia"/>
+          <w:b/>
+          <w:bCs/>
+          <w:color w:val="EE0000"/>
+          <w:sz w:val="24"/>
+          <w:szCs w:val="28"/>
+        </w:rPr>
+        <w:t>【2511更新】工程实践软件架构更新，更加合理高效的计算架构。最大转速提升20%，大幅降低旋转噪音，明显改善低速性能，</w:t>
+      </w:r>
+      <w:proofErr w:type="gramStart"/>
+      <w:r>
+        <w:rPr>
+          <w:rFonts w:hint="eastAsia"/>
+          <w:b/>
+          <w:bCs/>
+          <w:color w:val="EE0000"/>
+          <w:sz w:val="24"/>
+          <w:szCs w:val="28"/>
+        </w:rPr>
+        <w:t>纯速度环</w:t>
+      </w:r>
+      <w:proofErr w:type="gramEnd"/>
+      <w:r>
+        <w:rPr>
+          <w:rFonts w:hint="eastAsia"/>
+          <w:b/>
+          <w:bCs/>
+          <w:color w:val="EE0000"/>
+          <w:sz w:val="24"/>
+          <w:szCs w:val="28"/>
+        </w:rPr>
+        <w:t>0.1RPM来了！</w:t>
       </w:r>
     </w:p>
     <w:p>
@@ -1930,7 +2080,6 @@
   <w:style w:type="character" w:default="1" w:styleId="a0">
     <w:name w:val="Default Paragraph Font"/>
     <w:uiPriority w:val="1"/>
-    <w:semiHidden/>
     <w:unhideWhenUsed/>
   </w:style>
   <w:style w:type="table" w:default="1" w:styleId="a1">
